--- a/template_male.docx
+++ b/template_male.docx
@@ -646,6 +646,48 @@
         <w:rPr>
           <w:rFonts w:asciiTheme="minorBidi" w:eastAsia="Times New Roman" w:hAnsiTheme="minorBidi" w:cstheme="minorBidi"/>
         </w:rPr>
+        <w:t>Child and Adolescent Memory Profile (ChAMP)</w:t>
+      </w:r>
+    </w:p>
+    <w:p>
+      <w:pPr>
+        <w:pStyle w:val="Default"/>
+        <w:rPr>
+          <w:rFonts w:asciiTheme="minorBidi" w:eastAsia="Times New Roman" w:hAnsiTheme="minorBidi" w:cstheme="minorBidi"/>
+        </w:rPr>
+      </w:pPr>
+      <w:r>
+        <w:rPr>
+          <w:rFonts w:asciiTheme="minorBidi" w:eastAsia="Times New Roman" w:hAnsiTheme="minorBidi" w:cstheme="minorBidi"/>
+        </w:rPr>
+        <w:t>Comprehensive Behavior Rating Scales (CBRS) – Parent and Teacher Forms</w:t>
+      </w:r>
+    </w:p>
+    <w:p>
+      <w:pPr>
+        <w:pStyle w:val="Default"/>
+        <w:rPr>
+          <w:rFonts w:asciiTheme="minorBidi" w:eastAsia="Times New Roman" w:hAnsiTheme="minorBidi" w:cstheme="minorBidi"/>
+        </w:rPr>
+      </w:pPr>
+      <w:r>
+        <w:rPr>
+          <w:rFonts w:asciiTheme="minorBidi" w:eastAsia="Times New Roman" w:hAnsiTheme="minorBidi" w:cstheme="minorBidi"/>
+        </w:rPr>
+        <w:t>Comprehensive Executive Functioning Inventory (CEFI) – Parent and Teacher Forms</w:t>
+      </w:r>
+    </w:p>
+    <w:p>
+      <w:pPr>
+        <w:pStyle w:val="Default"/>
+        <w:rPr>
+          <w:rFonts w:asciiTheme="minorBidi" w:eastAsia="Times New Roman" w:hAnsiTheme="minorBidi" w:cstheme="minorBidi"/>
+        </w:rPr>
+      </w:pPr>
+      <w:r>
+        <w:rPr>
+          <w:rFonts w:asciiTheme="minorBidi" w:eastAsia="Times New Roman" w:hAnsiTheme="minorBidi" w:cstheme="minorBidi"/>
+        </w:rPr>
         <w:t>Continuous Performance Task, 3</w:t>
       </w:r>
       <w:r>
@@ -660,48 +702,6 @@
           <w:rFonts w:asciiTheme="minorBidi" w:eastAsia="Times New Roman" w:hAnsiTheme="minorBidi" w:cstheme="minorBidi"/>
         </w:rPr>
         <w:t xml:space="preserve"> Edition (CPT-3)</w:t>
-      </w:r>
-    </w:p>
-    <w:p>
-      <w:pPr>
-        <w:pStyle w:val="Default"/>
-        <w:rPr>
-          <w:rFonts w:asciiTheme="minorBidi" w:eastAsia="Times New Roman" w:hAnsiTheme="minorBidi" w:cstheme="minorBidi"/>
-        </w:rPr>
-      </w:pPr>
-      <w:r>
-        <w:rPr>
-          <w:rFonts w:asciiTheme="minorBidi" w:eastAsia="Times New Roman" w:hAnsiTheme="minorBidi" w:cstheme="minorBidi"/>
-        </w:rPr>
-        <w:t>Comprehensive Behavior Rating Scales (CBRS) – Parent and Teacher Forms</w:t>
-      </w:r>
-    </w:p>
-    <w:p>
-      <w:pPr>
-        <w:pStyle w:val="Default"/>
-        <w:rPr>
-          <w:rFonts w:asciiTheme="minorBidi" w:eastAsia="Times New Roman" w:hAnsiTheme="minorBidi" w:cstheme="minorBidi"/>
-        </w:rPr>
-      </w:pPr>
-      <w:r>
-        <w:rPr>
-          <w:rFonts w:asciiTheme="minorBidi" w:eastAsia="Times New Roman" w:hAnsiTheme="minorBidi" w:cstheme="minorBidi"/>
-        </w:rPr>
-        <w:t>Comprehensive Executive Functioning Inventory (CEFI) – Parent and Teacher Forms</w:t>
-      </w:r>
-    </w:p>
-    <w:p>
-      <w:pPr>
-        <w:pStyle w:val="Default"/>
-        <w:rPr>
-          <w:rFonts w:asciiTheme="minorBidi" w:eastAsia="Times New Roman" w:hAnsiTheme="minorBidi" w:cstheme="minorBidi"/>
-        </w:rPr>
-      </w:pPr>
-      <w:r>
-        <w:rPr>
-          <w:rFonts w:asciiTheme="minorBidi" w:eastAsia="Times New Roman" w:hAnsiTheme="minorBidi" w:cstheme="minorBidi"/>
-        </w:rPr>
-        <w:t>Child and Adolescent Memory Profile (ChAMP)</w:t>
       </w:r>
     </w:p>
     <w:p>
@@ -5795,7 +5795,13 @@
         <w:rPr>
           <w:rFonts w:ascii="Arial" w:eastAsia="Times New Roman" w:hAnsi="Arial" w:cs="Arial"/>
         </w:rPr>
-        <w:t xml:space="preserve">The difference between the scores that comprise the VCI is not significant and considered common in the general population. However, this domain was not cohesively developed. This means that the VCI is likely a good summary of Verbal Comprehension. However, individual subtests should be considered when evaluating results. </w:t>
+        <w:t>The difference between the scores that comprise the VCI is not significant and considered common in the general population. This means that the VCI is likely a good summary of Verbal Comprehension</w:t>
+      </w:r>
+      <w:r>
+        <w:rPr>
+          <w:rFonts w:ascii="Arial" w:eastAsia="Times New Roman" w:hAnsi="Arial" w:cs="Arial"/>
+        </w:rPr>
+        <w:t>.</w:t>
       </w:r>
     </w:p>
     <w:p>
@@ -5916,6 +5922,7 @@
         <w:rPr>
           <w:rFonts w:ascii="Arial" w:eastAsia="Times New Roman" w:hAnsi="Arial" w:cs="Arial"/>
         </w:rPr>
+        <w:lastRenderedPageBreak/>
         <w:t>The VSI provides an estimate of Visual Processing (Gv). Gv refers to an individual’s ability to generate visual images and perceive and analyze visual patterns and visual information. The VSI provides an estimate of Visual Processing (Gv). This index measures one’s ability to evaluate visual details and to understand visual spatial relationships to construct geometric designs from a model, which requires visual spatial reasoning, integration and synthesis of part-whole relationships, attentiveness to visual detail, and visual-motor integration. This index is comprised of two subtests, both of which are primary subtests.</w:t>
       </w:r>
     </w:p>
@@ -6341,14 +6348,14 @@
         <w:rPr>
           <w:rFonts w:ascii="Arial" w:eastAsia="Times New Roman" w:hAnsi="Arial" w:cs="Arial"/>
         </w:rPr>
-        <w:t xml:space="preserve"> is a primary subtest and has an individual view an incomplete matrix or series and selects the response option from five possibilities that completes the matrix or series. </w:t>
+        <w:t xml:space="preserve"> is a primary subtest and has an individual view an incomplete matrix or series and selects the response option from five possibilities that completes the matrix or series. It requires the individual to use visual-spatial information to identify the underlying conceptual </w:t>
       </w:r>
       <w:r>
         <w:rPr>
           <w:rFonts w:ascii="Arial" w:eastAsia="Times New Roman" w:hAnsi="Arial" w:cs="Arial"/>
         </w:rPr>
         <w:lastRenderedPageBreak/>
-        <w:t xml:space="preserve">It requires the individual to use visual-spatial information to identify the underlying conceptual rule that links all the stimuli and then apply the underlying concept to select the correct response. It measures fluid intelligence, broad visual intelligence, classification and spatial ability, knowledge of part-whole relationships, and simultaneous processing. John scored at the </w:t>
+        <w:t xml:space="preserve">rule that links all the stimuli and then apply the underlying concept to select the correct response. It measures fluid intelligence, broad visual intelligence, classification and spatial ability, knowledge of part-whole relationships, and simultaneous processing. John scored at the </w:t>
       </w:r>
       <w:r>
         <w:rPr>
@@ -6745,14 +6752,14 @@
         <w:rPr>
           <w:rFonts w:ascii="Arial" w:eastAsia="Times New Roman" w:hAnsi="Arial" w:cs="Arial"/>
         </w:rPr>
-        <w:t xml:space="preserve">The WMI provides an estimate of Short-term Working Memory (Gsm). Gsm refers to the ability to hold information in immediate awareness and then manipulate or transform it in some way within a few seconds. This index measures one’s ability to register, maintain (i.e., the process by which information is kept active in conscious awareness), and manipulate (i.e., the mental resequencing of information based on the application of a specific rule) visual and auditory </w:t>
+        <w:t xml:space="preserve">The WMI provides an estimate of Short-term Working Memory (Gsm). Gsm refers to the ability to hold information in immediate awareness and then manipulate or transform it in some way within a few seconds. This index measures one’s ability to register, maintain (i.e., the process by which information is kept active in conscious awareness), and manipulate (i.e., the mental resequencing of information based on the application of a specific rule) visual and auditory information in conscious awareness, which requires attention, auditory and visual discrimination, </w:t>
       </w:r>
       <w:r>
         <w:rPr>
           <w:rFonts w:ascii="Arial" w:eastAsia="Times New Roman" w:hAnsi="Arial" w:cs="Arial"/>
         </w:rPr>
         <w:lastRenderedPageBreak/>
-        <w:t>information in conscious awareness, which requires attention, auditory and visual discrimination, and concentration. This index is comprised of three subtests, two of which are primary subtests and one of which is secondary.</w:t>
+        <w:t>and concentration. This index is comprised of three subtests, two of which are primary subtests and one of which is secondary.</w:t>
       </w:r>
     </w:p>
     <w:p>
@@ -7086,21 +7093,19 @@
         <w:rPr>
           <w:rFonts w:ascii="Arial" w:eastAsia="Times New Roman" w:hAnsi="Arial" w:cs="Arial"/>
         </w:rPr>
-        <w:t xml:space="preserve">% of same age peers from the general population. The difference between the WMI and the average of all five primary index scores is significant and considered uncommon in the general population. This indicates that Working Memory is an area of </w:t>
-      </w:r>
-      <w:r>
-        <w:rPr>
-          <w:rFonts w:ascii="Arial" w:eastAsia="Times New Roman" w:hAnsi="Arial" w:cs="Arial"/>
-          <w:b/>
-          <w:bCs/>
-        </w:rPr>
-        <w:t>weakness</w:t>
-      </w:r>
-      <w:r>
-        <w:rPr>
-          <w:rFonts w:ascii="Arial" w:eastAsia="Times New Roman" w:hAnsi="Arial" w:cs="Arial"/>
-        </w:rPr>
-        <w:t xml:space="preserve"> for John.</w:t>
+        <w:t>% of same age peers from the general population. The difference between the WMI and the average of all five primary index scores is significant and considered uncommon in the general population</w:t>
+      </w:r>
+      <w:r>
+        <w:rPr>
+          <w:rFonts w:ascii="Arial" w:eastAsia="Times New Roman" w:hAnsi="Arial" w:cs="Arial"/>
+        </w:rPr>
+        <w:t xml:space="preserve">. </w:t>
+      </w:r>
+      <w:r>
+        <w:rPr>
+          <w:rFonts w:ascii="Arial" w:eastAsia="Times New Roman" w:hAnsi="Arial" w:cs="Arial"/>
+        </w:rPr>
+        <w:t>Overall, one or more of John’s Visual Spatial abilities may facilitate learning, particularly the abilities that are at least average.</w:t>
       </w:r>
     </w:p>
     <w:p>
@@ -7392,6 +7397,12 @@
           <w:rFonts w:ascii="Arial" w:eastAsia="Times New Roman" w:hAnsi="Arial" w:cs="Arial"/>
         </w:rPr>
         <w:t xml:space="preserve">% of same age peers from the general population. The difference between the PSI and the average of all five primary index scores is not significant and common in the general population. </w:t>
+      </w:r>
+      <w:r>
+        <w:rPr>
+          <w:rFonts w:ascii="Arial" w:eastAsia="Times New Roman" w:hAnsi="Arial" w:cs="Arial"/>
+        </w:rPr>
+        <w:t>Overall, one or more of John’s Visual Spatial abilities may facilitate learning, particularly the abilities that are at least average.</w:t>
       </w:r>
     </w:p>
     <w:p>
@@ -8094,6 +8105,7 @@
                 <w:szCs w:val="20"/>
                 <w:lang w:val="en-GB"/>
               </w:rPr>
+              <w:lastRenderedPageBreak/>
               <w:t>Nonverbal (NVI)</w:t>
             </w:r>
           </w:p>
@@ -8238,7 +8250,6 @@
                 <w:szCs w:val="20"/>
                 <w:lang w:val="en-GB"/>
               </w:rPr>
-              <w:lastRenderedPageBreak/>
               <w:t>General Ability (GAI)</w:t>
             </w:r>
           </w:p>
@@ -8941,7 +8952,14 @@
         <w:rPr>
           <w:rFonts w:ascii="Arial" w:eastAsia="Times New Roman" w:hAnsi="Arial" w:cs="Arial"/>
         </w:rPr>
-        <w:t>{{AWMI Percentile</w:t>
+        <w:t xml:space="preserve">{{AWMI </w:t>
+      </w:r>
+      <w:r>
+        <w:rPr>
+          <w:rFonts w:ascii="Arial" w:eastAsia="Times New Roman" w:hAnsi="Arial" w:cs="Arial"/>
+        </w:rPr>
+        <w:lastRenderedPageBreak/>
+        <w:t>Percentile</w:t>
       </w:r>
       <w:r>
         <w:rPr>
@@ -9121,6 +9139,12 @@
         <w:rPr>
           <w:rFonts w:ascii="Arial" w:eastAsia="Times New Roman" w:hAnsi="Arial" w:cs="Arial"/>
         </w:rPr>
+        <w:t xml:space="preserve"> </w:t>
+      </w:r>
+      <w:r>
+        <w:rPr>
+          <w:rFonts w:ascii="Arial" w:eastAsia="Times New Roman" w:hAnsi="Arial" w:cs="Arial"/>
+        </w:rPr>
         <w:t>percentile. While his score was cohesively developed it is not necessarily a good representation of their abilities.</w:t>
       </w:r>
     </w:p>
@@ -9343,7 +9367,13 @@
         <w:rPr>
           <w:rFonts w:ascii="Arial" w:eastAsia="Times New Roman" w:hAnsi="Arial" w:cs="Arial"/>
         </w:rPr>
-        <w:t xml:space="preserve">significant </w:t>
+        <w:t>significant</w:t>
+      </w:r>
+      <w:r>
+        <w:rPr>
+          <w:rFonts w:ascii="Arial" w:eastAsia="Times New Roman" w:hAnsi="Arial" w:cs="Arial"/>
+        </w:rPr>
+        <w:t>.</w:t>
       </w:r>
     </w:p>
     <w:p>
@@ -9439,14 +9469,14 @@
         <w:rPr>
           <w:rFonts w:ascii="Arial" w:eastAsia="Times New Roman" w:hAnsi="Arial" w:cs="Arial"/>
         </w:rPr>
-        <w:t xml:space="preserve">Conceptually, the CPI provides an estimate of the efficiency with which information is processed in the service of learning, problem-solving, and higher-order reasoning. This index looks at proficient processing and how it facilitates fluid reasoning and the acquisition of new material by reducing the cognitive demands of novel or higher order tasks. The CPI provides an estimate of John’s cognitive information processing efficiency. Quick processing speed facilitates </w:t>
+        <w:t xml:space="preserve">Conceptually, the CPI provides an estimate of the efficiency with which information is processed in the service of learning, problem-solving, and higher-order reasoning. This index looks at proficient processing and how it facilitates fluid reasoning and the acquisition of new material by reducing the cognitive demands of novel or higher order tasks. The CPI provides an estimate of </w:t>
       </w:r>
       <w:r>
         <w:rPr>
           <w:rFonts w:ascii="Arial" w:eastAsia="Times New Roman" w:hAnsi="Arial" w:cs="Arial"/>
         </w:rPr>
         <w:lastRenderedPageBreak/>
-        <w:t>information processing before decay from working memory occurs.</w:t>
+        <w:t>John’s cognitive information processing efficiency. Quick processing speed facilitates information processing before decay from working memory occurs.</w:t>
       </w:r>
     </w:p>
     <w:p>
@@ -10591,6 +10621,49 @@
                 <w:szCs w:val="20"/>
                 <w:lang w:val="en-US"/>
               </w:rPr>
+              <w:t xml:space="preserve">{{Oral Reading </w:t>
+            </w:r>
+            <w:r>
+              <w:rPr>
+                <w:rFonts w:ascii="Arial" w:eastAsia="Times New Roman" w:hAnsi="Arial" w:cs="Arial"/>
+                <w:bCs/>
+                <w:sz w:val="20"/>
+                <w:szCs w:val="20"/>
+                <w:lang w:val="en-US"/>
+              </w:rPr>
+              <w:lastRenderedPageBreak/>
+              <w:t>Fluency Percentile}}</w:t>
+            </w:r>
+          </w:p>
+        </w:tc>
+        <w:tc>
+          <w:tcPr>
+            <w:tcW w:w="2325" w:type="dxa"/>
+          </w:tcPr>
+          <w:p>
+            <w:pPr>
+              <w:pStyle w:val="Default"/>
+              <w:tabs>
+                <w:tab w:val="left" w:pos="4536"/>
+              </w:tabs>
+              <w:jc w:val="both"/>
+              <w:rPr>
+                <w:rFonts w:ascii="Arial" w:eastAsia="Times New Roman" w:hAnsi="Arial" w:cs="Arial"/>
+                <w:bCs/>
+                <w:sz w:val="20"/>
+                <w:szCs w:val="20"/>
+                <w:lang w:val="en-US"/>
+              </w:rPr>
+            </w:pPr>
+            <w:r>
+              <w:rPr>
+                <w:rFonts w:ascii="Arial" w:eastAsia="Times New Roman" w:hAnsi="Arial" w:cs="Arial"/>
+                <w:bCs/>
+                <w:sz w:val="20"/>
+                <w:szCs w:val="20"/>
+                <w:lang w:val="en-US"/>
+              </w:rPr>
+              <w:lastRenderedPageBreak/>
               <w:t xml:space="preserve">{{Oral Reading Fluency </w:t>
             </w:r>
             <w:r>
@@ -10602,39 +10675,7 @@
                 <w:lang w:val="en-US"/>
               </w:rPr>
               <w:lastRenderedPageBreak/>
-              <w:t>Percentile}}</w:t>
-            </w:r>
-          </w:p>
-        </w:tc>
-        <w:tc>
-          <w:tcPr>
-            <w:tcW w:w="2325" w:type="dxa"/>
-          </w:tcPr>
-          <w:p>
-            <w:pPr>
-              <w:pStyle w:val="Default"/>
-              <w:tabs>
-                <w:tab w:val="left" w:pos="4536"/>
-              </w:tabs>
-              <w:jc w:val="both"/>
-              <w:rPr>
-                <w:rFonts w:ascii="Arial" w:eastAsia="Times New Roman" w:hAnsi="Arial" w:cs="Arial"/>
-                <w:bCs/>
-                <w:sz w:val="20"/>
-                <w:szCs w:val="20"/>
-                <w:lang w:val="en-US"/>
-              </w:rPr>
-            </w:pPr>
-            <w:r>
-              <w:rPr>
-                <w:rFonts w:ascii="Arial" w:eastAsia="Times New Roman" w:hAnsi="Arial" w:cs="Arial"/>
-                <w:bCs/>
-                <w:sz w:val="20"/>
-                <w:szCs w:val="20"/>
-                <w:lang w:val="en-US"/>
-              </w:rPr>
-              <w:lastRenderedPageBreak/>
-              <w:t>{{Oral Reading Fluency Classification}}</w:t>
+              <w:t>Classification}}</w:t>
             </w:r>
           </w:p>
         </w:tc>
@@ -10667,6 +10708,7 @@
                 <w:szCs w:val="20"/>
                 <w:lang w:val="en-US"/>
               </w:rPr>
+              <w:lastRenderedPageBreak/>
               <w:t>Phonemic Proficiency</w:t>
             </w:r>
           </w:p>
@@ -12145,9 +12187,8 @@
                 <w:szCs w:val="20"/>
                 <w:lang w:val="en-US"/>
               </w:rPr>
-              <w:t xml:space="preserve">Math </w:t>
-            </w:r>
-            <w:proofErr w:type="spellStart"/>
+              <w:t>Math FluencyAddition</w:t>
+            </w:r>
             <w:r>
               <w:rPr>
                 <w:rFonts w:ascii="Arial" w:eastAsia="Times New Roman" w:hAnsi="Arial" w:cs="Arial"/>
@@ -12156,10 +12197,21 @@
                 <w:szCs w:val="20"/>
                 <w:lang w:val="en-US"/>
               </w:rPr>
-              <w:t>FluencyAddition</w:t>
-            </w:r>
-            <w:proofErr w:type="spellEnd"/>
-            <w:r>
+              <w:t xml:space="preserve"> Percentile}}</w:t>
+            </w:r>
+          </w:p>
+        </w:tc>
+        <w:tc>
+          <w:tcPr>
+            <w:tcW w:w="2466" w:type="dxa"/>
+          </w:tcPr>
+          <w:p>
+            <w:pPr>
+              <w:pStyle w:val="Default"/>
+              <w:tabs>
+                <w:tab w:val="left" w:pos="4536"/>
+              </w:tabs>
+              <w:jc w:val="both"/>
               <w:rPr>
                 <w:rFonts w:ascii="Arial" w:eastAsia="Times New Roman" w:hAnsi="Arial" w:cs="Arial"/>
                 <w:bCs/>
@@ -12167,21 +12219,8 @@
                 <w:szCs w:val="20"/>
                 <w:lang w:val="en-US"/>
               </w:rPr>
-              <w:t xml:space="preserve"> Percentile}}</w:t>
-            </w:r>
-          </w:p>
-        </w:tc>
-        <w:tc>
-          <w:tcPr>
-            <w:tcW w:w="2466" w:type="dxa"/>
-          </w:tcPr>
-          <w:p>
-            <w:pPr>
-              <w:pStyle w:val="Default"/>
-              <w:tabs>
-                <w:tab w:val="left" w:pos="4536"/>
-              </w:tabs>
-              <w:jc w:val="both"/>
+            </w:pPr>
+            <w:r>
               <w:rPr>
                 <w:rFonts w:ascii="Arial" w:eastAsia="Times New Roman" w:hAnsi="Arial" w:cs="Arial"/>
                 <w:bCs/>
@@ -12189,7 +12228,8 @@
                 <w:szCs w:val="20"/>
                 <w:lang w:val="en-US"/>
               </w:rPr>
-            </w:pPr>
+              <w:t>{{</w:t>
+            </w:r>
             <w:r>
               <w:rPr>
                 <w:rFonts w:ascii="Arial" w:eastAsia="Times New Roman" w:hAnsi="Arial" w:cs="Arial"/>
@@ -12198,30 +12238,8 @@
                 <w:szCs w:val="20"/>
                 <w:lang w:val="en-US"/>
               </w:rPr>
-              <w:t>{{</w:t>
-            </w:r>
-            <w:r>
-              <w:rPr>
-                <w:rFonts w:ascii="Arial" w:eastAsia="Times New Roman" w:hAnsi="Arial" w:cs="Arial"/>
-                <w:bCs/>
-                <w:sz w:val="20"/>
-                <w:szCs w:val="20"/>
-                <w:lang w:val="en-US"/>
-              </w:rPr>
-              <w:t xml:space="preserve">Math </w:t>
-            </w:r>
-            <w:proofErr w:type="spellStart"/>
-            <w:r>
-              <w:rPr>
-                <w:rFonts w:ascii="Arial" w:eastAsia="Times New Roman" w:hAnsi="Arial" w:cs="Arial"/>
-                <w:bCs/>
-                <w:sz w:val="20"/>
-                <w:szCs w:val="20"/>
-                <w:lang w:val="en-US"/>
-              </w:rPr>
-              <w:t>FluencyAddition</w:t>
-            </w:r>
-            <w:proofErr w:type="spellEnd"/>
+              <w:t>Math FluencyAddition</w:t>
+            </w:r>
             <w:r>
               <w:rPr>
                 <w:rFonts w:ascii="Arial" w:eastAsia="Times New Roman" w:hAnsi="Arial" w:cs="Arial"/>
@@ -12304,9 +12322,8 @@
                 <w:szCs w:val="20"/>
                 <w:lang w:val="en-US"/>
               </w:rPr>
-              <w:t xml:space="preserve">Math </w:t>
-            </w:r>
-            <w:proofErr w:type="spellStart"/>
+              <w:t>Math Fluency</w:t>
+            </w:r>
             <w:r>
               <w:rPr>
                 <w:rFonts w:ascii="Arial" w:eastAsia="Times New Roman" w:hAnsi="Arial" w:cs="Arial"/>
@@ -12315,7 +12332,7 @@
                 <w:szCs w:val="20"/>
                 <w:lang w:val="en-US"/>
               </w:rPr>
-              <w:t>Fluency</w:t>
+              <w:t>Subtraction</w:t>
             </w:r>
             <w:r>
               <w:rPr>
@@ -12325,82 +12342,59 @@
                 <w:szCs w:val="20"/>
                 <w:lang w:val="en-US"/>
               </w:rPr>
+              <w:t xml:space="preserve"> Percentile}}</w:t>
+            </w:r>
+          </w:p>
+        </w:tc>
+        <w:tc>
+          <w:tcPr>
+            <w:tcW w:w="2466" w:type="dxa"/>
+          </w:tcPr>
+          <w:p>
+            <w:pPr>
+              <w:pStyle w:val="Default"/>
+              <w:tabs>
+                <w:tab w:val="left" w:pos="4536"/>
+              </w:tabs>
+              <w:jc w:val="both"/>
+              <w:rPr>
+                <w:rFonts w:ascii="Arial" w:eastAsia="Times New Roman" w:hAnsi="Arial" w:cs="Arial"/>
+                <w:bCs/>
+                <w:sz w:val="20"/>
+                <w:szCs w:val="20"/>
+                <w:lang w:val="en-US"/>
+              </w:rPr>
+            </w:pPr>
+            <w:r>
+              <w:rPr>
+                <w:rFonts w:ascii="Arial" w:eastAsia="Times New Roman" w:hAnsi="Arial" w:cs="Arial"/>
+                <w:bCs/>
+                <w:sz w:val="20"/>
+                <w:szCs w:val="20"/>
+                <w:lang w:val="en-US"/>
+              </w:rPr>
+              <w:t>{{</w:t>
+            </w:r>
+            <w:r>
+              <w:rPr>
+                <w:rFonts w:ascii="Arial" w:eastAsia="Times New Roman" w:hAnsi="Arial" w:cs="Arial"/>
+                <w:bCs/>
+                <w:sz w:val="20"/>
+                <w:szCs w:val="20"/>
+                <w:lang w:val="en-US"/>
+              </w:rPr>
+              <w:t>Math Fluency</w:t>
+            </w:r>
+            <w:r>
+              <w:rPr>
+                <w:rFonts w:ascii="Arial" w:eastAsia="Times New Roman" w:hAnsi="Arial" w:cs="Arial"/>
+                <w:bCs/>
+                <w:sz w:val="20"/>
+                <w:szCs w:val="20"/>
+                <w:lang w:val="en-US"/>
+              </w:rPr>
               <w:t>Subtraction</w:t>
             </w:r>
-            <w:proofErr w:type="spellEnd"/>
-            <w:r>
-              <w:rPr>
-                <w:rFonts w:ascii="Arial" w:eastAsia="Times New Roman" w:hAnsi="Arial" w:cs="Arial"/>
-                <w:bCs/>
-                <w:sz w:val="20"/>
-                <w:szCs w:val="20"/>
-                <w:lang w:val="en-US"/>
-              </w:rPr>
-              <w:t xml:space="preserve"> Percentile}}</w:t>
-            </w:r>
-          </w:p>
-        </w:tc>
-        <w:tc>
-          <w:tcPr>
-            <w:tcW w:w="2466" w:type="dxa"/>
-          </w:tcPr>
-          <w:p>
-            <w:pPr>
-              <w:pStyle w:val="Default"/>
-              <w:tabs>
-                <w:tab w:val="left" w:pos="4536"/>
-              </w:tabs>
-              <w:jc w:val="both"/>
-              <w:rPr>
-                <w:rFonts w:ascii="Arial" w:eastAsia="Times New Roman" w:hAnsi="Arial" w:cs="Arial"/>
-                <w:bCs/>
-                <w:sz w:val="20"/>
-                <w:szCs w:val="20"/>
-                <w:lang w:val="en-US"/>
-              </w:rPr>
-            </w:pPr>
-            <w:r>
-              <w:rPr>
-                <w:rFonts w:ascii="Arial" w:eastAsia="Times New Roman" w:hAnsi="Arial" w:cs="Arial"/>
-                <w:bCs/>
-                <w:sz w:val="20"/>
-                <w:szCs w:val="20"/>
-                <w:lang w:val="en-US"/>
-              </w:rPr>
-              <w:t>{{</w:t>
-            </w:r>
-            <w:r>
-              <w:rPr>
-                <w:rFonts w:ascii="Arial" w:eastAsia="Times New Roman" w:hAnsi="Arial" w:cs="Arial"/>
-                <w:bCs/>
-                <w:sz w:val="20"/>
-                <w:szCs w:val="20"/>
-                <w:lang w:val="en-US"/>
-              </w:rPr>
-              <w:t xml:space="preserve">Math </w:t>
-            </w:r>
-            <w:proofErr w:type="spellStart"/>
-            <w:r>
-              <w:rPr>
-                <w:rFonts w:ascii="Arial" w:eastAsia="Times New Roman" w:hAnsi="Arial" w:cs="Arial"/>
-                <w:bCs/>
-                <w:sz w:val="20"/>
-                <w:szCs w:val="20"/>
-                <w:lang w:val="en-US"/>
-              </w:rPr>
-              <w:t>Fluency</w:t>
-            </w:r>
-            <w:r>
-              <w:rPr>
-                <w:rFonts w:ascii="Arial" w:eastAsia="Times New Roman" w:hAnsi="Arial" w:cs="Arial"/>
-                <w:bCs/>
-                <w:sz w:val="20"/>
-                <w:szCs w:val="20"/>
-                <w:lang w:val="en-US"/>
-              </w:rPr>
-              <w:t>Subtraction</w:t>
-            </w:r>
-            <w:proofErr w:type="spellEnd"/>
             <w:r>
               <w:rPr>
                 <w:rFonts w:ascii="Arial" w:eastAsia="Times New Roman" w:hAnsi="Arial" w:cs="Arial"/>
@@ -12483,9 +12477,8 @@
                 <w:szCs w:val="20"/>
                 <w:lang w:val="en-US"/>
               </w:rPr>
-              <w:t xml:space="preserve">Math </w:t>
-            </w:r>
-            <w:proofErr w:type="spellStart"/>
+              <w:t>Math Fluency</w:t>
+            </w:r>
             <w:r>
               <w:rPr>
                 <w:rFonts w:ascii="Arial" w:eastAsia="Times New Roman" w:hAnsi="Arial" w:cs="Arial"/>
@@ -12494,7 +12487,7 @@
                 <w:szCs w:val="20"/>
                 <w:lang w:val="en-US"/>
               </w:rPr>
-              <w:t>Fluency</w:t>
+              <w:t>Multiplication</w:t>
             </w:r>
             <w:r>
               <w:rPr>
@@ -12504,82 +12497,59 @@
                 <w:szCs w:val="20"/>
                 <w:lang w:val="en-US"/>
               </w:rPr>
+              <w:t xml:space="preserve"> Percentile}}</w:t>
+            </w:r>
+          </w:p>
+        </w:tc>
+        <w:tc>
+          <w:tcPr>
+            <w:tcW w:w="2466" w:type="dxa"/>
+          </w:tcPr>
+          <w:p>
+            <w:pPr>
+              <w:pStyle w:val="Default"/>
+              <w:tabs>
+                <w:tab w:val="left" w:pos="4536"/>
+              </w:tabs>
+              <w:jc w:val="both"/>
+              <w:rPr>
+                <w:rFonts w:ascii="Arial" w:eastAsia="Times New Roman" w:hAnsi="Arial" w:cs="Arial"/>
+                <w:bCs/>
+                <w:sz w:val="20"/>
+                <w:szCs w:val="20"/>
+                <w:lang w:val="en-US"/>
+              </w:rPr>
+            </w:pPr>
+            <w:r>
+              <w:rPr>
+                <w:rFonts w:ascii="Arial" w:eastAsia="Times New Roman" w:hAnsi="Arial" w:cs="Arial"/>
+                <w:bCs/>
+                <w:sz w:val="20"/>
+                <w:szCs w:val="20"/>
+                <w:lang w:val="en-US"/>
+              </w:rPr>
+              <w:t>{{</w:t>
+            </w:r>
+            <w:r>
+              <w:rPr>
+                <w:rFonts w:ascii="Arial" w:eastAsia="Times New Roman" w:hAnsi="Arial" w:cs="Arial"/>
+                <w:bCs/>
+                <w:sz w:val="20"/>
+                <w:szCs w:val="20"/>
+                <w:lang w:val="en-US"/>
+              </w:rPr>
+              <w:t>Math Fluency</w:t>
+            </w:r>
+            <w:r>
+              <w:rPr>
+                <w:rFonts w:ascii="Arial" w:eastAsia="Times New Roman" w:hAnsi="Arial" w:cs="Arial"/>
+                <w:bCs/>
+                <w:sz w:val="20"/>
+                <w:szCs w:val="20"/>
+                <w:lang w:val="en-US"/>
+              </w:rPr>
               <w:t>Multiplication</w:t>
             </w:r>
-            <w:proofErr w:type="spellEnd"/>
-            <w:r>
-              <w:rPr>
-                <w:rFonts w:ascii="Arial" w:eastAsia="Times New Roman" w:hAnsi="Arial" w:cs="Arial"/>
-                <w:bCs/>
-                <w:sz w:val="20"/>
-                <w:szCs w:val="20"/>
-                <w:lang w:val="en-US"/>
-              </w:rPr>
-              <w:t xml:space="preserve"> Percentile}}</w:t>
-            </w:r>
-          </w:p>
-        </w:tc>
-        <w:tc>
-          <w:tcPr>
-            <w:tcW w:w="2466" w:type="dxa"/>
-          </w:tcPr>
-          <w:p>
-            <w:pPr>
-              <w:pStyle w:val="Default"/>
-              <w:tabs>
-                <w:tab w:val="left" w:pos="4536"/>
-              </w:tabs>
-              <w:jc w:val="both"/>
-              <w:rPr>
-                <w:rFonts w:ascii="Arial" w:eastAsia="Times New Roman" w:hAnsi="Arial" w:cs="Arial"/>
-                <w:bCs/>
-                <w:sz w:val="20"/>
-                <w:szCs w:val="20"/>
-                <w:lang w:val="en-US"/>
-              </w:rPr>
-            </w:pPr>
-            <w:r>
-              <w:rPr>
-                <w:rFonts w:ascii="Arial" w:eastAsia="Times New Roman" w:hAnsi="Arial" w:cs="Arial"/>
-                <w:bCs/>
-                <w:sz w:val="20"/>
-                <w:szCs w:val="20"/>
-                <w:lang w:val="en-US"/>
-              </w:rPr>
-              <w:t>{{</w:t>
-            </w:r>
-            <w:r>
-              <w:rPr>
-                <w:rFonts w:ascii="Arial" w:eastAsia="Times New Roman" w:hAnsi="Arial" w:cs="Arial"/>
-                <w:bCs/>
-                <w:sz w:val="20"/>
-                <w:szCs w:val="20"/>
-                <w:lang w:val="en-US"/>
-              </w:rPr>
-              <w:t xml:space="preserve">Math </w:t>
-            </w:r>
-            <w:proofErr w:type="spellStart"/>
-            <w:r>
-              <w:rPr>
-                <w:rFonts w:ascii="Arial" w:eastAsia="Times New Roman" w:hAnsi="Arial" w:cs="Arial"/>
-                <w:bCs/>
-                <w:sz w:val="20"/>
-                <w:szCs w:val="20"/>
-                <w:lang w:val="en-US"/>
-              </w:rPr>
-              <w:t>Fluency</w:t>
-            </w:r>
-            <w:r>
-              <w:rPr>
-                <w:rFonts w:ascii="Arial" w:eastAsia="Times New Roman" w:hAnsi="Arial" w:cs="Arial"/>
-                <w:bCs/>
-                <w:sz w:val="20"/>
-                <w:szCs w:val="20"/>
-                <w:lang w:val="en-US"/>
-              </w:rPr>
-              <w:t>Multiplication</w:t>
-            </w:r>
-            <w:proofErr w:type="spellEnd"/>
             <w:r>
               <w:rPr>
                 <w:rFonts w:ascii="Arial" w:eastAsia="Times New Roman" w:hAnsi="Arial" w:cs="Arial"/>
@@ -13285,23 +13255,7 @@
           <w:rFonts w:ascii="Arial" w:eastAsia="Times New Roman" w:hAnsi="Arial" w:cs="Arial"/>
           <w:lang w:val="en-US"/>
         </w:rPr>
-        <w:t xml:space="preserve">{{Math </w:t>
-      </w:r>
-      <w:proofErr w:type="spellStart"/>
-      <w:r>
-        <w:rPr>
-          <w:rFonts w:ascii="Arial" w:eastAsia="Times New Roman" w:hAnsi="Arial" w:cs="Arial"/>
-          <w:lang w:val="en-US"/>
-        </w:rPr>
-        <w:t>FluencyAddition</w:t>
-      </w:r>
-      <w:proofErr w:type="spellEnd"/>
-      <w:r>
-        <w:rPr>
-          <w:rFonts w:ascii="Arial" w:eastAsia="Times New Roman" w:hAnsi="Arial" w:cs="Arial"/>
-          <w:lang w:val="en-US"/>
-        </w:rPr>
-        <w:t xml:space="preserve"> </w:t>
+        <w:t xml:space="preserve">{{Math FluencyAddition </w:t>
       </w:r>
       <w:proofErr w:type="gramStart"/>
       <w:r>
@@ -13331,23 +13285,7 @@
           <w:rFonts w:ascii="Arial" w:eastAsia="Times New Roman" w:hAnsi="Arial" w:cs="Arial"/>
           <w:lang w:val="en-US"/>
         </w:rPr>
-        <w:t xml:space="preserve">{{Math </w:t>
-      </w:r>
-      <w:proofErr w:type="spellStart"/>
-      <w:r>
-        <w:rPr>
-          <w:rFonts w:ascii="Arial" w:eastAsia="Times New Roman" w:hAnsi="Arial" w:cs="Arial"/>
-          <w:lang w:val="en-US"/>
-        </w:rPr>
-        <w:t>FluencySubtraction</w:t>
-      </w:r>
-      <w:proofErr w:type="spellEnd"/>
-      <w:r>
-        <w:rPr>
-          <w:rFonts w:ascii="Arial" w:eastAsia="Times New Roman" w:hAnsi="Arial" w:cs="Arial"/>
-          <w:lang w:val="en-US"/>
-        </w:rPr>
-        <w:t xml:space="preserve"> </w:t>
+        <w:t xml:space="preserve">{{Math FluencySubtraction </w:t>
       </w:r>
       <w:proofErr w:type="gramStart"/>
       <w:r>
@@ -13385,23 +13323,7 @@
           <w:rFonts w:ascii="Arial" w:eastAsia="Times New Roman" w:hAnsi="Arial" w:cs="Arial"/>
           <w:lang w:val="en-US"/>
         </w:rPr>
-        <w:t xml:space="preserve">{{Math </w:t>
-      </w:r>
-      <w:proofErr w:type="spellStart"/>
-      <w:r>
-        <w:rPr>
-          <w:rFonts w:ascii="Arial" w:eastAsia="Times New Roman" w:hAnsi="Arial" w:cs="Arial"/>
-          <w:lang w:val="en-US"/>
-        </w:rPr>
-        <w:t>FluencyMultiplication</w:t>
-      </w:r>
-      <w:proofErr w:type="spellEnd"/>
-      <w:r>
-        <w:rPr>
-          <w:rFonts w:ascii="Arial" w:eastAsia="Times New Roman" w:hAnsi="Arial" w:cs="Arial"/>
-          <w:lang w:val="en-US"/>
-        </w:rPr>
-        <w:t xml:space="preserve"> </w:t>
+        <w:t xml:space="preserve">{{Math FluencyMultiplication </w:t>
       </w:r>
       <w:proofErr w:type="gramStart"/>
       <w:r>
@@ -17070,10 +16992,9 @@
           <w:szCs w:val="24"/>
           <w:lang w:val="en-US"/>
         </w:rPr>
-        <w:t xml:space="preserve"> percentile. Overall,  John’s achievement skills were</w:t>
-      </w:r>
-    </w:p>
-    <w:p/>
+        <w:t xml:space="preserve"> percentile. Overall, John’s achievement skills were</w:t>
+      </w:r>
+    </w:p>
     <w:p>
       <w:pPr>
         <w:pStyle w:val="Default"/>
@@ -21592,7 +21513,23 @@
           <w:bCs/>
           <w:lang w:val="en-US"/>
         </w:rPr>
-        <w:t xml:space="preserve"> is a standard listing-learning verbal memory test measuring non-contextual recall. A delayed and a recognition trial are also administered. His overall ability to learn a list of words read to his over three trials was </w:t>
+        <w:t xml:space="preserve"> is a standard listing-learning verbal memory test measuring non-contextual recall. A delayed and a recognition trial are also administered. His overall ability to learn a list of words read to hi</w:t>
+      </w:r>
+      <w:r>
+        <w:rPr>
+          <w:rFonts w:ascii="Arial" w:eastAsia="Times New Roman" w:hAnsi="Arial" w:cs="Arial"/>
+          <w:bCs/>
+          <w:lang w:val="en-US"/>
+        </w:rPr>
+        <w:t>m</w:t>
+      </w:r>
+      <w:r>
+        <w:rPr>
+          <w:rFonts w:ascii="Arial" w:eastAsia="Times New Roman" w:hAnsi="Arial" w:cs="Arial"/>
+          <w:bCs/>
+          <w:lang w:val="en-US"/>
+        </w:rPr>
+        <w:t xml:space="preserve"> over three trials was </w:t>
       </w:r>
       <w:r>
         <w:rPr>
@@ -21836,7 +21773,23 @@
           <w:bCs/>
           <w:lang w:val="en-US"/>
         </w:rPr>
-        <w:t xml:space="preserve"> percentile). Recognition of words from the list read to his multiple times was in the </w:t>
+        <w:t xml:space="preserve"> percentile). Recognition of words from the list read to hi</w:t>
+      </w:r>
+      <w:r>
+        <w:rPr>
+          <w:rFonts w:ascii="Arial" w:eastAsia="Times New Roman" w:hAnsi="Arial" w:cs="Arial"/>
+          <w:bCs/>
+          <w:lang w:val="en-US"/>
+        </w:rPr>
+        <w:t>m</w:t>
+      </w:r>
+      <w:r>
+        <w:rPr>
+          <w:rFonts w:ascii="Arial" w:eastAsia="Times New Roman" w:hAnsi="Arial" w:cs="Arial"/>
+          <w:bCs/>
+          <w:lang w:val="en-US"/>
+        </w:rPr>
+        <w:t xml:space="preserve"> multiple times was in the </w:t>
       </w:r>
       <w:r>
         <w:rPr>
@@ -21986,7 +21939,23 @@
           <w:bCs/>
           <w:lang w:val="en-US"/>
         </w:rPr>
-        <w:t xml:space="preserve"> is a standard paragraph memory task measuring contextual auditory-verbal memory. A delayed and a recognition trial are also administered. His ability to recall a morning routine that was read to his immediately after hearing it over two trials was in the </w:t>
+        <w:t xml:space="preserve"> is a standard paragraph memory task measuring contextual auditory-verbal memory. A delayed and a recognition trial are also administered. His ability to recall a morning routine that was read to hi</w:t>
+      </w:r>
+      <w:r>
+        <w:rPr>
+          <w:rFonts w:ascii="Arial" w:eastAsia="Times New Roman" w:hAnsi="Arial" w:cs="Arial"/>
+          <w:bCs/>
+          <w:lang w:val="en-US"/>
+        </w:rPr>
+        <w:t>m</w:t>
+      </w:r>
+      <w:r>
+        <w:rPr>
+          <w:rFonts w:ascii="Arial" w:eastAsia="Times New Roman" w:hAnsi="Arial" w:cs="Arial"/>
+          <w:bCs/>
+          <w:lang w:val="en-US"/>
+        </w:rPr>
+        <w:t xml:space="preserve"> immediately after hearing it over two trials was in the </w:t>
       </w:r>
       <w:r>
         <w:rPr>
@@ -22515,7 +22484,23 @@
           <w:bCs/>
           <w:lang w:val="en-US"/>
         </w:rPr>
-        <w:t xml:space="preserve">measures visual memory for items based on shape, texture, visual detail, and three-dimensional characteristic of man-made and natural (i.e., geometric, and non-geometric) objects. A delayed trial is also administered. His ability to recall pictures of abstract objects shown to his immediately after seeing them over two exposures was in the </w:t>
+        <w:t>measures visual memory for items based on shape, texture, visual detail, and three-dimensional characteristic of man-made and natural (i.e., geometric, and non-geometric) objects. A delayed trial is also administered. His ability to recall pictures of abstract objects shown to hi</w:t>
+      </w:r>
+      <w:r>
+        <w:rPr>
+          <w:rFonts w:ascii="Arial" w:eastAsia="Times New Roman" w:hAnsi="Arial" w:cs="Arial"/>
+          <w:bCs/>
+          <w:lang w:val="en-US"/>
+        </w:rPr>
+        <w:t>m</w:t>
+      </w:r>
+      <w:r>
+        <w:rPr>
+          <w:rFonts w:ascii="Arial" w:eastAsia="Times New Roman" w:hAnsi="Arial" w:cs="Arial"/>
+          <w:bCs/>
+          <w:lang w:val="en-US"/>
+        </w:rPr>
+        <w:t xml:space="preserve"> immediately after seeing them over two exposures was in the </w:t>
       </w:r>
       <w:r>
         <w:rPr>
@@ -22659,7 +22644,23 @@
           <w:bCs/>
           <w:lang w:val="en-US"/>
         </w:rPr>
-        <w:t xml:space="preserve"> measures memory for visual scenes, including the recognition of spatial configurations and contextual visual details. A delayed trial is also administered. His ability to recognize detailed scenes shown to his immediately after seeing them over two exposures was in the </w:t>
+        <w:t xml:space="preserve"> measures memory for visual scenes, including the recognition of spatial configurations and contextual visual details. A delayed trial is also administered. His ability to recognize detailed scenes shown to hi</w:t>
+      </w:r>
+      <w:r>
+        <w:rPr>
+          <w:rFonts w:ascii="Arial" w:eastAsia="Times New Roman" w:hAnsi="Arial" w:cs="Arial"/>
+          <w:bCs/>
+          <w:lang w:val="en-US"/>
+        </w:rPr>
+        <w:t>m</w:t>
+      </w:r>
+      <w:r>
+        <w:rPr>
+          <w:rFonts w:ascii="Arial" w:eastAsia="Times New Roman" w:hAnsi="Arial" w:cs="Arial"/>
+          <w:bCs/>
+          <w:lang w:val="en-US"/>
+        </w:rPr>
+        <w:t xml:space="preserve"> immediately after seeing them over two exposures was in the </w:t>
       </w:r>
       <w:r>
         <w:rPr>
@@ -24438,174 +24439,23 @@
           <w:rFonts w:ascii="Arial" w:eastAsia="Times New Roman" w:hAnsi="Arial" w:cs="Arial"/>
           <w:lang w:val="en-US"/>
         </w:rPr>
-        <w:t xml:space="preserve">Compared to same-aged peers, </w:t>
-      </w:r>
-      <w:r>
-        <w:rPr>
-          <w:rFonts w:ascii="Arial" w:eastAsia="Times New Roman" w:hAnsi="Arial" w:cs="Arial"/>
-          <w:lang w:val="en-US"/>
-        </w:rPr>
-        <w:t>John</w:t>
-      </w:r>
-      <w:r>
-        <w:rPr>
-          <w:rFonts w:ascii="Arial" w:eastAsia="Times New Roman" w:hAnsi="Arial" w:cs="Arial"/>
-          <w:lang w:val="en-US"/>
-        </w:rPr>
-        <w:t xml:space="preserve"> </w:t>
-      </w:r>
-      <w:r>
-        <w:rPr>
-          <w:rFonts w:ascii="Arial" w:eastAsia="Times New Roman" w:hAnsi="Arial" w:cs="Arial"/>
-          <w:lang w:val="en-US"/>
-        </w:rPr>
-        <w:t>was less able to differentiate targets from non-targets (detectability), made more commission errors (responding to non-targets) and perseverative errors (random or anticipatory responses), displayed less consistency and more variability in response speed and displayed a reduction in response speed in later blocks and with longer intervals between stimuli</w:t>
-      </w:r>
-      <w:r>
-        <w:rPr>
-          <w:rFonts w:ascii="Arial" w:eastAsia="Times New Roman" w:hAnsi="Arial" w:cs="Arial"/>
-          <w:lang w:val="en-US"/>
-        </w:rPr>
-        <w:t xml:space="preserve">. Overall, </w:t>
-      </w:r>
-      <w:r>
-        <w:rPr>
-          <w:rFonts w:ascii="Arial" w:eastAsia="Times New Roman" w:hAnsi="Arial" w:cs="Arial"/>
-          <w:lang w:val="en-US"/>
-        </w:rPr>
-        <w:t>John</w:t>
-      </w:r>
-      <w:r>
-        <w:rPr>
-          <w:rFonts w:ascii="Arial" w:eastAsia="Times New Roman" w:hAnsi="Arial" w:cs="Arial"/>
-          <w:lang w:val="en-US"/>
-        </w:rPr>
-        <w:t xml:space="preserve"> had a total of </w:t>
-      </w:r>
-      <w:r>
-        <w:rPr>
-          <w:rFonts w:ascii="Arial" w:eastAsia="Times New Roman" w:hAnsi="Arial" w:cs="Arial"/>
-          <w:b/>
-          <w:bCs/>
-          <w:lang w:val="en-US"/>
-        </w:rPr>
-        <w:t>7</w:t>
-      </w:r>
-      <w:r>
-        <w:rPr>
-          <w:rFonts w:ascii="Arial" w:eastAsia="Times New Roman" w:hAnsi="Arial" w:cs="Arial"/>
-          <w:b/>
-          <w:bCs/>
-          <w:lang w:val="en-US"/>
-        </w:rPr>
-        <w:t xml:space="preserve"> atypical T-scores, </w:t>
-      </w:r>
-      <w:r>
-        <w:rPr>
-          <w:rFonts w:ascii="Arial" w:eastAsia="Times New Roman" w:hAnsi="Arial" w:cs="Arial"/>
-          <w:lang w:val="en-US"/>
-        </w:rPr>
-        <w:t xml:space="preserve">which is associated with a </w:t>
-      </w:r>
-      <w:r>
-        <w:rPr>
-          <w:rFonts w:ascii="Arial" w:eastAsia="Times New Roman" w:hAnsi="Arial" w:cs="Arial"/>
-          <w:b/>
-          <w:bCs/>
-          <w:lang w:val="en-US"/>
-        </w:rPr>
-        <w:t>high</w:t>
-      </w:r>
-      <w:r>
-        <w:rPr>
-          <w:rFonts w:ascii="Arial" w:eastAsia="Times New Roman" w:hAnsi="Arial" w:cs="Arial"/>
-          <w:lang w:val="en-US"/>
-        </w:rPr>
-        <w:t xml:space="preserve"> likelihood of having a disorder charactered by an attention deficit. </w:t>
-      </w:r>
-      <w:r>
-        <w:rPr>
-          <w:rFonts w:ascii="Arial" w:eastAsia="Times New Roman" w:hAnsi="Arial" w:cs="Arial"/>
-          <w:lang w:val="en-US"/>
-        </w:rPr>
-        <w:t>His</w:t>
-      </w:r>
-      <w:r>
-        <w:rPr>
-          <w:rFonts w:ascii="Arial" w:eastAsia="Times New Roman" w:hAnsi="Arial" w:cs="Arial"/>
-          <w:lang w:val="en-US"/>
-        </w:rPr>
-        <w:t xml:space="preserve"> profile showed </w:t>
-      </w:r>
-      <w:r>
-        <w:rPr>
-          <w:rFonts w:ascii="Arial" w:eastAsia="Times New Roman" w:hAnsi="Arial" w:cs="Arial"/>
-          <w:lang w:val="en-US"/>
-        </w:rPr>
-        <w:t>some</w:t>
-      </w:r>
-      <w:r>
-        <w:rPr>
-          <w:rFonts w:ascii="Arial" w:eastAsia="Times New Roman" w:hAnsi="Arial" w:cs="Arial"/>
-          <w:lang w:val="en-US"/>
-        </w:rPr>
-        <w:t xml:space="preserve"> indication of difficulty with </w:t>
-      </w:r>
-      <w:r>
-        <w:rPr>
-          <w:rFonts w:ascii="Arial" w:eastAsia="Times New Roman" w:hAnsi="Arial" w:cs="Arial"/>
-          <w:lang w:val="en-US"/>
-        </w:rPr>
-        <w:t>impulsivity and vigilance (</w:t>
-      </w:r>
-      <w:r>
-        <w:rPr>
-          <w:rFonts w:ascii="Arial" w:eastAsia="Times New Roman" w:hAnsi="Arial" w:cs="Arial"/>
-          <w:lang w:val="en-US"/>
-        </w:rPr>
-        <w:t>ability to maintain performance when task rate is slowed)</w:t>
-      </w:r>
-      <w:r>
-        <w:rPr>
-          <w:rFonts w:ascii="Arial" w:eastAsia="Times New Roman" w:hAnsi="Arial" w:cs="Arial"/>
-          <w:lang w:val="en-US"/>
-        </w:rPr>
-        <w:t>, and strong indication of difficulty with i</w:t>
-      </w:r>
-      <w:r>
-        <w:rPr>
-          <w:rFonts w:ascii="Arial" w:eastAsia="Times New Roman" w:hAnsi="Arial" w:cs="Arial"/>
-          <w:lang w:val="en-US"/>
-        </w:rPr>
-        <w:t>nat</w:t>
-      </w:r>
-      <w:r>
-        <w:rPr>
-          <w:rFonts w:ascii="Arial" w:eastAsia="Times New Roman" w:hAnsi="Arial" w:cs="Arial"/>
-          <w:lang w:val="en-US"/>
-        </w:rPr>
-        <w:t xml:space="preserve">tentiveness and sustained attention (ability to maintain performance throughout the administration). </w:t>
-      </w:r>
-      <w:r>
-        <w:rPr>
-          <w:rFonts w:ascii="Arial" w:eastAsia="Times New Roman" w:hAnsi="Arial" w:cs="Arial"/>
-          <w:lang w:val="en-US"/>
-        </w:rPr>
-        <w:t>He</w:t>
-      </w:r>
-      <w:r>
-        <w:rPr>
-          <w:rFonts w:ascii="Arial" w:eastAsia="Times New Roman" w:hAnsi="Arial" w:cs="Arial"/>
-          <w:lang w:val="en-US"/>
-        </w:rPr>
-        <w:t xml:space="preserve"> also had a High Average number of omission errors (failure to respond to targets).</w:t>
-      </w:r>
-      <w:r>
-        <w:rPr>
-          <w:rFonts w:ascii="Arial" w:eastAsia="Times New Roman" w:hAnsi="Arial" w:cs="Arial"/>
-          <w:lang w:val="en-US"/>
-        </w:rPr>
-        <w:t xml:space="preserve"> </w:t>
+        <w:t xml:space="preserve">Compared to </w:t>
+      </w:r>
+      <w:proofErr w:type="gramStart"/>
+      <w:r>
+        <w:rPr>
+          <w:rFonts w:ascii="Arial" w:eastAsia="Times New Roman" w:hAnsi="Arial" w:cs="Arial"/>
+          <w:lang w:val="en-US"/>
+        </w:rPr>
+        <w:t>same-aged peers</w:t>
+      </w:r>
+      <w:proofErr w:type="gramEnd"/>
+      <w:r>
+        <w:rPr>
+          <w:rFonts w:ascii="Arial" w:eastAsia="Times New Roman" w:hAnsi="Arial" w:cs="Arial"/>
+          <w:lang w:val="en-US"/>
+        </w:rPr>
+        <w:t xml:space="preserve">, </w:t>
       </w:r>
     </w:p>
     <w:p>
@@ -24619,348 +24469,6 @@
         <w:rPr>
           <w:rFonts w:ascii="Arial" w:eastAsia="Times New Roman" w:hAnsi="Arial" w:cs="Arial"/>
           <w:lang w:val="en-US"/>
-        </w:rPr>
-      </w:pPr>
-    </w:p>
-    <w:p>
-      <w:pPr>
-        <w:pStyle w:val="Textbody"/>
-        <w:tabs>
-          <w:tab w:val="left" w:pos="4536"/>
-        </w:tabs>
-        <w:spacing w:after="0"/>
-        <w:jc w:val="both"/>
-        <w:rPr>
-          <w:rFonts w:ascii="Arial" w:hAnsi="Arial" w:cs="Arial"/>
-        </w:rPr>
-      </w:pPr>
-      <w:r>
-        <w:rPr>
-          <w:rFonts w:ascii="Arial" w:eastAsia="Times New Roman" w:hAnsi="Arial" w:cs="Arial"/>
-          <w:b/>
-          <w:bCs/>
-          <w:i/>
-          <w:iCs/>
-          <w:u w:val="single"/>
-          <w:lang w:val="en-US"/>
-        </w:rPr>
-        <w:t>I</w:t>
-      </w:r>
-      <w:r>
-        <w:rPr>
-          <w:rFonts w:ascii="Arial" w:eastAsia="Times New Roman" w:hAnsi="Arial" w:cs="Arial"/>
-          <w:b/>
-          <w:bCs/>
-          <w:i/>
-          <w:iCs/>
-          <w:u w:val="single"/>
-          <w:lang w:val="en-US"/>
-        </w:rPr>
-        <w:t>nat</w:t>
-      </w:r>
-      <w:r>
-        <w:rPr>
-          <w:rFonts w:ascii="Arial" w:eastAsia="Times New Roman" w:hAnsi="Arial" w:cs="Arial"/>
-          <w:b/>
-          <w:bCs/>
-          <w:i/>
-          <w:iCs/>
-          <w:u w:val="single"/>
-          <w:lang w:val="en-US"/>
-        </w:rPr>
-        <w:t>tentiveness:</w:t>
-      </w:r>
-      <w:r>
-        <w:rPr>
-          <w:rFonts w:ascii="Arial" w:eastAsia="Times New Roman" w:hAnsi="Arial" w:cs="Arial"/>
-          <w:lang w:val="en-US"/>
-        </w:rPr>
-        <w:t xml:space="preserve"> </w:t>
-      </w:r>
-      <w:r>
-        <w:rPr>
-          <w:rFonts w:ascii="Arial" w:hAnsi="Arial" w:cs="Arial"/>
-        </w:rPr>
-        <w:t xml:space="preserve">This section summarizes </w:t>
-      </w:r>
-      <w:r>
-        <w:rPr>
-          <w:rFonts w:ascii="Arial" w:hAnsi="Arial" w:cs="Arial"/>
-        </w:rPr>
-        <w:t>John</w:t>
-      </w:r>
-      <w:r>
-        <w:rPr>
-          <w:rFonts w:ascii="Arial" w:hAnsi="Arial" w:cs="Arial"/>
-        </w:rPr>
-        <w:t>’s scores on the i</w:t>
-      </w:r>
-      <w:r>
-        <w:rPr>
-          <w:rFonts w:ascii="Arial" w:hAnsi="Arial" w:cs="Arial"/>
-        </w:rPr>
-        <w:t>nat</w:t>
-      </w:r>
-      <w:r>
-        <w:rPr>
-          <w:rFonts w:ascii="Arial" w:hAnsi="Arial" w:cs="Arial"/>
-        </w:rPr>
-        <w:t xml:space="preserve">tentiveness measures and provides information about how </w:t>
-      </w:r>
-      <w:r>
-        <w:rPr>
-          <w:rFonts w:ascii="Arial" w:hAnsi="Arial" w:cs="Arial"/>
-        </w:rPr>
-        <w:t>he</w:t>
-      </w:r>
-      <w:r>
-        <w:rPr>
-          <w:rFonts w:ascii="Arial" w:hAnsi="Arial" w:cs="Arial"/>
-        </w:rPr>
-        <w:t xml:space="preserve"> compares to the normative group. Indicators of i</w:t>
-      </w:r>
-      <w:r>
-        <w:rPr>
-          <w:rFonts w:ascii="Arial" w:hAnsi="Arial" w:cs="Arial"/>
-        </w:rPr>
-        <w:t>nat</w:t>
-      </w:r>
-      <w:r>
-        <w:rPr>
-          <w:rFonts w:ascii="Arial" w:hAnsi="Arial" w:cs="Arial"/>
-        </w:rPr>
-        <w:t>tentiveness on the Conners CPT 3 are poor Detectability (d'), a high percentage of Omissions and Commissions, a slow Hit Reaction Time (HRT), as well as high levels of inconsistency in response speed (Hit Reaction Time Standard Deviation [HRT SD] and Variability).</w:t>
-      </w:r>
-    </w:p>
-    <w:p>
-      <w:pPr>
-        <w:pStyle w:val="Textbody"/>
-        <w:tabs>
-          <w:tab w:val="left" w:pos="4536"/>
-        </w:tabs>
-        <w:spacing w:after="0"/>
-        <w:jc w:val="both"/>
-        <w:rPr>
-          <w:rFonts w:ascii="Arial" w:hAnsi="Arial" w:cs="Arial"/>
-        </w:rPr>
-      </w:pPr>
-    </w:p>
-    <w:p>
-      <w:pPr>
-        <w:pStyle w:val="Textbody"/>
-        <w:tabs>
-          <w:tab w:val="left" w:pos="4536"/>
-        </w:tabs>
-        <w:spacing w:after="0"/>
-        <w:jc w:val="both"/>
-        <w:rPr>
-          <w:rFonts w:ascii="Arial" w:hAnsi="Arial" w:cs="Arial"/>
-        </w:rPr>
-      </w:pPr>
-      <w:r>
-        <w:rPr>
-          <w:rFonts w:ascii="Arial" w:hAnsi="Arial" w:cs="Arial"/>
-          <w:b/>
-          <w:bCs/>
-          <w:i/>
-          <w:iCs/>
-          <w:u w:val="single"/>
-        </w:rPr>
-        <w:t>Impulsivity:</w:t>
-      </w:r>
-      <w:r>
-        <w:rPr>
-          <w:rFonts w:ascii="Arial" w:hAnsi="Arial" w:cs="Arial"/>
-          <w:b/>
-          <w:bCs/>
-          <w:i/>
-          <w:iCs/>
-        </w:rPr>
-        <w:t xml:space="preserve"> </w:t>
-      </w:r>
-      <w:r>
-        <w:rPr>
-          <w:rFonts w:ascii="Arial" w:hAnsi="Arial" w:cs="Arial"/>
-        </w:rPr>
-        <w:t xml:space="preserve">This section summarizes </w:t>
-      </w:r>
-      <w:r>
-        <w:rPr>
-          <w:rFonts w:ascii="Arial" w:hAnsi="Arial" w:cs="Arial"/>
-        </w:rPr>
-        <w:t>John</w:t>
-      </w:r>
-      <w:r>
-        <w:rPr>
-          <w:rFonts w:ascii="Arial" w:hAnsi="Arial" w:cs="Arial"/>
-        </w:rPr>
-        <w:t xml:space="preserve">’s scores on the impulsivity measures and provides information about how </w:t>
-      </w:r>
-      <w:r>
-        <w:rPr>
-          <w:rFonts w:ascii="Arial" w:hAnsi="Arial" w:cs="Arial"/>
-        </w:rPr>
-        <w:t>he</w:t>
-      </w:r>
-      <w:r>
-        <w:rPr>
-          <w:rFonts w:ascii="Arial" w:hAnsi="Arial" w:cs="Arial"/>
-        </w:rPr>
-        <w:t xml:space="preserve"> compares to the normative group. Indicators of impulsivity on the Conners CPT 3 include a faster than normal Hit Reaction Time (HRT) in addition to a higher than average rate of Commissions and/or Perseverations. </w:t>
-      </w:r>
-    </w:p>
-    <w:p>
-      <w:pPr>
-        <w:pStyle w:val="Textbody"/>
-        <w:tabs>
-          <w:tab w:val="left" w:pos="4536"/>
-        </w:tabs>
-        <w:spacing w:after="0"/>
-        <w:jc w:val="both"/>
-        <w:rPr>
-          <w:rFonts w:ascii="Arial" w:hAnsi="Arial" w:cs="Arial"/>
-        </w:rPr>
-      </w:pPr>
-    </w:p>
-    <w:p>
-      <w:pPr>
-        <w:pStyle w:val="Textbody"/>
-        <w:tabs>
-          <w:tab w:val="left" w:pos="4536"/>
-        </w:tabs>
-        <w:spacing w:after="0"/>
-        <w:jc w:val="both"/>
-        <w:rPr>
-          <w:rFonts w:ascii="Arial" w:hAnsi="Arial" w:cs="Arial"/>
-        </w:rPr>
-      </w:pPr>
-      <w:r>
-        <w:rPr>
-          <w:rFonts w:ascii="Arial" w:hAnsi="Arial" w:cs="Arial"/>
-          <w:b/>
-          <w:bCs/>
-          <w:i/>
-          <w:iCs/>
-          <w:u w:val="single"/>
-        </w:rPr>
-        <w:t>Sustained Attention:</w:t>
-      </w:r>
-      <w:r>
-        <w:rPr>
-          <w:rFonts w:ascii="Arial" w:hAnsi="Arial" w:cs="Arial"/>
-        </w:rPr>
-        <w:t xml:space="preserve"> This section summarizes </w:t>
-      </w:r>
-      <w:r>
-        <w:rPr>
-          <w:rFonts w:ascii="Arial" w:hAnsi="Arial" w:cs="Arial"/>
-        </w:rPr>
-        <w:t>John</w:t>
-      </w:r>
-      <w:r>
-        <w:rPr>
-          <w:rFonts w:ascii="Arial" w:hAnsi="Arial" w:cs="Arial"/>
-        </w:rPr>
-        <w:t>’s scores on the sustained attention measures. Sustained attention is defined as the respondent’s ability to maintain attention as the administration progresses. A decrease in sustained attention across time is captured by atypical slowing in the respondent’s Hit Reaction Times (HRT; as indicated by the variable HRT Block Change), as well as by increases in Omissions and Commissions in later blocks of the administration.</w:t>
-      </w:r>
-    </w:p>
-    <w:p>
-      <w:pPr>
-        <w:pStyle w:val="Textbody"/>
-        <w:tabs>
-          <w:tab w:val="left" w:pos="4536"/>
-        </w:tabs>
-        <w:spacing w:after="0"/>
-        <w:jc w:val="both"/>
-        <w:rPr>
-          <w:rFonts w:ascii="Arial" w:hAnsi="Arial" w:cs="Arial"/>
-        </w:rPr>
-      </w:pPr>
-    </w:p>
-    <w:p>
-      <w:pPr>
-        <w:pStyle w:val="Textbody"/>
-        <w:tabs>
-          <w:tab w:val="left" w:pos="4536"/>
-        </w:tabs>
-        <w:spacing w:after="0"/>
-        <w:jc w:val="both"/>
-        <w:rPr>
-          <w:rFonts w:ascii="Arial" w:hAnsi="Arial" w:cs="Arial"/>
-        </w:rPr>
-      </w:pPr>
-      <w:r>
-        <w:rPr>
-          <w:rFonts w:ascii="Arial" w:hAnsi="Arial" w:cs="Arial"/>
-          <w:b/>
-          <w:bCs/>
-          <w:i/>
-          <w:iCs/>
-          <w:u w:val="single"/>
-        </w:rPr>
-        <w:t xml:space="preserve">Vigilance: </w:t>
-      </w:r>
-      <w:r>
-        <w:rPr>
-          <w:rFonts w:ascii="Arial" w:hAnsi="Arial" w:cs="Arial"/>
-        </w:rPr>
-        <w:t xml:space="preserve">This section summarizes </w:t>
-      </w:r>
-      <w:r>
-        <w:rPr>
-          <w:rFonts w:ascii="Arial" w:hAnsi="Arial" w:cs="Arial"/>
-        </w:rPr>
-        <w:t>John</w:t>
-      </w:r>
-      <w:r>
-        <w:rPr>
-          <w:rFonts w:ascii="Arial" w:hAnsi="Arial" w:cs="Arial"/>
-        </w:rPr>
-        <w:t>’s scores on the vigilance measures. Vigilance relates to the respondent’s performance at varying levels of stimulus frequency (inter-stimulus intervals; ISIs</w:t>
-      </w:r>
-      <w:r>
-        <w:rPr>
-          <w:rFonts w:ascii="Arial" w:hAnsi="Arial" w:cs="Arial"/>
-        </w:rPr>
-        <w:t>) and</w:t>
-      </w:r>
-      <w:r>
-        <w:rPr>
-          <w:rFonts w:ascii="Arial" w:hAnsi="Arial" w:cs="Arial"/>
-        </w:rPr>
-        <w:t xml:space="preserve"> is defined by the respondent’s ability to maintain performance level even when the task </w:t>
-      </w:r>
-      <w:r>
-        <w:rPr>
-          <w:rFonts w:ascii="Arial" w:hAnsi="Arial" w:cs="Arial"/>
-        </w:rPr>
-        <w:lastRenderedPageBreak/>
-        <w:t>rate is slow. This construct is captured by changes in the respondent’s Hit Reaction Times (HRT), as indicated by the variable HRT ISI Change, as well as the observed pattern of Omissions and Commissions at various ISIs.</w:t>
-      </w:r>
-    </w:p>
-    <w:p>
-      <w:pPr>
-        <w:pStyle w:val="Textbody"/>
-        <w:tabs>
-          <w:tab w:val="left" w:pos="4536"/>
-        </w:tabs>
-        <w:spacing w:after="0"/>
-        <w:jc w:val="both"/>
-        <w:rPr>
-          <w:rFonts w:ascii="Arial" w:hAnsi="Arial" w:cs="Arial"/>
-        </w:rPr>
-      </w:pPr>
-    </w:p>
-    <w:p>
-      <w:pPr>
-        <w:pStyle w:val="Textbody"/>
-        <w:spacing w:after="0"/>
-        <w:jc w:val="both"/>
-        <w:rPr>
-          <w:rFonts w:ascii="Arial" w:eastAsia="Times New Roman" w:hAnsi="Arial" w:cs="Arial"/>
-          <w:b/>
-          <w:bCs/>
-          <w:u w:val="single"/>
         </w:rPr>
       </w:pPr>
     </w:p>
@@ -25084,6 +24592,7 @@
               <w:right w:val="single" w:sz="12" w:space="0" w:color="auto"/>
             </w:tcBorders>
             <w:shd w:val="clear" w:color="auto" w:fill="E7E6E6" w:themeFill="background2"/>
+            <w:vAlign w:val="center"/>
           </w:tcPr>
           <w:p>
             <w:pPr>
@@ -25092,7 +24601,6 @@
                 <w:tab w:val="left" w:pos="4536"/>
               </w:tabs>
               <w:spacing w:after="0"/>
-              <w:jc w:val="center"/>
               <w:rPr>
                 <w:rFonts w:ascii="Arial" w:hAnsi="Arial" w:cs="Arial"/>
                 <w:b/>
@@ -25120,6 +24628,7 @@
               <w:left w:val="single" w:sz="12" w:space="0" w:color="auto"/>
             </w:tcBorders>
             <w:shd w:val="clear" w:color="auto" w:fill="E7E6E6" w:themeFill="background2"/>
+            <w:vAlign w:val="center"/>
           </w:tcPr>
           <w:p>
             <w:pPr>
@@ -25128,7 +24637,6 @@
                 <w:tab w:val="left" w:pos="4536"/>
               </w:tabs>
               <w:spacing w:after="0"/>
-              <w:jc w:val="center"/>
               <w:rPr>
                 <w:rFonts w:ascii="Arial" w:hAnsi="Arial" w:cs="Arial"/>
                 <w:b/>
@@ -25153,6 +24661,7 @@
           <w:tcPr>
             <w:tcW w:w="1440" w:type="dxa"/>
             <w:shd w:val="clear" w:color="auto" w:fill="E7E6E6" w:themeFill="background2"/>
+            <w:vAlign w:val="center"/>
           </w:tcPr>
           <w:p>
             <w:pPr>
@@ -25161,7 +24670,6 @@
                 <w:tab w:val="left" w:pos="4536"/>
               </w:tabs>
               <w:spacing w:after="0"/>
-              <w:jc w:val="center"/>
               <w:rPr>
                 <w:rFonts w:ascii="Arial" w:hAnsi="Arial" w:cs="Arial"/>
                 <w:b/>
@@ -25186,6 +24694,7 @@
           <w:tcPr>
             <w:tcW w:w="1440" w:type="dxa"/>
             <w:shd w:val="clear" w:color="auto" w:fill="E7E6E6" w:themeFill="background2"/>
+            <w:vAlign w:val="center"/>
           </w:tcPr>
           <w:p>
             <w:pPr>
@@ -25194,7 +24703,6 @@
                 <w:tab w:val="left" w:pos="4536"/>
               </w:tabs>
               <w:spacing w:after="0"/>
-              <w:jc w:val="center"/>
               <w:rPr>
                 <w:rFonts w:ascii="Arial" w:hAnsi="Arial" w:cs="Arial"/>
                 <w:b/>
@@ -25219,6 +24727,7 @@
           <w:tcPr>
             <w:tcW w:w="1440" w:type="dxa"/>
             <w:shd w:val="clear" w:color="auto" w:fill="E7E6E6" w:themeFill="background2"/>
+            <w:vAlign w:val="center"/>
           </w:tcPr>
           <w:p>
             <w:pPr>
@@ -25227,7 +24736,6 @@
                 <w:tab w:val="left" w:pos="4536"/>
               </w:tabs>
               <w:spacing w:after="0"/>
-              <w:jc w:val="center"/>
               <w:rPr>
                 <w:rFonts w:ascii="Arial" w:hAnsi="Arial" w:cs="Arial"/>
                 <w:b/>
@@ -25262,6 +24770,7 @@
           <w:tcPr>
             <w:tcW w:w="1440" w:type="dxa"/>
             <w:shd w:val="clear" w:color="auto" w:fill="E7E6E6" w:themeFill="background2"/>
+            <w:vAlign w:val="center"/>
           </w:tcPr>
           <w:p>
             <w:pPr>
@@ -25270,7 +24779,6 @@
                 <w:tab w:val="left" w:pos="4536"/>
               </w:tabs>
               <w:spacing w:after="0"/>
-              <w:jc w:val="center"/>
               <w:rPr>
                 <w:rFonts w:ascii="Arial" w:hAnsi="Arial" w:cs="Arial"/>
                 <w:b/>
@@ -25295,6 +24803,7 @@
           <w:tcPr>
             <w:tcW w:w="1440" w:type="dxa"/>
             <w:shd w:val="clear" w:color="auto" w:fill="E7E6E6" w:themeFill="background2"/>
+            <w:vAlign w:val="center"/>
           </w:tcPr>
           <w:p>
             <w:pPr>
@@ -25303,7 +24812,6 @@
                 <w:tab w:val="left" w:pos="4536"/>
               </w:tabs>
               <w:spacing w:after="0"/>
-              <w:jc w:val="center"/>
               <w:rPr>
                 <w:rFonts w:ascii="Arial" w:hAnsi="Arial" w:cs="Arial"/>
                 <w:b/>
@@ -25332,6 +24840,7 @@
             <w:tcBorders>
               <w:right w:val="single" w:sz="12" w:space="0" w:color="auto"/>
             </w:tcBorders>
+            <w:vAlign w:val="center"/>
           </w:tcPr>
           <w:p>
             <w:pPr>
@@ -25340,7 +24849,6 @@
                 <w:tab w:val="left" w:pos="4536"/>
               </w:tabs>
               <w:spacing w:after="0"/>
-              <w:jc w:val="center"/>
               <w:rPr>
                 <w:rFonts w:ascii="Arial" w:hAnsi="Arial" w:cs="Arial"/>
                 <w:sz w:val="20"/>
@@ -25363,6 +24871,7 @@
             <w:tcBorders>
               <w:left w:val="single" w:sz="12" w:space="0" w:color="auto"/>
             </w:tcBorders>
+            <w:vAlign w:val="center"/>
           </w:tcPr>
           <w:p>
             <w:pPr>
@@ -25371,7 +24880,6 @@
                 <w:tab w:val="left" w:pos="4536"/>
               </w:tabs>
               <w:spacing w:after="0"/>
-              <w:jc w:val="center"/>
               <w:rPr>
                 <w:rFonts w:ascii="Arial" w:hAnsi="Arial" w:cs="Arial"/>
                 <w:sz w:val="20"/>
@@ -25391,6 +24899,7 @@
         <w:tc>
           <w:tcPr>
             <w:tcW w:w="1440" w:type="dxa"/>
+            <w:vAlign w:val="center"/>
           </w:tcPr>
           <w:p>
             <w:pPr>
@@ -25399,7 +24908,6 @@
                 <w:tab w:val="left" w:pos="4536"/>
               </w:tabs>
               <w:spacing w:after="0"/>
-              <w:jc w:val="center"/>
               <w:rPr>
                 <w:rFonts w:ascii="Arial" w:hAnsi="Arial" w:cs="Arial"/>
                 <w:sz w:val="20"/>
@@ -25419,6 +24927,7 @@
         <w:tc>
           <w:tcPr>
             <w:tcW w:w="1440" w:type="dxa"/>
+            <w:vAlign w:val="center"/>
           </w:tcPr>
           <w:p>
             <w:pPr>
@@ -25427,7 +24936,6 @@
                 <w:tab w:val="left" w:pos="4536"/>
               </w:tabs>
               <w:spacing w:after="0"/>
-              <w:jc w:val="center"/>
               <w:rPr>
                 <w:rFonts w:ascii="Arial" w:hAnsi="Arial" w:cs="Arial"/>
                 <w:sz w:val="20"/>
@@ -25447,6 +24955,7 @@
         <w:tc>
           <w:tcPr>
             <w:tcW w:w="1440" w:type="dxa"/>
+            <w:vAlign w:val="center"/>
           </w:tcPr>
           <w:p>
             <w:pPr>
@@ -25455,7 +24964,6 @@
                 <w:tab w:val="left" w:pos="4536"/>
               </w:tabs>
               <w:spacing w:after="0"/>
-              <w:jc w:val="center"/>
               <w:rPr>
                 <w:rFonts w:ascii="Arial" w:hAnsi="Arial" w:cs="Arial"/>
                 <w:sz w:val="20"/>
@@ -25475,6 +24983,7 @@
         <w:tc>
           <w:tcPr>
             <w:tcW w:w="1440" w:type="dxa"/>
+            <w:vAlign w:val="center"/>
           </w:tcPr>
           <w:p>
             <w:pPr>
@@ -25483,7 +24992,6 @@
                 <w:tab w:val="left" w:pos="4536"/>
               </w:tabs>
               <w:spacing w:after="0"/>
-              <w:jc w:val="center"/>
               <w:rPr>
                 <w:rFonts w:ascii="Arial" w:hAnsi="Arial" w:cs="Arial"/>
                 <w:sz w:val="20"/>
@@ -25503,6 +25011,7 @@
         <w:tc>
           <w:tcPr>
             <w:tcW w:w="1440" w:type="dxa"/>
+            <w:vAlign w:val="center"/>
           </w:tcPr>
           <w:p>
             <w:pPr>
@@ -25511,7 +25020,6 @@
                 <w:tab w:val="left" w:pos="4536"/>
               </w:tabs>
               <w:spacing w:after="0"/>
-              <w:jc w:val="center"/>
               <w:rPr>
                 <w:rFonts w:ascii="Arial" w:hAnsi="Arial" w:cs="Arial"/>
                 <w:sz w:val="20"/>
@@ -25536,6 +25044,7 @@
             <w:tcBorders>
               <w:right w:val="single" w:sz="12" w:space="0" w:color="auto"/>
             </w:tcBorders>
+            <w:vAlign w:val="center"/>
           </w:tcPr>
           <w:p>
             <w:pPr>
@@ -25544,7 +25053,6 @@
                 <w:tab w:val="left" w:pos="4536"/>
               </w:tabs>
               <w:spacing w:after="0"/>
-              <w:jc w:val="center"/>
               <w:rPr>
                 <w:rFonts w:ascii="Arial" w:hAnsi="Arial" w:cs="Arial"/>
                 <w:sz w:val="20"/>
@@ -25567,6 +25075,7 @@
             <w:tcBorders>
               <w:left w:val="single" w:sz="12" w:space="0" w:color="auto"/>
             </w:tcBorders>
+            <w:vAlign w:val="center"/>
           </w:tcPr>
           <w:p>
             <w:pPr>
@@ -25575,7 +25084,6 @@
                 <w:tab w:val="left" w:pos="4536"/>
               </w:tabs>
               <w:spacing w:after="0"/>
-              <w:jc w:val="center"/>
               <w:rPr>
                 <w:rFonts w:ascii="Arial" w:hAnsi="Arial" w:cs="Arial"/>
                 <w:sz w:val="20"/>
@@ -25621,6 +25129,7 @@
         <w:tc>
           <w:tcPr>
             <w:tcW w:w="1440" w:type="dxa"/>
+            <w:vAlign w:val="center"/>
           </w:tcPr>
           <w:p>
             <w:pPr>
@@ -25629,7 +25138,6 @@
                 <w:tab w:val="left" w:pos="4536"/>
               </w:tabs>
               <w:spacing w:after="0"/>
-              <w:jc w:val="center"/>
               <w:rPr>
                 <w:rFonts w:ascii="Arial" w:hAnsi="Arial" w:cs="Arial"/>
                 <w:sz w:val="20"/>
@@ -25675,6 +25183,7 @@
         <w:tc>
           <w:tcPr>
             <w:tcW w:w="1440" w:type="dxa"/>
+            <w:vAlign w:val="center"/>
           </w:tcPr>
           <w:p>
             <w:pPr>
@@ -25683,7 +25192,6 @@
                 <w:tab w:val="left" w:pos="4536"/>
               </w:tabs>
               <w:spacing w:after="0"/>
-              <w:jc w:val="center"/>
               <w:rPr>
                 <w:rFonts w:ascii="Arial" w:hAnsi="Arial" w:cs="Arial"/>
                 <w:sz w:val="20"/>
@@ -25729,6 +25237,7 @@
         <w:tc>
           <w:tcPr>
             <w:tcW w:w="1440" w:type="dxa"/>
+            <w:vAlign w:val="center"/>
           </w:tcPr>
           <w:p>
             <w:pPr>
@@ -25737,7 +25246,6 @@
                 <w:tab w:val="left" w:pos="4536"/>
               </w:tabs>
               <w:spacing w:after="0"/>
-              <w:jc w:val="center"/>
               <w:rPr>
                 <w:rFonts w:ascii="Arial" w:hAnsi="Arial" w:cs="Arial"/>
                 <w:sz w:val="20"/>
@@ -25791,6 +25299,7 @@
         <w:tc>
           <w:tcPr>
             <w:tcW w:w="1440" w:type="dxa"/>
+            <w:vAlign w:val="center"/>
           </w:tcPr>
           <w:p>
             <w:pPr>
@@ -25799,7 +25308,6 @@
                 <w:tab w:val="left" w:pos="4536"/>
               </w:tabs>
               <w:spacing w:after="0"/>
-              <w:jc w:val="center"/>
               <w:rPr>
                 <w:rFonts w:ascii="Arial" w:hAnsi="Arial" w:cs="Arial"/>
                 <w:sz w:val="20"/>
@@ -25853,6 +25361,7 @@
         <w:tc>
           <w:tcPr>
             <w:tcW w:w="1440" w:type="dxa"/>
+            <w:vAlign w:val="center"/>
           </w:tcPr>
           <w:p>
             <w:pPr>
@@ -25861,7 +25370,6 @@
                 <w:tab w:val="left" w:pos="4536"/>
               </w:tabs>
               <w:spacing w:after="0"/>
-              <w:jc w:val="center"/>
               <w:rPr>
                 <w:rFonts w:ascii="Arial" w:hAnsi="Arial" w:cs="Arial"/>
                 <w:sz w:val="20"/>
@@ -25920,6 +25428,7 @@
             <w:tcBorders>
               <w:right w:val="single" w:sz="12" w:space="0" w:color="auto"/>
             </w:tcBorders>
+            <w:vAlign w:val="center"/>
           </w:tcPr>
           <w:p>
             <w:pPr>
@@ -25928,7 +25437,6 @@
                 <w:tab w:val="left" w:pos="4536"/>
               </w:tabs>
               <w:spacing w:after="0"/>
-              <w:jc w:val="center"/>
               <w:rPr>
                 <w:rFonts w:ascii="Arial" w:hAnsi="Arial" w:cs="Arial"/>
                 <w:sz w:val="20"/>
@@ -25951,6 +25459,7 @@
             <w:tcBorders>
               <w:left w:val="single" w:sz="12" w:space="0" w:color="auto"/>
             </w:tcBorders>
+            <w:vAlign w:val="center"/>
           </w:tcPr>
           <w:p>
             <w:pPr>
@@ -25959,7 +25468,6 @@
                 <w:tab w:val="left" w:pos="4536"/>
               </w:tabs>
               <w:spacing w:after="0"/>
-              <w:jc w:val="center"/>
               <w:rPr>
                 <w:rFonts w:ascii="Arial" w:hAnsi="Arial" w:cs="Arial"/>
                 <w:sz w:val="20"/>
@@ -25995,6 +25503,7 @@
         <w:tc>
           <w:tcPr>
             <w:tcW w:w="1440" w:type="dxa"/>
+            <w:vAlign w:val="center"/>
           </w:tcPr>
           <w:p>
             <w:pPr>
@@ -26003,7 +25512,6 @@
                 <w:tab w:val="left" w:pos="4536"/>
               </w:tabs>
               <w:spacing w:after="0"/>
-              <w:jc w:val="center"/>
               <w:rPr>
                 <w:rFonts w:ascii="Arial" w:hAnsi="Arial" w:cs="Arial"/>
                 <w:sz w:val="20"/>
@@ -26039,6 +25547,7 @@
         <w:tc>
           <w:tcPr>
             <w:tcW w:w="1440" w:type="dxa"/>
+            <w:vAlign w:val="center"/>
           </w:tcPr>
           <w:p>
             <w:pPr>
@@ -26047,7 +25556,6 @@
                 <w:tab w:val="left" w:pos="4536"/>
               </w:tabs>
               <w:spacing w:after="0"/>
-              <w:jc w:val="center"/>
               <w:rPr>
                 <w:rFonts w:ascii="Arial" w:hAnsi="Arial" w:cs="Arial"/>
                 <w:sz w:val="20"/>
@@ -26083,6 +25591,7 @@
         <w:tc>
           <w:tcPr>
             <w:tcW w:w="1440" w:type="dxa"/>
+            <w:vAlign w:val="center"/>
           </w:tcPr>
           <w:p>
             <w:pPr>
@@ -26091,7 +25600,6 @@
                 <w:tab w:val="left" w:pos="4536"/>
               </w:tabs>
               <w:spacing w:after="0"/>
-              <w:jc w:val="center"/>
               <w:rPr>
                 <w:rFonts w:ascii="Arial" w:hAnsi="Arial" w:cs="Arial"/>
                 <w:sz w:val="20"/>
@@ -26143,6 +25651,7 @@
         <w:tc>
           <w:tcPr>
             <w:tcW w:w="1440" w:type="dxa"/>
+            <w:vAlign w:val="center"/>
           </w:tcPr>
           <w:p>
             <w:pPr>
@@ -26151,7 +25660,6 @@
                 <w:tab w:val="left" w:pos="4536"/>
               </w:tabs>
               <w:spacing w:after="0"/>
-              <w:jc w:val="center"/>
               <w:rPr>
                 <w:rFonts w:ascii="Arial" w:hAnsi="Arial" w:cs="Arial"/>
                 <w:sz w:val="20"/>
@@ -26203,6 +25711,7 @@
         <w:tc>
           <w:tcPr>
             <w:tcW w:w="1440" w:type="dxa"/>
+            <w:vAlign w:val="center"/>
           </w:tcPr>
           <w:p>
             <w:pPr>
@@ -26211,7 +25720,6 @@
                 <w:tab w:val="left" w:pos="4536"/>
               </w:tabs>
               <w:spacing w:after="0"/>
-              <w:jc w:val="center"/>
               <w:rPr>
                 <w:rFonts w:ascii="Arial" w:hAnsi="Arial" w:cs="Arial"/>
                 <w:sz w:val="20"/>
@@ -26252,6 +25760,7 @@
             <w:tcBorders>
               <w:right w:val="single" w:sz="12" w:space="0" w:color="auto"/>
             </w:tcBorders>
+            <w:vAlign w:val="center"/>
           </w:tcPr>
           <w:p>
             <w:pPr>
@@ -26260,7 +25769,6 @@
                 <w:tab w:val="left" w:pos="4536"/>
               </w:tabs>
               <w:spacing w:after="0"/>
-              <w:jc w:val="center"/>
               <w:rPr>
                 <w:rFonts w:ascii="Arial" w:hAnsi="Arial" w:cs="Arial"/>
                 <w:sz w:val="20"/>
@@ -26283,6 +25791,7 @@
             <w:tcBorders>
               <w:left w:val="single" w:sz="12" w:space="0" w:color="auto"/>
             </w:tcBorders>
+            <w:vAlign w:val="center"/>
           </w:tcPr>
           <w:p>
             <w:pPr>
@@ -26291,7 +25800,6 @@
                 <w:tab w:val="left" w:pos="4536"/>
               </w:tabs>
               <w:spacing w:after="0"/>
-              <w:jc w:val="center"/>
               <w:rPr>
                 <w:rFonts w:ascii="Arial" w:hAnsi="Arial" w:cs="Arial"/>
                 <w:sz w:val="20"/>
@@ -26337,6 +25845,7 @@
         <w:tc>
           <w:tcPr>
             <w:tcW w:w="1440" w:type="dxa"/>
+            <w:vAlign w:val="center"/>
           </w:tcPr>
           <w:p>
             <w:pPr>
@@ -26345,7 +25854,6 @@
                 <w:tab w:val="left" w:pos="4536"/>
               </w:tabs>
               <w:spacing w:after="0"/>
-              <w:jc w:val="center"/>
               <w:rPr>
                 <w:rFonts w:ascii="Arial" w:hAnsi="Arial" w:cs="Arial"/>
                 <w:sz w:val="20"/>
@@ -26384,13 +25892,23 @@
                 <w:sz w:val="20"/>
                 <w:szCs w:val="20"/>
               </w:rPr>
-              <w:t xml:space="preserve">  Classification}}</w:t>
+              <w:t xml:space="preserve">  </w:t>
+            </w:r>
+            <w:r>
+              <w:rPr>
+                <w:rFonts w:ascii="Arial" w:hAnsi="Arial" w:cs="Arial"/>
+                <w:sz w:val="20"/>
+                <w:szCs w:val="20"/>
+              </w:rPr>
+              <w:lastRenderedPageBreak/>
+              <w:t>Classification}}</w:t>
             </w:r>
           </w:p>
         </w:tc>
         <w:tc>
           <w:tcPr>
             <w:tcW w:w="1440" w:type="dxa"/>
+            <w:vAlign w:val="center"/>
           </w:tcPr>
           <w:p>
             <w:pPr>
@@ -26399,19 +25917,19 @@
                 <w:tab w:val="left" w:pos="4536"/>
               </w:tabs>
               <w:spacing w:after="0"/>
-              <w:jc w:val="center"/>
-              <w:rPr>
-                <w:rFonts w:ascii="Arial" w:hAnsi="Arial" w:cs="Arial"/>
-                <w:sz w:val="20"/>
-                <w:szCs w:val="20"/>
-              </w:rPr>
-            </w:pPr>
-            <w:r>
-              <w:rPr>
-                <w:rFonts w:ascii="Arial" w:hAnsi="Arial" w:cs="Arial"/>
-                <w:sz w:val="20"/>
-                <w:szCs w:val="20"/>
-              </w:rPr>
+              <w:rPr>
+                <w:rFonts w:ascii="Arial" w:hAnsi="Arial" w:cs="Arial"/>
+                <w:sz w:val="20"/>
+                <w:szCs w:val="20"/>
+              </w:rPr>
+            </w:pPr>
+            <w:r>
+              <w:rPr>
+                <w:rFonts w:ascii="Arial" w:hAnsi="Arial" w:cs="Arial"/>
+                <w:sz w:val="20"/>
+                <w:szCs w:val="20"/>
+              </w:rPr>
+              <w:lastRenderedPageBreak/>
               <w:t xml:space="preserve">{{CEFI </w:t>
             </w:r>
             <w:r>
@@ -26445,6 +25963,7 @@
         <w:tc>
           <w:tcPr>
             <w:tcW w:w="1440" w:type="dxa"/>
+            <w:vAlign w:val="center"/>
           </w:tcPr>
           <w:p>
             <w:pPr>
@@ -26453,7 +25972,6 @@
                 <w:tab w:val="left" w:pos="4536"/>
               </w:tabs>
               <w:spacing w:after="0"/>
-              <w:jc w:val="center"/>
               <w:rPr>
                 <w:rFonts w:ascii="Arial" w:hAnsi="Arial" w:cs="Arial"/>
                 <w:sz w:val="20"/>
@@ -26491,6 +26009,78 @@
                 <w:sz w:val="20"/>
                 <w:szCs w:val="20"/>
               </w:rPr>
+              <w:t>InhibitoryCon</w:t>
+            </w:r>
+            <w:r>
+              <w:rPr>
+                <w:rFonts w:ascii="Arial" w:hAnsi="Arial" w:cs="Arial"/>
+                <w:sz w:val="20"/>
+                <w:szCs w:val="20"/>
+              </w:rPr>
+              <w:lastRenderedPageBreak/>
+              <w:t>trol</w:t>
+            </w:r>
+            <w:proofErr w:type="spellEnd"/>
+            <w:r>
+              <w:rPr>
+                <w:rFonts w:ascii="Arial" w:hAnsi="Arial" w:cs="Arial"/>
+                <w:sz w:val="20"/>
+                <w:szCs w:val="20"/>
+              </w:rPr>
+              <w:t xml:space="preserve">  Percentile}}</w:t>
+            </w:r>
+          </w:p>
+        </w:tc>
+        <w:tc>
+          <w:tcPr>
+            <w:tcW w:w="1440" w:type="dxa"/>
+            <w:vAlign w:val="center"/>
+          </w:tcPr>
+          <w:p>
+            <w:pPr>
+              <w:pStyle w:val="Textbody"/>
+              <w:tabs>
+                <w:tab w:val="left" w:pos="4536"/>
+              </w:tabs>
+              <w:spacing w:after="0"/>
+              <w:rPr>
+                <w:rFonts w:ascii="Arial" w:hAnsi="Arial" w:cs="Arial"/>
+                <w:sz w:val="20"/>
+                <w:szCs w:val="20"/>
+              </w:rPr>
+            </w:pPr>
+            <w:r>
+              <w:rPr>
+                <w:rFonts w:ascii="Arial" w:hAnsi="Arial" w:cs="Arial"/>
+                <w:sz w:val="20"/>
+                <w:szCs w:val="20"/>
+              </w:rPr>
+              <w:lastRenderedPageBreak/>
+              <w:t xml:space="preserve">{{CEFI </w:t>
+            </w:r>
+            <w:r>
+              <w:rPr>
+                <w:rFonts w:ascii="Arial" w:hAnsi="Arial" w:cs="Arial"/>
+                <w:sz w:val="20"/>
+                <w:szCs w:val="20"/>
+              </w:rPr>
+              <w:t xml:space="preserve"> </w:t>
+            </w:r>
+            <w:r>
+              <w:rPr>
+                <w:rFonts w:ascii="Arial" w:hAnsi="Arial" w:cs="Arial"/>
+                <w:sz w:val="20"/>
+                <w:szCs w:val="20"/>
+              </w:rPr>
+              <w:t xml:space="preserve"> Teacher </w:t>
+            </w:r>
+            <w:proofErr w:type="spellStart"/>
+            <w:r>
+              <w:rPr>
+                <w:rFonts w:ascii="Arial" w:hAnsi="Arial" w:cs="Arial"/>
+                <w:sz w:val="20"/>
+                <w:szCs w:val="20"/>
+              </w:rPr>
               <w:t>InhibitoryControl</w:t>
             </w:r>
             <w:proofErr w:type="spellEnd"/>
@@ -26500,13 +26090,23 @@
                 <w:sz w:val="20"/>
                 <w:szCs w:val="20"/>
               </w:rPr>
-              <w:t xml:space="preserve">  Percentile}}</w:t>
+              <w:t xml:space="preserve">  </w:t>
+            </w:r>
+            <w:r>
+              <w:rPr>
+                <w:rFonts w:ascii="Arial" w:hAnsi="Arial" w:cs="Arial"/>
+                <w:sz w:val="20"/>
+                <w:szCs w:val="20"/>
+              </w:rPr>
+              <w:lastRenderedPageBreak/>
+              <w:t>Classification}}</w:t>
             </w:r>
           </w:p>
         </w:tc>
         <w:tc>
           <w:tcPr>
             <w:tcW w:w="1440" w:type="dxa"/>
+            <w:vAlign w:val="center"/>
           </w:tcPr>
           <w:p>
             <w:pPr>
@@ -26515,81 +26115,19 @@
                 <w:tab w:val="left" w:pos="4536"/>
               </w:tabs>
               <w:spacing w:after="0"/>
-              <w:jc w:val="center"/>
-              <w:rPr>
-                <w:rFonts w:ascii="Arial" w:hAnsi="Arial" w:cs="Arial"/>
-                <w:sz w:val="20"/>
-                <w:szCs w:val="20"/>
-              </w:rPr>
-            </w:pPr>
-            <w:r>
-              <w:rPr>
-                <w:rFonts w:ascii="Arial" w:hAnsi="Arial" w:cs="Arial"/>
-                <w:sz w:val="20"/>
-                <w:szCs w:val="20"/>
-              </w:rPr>
-              <w:t xml:space="preserve">{{CEFI </w:t>
-            </w:r>
-            <w:r>
-              <w:rPr>
-                <w:rFonts w:ascii="Arial" w:hAnsi="Arial" w:cs="Arial"/>
-                <w:sz w:val="20"/>
-                <w:szCs w:val="20"/>
-              </w:rPr>
-              <w:t xml:space="preserve"> </w:t>
-            </w:r>
-            <w:r>
-              <w:rPr>
-                <w:rFonts w:ascii="Arial" w:hAnsi="Arial" w:cs="Arial"/>
-                <w:sz w:val="20"/>
-                <w:szCs w:val="20"/>
-              </w:rPr>
-              <w:t xml:space="preserve"> Teacher </w:t>
-            </w:r>
-            <w:proofErr w:type="spellStart"/>
-            <w:r>
-              <w:rPr>
-                <w:rFonts w:ascii="Arial" w:hAnsi="Arial" w:cs="Arial"/>
-                <w:sz w:val="20"/>
-                <w:szCs w:val="20"/>
-              </w:rPr>
-              <w:t>InhibitoryControl</w:t>
-            </w:r>
-            <w:proofErr w:type="spellEnd"/>
-            <w:r>
-              <w:rPr>
-                <w:rFonts w:ascii="Arial" w:hAnsi="Arial" w:cs="Arial"/>
-                <w:sz w:val="20"/>
-                <w:szCs w:val="20"/>
-              </w:rPr>
-              <w:t xml:space="preserve">  Classification}}</w:t>
-            </w:r>
-          </w:p>
-        </w:tc>
-        <w:tc>
-          <w:tcPr>
-            <w:tcW w:w="1440" w:type="dxa"/>
-          </w:tcPr>
-          <w:p>
-            <w:pPr>
-              <w:pStyle w:val="Textbody"/>
-              <w:tabs>
-                <w:tab w:val="left" w:pos="4536"/>
-              </w:tabs>
-              <w:spacing w:after="0"/>
-              <w:jc w:val="center"/>
-              <w:rPr>
-                <w:rFonts w:ascii="Arial" w:hAnsi="Arial" w:cs="Arial"/>
-                <w:sz w:val="20"/>
-                <w:szCs w:val="20"/>
-              </w:rPr>
-            </w:pPr>
-            <w:r>
-              <w:rPr>
-                <w:rFonts w:ascii="Arial" w:hAnsi="Arial" w:cs="Arial"/>
-                <w:sz w:val="20"/>
-                <w:szCs w:val="20"/>
-              </w:rPr>
+              <w:rPr>
+                <w:rFonts w:ascii="Arial" w:hAnsi="Arial" w:cs="Arial"/>
+                <w:sz w:val="20"/>
+                <w:szCs w:val="20"/>
+              </w:rPr>
+            </w:pPr>
+            <w:r>
+              <w:rPr>
+                <w:rFonts w:ascii="Arial" w:hAnsi="Arial" w:cs="Arial"/>
+                <w:sz w:val="20"/>
+                <w:szCs w:val="20"/>
+              </w:rPr>
+              <w:lastRenderedPageBreak/>
               <w:t xml:space="preserve">{{CEFI  Teacher </w:t>
             </w:r>
             <w:r>
@@ -26628,6 +26166,7 @@
             <w:tcBorders>
               <w:right w:val="single" w:sz="12" w:space="0" w:color="auto"/>
             </w:tcBorders>
+            <w:vAlign w:val="center"/>
           </w:tcPr>
           <w:p>
             <w:pPr>
@@ -26636,7 +26175,6 @@
                 <w:tab w:val="left" w:pos="4536"/>
               </w:tabs>
               <w:spacing w:after="0"/>
-              <w:jc w:val="center"/>
               <w:rPr>
                 <w:rFonts w:ascii="Arial" w:hAnsi="Arial" w:cs="Arial"/>
                 <w:sz w:val="20"/>
@@ -26659,6 +26197,7 @@
             <w:tcBorders>
               <w:left w:val="single" w:sz="12" w:space="0" w:color="auto"/>
             </w:tcBorders>
+            <w:vAlign w:val="center"/>
           </w:tcPr>
           <w:p>
             <w:pPr>
@@ -26667,7 +26206,6 @@
                 <w:tab w:val="left" w:pos="4536"/>
               </w:tabs>
               <w:spacing w:after="0"/>
-              <w:jc w:val="center"/>
               <w:rPr>
                 <w:rFonts w:ascii="Arial" w:hAnsi="Arial" w:cs="Arial"/>
                 <w:sz w:val="20"/>
@@ -26703,6 +26241,7 @@
         <w:tc>
           <w:tcPr>
             <w:tcW w:w="1440" w:type="dxa"/>
+            <w:vAlign w:val="center"/>
           </w:tcPr>
           <w:p>
             <w:pPr>
@@ -26711,7 +26250,6 @@
                 <w:tab w:val="left" w:pos="4536"/>
               </w:tabs>
               <w:spacing w:after="0"/>
-              <w:jc w:val="center"/>
               <w:rPr>
                 <w:rFonts w:ascii="Arial" w:hAnsi="Arial" w:cs="Arial"/>
                 <w:sz w:val="20"/>
@@ -26747,6 +26285,7 @@
         <w:tc>
           <w:tcPr>
             <w:tcW w:w="1440" w:type="dxa"/>
+            <w:vAlign w:val="center"/>
           </w:tcPr>
           <w:p>
             <w:pPr>
@@ -26755,7 +26294,6 @@
                 <w:tab w:val="left" w:pos="4536"/>
               </w:tabs>
               <w:spacing w:after="0"/>
-              <w:jc w:val="center"/>
               <w:rPr>
                 <w:rFonts w:ascii="Arial" w:hAnsi="Arial" w:cs="Arial"/>
                 <w:sz w:val="20"/>
@@ -26791,6 +26329,7 @@
         <w:tc>
           <w:tcPr>
             <w:tcW w:w="1440" w:type="dxa"/>
+            <w:vAlign w:val="center"/>
           </w:tcPr>
           <w:p>
             <w:pPr>
@@ -26799,7 +26338,6 @@
                 <w:tab w:val="left" w:pos="4536"/>
               </w:tabs>
               <w:spacing w:after="0"/>
-              <w:jc w:val="center"/>
               <w:rPr>
                 <w:rFonts w:ascii="Arial" w:hAnsi="Arial" w:cs="Arial"/>
                 <w:sz w:val="20"/>
@@ -26851,6 +26389,7 @@
         <w:tc>
           <w:tcPr>
             <w:tcW w:w="1440" w:type="dxa"/>
+            <w:vAlign w:val="center"/>
           </w:tcPr>
           <w:p>
             <w:pPr>
@@ -26859,7 +26398,6 @@
                 <w:tab w:val="left" w:pos="4536"/>
               </w:tabs>
               <w:spacing w:after="0"/>
-              <w:jc w:val="center"/>
               <w:rPr>
                 <w:rFonts w:ascii="Arial" w:hAnsi="Arial" w:cs="Arial"/>
                 <w:sz w:val="20"/>
@@ -26911,6 +26449,7 @@
         <w:tc>
           <w:tcPr>
             <w:tcW w:w="1440" w:type="dxa"/>
+            <w:vAlign w:val="center"/>
           </w:tcPr>
           <w:p>
             <w:pPr>
@@ -26919,7 +26458,6 @@
                 <w:tab w:val="left" w:pos="4536"/>
               </w:tabs>
               <w:spacing w:after="0"/>
-              <w:jc w:val="center"/>
               <w:rPr>
                 <w:rFonts w:ascii="Arial" w:hAnsi="Arial" w:cs="Arial"/>
                 <w:sz w:val="20"/>
@@ -26976,6 +26514,7 @@
             <w:tcBorders>
               <w:right w:val="single" w:sz="12" w:space="0" w:color="auto"/>
             </w:tcBorders>
+            <w:vAlign w:val="center"/>
           </w:tcPr>
           <w:p>
             <w:pPr>
@@ -26984,7 +26523,6 @@
                 <w:tab w:val="left" w:pos="4536"/>
               </w:tabs>
               <w:spacing w:after="0"/>
-              <w:jc w:val="center"/>
               <w:rPr>
                 <w:rFonts w:ascii="Arial" w:hAnsi="Arial" w:cs="Arial"/>
                 <w:sz w:val="20"/>
@@ -27007,6 +26545,7 @@
             <w:tcBorders>
               <w:left w:val="single" w:sz="12" w:space="0" w:color="auto"/>
             </w:tcBorders>
+            <w:vAlign w:val="center"/>
           </w:tcPr>
           <w:p>
             <w:pPr>
@@ -27015,7 +26554,6 @@
                 <w:tab w:val="left" w:pos="4536"/>
               </w:tabs>
               <w:spacing w:after="0"/>
-              <w:jc w:val="center"/>
               <w:rPr>
                 <w:rFonts w:ascii="Arial" w:hAnsi="Arial" w:cs="Arial"/>
                 <w:sz w:val="20"/>
@@ -27067,6 +26605,7 @@
         <w:tc>
           <w:tcPr>
             <w:tcW w:w="1440" w:type="dxa"/>
+            <w:vAlign w:val="center"/>
           </w:tcPr>
           <w:p>
             <w:pPr>
@@ -27075,7 +26614,6 @@
                 <w:tab w:val="left" w:pos="4536"/>
               </w:tabs>
               <w:spacing w:after="0"/>
-              <w:jc w:val="center"/>
               <w:rPr>
                 <w:rFonts w:ascii="Arial" w:hAnsi="Arial" w:cs="Arial"/>
                 <w:sz w:val="20"/>
@@ -27127,6 +26665,7 @@
         <w:tc>
           <w:tcPr>
             <w:tcW w:w="1440" w:type="dxa"/>
+            <w:vAlign w:val="center"/>
           </w:tcPr>
           <w:p>
             <w:pPr>
@@ -27135,7 +26674,6 @@
                 <w:tab w:val="left" w:pos="4536"/>
               </w:tabs>
               <w:spacing w:after="0"/>
-              <w:jc w:val="center"/>
               <w:rPr>
                 <w:rFonts w:ascii="Arial" w:hAnsi="Arial" w:cs="Arial"/>
                 <w:sz w:val="20"/>
@@ -27187,6 +26725,7 @@
         <w:tc>
           <w:tcPr>
             <w:tcW w:w="1440" w:type="dxa"/>
+            <w:vAlign w:val="center"/>
           </w:tcPr>
           <w:p>
             <w:pPr>
@@ -27195,7 +26734,6 @@
                 <w:tab w:val="left" w:pos="4536"/>
               </w:tabs>
               <w:spacing w:after="0"/>
-              <w:jc w:val="center"/>
               <w:rPr>
                 <w:rFonts w:ascii="Arial" w:hAnsi="Arial" w:cs="Arial"/>
                 <w:sz w:val="20"/>
@@ -27263,6 +26801,7 @@
         <w:tc>
           <w:tcPr>
             <w:tcW w:w="1440" w:type="dxa"/>
+            <w:vAlign w:val="center"/>
           </w:tcPr>
           <w:p>
             <w:pPr>
@@ -27271,7 +26810,6 @@
                 <w:tab w:val="left" w:pos="4536"/>
               </w:tabs>
               <w:spacing w:after="0"/>
-              <w:jc w:val="center"/>
               <w:rPr>
                 <w:rFonts w:ascii="Arial" w:hAnsi="Arial" w:cs="Arial"/>
                 <w:sz w:val="20"/>
@@ -27332,22 +26870,14 @@
                 <w:sz w:val="20"/>
                 <w:szCs w:val="20"/>
               </w:rPr>
-              <w:t xml:space="preserve">  </w:t>
-            </w:r>
-            <w:r>
-              <w:rPr>
-                <w:rFonts w:ascii="Arial" w:hAnsi="Arial" w:cs="Arial"/>
-                <w:sz w:val="20"/>
-                <w:szCs w:val="20"/>
-              </w:rPr>
-              <w:lastRenderedPageBreak/>
-              <w:t>Classification}}</w:t>
+              <w:t xml:space="preserve">  Classification}}</w:t>
             </w:r>
           </w:p>
         </w:tc>
         <w:tc>
           <w:tcPr>
             <w:tcW w:w="1440" w:type="dxa"/>
+            <w:vAlign w:val="center"/>
           </w:tcPr>
           <w:p>
             <w:pPr>
@@ -27356,20 +26886,18 @@
                 <w:tab w:val="left" w:pos="4536"/>
               </w:tabs>
               <w:spacing w:after="0"/>
-              <w:jc w:val="center"/>
-              <w:rPr>
-                <w:rFonts w:ascii="Arial" w:hAnsi="Arial" w:cs="Arial"/>
-                <w:sz w:val="20"/>
-                <w:szCs w:val="20"/>
-              </w:rPr>
-            </w:pPr>
-            <w:r>
-              <w:rPr>
-                <w:rFonts w:ascii="Arial" w:hAnsi="Arial" w:cs="Arial"/>
-                <w:sz w:val="20"/>
-                <w:szCs w:val="20"/>
-              </w:rPr>
-              <w:lastRenderedPageBreak/>
+              <w:rPr>
+                <w:rFonts w:ascii="Arial" w:hAnsi="Arial" w:cs="Arial"/>
+                <w:sz w:val="20"/>
+                <w:szCs w:val="20"/>
+              </w:rPr>
+            </w:pPr>
+            <w:r>
+              <w:rPr>
+                <w:rFonts w:ascii="Arial" w:hAnsi="Arial" w:cs="Arial"/>
+                <w:sz w:val="20"/>
+                <w:szCs w:val="20"/>
+              </w:rPr>
               <w:t xml:space="preserve">{{CEFI </w:t>
             </w:r>
             <w:r>
@@ -27430,6 +26958,7 @@
             <w:tcBorders>
               <w:right w:val="single" w:sz="12" w:space="0" w:color="auto"/>
             </w:tcBorders>
+            <w:vAlign w:val="center"/>
           </w:tcPr>
           <w:p>
             <w:pPr>
@@ -27438,7 +26967,6 @@
                 <w:tab w:val="left" w:pos="4536"/>
               </w:tabs>
               <w:spacing w:after="0"/>
-              <w:jc w:val="center"/>
               <w:rPr>
                 <w:rFonts w:ascii="Arial" w:hAnsi="Arial" w:cs="Arial"/>
                 <w:sz w:val="20"/>
@@ -27461,6 +26989,7 @@
             <w:tcBorders>
               <w:left w:val="single" w:sz="12" w:space="0" w:color="auto"/>
             </w:tcBorders>
+            <w:vAlign w:val="center"/>
           </w:tcPr>
           <w:p>
             <w:pPr>
@@ -27469,7 +26998,6 @@
                 <w:tab w:val="left" w:pos="4536"/>
               </w:tabs>
               <w:spacing w:after="0"/>
-              <w:jc w:val="center"/>
               <w:rPr>
                 <w:rFonts w:ascii="Arial" w:hAnsi="Arial" w:cs="Arial"/>
                 <w:sz w:val="20"/>
@@ -27505,6 +27033,7 @@
         <w:tc>
           <w:tcPr>
             <w:tcW w:w="1440" w:type="dxa"/>
+            <w:vAlign w:val="center"/>
           </w:tcPr>
           <w:p>
             <w:pPr>
@@ -27513,7 +27042,6 @@
                 <w:tab w:val="left" w:pos="4536"/>
               </w:tabs>
               <w:spacing w:after="0"/>
-              <w:jc w:val="center"/>
               <w:rPr>
                 <w:rFonts w:ascii="Arial" w:hAnsi="Arial" w:cs="Arial"/>
                 <w:sz w:val="20"/>
@@ -27549,6 +27077,7 @@
         <w:tc>
           <w:tcPr>
             <w:tcW w:w="1440" w:type="dxa"/>
+            <w:vAlign w:val="center"/>
           </w:tcPr>
           <w:p>
             <w:pPr>
@@ -27557,7 +27086,6 @@
                 <w:tab w:val="left" w:pos="4536"/>
               </w:tabs>
               <w:spacing w:after="0"/>
-              <w:jc w:val="center"/>
               <w:rPr>
                 <w:rFonts w:ascii="Arial" w:hAnsi="Arial" w:cs="Arial"/>
                 <w:sz w:val="20"/>
@@ -27593,6 +27121,7 @@
         <w:tc>
           <w:tcPr>
             <w:tcW w:w="1440" w:type="dxa"/>
+            <w:vAlign w:val="center"/>
           </w:tcPr>
           <w:p>
             <w:pPr>
@@ -27601,7 +27130,6 @@
                 <w:tab w:val="left" w:pos="4536"/>
               </w:tabs>
               <w:spacing w:after="0"/>
-              <w:jc w:val="center"/>
               <w:rPr>
                 <w:rFonts w:ascii="Arial" w:hAnsi="Arial" w:cs="Arial"/>
                 <w:sz w:val="20"/>
@@ -27653,6 +27181,7 @@
         <w:tc>
           <w:tcPr>
             <w:tcW w:w="1440" w:type="dxa"/>
+            <w:vAlign w:val="center"/>
           </w:tcPr>
           <w:p>
             <w:pPr>
@@ -27661,7 +27190,6 @@
                 <w:tab w:val="left" w:pos="4536"/>
               </w:tabs>
               <w:spacing w:after="0"/>
-              <w:jc w:val="center"/>
               <w:rPr>
                 <w:rFonts w:ascii="Arial" w:hAnsi="Arial" w:cs="Arial"/>
                 <w:sz w:val="20"/>
@@ -27713,6 +27241,7 @@
         <w:tc>
           <w:tcPr>
             <w:tcW w:w="1440" w:type="dxa"/>
+            <w:vAlign w:val="center"/>
           </w:tcPr>
           <w:p>
             <w:pPr>
@@ -27721,7 +27250,6 @@
                 <w:tab w:val="left" w:pos="4536"/>
               </w:tabs>
               <w:spacing w:after="0"/>
-              <w:jc w:val="center"/>
               <w:rPr>
                 <w:rFonts w:ascii="Arial" w:hAnsi="Arial" w:cs="Arial"/>
                 <w:sz w:val="20"/>
@@ -27778,6 +27306,7 @@
             <w:tcBorders>
               <w:right w:val="single" w:sz="12" w:space="0" w:color="auto"/>
             </w:tcBorders>
+            <w:vAlign w:val="center"/>
           </w:tcPr>
           <w:p>
             <w:pPr>
@@ -27786,7 +27315,6 @@
                 <w:tab w:val="left" w:pos="4536"/>
               </w:tabs>
               <w:spacing w:after="0"/>
-              <w:jc w:val="center"/>
               <w:rPr>
                 <w:rFonts w:ascii="Arial" w:hAnsi="Arial" w:cs="Arial"/>
                 <w:sz w:val="20"/>
@@ -27809,6 +27337,7 @@
             <w:tcBorders>
               <w:left w:val="single" w:sz="12" w:space="0" w:color="auto"/>
             </w:tcBorders>
+            <w:vAlign w:val="center"/>
           </w:tcPr>
           <w:p>
             <w:pPr>
@@ -27817,7 +27346,6 @@
                 <w:tab w:val="left" w:pos="4536"/>
               </w:tabs>
               <w:spacing w:after="0"/>
-              <w:jc w:val="center"/>
               <w:rPr>
                 <w:rFonts w:ascii="Arial" w:hAnsi="Arial" w:cs="Arial"/>
                 <w:sz w:val="20"/>
@@ -27853,6 +27381,7 @@
         <w:tc>
           <w:tcPr>
             <w:tcW w:w="1440" w:type="dxa"/>
+            <w:vAlign w:val="center"/>
           </w:tcPr>
           <w:p>
             <w:pPr>
@@ -27861,7 +27390,6 @@
                 <w:tab w:val="left" w:pos="4536"/>
               </w:tabs>
               <w:spacing w:after="0"/>
-              <w:jc w:val="center"/>
               <w:rPr>
                 <w:rFonts w:ascii="Arial" w:hAnsi="Arial" w:cs="Arial"/>
                 <w:sz w:val="20"/>
@@ -27897,6 +27425,7 @@
         <w:tc>
           <w:tcPr>
             <w:tcW w:w="1440" w:type="dxa"/>
+            <w:vAlign w:val="center"/>
           </w:tcPr>
           <w:p>
             <w:pPr>
@@ -27905,7 +27434,6 @@
                 <w:tab w:val="left" w:pos="4536"/>
               </w:tabs>
               <w:spacing w:after="0"/>
-              <w:jc w:val="center"/>
               <w:rPr>
                 <w:rFonts w:ascii="Arial" w:hAnsi="Arial" w:cs="Arial"/>
                 <w:sz w:val="20"/>
@@ -27941,6 +27469,7 @@
         <w:tc>
           <w:tcPr>
             <w:tcW w:w="1440" w:type="dxa"/>
+            <w:vAlign w:val="center"/>
           </w:tcPr>
           <w:p>
             <w:pPr>
@@ -27949,7 +27478,6 @@
                 <w:tab w:val="left" w:pos="4536"/>
               </w:tabs>
               <w:spacing w:after="0"/>
-              <w:jc w:val="center"/>
               <w:rPr>
                 <w:rFonts w:ascii="Arial" w:hAnsi="Arial" w:cs="Arial"/>
                 <w:sz w:val="20"/>
@@ -28001,6 +27529,7 @@
         <w:tc>
           <w:tcPr>
             <w:tcW w:w="1440" w:type="dxa"/>
+            <w:vAlign w:val="center"/>
           </w:tcPr>
           <w:p>
             <w:pPr>
@@ -28009,7 +27538,6 @@
                 <w:tab w:val="left" w:pos="4536"/>
               </w:tabs>
               <w:spacing w:after="0"/>
-              <w:jc w:val="center"/>
               <w:rPr>
                 <w:rFonts w:ascii="Arial" w:hAnsi="Arial" w:cs="Arial"/>
                 <w:sz w:val="20"/>
@@ -28061,6 +27589,7 @@
         <w:tc>
           <w:tcPr>
             <w:tcW w:w="1440" w:type="dxa"/>
+            <w:vAlign w:val="center"/>
           </w:tcPr>
           <w:p>
             <w:pPr>
@@ -28069,7 +27598,6 @@
                 <w:tab w:val="left" w:pos="4536"/>
               </w:tabs>
               <w:spacing w:after="0"/>
-              <w:jc w:val="center"/>
               <w:rPr>
                 <w:rFonts w:ascii="Arial" w:hAnsi="Arial" w:cs="Arial"/>
                 <w:sz w:val="20"/>
@@ -28126,6 +27654,7 @@
             <w:tcBorders>
               <w:right w:val="single" w:sz="12" w:space="0" w:color="auto"/>
             </w:tcBorders>
+            <w:vAlign w:val="center"/>
           </w:tcPr>
           <w:p>
             <w:pPr>
@@ -28134,7 +27663,6 @@
                 <w:tab w:val="left" w:pos="4536"/>
               </w:tabs>
               <w:spacing w:after="0"/>
-              <w:jc w:val="center"/>
               <w:rPr>
                 <w:rFonts w:ascii="Arial" w:hAnsi="Arial" w:cs="Arial"/>
                 <w:sz w:val="20"/>
@@ -28157,6 +27685,7 @@
             <w:tcBorders>
               <w:left w:val="single" w:sz="12" w:space="0" w:color="auto"/>
             </w:tcBorders>
+            <w:vAlign w:val="center"/>
           </w:tcPr>
           <w:p>
             <w:pPr>
@@ -28165,7 +27694,6 @@
                 <w:tab w:val="left" w:pos="4536"/>
               </w:tabs>
               <w:spacing w:after="0"/>
-              <w:jc w:val="center"/>
               <w:rPr>
                 <w:rFonts w:ascii="Arial" w:hAnsi="Arial" w:cs="Arial"/>
                 <w:sz w:val="20"/>
@@ -28211,6 +27739,7 @@
         <w:tc>
           <w:tcPr>
             <w:tcW w:w="1440" w:type="dxa"/>
+            <w:vAlign w:val="center"/>
           </w:tcPr>
           <w:p>
             <w:pPr>
@@ -28219,7 +27748,6 @@
                 <w:tab w:val="left" w:pos="4536"/>
               </w:tabs>
               <w:spacing w:after="0"/>
-              <w:jc w:val="center"/>
               <w:rPr>
                 <w:rFonts w:ascii="Arial" w:hAnsi="Arial" w:cs="Arial"/>
                 <w:sz w:val="20"/>
@@ -28265,6 +27793,7 @@
         <w:tc>
           <w:tcPr>
             <w:tcW w:w="1440" w:type="dxa"/>
+            <w:vAlign w:val="center"/>
           </w:tcPr>
           <w:p>
             <w:pPr>
@@ -28273,7 +27802,6 @@
                 <w:tab w:val="left" w:pos="4536"/>
               </w:tabs>
               <w:spacing w:after="0"/>
-              <w:jc w:val="center"/>
               <w:rPr>
                 <w:rFonts w:ascii="Arial" w:hAnsi="Arial" w:cs="Arial"/>
                 <w:sz w:val="20"/>
@@ -28319,6 +27847,7 @@
         <w:tc>
           <w:tcPr>
             <w:tcW w:w="1440" w:type="dxa"/>
+            <w:vAlign w:val="center"/>
           </w:tcPr>
           <w:p>
             <w:pPr>
@@ -28327,7 +27856,6 @@
                 <w:tab w:val="left" w:pos="4536"/>
               </w:tabs>
               <w:spacing w:after="0"/>
-              <w:jc w:val="center"/>
               <w:rPr>
                 <w:rFonts w:ascii="Arial" w:hAnsi="Arial" w:cs="Arial"/>
                 <w:sz w:val="20"/>
@@ -28381,6 +27909,7 @@
         <w:tc>
           <w:tcPr>
             <w:tcW w:w="1440" w:type="dxa"/>
+            <w:vAlign w:val="center"/>
           </w:tcPr>
           <w:p>
             <w:pPr>
@@ -28389,7 +27918,6 @@
                 <w:tab w:val="left" w:pos="4536"/>
               </w:tabs>
               <w:spacing w:after="0"/>
-              <w:jc w:val="center"/>
               <w:rPr>
                 <w:rFonts w:ascii="Arial" w:hAnsi="Arial" w:cs="Arial"/>
                 <w:sz w:val="20"/>
@@ -28443,6 +27971,7 @@
         <w:tc>
           <w:tcPr>
             <w:tcW w:w="1440" w:type="dxa"/>
+            <w:vAlign w:val="center"/>
           </w:tcPr>
           <w:p>
             <w:pPr>
@@ -28451,7 +27980,6 @@
                 <w:tab w:val="left" w:pos="4536"/>
               </w:tabs>
               <w:spacing w:after="0"/>
-              <w:jc w:val="center"/>
               <w:rPr>
                 <w:rFonts w:ascii="Arial" w:hAnsi="Arial" w:cs="Arial"/>
                 <w:sz w:val="20"/>
@@ -28510,6 +28038,7 @@
             <w:tcBorders>
               <w:right w:val="single" w:sz="12" w:space="0" w:color="auto"/>
             </w:tcBorders>
+            <w:vAlign w:val="center"/>
           </w:tcPr>
           <w:p>
             <w:pPr>
@@ -28518,7 +28047,6 @@
                 <w:tab w:val="left" w:pos="4536"/>
               </w:tabs>
               <w:spacing w:after="0"/>
-              <w:jc w:val="center"/>
               <w:rPr>
                 <w:rFonts w:ascii="Arial" w:hAnsi="Arial" w:cs="Arial"/>
                 <w:b/>
@@ -28545,6 +28073,7 @@
             <w:tcBorders>
               <w:left w:val="single" w:sz="12" w:space="0" w:color="auto"/>
             </w:tcBorders>
+            <w:vAlign w:val="center"/>
           </w:tcPr>
           <w:p>
             <w:pPr>
@@ -28553,7 +28082,6 @@
                 <w:tab w:val="left" w:pos="4536"/>
               </w:tabs>
               <w:spacing w:after="0"/>
-              <w:jc w:val="center"/>
               <w:rPr>
                 <w:rFonts w:ascii="Arial" w:hAnsi="Arial" w:cs="Arial"/>
                 <w:b/>
@@ -28577,6 +28105,7 @@
         <w:tc>
           <w:tcPr>
             <w:tcW w:w="1440" w:type="dxa"/>
+            <w:vAlign w:val="center"/>
           </w:tcPr>
           <w:p>
             <w:pPr>
@@ -28585,7 +28114,6 @@
                 <w:tab w:val="left" w:pos="4536"/>
               </w:tabs>
               <w:spacing w:after="0"/>
-              <w:jc w:val="center"/>
               <w:rPr>
                 <w:rFonts w:ascii="Arial" w:hAnsi="Arial" w:cs="Arial"/>
                 <w:b/>
@@ -28609,6 +28137,7 @@
         <w:tc>
           <w:tcPr>
             <w:tcW w:w="1440" w:type="dxa"/>
+            <w:vAlign w:val="center"/>
           </w:tcPr>
           <w:p>
             <w:pPr>
@@ -28617,7 +28146,6 @@
                 <w:tab w:val="left" w:pos="4536"/>
               </w:tabs>
               <w:spacing w:after="0"/>
-              <w:jc w:val="center"/>
               <w:rPr>
                 <w:rFonts w:ascii="Arial" w:hAnsi="Arial" w:cs="Arial"/>
                 <w:b/>
@@ -28641,6 +28169,7 @@
         <w:tc>
           <w:tcPr>
             <w:tcW w:w="1440" w:type="dxa"/>
+            <w:vAlign w:val="center"/>
           </w:tcPr>
           <w:p>
             <w:pPr>
@@ -28649,7 +28178,6 @@
                 <w:tab w:val="left" w:pos="4536"/>
               </w:tabs>
               <w:spacing w:after="0"/>
-              <w:jc w:val="center"/>
               <w:rPr>
                 <w:rFonts w:ascii="Arial" w:hAnsi="Arial" w:cs="Arial"/>
                 <w:b/>
@@ -28673,6 +28201,7 @@
         <w:tc>
           <w:tcPr>
             <w:tcW w:w="1440" w:type="dxa"/>
+            <w:vAlign w:val="center"/>
           </w:tcPr>
           <w:p>
             <w:pPr>
@@ -28681,7 +28210,6 @@
                 <w:tab w:val="left" w:pos="4536"/>
               </w:tabs>
               <w:spacing w:after="0"/>
-              <w:jc w:val="center"/>
               <w:rPr>
                 <w:rFonts w:ascii="Arial" w:hAnsi="Arial" w:cs="Arial"/>
                 <w:b/>
@@ -28705,6 +28233,7 @@
         <w:tc>
           <w:tcPr>
             <w:tcW w:w="1440" w:type="dxa"/>
+            <w:vAlign w:val="center"/>
           </w:tcPr>
           <w:p>
             <w:pPr>
@@ -28713,7 +28242,6 @@
                 <w:tab w:val="left" w:pos="4536"/>
               </w:tabs>
               <w:spacing w:after="0"/>
-              <w:jc w:val="center"/>
               <w:rPr>
                 <w:rFonts w:ascii="Arial" w:hAnsi="Arial" w:cs="Arial"/>
                 <w:b/>
@@ -28809,38 +28337,62 @@
         <w:rPr>
           <w:rFonts w:ascii="Arial" w:hAnsi="Arial" w:cs="Arial"/>
         </w:rPr>
-        <w:t xml:space="preserve"> Full Scale standard score </w:t>
-      </w:r>
-      <w:r>
-        <w:rPr>
-          <w:rFonts w:ascii="Arial" w:hAnsi="Arial" w:cs="Arial"/>
-        </w:rPr>
-        <w:t>f</w:t>
-      </w:r>
-      <w:r>
-        <w:rPr>
-          <w:rFonts w:ascii="Arial" w:hAnsi="Arial" w:cs="Arial"/>
-        </w:rPr>
-        <w:t>alls in the Average range and is ranked at the 58</w:t>
-      </w:r>
-      <w:r>
-        <w:rPr>
-          <w:rFonts w:ascii="Arial" w:hAnsi="Arial" w:cs="Arial"/>
-          <w:vertAlign w:val="superscript"/>
-        </w:rPr>
-        <w:t>th</w:t>
-      </w:r>
-      <w:r>
-        <w:rPr>
-          <w:rFonts w:ascii="Arial" w:hAnsi="Arial" w:cs="Arial"/>
-        </w:rPr>
         <w:t xml:space="preserve"> </w:t>
       </w:r>
-      <w:r>
-        <w:rPr>
-          <w:rFonts w:ascii="Arial" w:hAnsi="Arial" w:cs="Arial"/>
-        </w:rPr>
-        <w:t xml:space="preserve">percentile. This means that </w:t>
+    </w:p>
+    <w:p>
+      <w:pPr>
+        <w:pStyle w:val="Textbody"/>
+        <w:tabs>
+          <w:tab w:val="left" w:pos="4536"/>
+        </w:tabs>
+        <w:spacing w:after="0"/>
+        <w:jc w:val="both"/>
+      </w:pPr>
+    </w:p>
+    <w:p>
+      <w:pPr>
+        <w:pStyle w:val="Textbody"/>
+        <w:tabs>
+          <w:tab w:val="left" w:pos="4536"/>
+        </w:tabs>
+        <w:spacing w:after="0"/>
+        <w:jc w:val="both"/>
+        <w:rPr>
+          <w:rFonts w:ascii="Arial" w:hAnsi="Arial" w:cs="Arial"/>
+        </w:rPr>
+      </w:pPr>
+      <w:r>
+        <w:rPr>
+          <w:rFonts w:ascii="Arial" w:hAnsi="Arial" w:cs="Arial"/>
+        </w:rPr>
+        <w:t xml:space="preserve">According to </w:t>
+      </w:r>
+      <w:r>
+        <w:rPr>
+          <w:rFonts w:ascii="Arial" w:hAnsi="Arial" w:cs="Arial"/>
+        </w:rPr>
+        <w:t>John</w:t>
+      </w:r>
+      <w:r>
+        <w:rPr>
+          <w:rFonts w:ascii="Arial" w:hAnsi="Arial" w:cs="Arial"/>
+        </w:rPr>
+        <w:t xml:space="preserve">’s </w:t>
+      </w:r>
+      <w:r>
+        <w:rPr>
+          <w:rFonts w:ascii="Arial" w:hAnsi="Arial" w:cs="Arial"/>
+          <w:b/>
+          <w:bCs/>
+        </w:rPr>
+        <w:t>teacher</w:t>
+      </w:r>
+      <w:r>
+        <w:rPr>
+          <w:rFonts w:ascii="Arial" w:hAnsi="Arial" w:cs="Arial"/>
+        </w:rPr>
+        <w:t xml:space="preserve"> </w:t>
       </w:r>
       <w:r>
         <w:rPr>
@@ -28852,79 +28404,7 @@
         <w:rPr>
           <w:rFonts w:ascii="Arial" w:hAnsi="Arial" w:cs="Arial"/>
         </w:rPr>
-        <w:t xml:space="preserve"> score is equal to, or greater than, 58% of those obtained by youth </w:t>
-      </w:r>
-      <w:r>
-        <w:rPr>
-          <w:rFonts w:ascii="Arial" w:hAnsi="Arial" w:cs="Arial"/>
-        </w:rPr>
-        <w:t>his</w:t>
-      </w:r>
-      <w:r>
-        <w:rPr>
-          <w:rFonts w:ascii="Arial" w:hAnsi="Arial" w:cs="Arial"/>
-        </w:rPr>
-        <w:t xml:space="preserve"> age in the standardization group. There is a 95% probability that </w:t>
-      </w:r>
-      <w:r>
-        <w:rPr>
-          <w:rFonts w:ascii="Arial" w:hAnsi="Arial" w:cs="Arial"/>
-        </w:rPr>
-        <w:t>John</w:t>
-      </w:r>
-      <w:r>
-        <w:rPr>
-          <w:rFonts w:ascii="Arial" w:hAnsi="Arial" w:cs="Arial"/>
-        </w:rPr>
-        <w:t xml:space="preserve">’s true Full Scale standard score is within the range of 100 to 106. The CEFI Full Scale score is made up of items that belong on separate scales called Attention, Emotion Regulation, Flexibility, Inhibitory Control, Initiation, Organization, Planning, Self-Monitoring, and Working Memory. There was no significant variation among the CEFI Scales. This indicates that </w:t>
-      </w:r>
-      <w:r>
-        <w:rPr>
-          <w:rFonts w:ascii="Arial" w:hAnsi="Arial" w:cs="Arial"/>
-        </w:rPr>
-        <w:t>John</w:t>
-      </w:r>
-      <w:r>
-        <w:rPr>
-          <w:rFonts w:ascii="Arial" w:hAnsi="Arial" w:cs="Arial"/>
-        </w:rPr>
-        <w:t xml:space="preserve"> obtained similar scores on the separate scales. This also means that the Full Scale is a good description of </w:t>
-      </w:r>
-      <w:r>
-        <w:rPr>
-          <w:rFonts w:ascii="Arial" w:hAnsi="Arial" w:cs="Arial"/>
-        </w:rPr>
-        <w:t>his</w:t>
-      </w:r>
-      <w:r>
-        <w:rPr>
-          <w:rFonts w:ascii="Arial" w:hAnsi="Arial" w:cs="Arial"/>
-        </w:rPr>
-        <w:t xml:space="preserve"> executive function behaviors</w:t>
-      </w:r>
-      <w:r>
-        <w:rPr>
-          <w:rFonts w:ascii="Arial" w:hAnsi="Arial" w:cs="Arial"/>
-        </w:rPr>
-        <w:t xml:space="preserve"> according to </w:t>
-      </w:r>
-      <w:r>
-        <w:rPr>
-          <w:rFonts w:ascii="Arial" w:hAnsi="Arial" w:cs="Arial"/>
-        </w:rPr>
-        <w:t>his</w:t>
-      </w:r>
-      <w:r>
-        <w:rPr>
-          <w:rFonts w:ascii="Arial" w:hAnsi="Arial" w:cs="Arial"/>
-        </w:rPr>
-        <w:t xml:space="preserve"> mother’s ratings</w:t>
-      </w:r>
-      <w:r>
-        <w:rPr>
-          <w:rFonts w:ascii="Arial" w:hAnsi="Arial" w:cs="Arial"/>
-        </w:rPr>
-        <w:t>.</w:t>
+        <w:t xml:space="preserve"> </w:t>
       </w:r>
     </w:p>
     <w:p>
@@ -28935,6 +28415,9 @@
         </w:tabs>
         <w:spacing w:after="0"/>
         <w:jc w:val="both"/>
+        <w:rPr>
+          <w:rFonts w:ascii="Arial" w:hAnsi="Arial" w:cs="Arial"/>
+        </w:rPr>
       </w:pPr>
     </w:p>
     <w:p>
@@ -28953,27 +28436,85 @@
         <w:rPr>
           <w:rFonts w:ascii="Arial" w:hAnsi="Arial" w:cs="Arial"/>
         </w:rPr>
-        <w:t xml:space="preserve">According to </w:t>
-      </w:r>
-      <w:r>
-        <w:rPr>
-          <w:rFonts w:ascii="Arial" w:hAnsi="Arial" w:cs="Arial"/>
-        </w:rPr>
-        <w:t>John</w:t>
-      </w:r>
-      <w:r>
-        <w:rPr>
-          <w:rFonts w:ascii="Arial" w:hAnsi="Arial" w:cs="Arial"/>
-        </w:rPr>
-        <w:t xml:space="preserve">’s </w:t>
-      </w:r>
+        <w:t>There were</w:t>
+      </w:r>
+      <w:r>
+        <w:rPr>
+          <w:rFonts w:ascii="Arial" w:hAnsi="Arial" w:cs="Arial"/>
+        </w:rPr>
+        <w:t xml:space="preserve"> noted areas of strength/weakness in the following executive functioning domains</w:t>
+      </w:r>
+      <w:r>
+        <w:rPr>
+          <w:rFonts w:ascii="Arial" w:hAnsi="Arial" w:cs="Arial"/>
+        </w:rPr>
+        <w:t>:</w:t>
+      </w:r>
+    </w:p>
+    <w:p>
+      <w:pPr>
+        <w:pStyle w:val="Textbody"/>
+        <w:tabs>
+          <w:tab w:val="left" w:pos="4536"/>
+        </w:tabs>
+        <w:spacing w:after="0"/>
+        <w:jc w:val="both"/>
+        <w:rPr>
+          <w:rFonts w:ascii="Arial" w:hAnsi="Arial" w:cs="Arial"/>
+        </w:rPr>
+      </w:pPr>
+    </w:p>
+    <w:p>
+      <w:pPr>
+        <w:pStyle w:val="Default"/>
+        <w:tabs>
+          <w:tab w:val="left" w:pos="4536"/>
+        </w:tabs>
+        <w:jc w:val="both"/>
+        <w:rPr>
+          <w:rFonts w:ascii="Arial" w:eastAsia="Times New Roman" w:hAnsi="Arial" w:cs="Arial"/>
+          <w:bCs/>
+          <w:lang w:val="en-US"/>
+        </w:rPr>
+      </w:pPr>
       <w:r>
         <w:rPr>
           <w:rFonts w:ascii="Arial" w:hAnsi="Arial" w:cs="Arial"/>
           <w:b/>
           <w:bCs/>
         </w:rPr>
-        <w:t>teacher</w:t>
+        <w:t xml:space="preserve">Attention </w:t>
+      </w:r>
+      <w:r>
+        <w:rPr>
+          <w:rFonts w:ascii="Arial" w:eastAsia="Times New Roman" w:hAnsi="Arial" w:cs="Arial"/>
+          <w:bCs/>
+          <w:lang w:val="en-US"/>
+        </w:rPr>
+        <w:t>[copy/paste from computer report highs/lows]</w:t>
+      </w:r>
+    </w:p>
+    <w:p>
+      <w:pPr>
+        <w:pStyle w:val="Textbody"/>
+        <w:tabs>
+          <w:tab w:val="left" w:pos="4536"/>
+        </w:tabs>
+        <w:spacing w:after="0"/>
+        <w:jc w:val="both"/>
+        <w:rPr>
+          <w:rFonts w:ascii="Arial" w:hAnsi="Arial" w:cs="Arial"/>
+          <w:b/>
+          <w:bCs/>
+        </w:rPr>
+      </w:pPr>
+      <w:r>
+        <w:rPr>
+          <w:rFonts w:ascii="Arial" w:hAnsi="Arial" w:cs="Arial"/>
+          <w:b/>
+          <w:bCs/>
+        </w:rPr>
+        <w:t>Initiation</w:t>
       </w:r>
       <w:r>
         <w:rPr>
@@ -28981,67 +28522,6 @@
         </w:rPr>
         <w:t xml:space="preserve"> </w:t>
       </w:r>
-      <w:r>
-        <w:rPr>
-          <w:rFonts w:ascii="Arial" w:hAnsi="Arial" w:cs="Arial"/>
-        </w:rPr>
-        <w:t>his</w:t>
-      </w:r>
-      <w:r>
-        <w:rPr>
-          <w:rFonts w:ascii="Arial" w:hAnsi="Arial" w:cs="Arial"/>
-        </w:rPr>
-        <w:t xml:space="preserve"> Full Scale score was in the Low Average range </w:t>
-      </w:r>
-      <w:r>
-        <w:rPr>
-          <w:rFonts w:ascii="Arial" w:hAnsi="Arial" w:cs="Arial"/>
-        </w:rPr>
-        <w:t>at the 10</w:t>
-      </w:r>
-      <w:r>
-        <w:rPr>
-          <w:rFonts w:ascii="Arial" w:hAnsi="Arial" w:cs="Arial"/>
-          <w:vertAlign w:val="superscript"/>
-        </w:rPr>
-        <w:t>th</w:t>
-      </w:r>
-      <w:r>
-        <w:rPr>
-          <w:rFonts w:ascii="Arial" w:hAnsi="Arial" w:cs="Arial"/>
-        </w:rPr>
-        <w:t xml:space="preserve"> percentile </w:t>
-      </w:r>
-      <w:r>
-        <w:rPr>
-          <w:rFonts w:ascii="Arial" w:hAnsi="Arial" w:cs="Arial"/>
-        </w:rPr>
-        <w:t xml:space="preserve">and all of </w:t>
-      </w:r>
-      <w:r>
-        <w:rPr>
-          <w:rFonts w:ascii="Arial" w:hAnsi="Arial" w:cs="Arial"/>
-        </w:rPr>
-        <w:t>his</w:t>
-      </w:r>
-      <w:r>
-        <w:rPr>
-          <w:rFonts w:ascii="Arial" w:hAnsi="Arial" w:cs="Arial"/>
-        </w:rPr>
-        <w:t xml:space="preserve"> scores in executive functioning were significantly lower than what </w:t>
-      </w:r>
-      <w:r>
-        <w:rPr>
-          <w:rFonts w:ascii="Arial" w:hAnsi="Arial" w:cs="Arial"/>
-        </w:rPr>
-        <w:t>his</w:t>
-      </w:r>
-      <w:r>
-        <w:rPr>
-          <w:rFonts w:ascii="Arial" w:hAnsi="Arial" w:cs="Arial"/>
-        </w:rPr>
-        <w:t xml:space="preserve"> mother reported. Clearly home and school are seeing different things. </w:t>
-      </w:r>
     </w:p>
     <w:p>
       <w:pPr>
@@ -29053,8 +28533,24 @@
         <w:jc w:val="both"/>
         <w:rPr>
           <w:rFonts w:ascii="Arial" w:hAnsi="Arial" w:cs="Arial"/>
-        </w:rPr>
-      </w:pPr>
+          <w:b/>
+          <w:bCs/>
+        </w:rPr>
+      </w:pPr>
+      <w:r>
+        <w:rPr>
+          <w:rFonts w:ascii="Arial" w:hAnsi="Arial" w:cs="Arial"/>
+          <w:b/>
+          <w:bCs/>
+        </w:rPr>
+        <w:t>Inhibitory Control</w:t>
+      </w:r>
+      <w:r>
+        <w:rPr>
+          <w:rFonts w:ascii="Arial" w:hAnsi="Arial" w:cs="Arial"/>
+        </w:rPr>
+        <w:t xml:space="preserve"> </w:t>
+      </w:r>
     </w:p>
     <w:p>
       <w:pPr>
@@ -29066,25 +28562,17 @@
         <w:jc w:val="both"/>
         <w:rPr>
           <w:rFonts w:ascii="Arial" w:hAnsi="Arial" w:cs="Arial"/>
-        </w:rPr>
-      </w:pPr>
-      <w:r>
-        <w:rPr>
-          <w:rFonts w:ascii="Arial" w:hAnsi="Arial" w:cs="Arial"/>
-        </w:rPr>
-        <w:t>There were</w:t>
-      </w:r>
-      <w:r>
-        <w:rPr>
-          <w:rFonts w:ascii="Arial" w:hAnsi="Arial" w:cs="Arial"/>
-        </w:rPr>
-        <w:t xml:space="preserve"> noted areas of strength/weakness in the following executive functioning domains</w:t>
-      </w:r>
-      <w:r>
-        <w:rPr>
-          <w:rFonts w:ascii="Arial" w:hAnsi="Arial" w:cs="Arial"/>
-        </w:rPr>
-        <w:t>:</w:t>
+          <w:b/>
+          <w:bCs/>
+        </w:rPr>
+      </w:pPr>
+      <w:r>
+        <w:rPr>
+          <w:rFonts w:ascii="Arial" w:hAnsi="Arial" w:cs="Arial"/>
+          <w:b/>
+          <w:bCs/>
+        </w:rPr>
+        <w:t xml:space="preserve">Planning </w:t>
       </w:r>
     </w:p>
     <w:p>
@@ -29097,37 +28585,23 @@
         <w:jc w:val="both"/>
         <w:rPr>
           <w:rFonts w:ascii="Arial" w:hAnsi="Arial" w:cs="Arial"/>
-        </w:rPr>
-      </w:pPr>
-    </w:p>
-    <w:p>
-      <w:pPr>
-        <w:pStyle w:val="Default"/>
-        <w:tabs>
-          <w:tab w:val="left" w:pos="4536"/>
-        </w:tabs>
-        <w:jc w:val="both"/>
-        <w:rPr>
-          <w:rFonts w:ascii="Arial" w:eastAsia="Times New Roman" w:hAnsi="Arial" w:cs="Arial"/>
-          <w:bCs/>
-          <w:lang w:val="en-US"/>
-        </w:rPr>
-      </w:pPr>
-      <w:r>
-        <w:rPr>
-          <w:rFonts w:ascii="Arial" w:hAnsi="Arial" w:cs="Arial"/>
           <w:b/>
           <w:bCs/>
         </w:rPr>
-        <w:t xml:space="preserve">Attention </w:t>
-      </w:r>
-      <w:r>
-        <w:rPr>
-          <w:rFonts w:ascii="Arial" w:eastAsia="Times New Roman" w:hAnsi="Arial" w:cs="Arial"/>
-          <w:bCs/>
-          <w:lang w:val="en-US"/>
-        </w:rPr>
-        <w:t>[copy/paste from computer report highs/lows]</w:t>
+      </w:pPr>
+      <w:r>
+        <w:rPr>
+          <w:rFonts w:ascii="Arial" w:hAnsi="Arial" w:cs="Arial"/>
+          <w:b/>
+          <w:bCs/>
+        </w:rPr>
+        <w:t>Working Memory</w:t>
+      </w:r>
+      <w:r>
+        <w:rPr>
+          <w:rFonts w:ascii="Arial" w:hAnsi="Arial" w:cs="Arial"/>
+        </w:rPr>
+        <w:t xml:space="preserve"> </w:t>
       </w:r>
     </w:p>
     <w:p>
@@ -29150,7 +28624,7 @@
           <w:b/>
           <w:bCs/>
         </w:rPr>
-        <w:t>Initiation</w:t>
+        <w:t>Organization</w:t>
       </w:r>
       <w:r>
         <w:rPr>
@@ -29179,7 +28653,7 @@
           <w:b/>
           <w:bCs/>
         </w:rPr>
-        <w:t>Inhibitory Control</w:t>
+        <w:t>Emotion Regulation</w:t>
       </w:r>
       <w:r>
         <w:rPr>
@@ -29208,7 +28682,13 @@
           <w:b/>
           <w:bCs/>
         </w:rPr>
-        <w:t xml:space="preserve">Planning </w:t>
+        <w:t>Flexibility</w:t>
+      </w:r>
+      <w:r>
+        <w:rPr>
+          <w:rFonts w:ascii="Arial" w:hAnsi="Arial" w:cs="Arial"/>
+        </w:rPr>
+        <w:t xml:space="preserve"> </w:t>
       </w:r>
     </w:p>
     <w:p>
@@ -29221,131 +28701,15 @@
         <w:jc w:val="both"/>
         <w:rPr>
           <w:rFonts w:ascii="Arial" w:hAnsi="Arial" w:cs="Arial"/>
+        </w:rPr>
+      </w:pPr>
+      <w:r>
+        <w:rPr>
+          <w:rFonts w:ascii="Arial" w:hAnsi="Arial" w:cs="Arial"/>
           <w:b/>
           <w:bCs/>
         </w:rPr>
-      </w:pPr>
-      <w:r>
-        <w:rPr>
-          <w:rFonts w:ascii="Arial" w:hAnsi="Arial" w:cs="Arial"/>
-          <w:b/>
-          <w:bCs/>
-        </w:rPr>
-        <w:t>Working Memory</w:t>
-      </w:r>
-      <w:r>
-        <w:rPr>
-          <w:rFonts w:ascii="Arial" w:hAnsi="Arial" w:cs="Arial"/>
-        </w:rPr>
-        <w:t xml:space="preserve"> </w:t>
-      </w:r>
-    </w:p>
-    <w:p>
-      <w:pPr>
-        <w:pStyle w:val="Textbody"/>
-        <w:tabs>
-          <w:tab w:val="left" w:pos="4536"/>
-        </w:tabs>
-        <w:spacing w:after="0"/>
-        <w:jc w:val="both"/>
-        <w:rPr>
-          <w:rFonts w:ascii="Arial" w:hAnsi="Arial" w:cs="Arial"/>
-          <w:b/>
-          <w:bCs/>
-        </w:rPr>
-      </w:pPr>
-      <w:r>
-        <w:rPr>
-          <w:rFonts w:ascii="Arial" w:hAnsi="Arial" w:cs="Arial"/>
-          <w:b/>
-          <w:bCs/>
-        </w:rPr>
-        <w:t>Organization</w:t>
-      </w:r>
-      <w:r>
-        <w:rPr>
-          <w:rFonts w:ascii="Arial" w:hAnsi="Arial" w:cs="Arial"/>
-        </w:rPr>
-        <w:t xml:space="preserve"> </w:t>
-      </w:r>
-    </w:p>
-    <w:p>
-      <w:pPr>
-        <w:pStyle w:val="Textbody"/>
-        <w:tabs>
-          <w:tab w:val="left" w:pos="4536"/>
-        </w:tabs>
-        <w:spacing w:after="0"/>
-        <w:jc w:val="both"/>
-        <w:rPr>
-          <w:rFonts w:ascii="Arial" w:hAnsi="Arial" w:cs="Arial"/>
-          <w:b/>
-          <w:bCs/>
-        </w:rPr>
-      </w:pPr>
-      <w:r>
-        <w:rPr>
-          <w:rFonts w:ascii="Arial" w:hAnsi="Arial" w:cs="Arial"/>
-          <w:b/>
-          <w:bCs/>
-        </w:rPr>
-        <w:t>Emotion Regulation</w:t>
-      </w:r>
-      <w:r>
-        <w:rPr>
-          <w:rFonts w:ascii="Arial" w:hAnsi="Arial" w:cs="Arial"/>
-        </w:rPr>
-        <w:t xml:space="preserve"> </w:t>
-      </w:r>
-    </w:p>
-    <w:p>
-      <w:pPr>
-        <w:pStyle w:val="Textbody"/>
-        <w:tabs>
-          <w:tab w:val="left" w:pos="4536"/>
-        </w:tabs>
-        <w:spacing w:after="0"/>
-        <w:jc w:val="both"/>
-        <w:rPr>
-          <w:rFonts w:ascii="Arial" w:hAnsi="Arial" w:cs="Arial"/>
-          <w:b/>
-          <w:bCs/>
-        </w:rPr>
-      </w:pPr>
-      <w:r>
-        <w:rPr>
-          <w:rFonts w:ascii="Arial" w:hAnsi="Arial" w:cs="Arial"/>
-          <w:b/>
-          <w:bCs/>
-        </w:rPr>
         <w:lastRenderedPageBreak/>
-        <w:t>Flexibility</w:t>
-      </w:r>
-      <w:r>
-        <w:rPr>
-          <w:rFonts w:ascii="Arial" w:hAnsi="Arial" w:cs="Arial"/>
-        </w:rPr>
-        <w:t xml:space="preserve"> </w:t>
-      </w:r>
-    </w:p>
-    <w:p>
-      <w:pPr>
-        <w:pStyle w:val="Textbody"/>
-        <w:tabs>
-          <w:tab w:val="left" w:pos="4536"/>
-        </w:tabs>
-        <w:spacing w:after="0"/>
-        <w:jc w:val="both"/>
-        <w:rPr>
-          <w:rFonts w:ascii="Arial" w:hAnsi="Arial" w:cs="Arial"/>
-        </w:rPr>
-      </w:pPr>
-      <w:r>
-        <w:rPr>
-          <w:rFonts w:ascii="Arial" w:hAnsi="Arial" w:cs="Arial"/>
-          <w:b/>
-          <w:bCs/>
-        </w:rPr>
         <w:t>Self-Monitoring</w:t>
       </w:r>
       <w:r>
@@ -29743,38 +29107,77 @@
         <w:spacing w:after="0"/>
         <w:jc w:val="both"/>
         <w:rPr>
-          <w:rFonts w:ascii="Arial" w:eastAsia="Times New Roman" w:hAnsi="Arial" w:cs="Arial"/>
-        </w:rPr>
-      </w:pPr>
-      <w:r>
-        <w:rPr>
-          <w:rFonts w:ascii="Arial" w:eastAsia="Times New Roman" w:hAnsi="Arial" w:cs="Arial"/>
-        </w:rPr>
-        <w:t>The parent report also suggested the following topics that parents may want to discuss with the assessor</w:t>
-      </w:r>
-      <w:r>
-        <w:rPr>
-          <w:rFonts w:ascii="Arial" w:eastAsia="Times New Roman" w:hAnsi="Arial" w:cs="Arial"/>
-        </w:rPr>
-        <w:t xml:space="preserve">: </w:t>
-      </w:r>
-      <w:r>
-        <w:rPr>
-          <w:rFonts w:ascii="Arial" w:eastAsia="Times New Roman" w:hAnsi="Arial" w:cs="Arial"/>
+          <w:rFonts w:ascii="Arial" w:hAnsi="Arial" w:cs="Arial"/>
+        </w:rPr>
+      </w:pPr>
+      <w:r>
+        <w:rPr>
+          <w:rFonts w:ascii="Arial" w:hAnsi="Arial" w:cs="Arial"/>
+        </w:rPr>
+        <w:t xml:space="preserve">Under the section for </w:t>
+      </w:r>
+      <w:r>
+        <w:rPr>
+          <w:rFonts w:ascii="Arial" w:hAnsi="Arial" w:cs="Arial"/>
+          <w:b/>
+          <w:bCs/>
+          <w:u w:val="single"/>
+        </w:rPr>
+        <w:t>Additional concerns about your child</w:t>
+      </w:r>
+      <w:r>
+        <w:rPr>
+          <w:rFonts w:ascii="Arial" w:hAnsi="Arial" w:cs="Arial"/>
+        </w:rPr>
+        <w:t xml:space="preserve"> </w:t>
+      </w:r>
+      <w:r>
+        <w:rPr>
+          <w:rFonts w:ascii="Arial" w:hAnsi="Arial" w:cs="Arial"/>
+        </w:rPr>
+        <w:t>John</w:t>
+      </w:r>
+      <w:r>
+        <w:rPr>
+          <w:rFonts w:ascii="Arial" w:hAnsi="Arial" w:cs="Arial"/>
+        </w:rPr>
+        <w:t xml:space="preserve">’s mother added the following: </w:t>
+      </w:r>
+      <w:r>
+        <w:rPr>
+          <w:rFonts w:ascii="Arial" w:hAnsi="Arial" w:cs="Arial"/>
+        </w:rPr>
+        <w:t>“</w:t>
+      </w:r>
+      <w:r>
+        <w:rPr>
+          <w:rFonts w:ascii="Arial" w:hAnsi="Arial" w:cs="Arial"/>
         </w:rPr>
         <w:t>{{</w:t>
       </w:r>
       <w:r>
         <w:rPr>
-          <w:rFonts w:ascii="Arial" w:eastAsia="Times New Roman" w:hAnsi="Arial" w:cs="Arial"/>
-        </w:rPr>
-        <w:t>CBRS Parent Additional Problems</w:t>
-      </w:r>
-      <w:r>
-        <w:rPr>
-          <w:rFonts w:ascii="Arial" w:eastAsia="Times New Roman" w:hAnsi="Arial" w:cs="Arial"/>
+          <w:rFonts w:ascii="Arial" w:hAnsi="Arial" w:cs="Arial"/>
+        </w:rPr>
+        <w:t>CBRS Parent Additional Comments</w:t>
+      </w:r>
+      <w:r>
+        <w:rPr>
+          <w:rFonts w:ascii="Arial" w:hAnsi="Arial" w:cs="Arial"/>
         </w:rPr>
         <w:t>}}</w:t>
+      </w:r>
+      <w:r>
+        <w:rPr>
+          <w:rFonts w:ascii="Arial" w:hAnsi="Arial" w:cs="Arial"/>
+        </w:rPr>
+        <w:t>.</w:t>
+      </w:r>
+      <w:r>
+        <w:rPr>
+          <w:rFonts w:ascii="Arial" w:hAnsi="Arial" w:cs="Arial"/>
+        </w:rPr>
+        <w:t>”</w:t>
       </w:r>
     </w:p>
     <w:p>
@@ -29783,7 +29186,7 @@
         <w:spacing w:after="0"/>
         <w:jc w:val="both"/>
         <w:rPr>
-          <w:rFonts w:ascii="Arial" w:eastAsia="Times New Roman" w:hAnsi="Arial" w:cs="Arial"/>
+          <w:rFonts w:ascii="Arial" w:hAnsi="Arial" w:cs="Arial"/>
         </w:rPr>
       </w:pPr>
     </w:p>
@@ -29793,7 +29196,7 @@
         <w:spacing w:after="0"/>
         <w:jc w:val="both"/>
         <w:rPr>
-          <w:rFonts w:ascii="Arial" w:hAnsi="Arial" w:cs="Arial"/>
+          <w:rFonts w:ascii="Arial" w:eastAsia="Times New Roman" w:hAnsi="Arial" w:cs="Arial"/>
         </w:rPr>
       </w:pPr>
       <w:r>
@@ -29809,7 +29212,7 @@
           <w:bCs/>
           <w:u w:val="single"/>
         </w:rPr>
-        <w:t>Additional concerns about your child</w:t>
+        <w:t>Child's strengths or skills</w:t>
       </w:r>
       <w:r>
         <w:rPr>
@@ -29833,19 +29236,31 @@
         <w:rPr>
           <w:rFonts w:ascii="Arial" w:hAnsi="Arial" w:cs="Arial"/>
         </w:rPr>
+        <w:t>“</w:t>
+      </w:r>
+      <w:r>
+        <w:rPr>
+          <w:rFonts w:ascii="Arial" w:hAnsi="Arial" w:cs="Arial"/>
+        </w:rPr>
         <w:t>{{</w:t>
       </w:r>
       <w:r>
         <w:rPr>
           <w:rFonts w:ascii="Arial" w:hAnsi="Arial" w:cs="Arial"/>
         </w:rPr>
-        <w:t>CBRS Parent Additional Comments</w:t>
-      </w:r>
-      <w:r>
-        <w:rPr>
-          <w:rFonts w:ascii="Arial" w:hAnsi="Arial" w:cs="Arial"/>
-        </w:rPr>
-        <w:t>}}</w:t>
+        <w:t>CBRS Parent Strengths</w:t>
+      </w:r>
+      <w:r>
+        <w:rPr>
+          <w:rFonts w:ascii="Arial" w:hAnsi="Arial" w:cs="Arial"/>
+        </w:rPr>
+        <w:t>}}.</w:t>
+      </w:r>
+      <w:r>
+        <w:rPr>
+          <w:rFonts w:ascii="Arial" w:hAnsi="Arial" w:cs="Arial"/>
+        </w:rPr>
+        <w:t>”</w:t>
       </w:r>
     </w:p>
     <w:p>
@@ -29854,7 +29269,7 @@
         <w:spacing w:after="0"/>
         <w:jc w:val="both"/>
         <w:rPr>
-          <w:rFonts w:ascii="Arial" w:hAnsi="Arial" w:cs="Arial"/>
+          <w:rFonts w:ascii="Arial" w:eastAsia="Times New Roman" w:hAnsi="Arial" w:cs="Arial"/>
         </w:rPr>
       </w:pPr>
     </w:p>
@@ -29865,58 +29280,19 @@
         <w:jc w:val="both"/>
         <w:rPr>
           <w:rFonts w:ascii="Arial" w:eastAsia="Times New Roman" w:hAnsi="Arial" w:cs="Arial"/>
-        </w:rPr>
-      </w:pPr>
-      <w:r>
-        <w:rPr>
-          <w:rFonts w:ascii="Arial" w:hAnsi="Arial" w:cs="Arial"/>
-        </w:rPr>
-        <w:t xml:space="preserve">Under the section for </w:t>
-      </w:r>
-      <w:r>
-        <w:rPr>
-          <w:rFonts w:ascii="Arial" w:hAnsi="Arial" w:cs="Arial"/>
           <w:b/>
           <w:bCs/>
           <w:u w:val="single"/>
         </w:rPr>
-        <w:t>Child's strengths or skills</w:t>
-      </w:r>
-      <w:r>
-        <w:rPr>
-          <w:rFonts w:ascii="Arial" w:hAnsi="Arial" w:cs="Arial"/>
-        </w:rPr>
-        <w:t xml:space="preserve"> </w:t>
-      </w:r>
-      <w:r>
-        <w:rPr>
-          <w:rFonts w:ascii="Arial" w:hAnsi="Arial" w:cs="Arial"/>
-        </w:rPr>
-        <w:t>John</w:t>
-      </w:r>
-      <w:r>
-        <w:rPr>
-          <w:rFonts w:ascii="Arial" w:hAnsi="Arial" w:cs="Arial"/>
-        </w:rPr>
-        <w:t xml:space="preserve">’s mother added the following: </w:t>
-      </w:r>
-      <w:r>
-        <w:rPr>
-          <w:rFonts w:ascii="Arial" w:hAnsi="Arial" w:cs="Arial"/>
-        </w:rPr>
-        <w:t>{{</w:t>
-      </w:r>
-      <w:r>
-        <w:rPr>
-          <w:rFonts w:ascii="Arial" w:hAnsi="Arial" w:cs="Arial"/>
-        </w:rPr>
-        <w:t>CBRS Parent Strengths</w:t>
-      </w:r>
-      <w:r>
-        <w:rPr>
-          <w:rFonts w:ascii="Arial" w:hAnsi="Arial" w:cs="Arial"/>
-        </w:rPr>
-        <w:t>}}.</w:t>
+      </w:pPr>
+      <w:r>
+        <w:rPr>
+          <w:rFonts w:ascii="Arial" w:eastAsia="Times New Roman" w:hAnsi="Arial" w:cs="Arial"/>
+          <w:b/>
+          <w:bCs/>
+          <w:u w:val="single"/>
+        </w:rPr>
+        <w:t>Teacher Report</w:t>
       </w:r>
     </w:p>
     <w:p>
@@ -29938,17 +29314,83 @@
           <w:rFonts w:ascii="Arial" w:eastAsia="Times New Roman" w:hAnsi="Arial" w:cs="Arial"/>
           <w:b/>
           <w:bCs/>
-          <w:u w:val="single"/>
-        </w:rPr>
-      </w:pPr>
-      <w:r>
-        <w:rPr>
-          <w:rFonts w:ascii="Arial" w:eastAsia="Times New Roman" w:hAnsi="Arial" w:cs="Arial"/>
+        </w:rPr>
+      </w:pPr>
+      <w:r>
+        <w:rPr>
+          <w:rFonts w:ascii="Arial" w:eastAsia="Times New Roman" w:hAnsi="Arial" w:cs="Arial"/>
+        </w:rPr>
+        <w:t>John</w:t>
+      </w:r>
+      <w:r>
+        <w:rPr>
+          <w:rFonts w:ascii="Arial" w:eastAsia="Times New Roman" w:hAnsi="Arial" w:cs="Arial"/>
+        </w:rPr>
+        <w:t xml:space="preserve">’s teacher rated </w:t>
+      </w:r>
+      <w:r>
+        <w:rPr>
+          <w:rFonts w:ascii="Arial" w:eastAsia="Times New Roman" w:hAnsi="Arial" w:cs="Arial"/>
+        </w:rPr>
+        <w:t>John</w:t>
+      </w:r>
+      <w:r>
+        <w:rPr>
+          <w:rFonts w:ascii="Arial" w:eastAsia="Times New Roman" w:hAnsi="Arial" w:cs="Arial"/>
+        </w:rPr>
+        <w:t xml:space="preserve"> as experiencing significant difficulty </w:t>
+      </w:r>
+      <w:r>
+        <w:rPr>
+          <w:rFonts w:ascii="Arial" w:eastAsia="Times New Roman" w:hAnsi="Arial" w:cs="Arial"/>
+        </w:rPr>
+        <w:t xml:space="preserve">with </w:t>
+      </w:r>
+      <w:r>
+        <w:rPr>
+          <w:rFonts w:ascii="Arial" w:hAnsi="Arial" w:cs="Arial"/>
           <w:b/>
           <w:bCs/>
-          <w:u w:val="single"/>
-        </w:rPr>
-        <w:t>Teacher Report</w:t>
+        </w:rPr>
+        <w:t>{{</w:t>
+      </w:r>
+      <w:r>
+        <w:rPr>
+          <w:rFonts w:ascii="Arial" w:hAnsi="Arial" w:cs="Arial"/>
+          <w:b/>
+          <w:bCs/>
+        </w:rPr>
+        <w:t xml:space="preserve">CBRS </w:t>
+      </w:r>
+      <w:r>
+        <w:rPr>
+          <w:rFonts w:ascii="Arial" w:hAnsi="Arial" w:cs="Arial"/>
+          <w:b/>
+          <w:bCs/>
+        </w:rPr>
+        <w:t xml:space="preserve">Teacher </w:t>
+      </w:r>
+      <w:r>
+        <w:rPr>
+          <w:rFonts w:ascii="Arial" w:hAnsi="Arial" w:cs="Arial"/>
+          <w:b/>
+          <w:bCs/>
+        </w:rPr>
+        <w:t>Behavior Scales</w:t>
+      </w:r>
+      <w:r>
+        <w:rPr>
+          <w:rFonts w:ascii="Arial" w:hAnsi="Arial" w:cs="Arial"/>
+          <w:b/>
+          <w:bCs/>
+        </w:rPr>
+        <w:t>}}</w:t>
+      </w:r>
+      <w:r>
+        <w:rPr>
+          <w:rFonts w:ascii="Arial" w:hAnsi="Arial" w:cs="Arial"/>
+        </w:rPr>
+        <w:t>.</w:t>
       </w:r>
     </w:p>
     <w:p>
@@ -29967,86 +29409,83 @@
         <w:spacing w:after="0"/>
         <w:jc w:val="both"/>
         <w:rPr>
-          <w:rFonts w:ascii="Arial" w:eastAsia="Times New Roman" w:hAnsi="Arial" w:cs="Arial"/>
+          <w:rFonts w:ascii="Arial" w:hAnsi="Arial" w:cs="Arial"/>
+        </w:rPr>
+      </w:pPr>
+      <w:r>
+        <w:rPr>
+          <w:rFonts w:ascii="Arial" w:hAnsi="Arial" w:cs="Arial"/>
+        </w:rPr>
+        <w:t xml:space="preserve">Under the section for </w:t>
+      </w:r>
+      <w:r>
+        <w:rPr>
+          <w:rFonts w:ascii="Arial" w:hAnsi="Arial" w:cs="Arial"/>
           <w:b/>
           <w:bCs/>
-        </w:rPr>
-      </w:pPr>
-      <w:r>
-        <w:rPr>
-          <w:rFonts w:ascii="Arial" w:eastAsia="Times New Roman" w:hAnsi="Arial" w:cs="Arial"/>
+          <w:u w:val="single"/>
+        </w:rPr>
+        <w:t>Additional concerns about student</w:t>
+      </w:r>
+      <w:r>
+        <w:rPr>
+          <w:rFonts w:ascii="Arial" w:hAnsi="Arial" w:cs="Arial"/>
+        </w:rPr>
+        <w:t xml:space="preserve"> </w:t>
+      </w:r>
+      <w:r>
+        <w:rPr>
+          <w:rFonts w:ascii="Arial" w:hAnsi="Arial" w:cs="Arial"/>
         </w:rPr>
         <w:t>John</w:t>
       </w:r>
       <w:r>
         <w:rPr>
-          <w:rFonts w:ascii="Arial" w:eastAsia="Times New Roman" w:hAnsi="Arial" w:cs="Arial"/>
-        </w:rPr>
-        <w:t xml:space="preserve">’s teacher rated </w:t>
-      </w:r>
-      <w:r>
-        <w:rPr>
-          <w:rFonts w:ascii="Arial" w:eastAsia="Times New Roman" w:hAnsi="Arial" w:cs="Arial"/>
-        </w:rPr>
-        <w:t>John</w:t>
-      </w:r>
-      <w:r>
-        <w:rPr>
-          <w:rFonts w:ascii="Arial" w:eastAsia="Times New Roman" w:hAnsi="Arial" w:cs="Arial"/>
-        </w:rPr>
-        <w:t xml:space="preserve"> as experiencing significant difficulty </w:t>
-      </w:r>
-      <w:r>
-        <w:rPr>
-          <w:rFonts w:ascii="Arial" w:eastAsia="Times New Roman" w:hAnsi="Arial" w:cs="Arial"/>
-        </w:rPr>
-        <w:t xml:space="preserve">with </w:t>
-      </w:r>
-      <w:r>
-        <w:rPr>
-          <w:rFonts w:ascii="Arial" w:hAnsi="Arial" w:cs="Arial"/>
-          <w:b/>
-          <w:bCs/>
-        </w:rPr>
-        <w:t>{{</w:t>
-      </w:r>
-      <w:r>
-        <w:rPr>
-          <w:rFonts w:ascii="Arial" w:hAnsi="Arial" w:cs="Arial"/>
-          <w:b/>
-          <w:bCs/>
-        </w:rPr>
-        <w:t xml:space="preserve">CBRS </w:t>
-      </w:r>
-      <w:r>
-        <w:rPr>
-          <w:rFonts w:ascii="Arial" w:hAnsi="Arial" w:cs="Arial"/>
-          <w:b/>
-          <w:bCs/>
+          <w:rFonts w:ascii="Arial" w:hAnsi="Arial" w:cs="Arial"/>
+        </w:rPr>
+        <w:t>’s teacher added the following:</w:t>
+      </w:r>
+      <w:r>
+        <w:rPr>
+          <w:rFonts w:ascii="Arial" w:hAnsi="Arial" w:cs="Arial"/>
+        </w:rPr>
+        <w:t xml:space="preserve"> </w:t>
+      </w:r>
+      <w:r>
+        <w:rPr>
+          <w:rFonts w:ascii="Arial" w:hAnsi="Arial" w:cs="Arial"/>
+        </w:rPr>
+        <w:t>“</w:t>
+      </w:r>
+      <w:r>
+        <w:rPr>
+          <w:rFonts w:ascii="Arial" w:hAnsi="Arial" w:cs="Arial"/>
+        </w:rPr>
+        <w:t xml:space="preserve">{{CBRS </w:t>
+      </w:r>
+      <w:r>
+        <w:rPr>
+          <w:rFonts w:ascii="Arial" w:hAnsi="Arial" w:cs="Arial"/>
         </w:rPr>
         <w:t xml:space="preserve">Teacher </w:t>
       </w:r>
       <w:r>
         <w:rPr>
           <w:rFonts w:ascii="Arial" w:hAnsi="Arial" w:cs="Arial"/>
-          <w:b/>
-          <w:bCs/>
-        </w:rPr>
-        <w:t>Behavior Scales</w:t>
-      </w:r>
-      <w:r>
-        <w:rPr>
-          <w:rFonts w:ascii="Arial" w:hAnsi="Arial" w:cs="Arial"/>
-          <w:b/>
-          <w:bCs/>
-        </w:rPr>
-        <w:t>}}</w:t>
+        </w:rPr>
+        <w:t>Additional Comments}}</w:t>
       </w:r>
       <w:r>
         <w:rPr>
           <w:rFonts w:ascii="Arial" w:hAnsi="Arial" w:cs="Arial"/>
         </w:rPr>
         <w:t>.</w:t>
+      </w:r>
+      <w:r>
+        <w:rPr>
+          <w:rFonts w:ascii="Arial" w:hAnsi="Arial" w:cs="Arial"/>
+        </w:rPr>
+        <w:t>”</w:t>
       </w:r>
     </w:p>
     <w:p>
@@ -30055,7 +29494,7 @@
         <w:spacing w:after="0"/>
         <w:jc w:val="both"/>
         <w:rPr>
-          <w:rFonts w:ascii="Arial" w:eastAsia="Times New Roman" w:hAnsi="Arial" w:cs="Arial"/>
+          <w:rFonts w:ascii="Arial" w:hAnsi="Arial" w:cs="Arial"/>
         </w:rPr>
       </w:pPr>
     </w:p>
@@ -30065,217 +29504,95 @@
         <w:spacing w:after="0"/>
         <w:jc w:val="both"/>
         <w:rPr>
-          <w:rFonts w:ascii="Arial" w:eastAsia="Times New Roman" w:hAnsi="Arial" w:cs="Arial"/>
-        </w:rPr>
-      </w:pPr>
-      <w:r>
-        <w:rPr>
-          <w:rFonts w:ascii="Arial" w:eastAsia="Times New Roman" w:hAnsi="Arial" w:cs="Arial"/>
-        </w:rPr>
-        <w:lastRenderedPageBreak/>
-        <w:t xml:space="preserve">The teacher report also suggested the following topics that parents may want to discuss with the assessor: </w:t>
-      </w:r>
-      <w:r>
-        <w:rPr>
-          <w:rFonts w:ascii="Arial" w:eastAsia="Times New Roman" w:hAnsi="Arial" w:cs="Arial"/>
+          <w:rFonts w:ascii="Arial" w:hAnsi="Arial" w:cs="Arial"/>
+        </w:rPr>
+      </w:pPr>
+      <w:r>
+        <w:rPr>
+          <w:rFonts w:ascii="Arial" w:hAnsi="Arial" w:cs="Arial"/>
+        </w:rPr>
+        <w:t>Under the section</w:t>
+      </w:r>
+      <w:r>
+        <w:rPr>
+          <w:rFonts w:ascii="Arial" w:hAnsi="Arial" w:cs="Arial"/>
+        </w:rPr>
+        <w:t xml:space="preserve"> for</w:t>
+      </w:r>
+      <w:r>
+        <w:rPr>
+          <w:rFonts w:ascii="Arial" w:hAnsi="Arial" w:cs="Arial"/>
+        </w:rPr>
+        <w:t xml:space="preserve"> </w:t>
+      </w:r>
+      <w:r>
+        <w:rPr>
+          <w:rFonts w:ascii="Arial" w:hAnsi="Arial" w:cs="Arial"/>
+          <w:b/>
+          <w:bCs/>
+          <w:u w:val="single"/>
+        </w:rPr>
+        <w:t>Student strengths or skills</w:t>
+      </w:r>
+      <w:r>
+        <w:rPr>
+          <w:rFonts w:ascii="Arial" w:hAnsi="Arial" w:cs="Arial"/>
+        </w:rPr>
+        <w:t xml:space="preserve"> </w:t>
+      </w:r>
+      <w:r>
+        <w:rPr>
+          <w:rFonts w:ascii="Arial" w:hAnsi="Arial" w:cs="Arial"/>
+        </w:rPr>
+        <w:t>John</w:t>
+      </w:r>
+      <w:r>
+        <w:rPr>
+          <w:rFonts w:ascii="Arial" w:hAnsi="Arial" w:cs="Arial"/>
+        </w:rPr>
+        <w:t xml:space="preserve">’s teacher included the following: </w:t>
+      </w:r>
+      <w:r>
+        <w:rPr>
+          <w:rFonts w:ascii="Arial" w:hAnsi="Arial" w:cs="Arial"/>
+        </w:rPr>
+        <w:t>“</w:t>
+      </w:r>
+      <w:r>
+        <w:rPr>
+          <w:rFonts w:ascii="Arial" w:hAnsi="Arial" w:cs="Arial"/>
         </w:rPr>
         <w:t>{{</w:t>
       </w:r>
       <w:r>
         <w:rPr>
-          <w:rFonts w:ascii="Arial" w:eastAsia="Times New Roman" w:hAnsi="Arial" w:cs="Arial"/>
+          <w:rFonts w:ascii="Arial" w:hAnsi="Arial" w:cs="Arial"/>
         </w:rPr>
         <w:t xml:space="preserve">CBRS </w:t>
       </w:r>
       <w:r>
         <w:rPr>
-          <w:rFonts w:ascii="Arial" w:eastAsia="Times New Roman" w:hAnsi="Arial" w:cs="Arial"/>
+          <w:rFonts w:ascii="Arial" w:hAnsi="Arial" w:cs="Arial"/>
         </w:rPr>
         <w:t xml:space="preserve">Teacher </w:t>
       </w:r>
       <w:r>
         <w:rPr>
-          <w:rFonts w:ascii="Arial" w:eastAsia="Times New Roman" w:hAnsi="Arial" w:cs="Arial"/>
-        </w:rPr>
-        <w:t>Additional Problems</w:t>
-      </w:r>
-      <w:r>
-        <w:rPr>
-          <w:rFonts w:ascii="Arial" w:eastAsia="Times New Roman" w:hAnsi="Arial" w:cs="Arial"/>
+          <w:rFonts w:ascii="Arial" w:hAnsi="Arial" w:cs="Arial"/>
+        </w:rPr>
+        <w:t>Strengths</w:t>
+      </w:r>
+      <w:r>
+        <w:rPr>
+          <w:rFonts w:ascii="Arial" w:hAnsi="Arial" w:cs="Arial"/>
         </w:rPr>
         <w:t>}}</w:t>
       </w:r>
-    </w:p>
-    <w:p>
-      <w:pPr>
-        <w:pStyle w:val="Textbody"/>
-        <w:spacing w:after="0"/>
-        <w:jc w:val="both"/>
-        <w:rPr>
-          <w:rFonts w:ascii="Arial" w:eastAsia="Times New Roman" w:hAnsi="Arial" w:cs="Arial"/>
-        </w:rPr>
-      </w:pPr>
-    </w:p>
-    <w:p>
-      <w:pPr>
-        <w:pStyle w:val="Textbody"/>
-        <w:spacing w:after="0"/>
-        <w:jc w:val="both"/>
-        <w:rPr>
-          <w:rFonts w:ascii="Arial" w:hAnsi="Arial" w:cs="Arial"/>
-        </w:rPr>
-      </w:pPr>
-      <w:r>
-        <w:rPr>
-          <w:rFonts w:ascii="Arial" w:hAnsi="Arial" w:cs="Arial"/>
-        </w:rPr>
-        <w:t xml:space="preserve">Under the section for </w:t>
-      </w:r>
-      <w:r>
-        <w:rPr>
-          <w:rFonts w:ascii="Arial" w:hAnsi="Arial" w:cs="Arial"/>
-          <w:b/>
-          <w:bCs/>
-          <w:u w:val="single"/>
-        </w:rPr>
-        <w:t>Additional concerns about student</w:t>
-      </w:r>
-      <w:r>
-        <w:rPr>
-          <w:rFonts w:ascii="Arial" w:hAnsi="Arial" w:cs="Arial"/>
-        </w:rPr>
-        <w:t xml:space="preserve"> </w:t>
-      </w:r>
-      <w:r>
-        <w:rPr>
-          <w:rFonts w:ascii="Arial" w:hAnsi="Arial" w:cs="Arial"/>
-        </w:rPr>
-        <w:t>John</w:t>
-      </w:r>
-      <w:r>
-        <w:rPr>
-          <w:rFonts w:ascii="Arial" w:hAnsi="Arial" w:cs="Arial"/>
-        </w:rPr>
-        <w:t>’s teacher added the following:</w:t>
-      </w:r>
-      <w:r>
-        <w:rPr>
-          <w:rFonts w:ascii="Arial" w:hAnsi="Arial" w:cs="Arial"/>
-        </w:rPr>
-        <w:t xml:space="preserve"> </w:t>
-      </w:r>
-      <w:r>
-        <w:rPr>
-          <w:rFonts w:ascii="Arial" w:hAnsi="Arial" w:cs="Arial"/>
-        </w:rPr>
-        <w:t xml:space="preserve">{{CBRS </w:t>
-      </w:r>
-      <w:r>
-        <w:rPr>
-          <w:rFonts w:ascii="Arial" w:hAnsi="Arial" w:cs="Arial"/>
-        </w:rPr>
-        <w:t xml:space="preserve">Teacher </w:t>
-      </w:r>
-      <w:r>
-        <w:rPr>
-          <w:rFonts w:ascii="Arial" w:hAnsi="Arial" w:cs="Arial"/>
-        </w:rPr>
-        <w:t>Additional Comments}}</w:t>
-      </w:r>
-    </w:p>
-    <w:p>
-      <w:pPr>
-        <w:pStyle w:val="Textbody"/>
-        <w:spacing w:after="0"/>
-        <w:jc w:val="both"/>
-        <w:rPr>
-          <w:rFonts w:ascii="Arial" w:hAnsi="Arial" w:cs="Arial"/>
-        </w:rPr>
-      </w:pPr>
-    </w:p>
-    <w:p>
-      <w:pPr>
-        <w:pStyle w:val="Textbody"/>
-        <w:spacing w:after="0"/>
-        <w:jc w:val="both"/>
-        <w:rPr>
-          <w:rFonts w:ascii="Arial" w:hAnsi="Arial" w:cs="Arial"/>
-        </w:rPr>
-      </w:pPr>
-      <w:r>
-        <w:rPr>
-          <w:rFonts w:ascii="Arial" w:hAnsi="Arial" w:cs="Arial"/>
-        </w:rPr>
-        <w:t>Under the section</w:t>
-      </w:r>
-      <w:r>
-        <w:rPr>
-          <w:rFonts w:ascii="Arial" w:hAnsi="Arial" w:cs="Arial"/>
-        </w:rPr>
-        <w:t xml:space="preserve"> for</w:t>
-      </w:r>
-      <w:r>
-        <w:rPr>
-          <w:rFonts w:ascii="Arial" w:hAnsi="Arial" w:cs="Arial"/>
-        </w:rPr>
-        <w:t xml:space="preserve"> </w:t>
-      </w:r>
-      <w:r>
-        <w:rPr>
-          <w:rFonts w:ascii="Arial" w:hAnsi="Arial" w:cs="Arial"/>
-          <w:b/>
-          <w:bCs/>
-          <w:u w:val="single"/>
-        </w:rPr>
-        <w:t>Student strengths or skills</w:t>
-      </w:r>
-      <w:r>
-        <w:rPr>
-          <w:rFonts w:ascii="Arial" w:hAnsi="Arial" w:cs="Arial"/>
-        </w:rPr>
-        <w:t xml:space="preserve"> </w:t>
-      </w:r>
-      <w:r>
-        <w:rPr>
-          <w:rFonts w:ascii="Arial" w:hAnsi="Arial" w:cs="Arial"/>
-        </w:rPr>
-        <w:t>John</w:t>
-      </w:r>
-      <w:r>
-        <w:rPr>
-          <w:rFonts w:ascii="Arial" w:hAnsi="Arial" w:cs="Arial"/>
-        </w:rPr>
-        <w:t xml:space="preserve">’s teacher included the following: </w:t>
-      </w:r>
-      <w:r>
-        <w:rPr>
-          <w:rFonts w:ascii="Arial" w:hAnsi="Arial" w:cs="Arial"/>
-        </w:rPr>
-        <w:t>{{</w:t>
-      </w:r>
-      <w:r>
-        <w:rPr>
-          <w:rFonts w:ascii="Arial" w:hAnsi="Arial" w:cs="Arial"/>
-        </w:rPr>
-        <w:t xml:space="preserve">CBRS </w:t>
-      </w:r>
-      <w:r>
-        <w:rPr>
-          <w:rFonts w:ascii="Arial" w:hAnsi="Arial" w:cs="Arial"/>
-        </w:rPr>
-        <w:t xml:space="preserve">Teacher </w:t>
-      </w:r>
-      <w:r>
-        <w:rPr>
-          <w:rFonts w:ascii="Arial" w:hAnsi="Arial" w:cs="Arial"/>
-        </w:rPr>
-        <w:t>Strengths</w:t>
-      </w:r>
-      <w:r>
-        <w:rPr>
-          <w:rFonts w:ascii="Arial" w:hAnsi="Arial" w:cs="Arial"/>
-        </w:rPr>
-        <w:t>}}.</w:t>
+      <w:r>
+        <w:rPr>
+          <w:rFonts w:ascii="Arial" w:hAnsi="Arial" w:cs="Arial"/>
+        </w:rPr>
+        <w:t>.”</w:t>
       </w:r>
     </w:p>
     <w:p>
@@ -30352,12 +29669,10 @@
       <w:r>
         <w:rPr>
           <w:rFonts w:ascii="Arial" w:hAnsi="Arial" w:cs="Arial"/>
-          <w:b/>
-          <w:bCs/>
           <w:sz w:val="24"/>
           <w:szCs w:val="24"/>
         </w:rPr>
-        <w:t>{{CBRS Self</w:t>
+        <w:t xml:space="preserve">difficulties with </w:t>
       </w:r>
       <w:r>
         <w:rPr>
@@ -30367,7 +29682,7 @@
           <w:sz w:val="24"/>
           <w:szCs w:val="24"/>
         </w:rPr>
-        <w:t>-</w:t>
+        <w:t>{{CBRS Self</w:t>
       </w:r>
       <w:r>
         <w:rPr>
@@ -30377,87 +29692,25 @@
           <w:sz w:val="24"/>
           <w:szCs w:val="24"/>
         </w:rPr>
-        <w:t>Report Behavior Scales}}</w:t>
-      </w:r>
-      <w:r>
-        <w:rPr>
-          <w:rFonts w:ascii="Arial" w:hAnsi="Arial" w:cs="Arial"/>
+        <w:t>-</w:t>
+      </w:r>
+      <w:r>
+        <w:rPr>
+          <w:rFonts w:ascii="Arial" w:hAnsi="Arial" w:cs="Arial"/>
+          <w:b/>
+          <w:bCs/>
           <w:sz w:val="24"/>
           <w:szCs w:val="24"/>
         </w:rPr>
-        <w:t>.</w:t>
-      </w:r>
-    </w:p>
-    <w:p>
-      <w:pPr>
-        <w:spacing w:after="0" w:line="240" w:lineRule="auto"/>
-        <w:contextualSpacing/>
-        <w:jc w:val="both"/>
-        <w:rPr>
-          <w:rFonts w:ascii="Arial" w:hAnsi="Arial" w:cs="Arial"/>
-          <w:b/>
-          <w:bCs/>
+        <w:t>Report Behavior Scales}}</w:t>
+      </w:r>
+      <w:r>
+        <w:rPr>
+          <w:rFonts w:ascii="Arial" w:hAnsi="Arial" w:cs="Arial"/>
           <w:sz w:val="24"/>
           <w:szCs w:val="24"/>
         </w:rPr>
-      </w:pPr>
-    </w:p>
-    <w:p>
-      <w:pPr>
-        <w:pStyle w:val="Textbody"/>
-        <w:spacing w:after="0"/>
-        <w:jc w:val="both"/>
-        <w:rPr>
-          <w:rFonts w:ascii="Arial" w:eastAsia="Times New Roman" w:hAnsi="Arial" w:cs="Arial"/>
-        </w:rPr>
-      </w:pPr>
-      <w:r>
-        <w:rPr>
-          <w:rFonts w:ascii="Arial" w:eastAsia="Times New Roman" w:hAnsi="Arial" w:cs="Arial"/>
-        </w:rPr>
-        <w:t xml:space="preserve">The self-report also suggested the following topics that parents may want to discuss with the assessor: </w:t>
-      </w:r>
-      <w:r>
-        <w:rPr>
-          <w:rFonts w:ascii="Arial" w:eastAsia="Times New Roman" w:hAnsi="Arial" w:cs="Arial"/>
-        </w:rPr>
-        <w:t>{{</w:t>
-      </w:r>
-      <w:r>
-        <w:rPr>
-          <w:rFonts w:ascii="Arial" w:eastAsia="Times New Roman" w:hAnsi="Arial" w:cs="Arial"/>
-        </w:rPr>
-        <w:t xml:space="preserve">CBRS </w:t>
-      </w:r>
-      <w:r>
-        <w:rPr>
-          <w:rFonts w:ascii="Arial" w:eastAsia="Times New Roman" w:hAnsi="Arial" w:cs="Arial"/>
-        </w:rPr>
-        <w:t>Self</w:t>
-      </w:r>
-      <w:r>
-        <w:rPr>
-          <w:rFonts w:ascii="Arial" w:eastAsia="Times New Roman" w:hAnsi="Arial" w:cs="Arial"/>
-        </w:rPr>
-        <w:t>-</w:t>
-      </w:r>
-      <w:r>
-        <w:rPr>
-          <w:rFonts w:ascii="Arial" w:eastAsia="Times New Roman" w:hAnsi="Arial" w:cs="Arial"/>
-        </w:rPr>
-        <w:t xml:space="preserve">Report </w:t>
-      </w:r>
-      <w:r>
-        <w:rPr>
-          <w:rFonts w:ascii="Arial" w:eastAsia="Times New Roman" w:hAnsi="Arial" w:cs="Arial"/>
-        </w:rPr>
-        <w:t>Additional Problems</w:t>
-      </w:r>
-      <w:r>
-        <w:rPr>
-          <w:rFonts w:ascii="Arial" w:eastAsia="Times New Roman" w:hAnsi="Arial" w:cs="Arial"/>
-        </w:rPr>
-        <w:t>}}.</w:t>
+        <w:t>.</w:t>
       </w:r>
     </w:p>
     <w:p>
@@ -30530,7 +29783,7 @@
           <w:sz w:val="24"/>
           <w:szCs w:val="24"/>
         </w:rPr>
-        <w:t xml:space="preserve">{{CBRS </w:t>
+        <w:t>“</w:t>
       </w:r>
       <w:r>
         <w:rPr>
@@ -30538,7 +29791,7 @@
           <w:sz w:val="24"/>
           <w:szCs w:val="24"/>
         </w:rPr>
-        <w:t>Self</w:t>
+        <w:t xml:space="preserve">{{CBRS </w:t>
       </w:r>
       <w:r>
         <w:rPr>
@@ -30546,7 +29799,7 @@
           <w:sz w:val="24"/>
           <w:szCs w:val="24"/>
         </w:rPr>
-        <w:t>-</w:t>
+        <w:t>Self</w:t>
       </w:r>
       <w:r>
         <w:rPr>
@@ -30554,7 +29807,7 @@
           <w:sz w:val="24"/>
           <w:szCs w:val="24"/>
         </w:rPr>
-        <w:t xml:space="preserve">Report </w:t>
+        <w:t>-</w:t>
       </w:r>
       <w:r>
         <w:rPr>
@@ -30562,7 +29815,31 @@
           <w:sz w:val="24"/>
           <w:szCs w:val="24"/>
         </w:rPr>
-        <w:t>Additional Comments}}.</w:t>
+        <w:t xml:space="preserve">Report </w:t>
+      </w:r>
+      <w:r>
+        <w:rPr>
+          <w:rFonts w:ascii="Arial" w:hAnsi="Arial" w:cs="Arial"/>
+          <w:sz w:val="24"/>
+          <w:szCs w:val="24"/>
+        </w:rPr>
+        <w:t>Additional Comments}}</w:t>
+      </w:r>
+      <w:r>
+        <w:rPr>
+          <w:rFonts w:ascii="Arial" w:hAnsi="Arial" w:cs="Arial"/>
+          <w:sz w:val="24"/>
+          <w:szCs w:val="24"/>
+        </w:rPr>
+        <w:t>.</w:t>
+      </w:r>
+      <w:r>
+        <w:rPr>
+          <w:rFonts w:ascii="Arial" w:hAnsi="Arial" w:cs="Arial"/>
+          <w:sz w:val="24"/>
+          <w:szCs w:val="24"/>
+        </w:rPr>
+        <w:t>”</w:t>
       </w:r>
     </w:p>
     <w:p>
@@ -30640,6 +29917,14 @@
       <w:r>
         <w:rPr>
           <w:rFonts w:ascii="Arial" w:hAnsi="Arial" w:cs="Arial"/>
+          <w:sz w:val="24"/>
+          <w:szCs w:val="24"/>
+        </w:rPr>
+        <w:t>“</w:t>
+      </w:r>
+      <w:r>
+        <w:rPr>
+          <w:rFonts w:ascii="Arial" w:hAnsi="Arial" w:cs="Arial"/>
         </w:rPr>
         <w:t>{{</w:t>
       </w:r>
@@ -30677,7 +29962,19 @@
         <w:rPr>
           <w:rFonts w:ascii="Arial" w:hAnsi="Arial" w:cs="Arial"/>
         </w:rPr>
-        <w:t>}}.</w:t>
+        <w:t>}}</w:t>
+      </w:r>
+      <w:r>
+        <w:rPr>
+          <w:rFonts w:ascii="Arial" w:hAnsi="Arial" w:cs="Arial"/>
+        </w:rPr>
+        <w:t>.</w:t>
+      </w:r>
+      <w:r>
+        <w:rPr>
+          <w:rFonts w:ascii="Arial" w:hAnsi="Arial" w:cs="Arial"/>
+        </w:rPr>
+        <w:t>”</w:t>
       </w:r>
     </w:p>
     <w:p>
@@ -30989,12 +30286,1106 @@
           <w:tab w:val="left" w:pos="4536"/>
         </w:tabs>
         <w:spacing w:after="0"/>
-        <w:jc w:val="both"/>
-        <w:rPr>
-          <w:rFonts w:ascii="Arial" w:hAnsi="Arial" w:cs="Arial"/>
-          <w:bCs/>
-        </w:rPr>
-      </w:pPr>
+        <w:rPr>
+          <w:rFonts w:ascii="Arial" w:hAnsi="Arial" w:cs="Arial"/>
+        </w:rPr>
+      </w:pPr>
+    </w:p>
+    <w:p>
+      <w:pPr>
+        <w:pStyle w:val="Textbody"/>
+        <w:tabs>
+          <w:tab w:val="left" w:pos="4536"/>
+        </w:tabs>
+        <w:spacing w:after="0"/>
+        <w:rPr>
+          <w:rFonts w:ascii="Arial" w:hAnsi="Arial" w:cs="Arial"/>
+        </w:rPr>
+      </w:pPr>
+    </w:p>
+    <w:p>
+      <w:pPr>
+        <w:pStyle w:val="Textbody"/>
+        <w:tabs>
+          <w:tab w:val="left" w:pos="4536"/>
+        </w:tabs>
+        <w:spacing w:after="0"/>
+        <w:rPr>
+          <w:rFonts w:ascii="Arial" w:hAnsi="Arial" w:cs="Arial"/>
+        </w:rPr>
+      </w:pPr>
+    </w:p>
+    <w:p>
+      <w:pPr>
+        <w:pStyle w:val="Textbody"/>
+        <w:tabs>
+          <w:tab w:val="left" w:pos="4536"/>
+        </w:tabs>
+        <w:spacing w:after="0"/>
+        <w:rPr>
+          <w:rFonts w:ascii="Arial" w:hAnsi="Arial" w:cs="Arial"/>
+        </w:rPr>
+      </w:pPr>
+    </w:p>
+    <w:p>
+      <w:pPr>
+        <w:pStyle w:val="Textbody"/>
+        <w:tabs>
+          <w:tab w:val="left" w:pos="4536"/>
+        </w:tabs>
+        <w:jc w:val="center"/>
+        <w:rPr>
+          <w:rFonts w:ascii="Arial" w:hAnsi="Arial" w:cs="Arial"/>
+          <w:b/>
+          <w:bCs/>
+          <w:color w:val="000000" w:themeColor="text1"/>
+        </w:rPr>
+      </w:pPr>
+      <w:r>
+        <w:rPr>
+          <w:rFonts w:ascii="Arial" w:hAnsi="Arial" w:cs="Arial"/>
+          <w:b/>
+          <w:bCs/>
+          <w:color w:val="000000" w:themeColor="text1"/>
+        </w:rPr>
+        <w:t>References</w:t>
+      </w:r>
+    </w:p>
+    <w:p>
+      <w:pPr>
+        <w:pStyle w:val="Textbody"/>
+        <w:tabs>
+          <w:tab w:val="left" w:pos="4536"/>
+        </w:tabs>
+        <w:jc w:val="both"/>
+        <w:rPr>
+          <w:rFonts w:ascii="Arial" w:hAnsi="Arial" w:cs="Arial"/>
+          <w:color w:val="000000" w:themeColor="text1"/>
+        </w:rPr>
+      </w:pPr>
+      <w:r>
+        <w:rPr>
+          <w:rFonts w:ascii="Arial" w:hAnsi="Arial" w:cs="Arial"/>
+          <w:color w:val="000000" w:themeColor="text1"/>
+          <w:shd w:val="clear" w:color="auto" w:fill="FFFFFF"/>
+        </w:rPr>
+        <w:t>American Psychiatric Association. (2013). Diagnostic and statistical manual of mental disorders (5th ed.)</w:t>
+      </w:r>
+    </w:p>
+    <w:p>
+      <w:pPr>
+        <w:pStyle w:val="Textbody"/>
+        <w:tabs>
+          <w:tab w:val="left" w:pos="4536"/>
+        </w:tabs>
+        <w:jc w:val="both"/>
+        <w:rPr>
+          <w:rFonts w:ascii="Arial" w:hAnsi="Arial" w:cs="Arial"/>
+          <w:color w:val="000000" w:themeColor="text1"/>
+        </w:rPr>
+      </w:pPr>
+      <w:r>
+        <w:rPr>
+          <w:rFonts w:ascii="Arial" w:hAnsi="Arial" w:cs="Arial"/>
+          <w:color w:val="000000" w:themeColor="text1"/>
+          <w:shd w:val="clear" w:color="auto" w:fill="FFFFFF"/>
+        </w:rPr>
+        <w:t>Flanagan, D.P., and Alfonso, V.C. (2017) Essentials of WISC-V Assessment. John Wiley &amp; Sons, Hoboken</w:t>
+      </w:r>
+    </w:p>
+    <w:p>
+      <w:pPr>
+        <w:pStyle w:val="Textbody"/>
+        <w:tabs>
+          <w:tab w:val="left" w:pos="4536"/>
+        </w:tabs>
+        <w:spacing w:after="0"/>
+        <w:rPr>
+          <w:rFonts w:ascii="Arial" w:hAnsi="Arial" w:cs="Arial"/>
+        </w:rPr>
+      </w:pPr>
+    </w:p>
+    <w:p>
+      <w:pPr>
+        <w:pStyle w:val="Textbody"/>
+        <w:tabs>
+          <w:tab w:val="left" w:pos="4536"/>
+        </w:tabs>
+        <w:spacing w:after="0"/>
+        <w:rPr>
+          <w:rFonts w:ascii="Arial" w:hAnsi="Arial" w:cs="Arial"/>
+        </w:rPr>
+      </w:pPr>
+    </w:p>
+    <w:p>
+      <w:pPr>
+        <w:pStyle w:val="Textbody"/>
+        <w:tabs>
+          <w:tab w:val="left" w:pos="4536"/>
+        </w:tabs>
+        <w:spacing w:after="0"/>
+        <w:rPr>
+          <w:rFonts w:ascii="Arial" w:hAnsi="Arial" w:cs="Arial"/>
+        </w:rPr>
+      </w:pPr>
+    </w:p>
+    <w:p>
+      <w:pPr>
+        <w:pStyle w:val="Textbody"/>
+        <w:tabs>
+          <w:tab w:val="left" w:pos="4536"/>
+        </w:tabs>
+        <w:spacing w:after="0"/>
+        <w:rPr>
+          <w:rFonts w:ascii="Arial" w:hAnsi="Arial" w:cs="Arial"/>
+        </w:rPr>
+      </w:pPr>
+    </w:p>
+    <w:p>
+      <w:pPr>
+        <w:pStyle w:val="Textbody"/>
+        <w:tabs>
+          <w:tab w:val="left" w:pos="4536"/>
+        </w:tabs>
+        <w:spacing w:after="0"/>
+        <w:rPr>
+          <w:rFonts w:ascii="Arial" w:hAnsi="Arial" w:cs="Arial"/>
+        </w:rPr>
+      </w:pPr>
+    </w:p>
+    <w:p>
+      <w:pPr>
+        <w:pStyle w:val="Textbody"/>
+        <w:tabs>
+          <w:tab w:val="left" w:pos="4536"/>
+        </w:tabs>
+        <w:spacing w:after="0"/>
+        <w:rPr>
+          <w:rFonts w:ascii="Arial" w:hAnsi="Arial" w:cs="Arial"/>
+        </w:rPr>
+      </w:pPr>
+    </w:p>
+    <w:p>
+      <w:pPr>
+        <w:pStyle w:val="Textbody"/>
+        <w:tabs>
+          <w:tab w:val="left" w:pos="4536"/>
+        </w:tabs>
+        <w:spacing w:after="0"/>
+        <w:rPr>
+          <w:rFonts w:ascii="Arial" w:hAnsi="Arial" w:cs="Arial"/>
+        </w:rPr>
+      </w:pPr>
+    </w:p>
+    <w:p>
+      <w:pPr>
+        <w:pStyle w:val="Textbody"/>
+        <w:tabs>
+          <w:tab w:val="left" w:pos="4536"/>
+        </w:tabs>
+        <w:spacing w:after="0"/>
+        <w:rPr>
+          <w:rFonts w:ascii="Arial" w:hAnsi="Arial" w:cs="Arial"/>
+        </w:rPr>
+      </w:pPr>
+    </w:p>
+    <w:p>
+      <w:pPr>
+        <w:pStyle w:val="Textbody"/>
+        <w:tabs>
+          <w:tab w:val="left" w:pos="4536"/>
+        </w:tabs>
+        <w:spacing w:after="0"/>
+        <w:rPr>
+          <w:rFonts w:ascii="Arial" w:hAnsi="Arial" w:cs="Arial"/>
+        </w:rPr>
+      </w:pPr>
+    </w:p>
+    <w:p>
+      <w:pPr>
+        <w:pStyle w:val="Textbody"/>
+        <w:tabs>
+          <w:tab w:val="left" w:pos="4536"/>
+        </w:tabs>
+        <w:spacing w:after="0"/>
+        <w:rPr>
+          <w:rFonts w:ascii="Arial" w:hAnsi="Arial" w:cs="Arial"/>
+        </w:rPr>
+      </w:pPr>
+    </w:p>
+    <w:p>
+      <w:pPr>
+        <w:pStyle w:val="Textbody"/>
+        <w:tabs>
+          <w:tab w:val="left" w:pos="4536"/>
+        </w:tabs>
+        <w:spacing w:after="0"/>
+        <w:rPr>
+          <w:rFonts w:ascii="Arial" w:hAnsi="Arial" w:cs="Arial"/>
+        </w:rPr>
+      </w:pPr>
+    </w:p>
+    <w:p>
+      <w:pPr>
+        <w:pStyle w:val="Textbody"/>
+        <w:tabs>
+          <w:tab w:val="left" w:pos="4536"/>
+        </w:tabs>
+        <w:spacing w:after="0"/>
+        <w:rPr>
+          <w:rFonts w:ascii="Arial" w:hAnsi="Arial" w:cs="Arial"/>
+        </w:rPr>
+      </w:pPr>
+    </w:p>
+    <w:p>
+      <w:pPr>
+        <w:pStyle w:val="Textbody"/>
+        <w:tabs>
+          <w:tab w:val="left" w:pos="4536"/>
+        </w:tabs>
+        <w:spacing w:after="0"/>
+        <w:rPr>
+          <w:rFonts w:ascii="Arial" w:hAnsi="Arial" w:cs="Arial"/>
+        </w:rPr>
+      </w:pPr>
+    </w:p>
+    <w:p>
+      <w:pPr>
+        <w:pStyle w:val="Textbody"/>
+        <w:tabs>
+          <w:tab w:val="left" w:pos="4536"/>
+        </w:tabs>
+        <w:spacing w:after="0"/>
+        <w:rPr>
+          <w:rFonts w:ascii="Arial" w:hAnsi="Arial" w:cs="Arial"/>
+        </w:rPr>
+      </w:pPr>
+    </w:p>
+    <w:p>
+      <w:pPr>
+        <w:pStyle w:val="Textbody"/>
+        <w:tabs>
+          <w:tab w:val="left" w:pos="4536"/>
+        </w:tabs>
+        <w:spacing w:after="0"/>
+        <w:rPr>
+          <w:rFonts w:ascii="Arial" w:hAnsi="Arial" w:cs="Arial"/>
+        </w:rPr>
+      </w:pPr>
+    </w:p>
+    <w:p>
+      <w:pPr>
+        <w:pStyle w:val="Textbody"/>
+        <w:tabs>
+          <w:tab w:val="left" w:pos="4536"/>
+        </w:tabs>
+        <w:spacing w:after="0"/>
+        <w:rPr>
+          <w:rFonts w:ascii="Arial" w:hAnsi="Arial" w:cs="Arial"/>
+        </w:rPr>
+      </w:pPr>
+    </w:p>
+    <w:p>
+      <w:pPr>
+        <w:pStyle w:val="Textbody"/>
+        <w:tabs>
+          <w:tab w:val="left" w:pos="4536"/>
+        </w:tabs>
+        <w:spacing w:after="0"/>
+        <w:rPr>
+          <w:rFonts w:ascii="Arial" w:hAnsi="Arial" w:cs="Arial"/>
+        </w:rPr>
+      </w:pPr>
+    </w:p>
+    <w:p>
+      <w:pPr>
+        <w:pStyle w:val="Textbody"/>
+        <w:tabs>
+          <w:tab w:val="left" w:pos="4536"/>
+        </w:tabs>
+        <w:spacing w:after="0"/>
+        <w:rPr>
+          <w:rFonts w:ascii="Arial" w:hAnsi="Arial" w:cs="Arial"/>
+        </w:rPr>
+      </w:pPr>
+    </w:p>
+    <w:p>
+      <w:pPr>
+        <w:pStyle w:val="Textbody"/>
+        <w:tabs>
+          <w:tab w:val="left" w:pos="4536"/>
+        </w:tabs>
+        <w:spacing w:after="0"/>
+        <w:rPr>
+          <w:rFonts w:ascii="Arial" w:hAnsi="Arial" w:cs="Arial"/>
+        </w:rPr>
+      </w:pPr>
+    </w:p>
+    <w:p>
+      <w:pPr>
+        <w:pStyle w:val="Textbody"/>
+        <w:tabs>
+          <w:tab w:val="left" w:pos="4536"/>
+        </w:tabs>
+        <w:spacing w:after="0"/>
+        <w:rPr>
+          <w:rFonts w:ascii="Arial" w:hAnsi="Arial" w:cs="Arial"/>
+        </w:rPr>
+      </w:pPr>
+    </w:p>
+    <w:p>
+      <w:pPr>
+        <w:pStyle w:val="Textbody"/>
+        <w:tabs>
+          <w:tab w:val="left" w:pos="4536"/>
+        </w:tabs>
+        <w:spacing w:after="0"/>
+        <w:rPr>
+          <w:rFonts w:ascii="Arial" w:hAnsi="Arial" w:cs="Arial"/>
+        </w:rPr>
+      </w:pPr>
+    </w:p>
+    <w:p>
+      <w:pPr>
+        <w:pStyle w:val="Textbody"/>
+        <w:tabs>
+          <w:tab w:val="left" w:pos="4536"/>
+        </w:tabs>
+        <w:spacing w:after="0"/>
+        <w:rPr>
+          <w:rFonts w:ascii="Arial" w:hAnsi="Arial" w:cs="Arial"/>
+        </w:rPr>
+      </w:pPr>
+    </w:p>
+    <w:p>
+      <w:pPr>
+        <w:pStyle w:val="Textbody"/>
+        <w:tabs>
+          <w:tab w:val="left" w:pos="4536"/>
+        </w:tabs>
+        <w:spacing w:after="0"/>
+        <w:rPr>
+          <w:rFonts w:ascii="Arial" w:hAnsi="Arial" w:cs="Arial"/>
+        </w:rPr>
+      </w:pPr>
+    </w:p>
+    <w:p>
+      <w:pPr>
+        <w:pStyle w:val="Textbody"/>
+        <w:tabs>
+          <w:tab w:val="left" w:pos="4536"/>
+        </w:tabs>
+        <w:spacing w:after="0"/>
+        <w:rPr>
+          <w:rFonts w:ascii="Arial" w:hAnsi="Arial" w:cs="Arial"/>
+        </w:rPr>
+      </w:pPr>
+    </w:p>
+    <w:p>
+      <w:pPr>
+        <w:pStyle w:val="Textbody"/>
+        <w:tabs>
+          <w:tab w:val="left" w:pos="4536"/>
+        </w:tabs>
+        <w:spacing w:after="0"/>
+        <w:rPr>
+          <w:rFonts w:ascii="Arial" w:hAnsi="Arial" w:cs="Arial"/>
+        </w:rPr>
+      </w:pPr>
+    </w:p>
+    <w:p>
+      <w:pPr>
+        <w:pStyle w:val="Textbody"/>
+        <w:tabs>
+          <w:tab w:val="left" w:pos="4536"/>
+        </w:tabs>
+        <w:spacing w:after="0"/>
+        <w:rPr>
+          <w:rFonts w:ascii="Arial" w:hAnsi="Arial" w:cs="Arial"/>
+        </w:rPr>
+      </w:pPr>
+    </w:p>
+    <w:p>
+      <w:pPr>
+        <w:pStyle w:val="Textbody"/>
+        <w:tabs>
+          <w:tab w:val="left" w:pos="4536"/>
+        </w:tabs>
+        <w:spacing w:after="0"/>
+        <w:rPr>
+          <w:rFonts w:ascii="Arial" w:hAnsi="Arial" w:cs="Arial"/>
+        </w:rPr>
+      </w:pPr>
+    </w:p>
+    <w:p>
+      <w:pPr>
+        <w:pStyle w:val="Textbody"/>
+        <w:tabs>
+          <w:tab w:val="left" w:pos="4536"/>
+        </w:tabs>
+        <w:spacing w:after="0"/>
+        <w:rPr>
+          <w:rFonts w:ascii="Arial" w:hAnsi="Arial" w:cs="Arial"/>
+        </w:rPr>
+      </w:pPr>
+    </w:p>
+    <w:p>
+      <w:pPr>
+        <w:pStyle w:val="Textbody"/>
+        <w:tabs>
+          <w:tab w:val="left" w:pos="4536"/>
+        </w:tabs>
+        <w:spacing w:after="0"/>
+        <w:rPr>
+          <w:rFonts w:ascii="Arial" w:hAnsi="Arial" w:cs="Arial"/>
+        </w:rPr>
+      </w:pPr>
+    </w:p>
+    <w:p>
+      <w:pPr>
+        <w:pStyle w:val="Textbody"/>
+        <w:tabs>
+          <w:tab w:val="left" w:pos="4536"/>
+        </w:tabs>
+        <w:spacing w:after="0"/>
+        <w:rPr>
+          <w:rFonts w:ascii="Arial" w:hAnsi="Arial" w:cs="Arial"/>
+        </w:rPr>
+      </w:pPr>
+    </w:p>
+    <w:p>
+      <w:pPr>
+        <w:pStyle w:val="Textbody"/>
+        <w:tabs>
+          <w:tab w:val="left" w:pos="4536"/>
+        </w:tabs>
+        <w:spacing w:after="0"/>
+        <w:rPr>
+          <w:rFonts w:ascii="Arial" w:hAnsi="Arial" w:cs="Arial"/>
+        </w:rPr>
+      </w:pPr>
+    </w:p>
+    <w:p>
+      <w:pPr>
+        <w:pStyle w:val="Textbody"/>
+        <w:tabs>
+          <w:tab w:val="left" w:pos="4536"/>
+        </w:tabs>
+        <w:spacing w:after="0"/>
+        <w:rPr>
+          <w:rFonts w:ascii="Arial" w:hAnsi="Arial" w:cs="Arial"/>
+        </w:rPr>
+      </w:pPr>
+    </w:p>
+    <w:p>
+      <w:pPr>
+        <w:pStyle w:val="Textbody"/>
+        <w:tabs>
+          <w:tab w:val="left" w:pos="4536"/>
+        </w:tabs>
+        <w:spacing w:after="0"/>
+        <w:rPr>
+          <w:rFonts w:ascii="Arial" w:hAnsi="Arial" w:cs="Arial"/>
+        </w:rPr>
+      </w:pPr>
+    </w:p>
+    <w:p>
+      <w:pPr>
+        <w:pStyle w:val="Textbody"/>
+        <w:tabs>
+          <w:tab w:val="left" w:pos="4536"/>
+        </w:tabs>
+        <w:spacing w:after="0"/>
+        <w:rPr>
+          <w:rFonts w:ascii="Arial" w:hAnsi="Arial" w:cs="Arial"/>
+        </w:rPr>
+      </w:pPr>
+    </w:p>
+    <w:p>
+      <w:pPr>
+        <w:pStyle w:val="Textbody"/>
+        <w:tabs>
+          <w:tab w:val="left" w:pos="4536"/>
+        </w:tabs>
+        <w:spacing w:after="0"/>
+        <w:rPr>
+          <w:rFonts w:ascii="Arial" w:hAnsi="Arial" w:cs="Arial"/>
+        </w:rPr>
+      </w:pPr>
+    </w:p>
+    <w:p>
+      <w:pPr>
+        <w:pStyle w:val="Textbody"/>
+        <w:tabs>
+          <w:tab w:val="left" w:pos="4536"/>
+        </w:tabs>
+        <w:spacing w:after="0"/>
+        <w:rPr>
+          <w:rFonts w:ascii="Arial" w:hAnsi="Arial" w:cs="Arial"/>
+        </w:rPr>
+      </w:pPr>
+    </w:p>
+    <w:p>
+      <w:pPr>
+        <w:pStyle w:val="Textbody"/>
+        <w:tabs>
+          <w:tab w:val="left" w:pos="4536"/>
+        </w:tabs>
+        <w:spacing w:after="0"/>
+        <w:rPr>
+          <w:rFonts w:ascii="Arial" w:hAnsi="Arial" w:cs="Arial"/>
+        </w:rPr>
+      </w:pPr>
+    </w:p>
+    <w:p>
+      <w:pPr>
+        <w:pStyle w:val="Textbody"/>
+        <w:tabs>
+          <w:tab w:val="left" w:pos="4536"/>
+        </w:tabs>
+        <w:spacing w:after="0"/>
+        <w:rPr>
+          <w:rFonts w:ascii="Arial" w:hAnsi="Arial" w:cs="Arial"/>
+        </w:rPr>
+      </w:pPr>
+    </w:p>
+    <w:p>
+      <w:pPr>
+        <w:pStyle w:val="Default"/>
+        <w:tabs>
+          <w:tab w:val="left" w:pos="4536"/>
+        </w:tabs>
+        <w:jc w:val="center"/>
+        <w:rPr>
+          <w:rFonts w:ascii="Arial" w:eastAsia="Times New Roman" w:hAnsi="Arial" w:cs="Arial"/>
+          <w:b/>
+          <w:color w:val="000000" w:themeColor="text1"/>
+          <w:u w:val="single"/>
+        </w:rPr>
+      </w:pPr>
+      <w:r>
+        <w:rPr>
+          <w:rFonts w:ascii="Arial" w:eastAsia="Times New Roman" w:hAnsi="Arial" w:cs="Arial"/>
+          <w:b/>
+          <w:color w:val="000000" w:themeColor="text1"/>
+          <w:u w:val="single"/>
+        </w:rPr>
+        <w:t>Appendix A</w:t>
+      </w:r>
+    </w:p>
+    <w:p>
+      <w:pPr>
+        <w:pStyle w:val="Default"/>
+        <w:tabs>
+          <w:tab w:val="left" w:pos="4536"/>
+        </w:tabs>
+        <w:jc w:val="center"/>
+        <w:rPr>
+          <w:rFonts w:ascii="Arial" w:eastAsia="Times New Roman" w:hAnsi="Arial" w:cs="Arial"/>
+          <w:b/>
+          <w:color w:val="000000" w:themeColor="text1"/>
+        </w:rPr>
+      </w:pPr>
+    </w:p>
+    <w:p>
+      <w:pPr>
+        <w:tabs>
+          <w:tab w:val="left" w:pos="900"/>
+          <w:tab w:val="left" w:pos="1134"/>
+          <w:tab w:val="left" w:pos="4253"/>
+        </w:tabs>
+        <w:spacing w:after="0" w:line="240" w:lineRule="auto"/>
+        <w:jc w:val="both"/>
+        <w:rPr>
+          <w:rFonts w:ascii="Arial" w:eastAsia="Times New Roman" w:hAnsi="Arial" w:cs="Arial"/>
+          <w:b/>
+          <w:bCs/>
+          <w:sz w:val="28"/>
+          <w:szCs w:val="28"/>
+          <w:lang w:val="en-GB"/>
+        </w:rPr>
+      </w:pPr>
+      <w:r>
+        <w:rPr>
+          <w:rFonts w:ascii="Arial" w:eastAsia="Times New Roman" w:hAnsi="Arial" w:cs="Arial"/>
+          <w:b/>
+          <w:bCs/>
+          <w:sz w:val="28"/>
+          <w:szCs w:val="28"/>
+          <w:lang w:val="en-GB"/>
+        </w:rPr>
+        <w:t xml:space="preserve">**The following websites provide useful information for further resource and skill </w:t>
+      </w:r>
+      <w:proofErr w:type="gramStart"/>
+      <w:r>
+        <w:rPr>
+          <w:rFonts w:ascii="Arial" w:eastAsia="Times New Roman" w:hAnsi="Arial" w:cs="Arial"/>
+          <w:b/>
+          <w:bCs/>
+          <w:sz w:val="28"/>
+          <w:szCs w:val="28"/>
+          <w:lang w:val="en-GB"/>
+        </w:rPr>
+        <w:t>ideas:*</w:t>
+      </w:r>
+      <w:proofErr w:type="gramEnd"/>
+      <w:r>
+        <w:rPr>
+          <w:rFonts w:ascii="Arial" w:eastAsia="Times New Roman" w:hAnsi="Arial" w:cs="Arial"/>
+          <w:b/>
+          <w:bCs/>
+          <w:sz w:val="28"/>
+          <w:szCs w:val="28"/>
+          <w:lang w:val="en-GB"/>
+        </w:rPr>
+        <w:t>*</w:t>
+      </w:r>
+    </w:p>
+    <w:p>
+      <w:pPr>
+        <w:tabs>
+          <w:tab w:val="left" w:pos="900"/>
+          <w:tab w:val="left" w:pos="1134"/>
+          <w:tab w:val="left" w:pos="4253"/>
+        </w:tabs>
+        <w:spacing w:after="0" w:line="240" w:lineRule="auto"/>
+        <w:jc w:val="both"/>
+      </w:pPr>
+    </w:p>
+    <w:p>
+      <w:pPr>
+        <w:spacing w:after="0" w:line="240" w:lineRule="auto"/>
+        <w:jc w:val="both"/>
+        <w:rPr>
+          <w:rFonts w:ascii="Arial" w:hAnsi="Arial" w:cs="Arial"/>
+          <w:sz w:val="24"/>
+          <w:szCs w:val="24"/>
+        </w:rPr>
+      </w:pPr>
+    </w:p>
+    <w:p>
+      <w:pPr>
+        <w:spacing w:after="0" w:line="240" w:lineRule="auto"/>
+        <w:jc w:val="both"/>
+        <w:rPr>
+          <w:rFonts w:ascii="Arial" w:hAnsi="Arial" w:cs="Arial"/>
+          <w:b/>
+          <w:bCs/>
+          <w:i/>
+          <w:iCs/>
+          <w:sz w:val="24"/>
+          <w:szCs w:val="24"/>
+          <w:u w:val="single"/>
+        </w:rPr>
+      </w:pPr>
+      <w:r>
+        <w:rPr>
+          <w:rFonts w:ascii="Arial" w:hAnsi="Arial" w:cs="Arial"/>
+          <w:b/>
+          <w:bCs/>
+          <w:i/>
+          <w:iCs/>
+          <w:sz w:val="24"/>
+          <w:szCs w:val="24"/>
+          <w:u w:val="single"/>
+        </w:rPr>
+        <w:t>Copy and Paste Chrome Extensions into your browser:</w:t>
+      </w:r>
+    </w:p>
+    <w:p>
+      <w:pPr>
+        <w:pStyle w:val="Textbody"/>
+        <w:tabs>
+          <w:tab w:val="left" w:pos="4536"/>
+        </w:tabs>
+        <w:spacing w:after="0"/>
+        <w:jc w:val="both"/>
+        <w:rPr>
+          <w:rFonts w:ascii="Arial" w:hAnsi="Arial" w:cs="Arial"/>
+          <w:bCs/>
+        </w:rPr>
+      </w:pPr>
+    </w:p>
+    <w:p>
+      <w:pPr>
+        <w:pStyle w:val="Default"/>
+        <w:tabs>
+          <w:tab w:val="left" w:pos="4536"/>
+        </w:tabs>
+        <w:jc w:val="center"/>
+        <w:rPr>
+          <w:rFonts w:ascii="Arial" w:eastAsia="Times New Roman" w:hAnsi="Arial" w:cs="Arial"/>
+          <w:b/>
+          <w:color w:val="000000" w:themeColor="text1"/>
+          <w:u w:val="single"/>
+        </w:rPr>
+      </w:pPr>
+    </w:p>
+    <w:p>
+      <w:pPr>
+        <w:pStyle w:val="Default"/>
+        <w:tabs>
+          <w:tab w:val="left" w:pos="4536"/>
+        </w:tabs>
+        <w:jc w:val="center"/>
+        <w:rPr>
+          <w:rFonts w:ascii="Arial" w:eastAsia="Times New Roman" w:hAnsi="Arial" w:cs="Arial"/>
+          <w:b/>
+          <w:color w:val="000000" w:themeColor="text1"/>
+          <w:u w:val="single"/>
+        </w:rPr>
+      </w:pPr>
+    </w:p>
+    <w:p>
+      <w:pPr>
+        <w:pStyle w:val="Default"/>
+        <w:tabs>
+          <w:tab w:val="left" w:pos="4536"/>
+        </w:tabs>
+        <w:jc w:val="center"/>
+        <w:rPr>
+          <w:rFonts w:ascii="Arial" w:eastAsia="Times New Roman" w:hAnsi="Arial" w:cs="Arial"/>
+          <w:b/>
+          <w:color w:val="000000" w:themeColor="text1"/>
+          <w:u w:val="single"/>
+        </w:rPr>
+      </w:pPr>
+    </w:p>
+    <w:p>
+      <w:pPr>
+        <w:pStyle w:val="Default"/>
+        <w:tabs>
+          <w:tab w:val="left" w:pos="4536"/>
+        </w:tabs>
+        <w:jc w:val="center"/>
+        <w:rPr>
+          <w:rFonts w:ascii="Arial" w:eastAsia="Times New Roman" w:hAnsi="Arial" w:cs="Arial"/>
+          <w:b/>
+          <w:color w:val="000000" w:themeColor="text1"/>
+          <w:u w:val="single"/>
+        </w:rPr>
+      </w:pPr>
+    </w:p>
+    <w:p>
+      <w:pPr>
+        <w:pStyle w:val="Default"/>
+        <w:tabs>
+          <w:tab w:val="left" w:pos="4536"/>
+        </w:tabs>
+        <w:jc w:val="center"/>
+        <w:rPr>
+          <w:rFonts w:ascii="Arial" w:eastAsia="Times New Roman" w:hAnsi="Arial" w:cs="Arial"/>
+          <w:b/>
+          <w:color w:val="000000" w:themeColor="text1"/>
+          <w:u w:val="single"/>
+        </w:rPr>
+      </w:pPr>
+    </w:p>
+    <w:p>
+      <w:pPr>
+        <w:pStyle w:val="Default"/>
+        <w:tabs>
+          <w:tab w:val="left" w:pos="4536"/>
+        </w:tabs>
+        <w:rPr>
+          <w:rFonts w:ascii="Arial" w:eastAsia="Times New Roman" w:hAnsi="Arial" w:cs="Arial"/>
+          <w:b/>
+          <w:color w:val="000000" w:themeColor="text1"/>
+          <w:u w:val="single"/>
+        </w:rPr>
+      </w:pPr>
+    </w:p>
+    <w:p>
+      <w:pPr>
+        <w:pStyle w:val="Default"/>
+        <w:tabs>
+          <w:tab w:val="left" w:pos="4536"/>
+        </w:tabs>
+        <w:rPr>
+          <w:rFonts w:ascii="Arial" w:eastAsia="Times New Roman" w:hAnsi="Arial" w:cs="Arial"/>
+          <w:b/>
+          <w:color w:val="000000" w:themeColor="text1"/>
+        </w:rPr>
+      </w:pPr>
+    </w:p>
+    <w:p>
+      <w:pPr>
+        <w:pStyle w:val="Default"/>
+        <w:tabs>
+          <w:tab w:val="left" w:pos="4536"/>
+        </w:tabs>
+        <w:rPr>
+          <w:rFonts w:ascii="Arial" w:eastAsia="Times New Roman" w:hAnsi="Arial" w:cs="Arial"/>
+          <w:b/>
+          <w:color w:val="000000" w:themeColor="text1"/>
+        </w:rPr>
+      </w:pPr>
+    </w:p>
+    <w:p>
+      <w:pPr>
+        <w:pStyle w:val="Default"/>
+        <w:tabs>
+          <w:tab w:val="left" w:pos="4536"/>
+        </w:tabs>
+        <w:rPr>
+          <w:rFonts w:ascii="Arial" w:eastAsia="Times New Roman" w:hAnsi="Arial" w:cs="Arial"/>
+          <w:b/>
+          <w:color w:val="000000" w:themeColor="text1"/>
+        </w:rPr>
+      </w:pPr>
+    </w:p>
+    <w:p>
+      <w:pPr>
+        <w:pStyle w:val="Default"/>
+        <w:tabs>
+          <w:tab w:val="left" w:pos="4536"/>
+        </w:tabs>
+        <w:rPr>
+          <w:rFonts w:ascii="Arial" w:eastAsia="Times New Roman" w:hAnsi="Arial" w:cs="Arial"/>
+          <w:b/>
+          <w:color w:val="000000" w:themeColor="text1"/>
+        </w:rPr>
+      </w:pPr>
+    </w:p>
+    <w:p>
+      <w:pPr>
+        <w:pStyle w:val="Default"/>
+        <w:tabs>
+          <w:tab w:val="left" w:pos="4536"/>
+        </w:tabs>
+        <w:rPr>
+          <w:rFonts w:ascii="Arial" w:eastAsia="Times New Roman" w:hAnsi="Arial" w:cs="Arial"/>
+          <w:b/>
+          <w:color w:val="000000" w:themeColor="text1"/>
+        </w:rPr>
+      </w:pPr>
+    </w:p>
+    <w:p>
+      <w:pPr>
+        <w:pStyle w:val="Default"/>
+        <w:tabs>
+          <w:tab w:val="left" w:pos="4536"/>
+        </w:tabs>
+        <w:rPr>
+          <w:rFonts w:ascii="Arial" w:eastAsia="Times New Roman" w:hAnsi="Arial" w:cs="Arial"/>
+          <w:b/>
+          <w:color w:val="000000" w:themeColor="text1"/>
+        </w:rPr>
+      </w:pPr>
+    </w:p>
+    <w:p>
+      <w:pPr>
+        <w:pStyle w:val="Default"/>
+        <w:tabs>
+          <w:tab w:val="left" w:pos="4536"/>
+        </w:tabs>
+        <w:rPr>
+          <w:rFonts w:ascii="Arial" w:eastAsia="Times New Roman" w:hAnsi="Arial" w:cs="Arial"/>
+          <w:b/>
+          <w:color w:val="000000" w:themeColor="text1"/>
+        </w:rPr>
+      </w:pPr>
+    </w:p>
+    <w:p>
+      <w:pPr>
+        <w:pStyle w:val="Default"/>
+        <w:tabs>
+          <w:tab w:val="left" w:pos="4536"/>
+        </w:tabs>
+        <w:rPr>
+          <w:rFonts w:ascii="Arial" w:eastAsia="Times New Roman" w:hAnsi="Arial" w:cs="Arial"/>
+          <w:b/>
+          <w:color w:val="000000" w:themeColor="text1"/>
+        </w:rPr>
+      </w:pPr>
+    </w:p>
+    <w:p>
+      <w:pPr>
+        <w:pStyle w:val="Default"/>
+        <w:tabs>
+          <w:tab w:val="left" w:pos="4536"/>
+        </w:tabs>
+        <w:jc w:val="center"/>
+        <w:rPr>
+          <w:rFonts w:ascii="Arial" w:eastAsia="Times New Roman" w:hAnsi="Arial" w:cs="Arial"/>
+          <w:b/>
+          <w:color w:val="000000" w:themeColor="text1"/>
+          <w:u w:val="single"/>
+        </w:rPr>
+      </w:pPr>
+      <w:r>
+        <w:rPr>
+          <w:rFonts w:ascii="Arial" w:eastAsia="Times New Roman" w:hAnsi="Arial" w:cs="Arial"/>
+          <w:b/>
+          <w:color w:val="000000" w:themeColor="text1"/>
+          <w:u w:val="single"/>
+        </w:rPr>
+        <w:t>Appendix B</w:t>
+      </w:r>
+    </w:p>
+    <w:p>
+      <w:pPr>
+        <w:rPr>
+          <w:rFonts w:ascii="Arial" w:hAnsi="Arial" w:cs="Arial"/>
+          <w:b/>
+          <w:bCs/>
+          <w:sz w:val="24"/>
+          <w:szCs w:val="24"/>
+          <w:lang w:val="en-US"/>
+        </w:rPr>
+      </w:pPr>
+    </w:p>
+    <w:p>
+      <w:pPr>
+        <w:spacing w:after="0" w:line="240" w:lineRule="auto"/>
+        <w:jc w:val="both"/>
+        <w:rPr>
+          <w:rFonts w:ascii="Arial" w:hAnsi="Arial" w:cs="Arial"/>
+          <w:b/>
+          <w:bCs/>
+          <w:sz w:val="24"/>
+          <w:szCs w:val="24"/>
+          <w:u w:val="single"/>
+          <w:lang w:val="en-US"/>
+        </w:rPr>
+      </w:pPr>
+      <w:r>
+        <w:rPr>
+          <w:rFonts w:ascii="Arial" w:hAnsi="Arial" w:cs="Arial"/>
+          <w:b/>
+          <w:bCs/>
+          <w:sz w:val="24"/>
+          <w:szCs w:val="24"/>
+          <w:u w:val="single"/>
+          <w:lang w:val="en-US"/>
+        </w:rPr>
+        <w:t>Suggested Accommodations for ADHD</w:t>
+      </w:r>
+    </w:p>
+    <w:p>
+      <w:pPr>
+        <w:spacing w:after="0" w:line="240" w:lineRule="auto"/>
+        <w:jc w:val="both"/>
+        <w:rPr>
+          <w:rFonts w:ascii="Arial" w:hAnsi="Arial" w:cs="Arial"/>
+          <w:b/>
+          <w:bCs/>
+          <w:sz w:val="24"/>
+          <w:szCs w:val="24"/>
+          <w:lang w:val="en-US"/>
+        </w:rPr>
+      </w:pPr>
+    </w:p>
+    <w:p>
+      <w:pPr>
+        <w:spacing w:after="0" w:line="240" w:lineRule="auto"/>
+        <w:jc w:val="both"/>
+        <w:rPr>
+          <w:rFonts w:ascii="Arial" w:hAnsi="Arial" w:cs="Arial"/>
+          <w:b/>
+          <w:bCs/>
+          <w:sz w:val="24"/>
+          <w:szCs w:val="24"/>
+          <w:u w:val="single"/>
+          <w:lang w:val="en-US"/>
+        </w:rPr>
+      </w:pPr>
+      <w:r>
+        <w:rPr>
+          <w:rFonts w:ascii="Arial" w:hAnsi="Arial" w:cs="Arial"/>
+          <w:b/>
+          <w:bCs/>
+          <w:sz w:val="24"/>
+          <w:szCs w:val="24"/>
+          <w:u w:val="single"/>
+          <w:lang w:val="en-US"/>
+        </w:rPr>
+        <w:t>Environmental and seating accommodations</w:t>
+      </w:r>
+    </w:p>
+    <w:p>
+      <w:pPr>
+        <w:spacing w:after="0" w:line="240" w:lineRule="auto"/>
+        <w:jc w:val="both"/>
+        <w:rPr>
+          <w:rFonts w:ascii="Arial" w:hAnsi="Arial" w:cs="Arial"/>
+          <w:b/>
+          <w:bCs/>
+          <w:sz w:val="24"/>
+          <w:szCs w:val="24"/>
+          <w:u w:val="single"/>
+          <w:lang w:val="en-US"/>
+        </w:rPr>
+      </w:pPr>
+    </w:p>
+    <w:p>
+      <w:pPr>
+        <w:spacing w:after="0" w:line="240" w:lineRule="auto"/>
+        <w:jc w:val="both"/>
+        <w:rPr>
+          <w:rFonts w:ascii="Arial" w:hAnsi="Arial" w:cs="Arial"/>
+          <w:b/>
+          <w:bCs/>
+          <w:sz w:val="24"/>
+          <w:szCs w:val="24"/>
+          <w:u w:val="single"/>
+          <w:lang w:val="en-US"/>
+        </w:rPr>
+      </w:pPr>
+      <w:r>
+        <w:rPr>
+          <w:rFonts w:ascii="Arial" w:hAnsi="Arial" w:cs="Arial"/>
+          <w:b/>
+          <w:bCs/>
+          <w:sz w:val="24"/>
+          <w:szCs w:val="24"/>
+          <w:u w:val="single"/>
+          <w:lang w:val="en-US"/>
+        </w:rPr>
+        <w:t>Behavioral and support accommodations</w:t>
+      </w:r>
+    </w:p>
+    <w:p>
+      <w:pPr>
+        <w:spacing w:after="0" w:line="240" w:lineRule="auto"/>
+        <w:ind w:left="567"/>
+        <w:jc w:val="both"/>
+        <w:rPr>
+          <w:rFonts w:ascii="Arial" w:hAnsi="Arial" w:cs="Arial"/>
+          <w:b/>
+          <w:bCs/>
+          <w:sz w:val="24"/>
+          <w:szCs w:val="24"/>
+          <w:lang w:val="en-US"/>
+        </w:rPr>
+      </w:pPr>
+    </w:p>
+    <w:p>
+      <w:pPr>
+        <w:spacing w:after="0" w:line="240" w:lineRule="auto"/>
+        <w:jc w:val="both"/>
+        <w:rPr>
+          <w:rFonts w:ascii="Arial" w:hAnsi="Arial" w:cs="Arial"/>
+          <w:b/>
+          <w:bCs/>
+          <w:sz w:val="24"/>
+          <w:szCs w:val="24"/>
+          <w:u w:val="single"/>
+          <w:lang w:val="en-US"/>
+        </w:rPr>
+      </w:pPr>
+      <w:r>
+        <w:rPr>
+          <w:rFonts w:ascii="Arial" w:hAnsi="Arial" w:cs="Arial"/>
+          <w:b/>
+          <w:bCs/>
+          <w:sz w:val="24"/>
+          <w:szCs w:val="24"/>
+          <w:u w:val="single"/>
+          <w:lang w:val="en-US"/>
+        </w:rPr>
+        <w:t>Testing and assessment accommodations</w:t>
+      </w:r>
     </w:p>
     <w:sectPr>
       <w:headerReference w:type="default" r:id="rId10"/>
@@ -31849,6 +32240,155 @@
     </w:lvl>
   </w:abstractNum>
   <w:abstractNum w:abstractNumId="3" w15:restartNumberingAfterBreak="0">
+    <w:nsid w:val="16277D32"/>
+    <w:multiLevelType w:val="multilevel"/>
+    <w:tmpl w:val="970A06BC"/>
+    <w:lvl w:ilvl="0">
+      <w:start w:val="1"/>
+      <w:numFmt w:val="bullet"/>
+      <w:lvlText w:val=""/>
+      <w:lvlJc w:val="left"/>
+      <w:pPr>
+        <w:tabs>
+          <w:tab w:val="num" w:pos="720"/>
+        </w:tabs>
+        <w:ind w:left="720" w:hanging="360"/>
+      </w:pPr>
+      <w:rPr>
+        <w:rFonts w:ascii="Symbol" w:hAnsi="Symbol" w:hint="default"/>
+        <w:sz w:val="20"/>
+      </w:rPr>
+    </w:lvl>
+    <w:lvl w:ilvl="1">
+      <w:start w:val="1"/>
+      <w:numFmt w:val="bullet"/>
+      <w:lvlText w:val="o"/>
+      <w:lvlJc w:val="left"/>
+      <w:pPr>
+        <w:tabs>
+          <w:tab w:val="num" w:pos="1440"/>
+        </w:tabs>
+        <w:ind w:left="1440" w:hanging="360"/>
+      </w:pPr>
+      <w:rPr>
+        <w:rFonts w:ascii="Courier New" w:hAnsi="Courier New" w:cs="Times New Roman" w:hint="default"/>
+        <w:sz w:val="20"/>
+      </w:rPr>
+    </w:lvl>
+    <w:lvl w:ilvl="2">
+      <w:start w:val="1"/>
+      <w:numFmt w:val="bullet"/>
+      <w:lvlText w:val=""/>
+      <w:lvlJc w:val="left"/>
+      <w:pPr>
+        <w:tabs>
+          <w:tab w:val="num" w:pos="2160"/>
+        </w:tabs>
+        <w:ind w:left="2160" w:hanging="360"/>
+      </w:pPr>
+      <w:rPr>
+        <w:rFonts w:ascii="Wingdings" w:hAnsi="Wingdings" w:hint="default"/>
+        <w:sz w:val="20"/>
+      </w:rPr>
+    </w:lvl>
+    <w:lvl w:ilvl="3">
+      <w:start w:val="1"/>
+      <w:numFmt w:val="bullet"/>
+      <w:lvlText w:val=""/>
+      <w:lvlJc w:val="left"/>
+      <w:pPr>
+        <w:tabs>
+          <w:tab w:val="num" w:pos="2880"/>
+        </w:tabs>
+        <w:ind w:left="2880" w:hanging="360"/>
+      </w:pPr>
+      <w:rPr>
+        <w:rFonts w:ascii="Wingdings" w:hAnsi="Wingdings" w:hint="default"/>
+        <w:sz w:val="20"/>
+      </w:rPr>
+    </w:lvl>
+    <w:lvl w:ilvl="4">
+      <w:start w:val="1"/>
+      <w:numFmt w:val="bullet"/>
+      <w:lvlText w:val=""/>
+      <w:lvlJc w:val="left"/>
+      <w:pPr>
+        <w:tabs>
+          <w:tab w:val="num" w:pos="3600"/>
+        </w:tabs>
+        <w:ind w:left="3600" w:hanging="360"/>
+      </w:pPr>
+      <w:rPr>
+        <w:rFonts w:ascii="Wingdings" w:hAnsi="Wingdings" w:hint="default"/>
+        <w:sz w:val="20"/>
+      </w:rPr>
+    </w:lvl>
+    <w:lvl w:ilvl="5">
+      <w:start w:val="1"/>
+      <w:numFmt w:val="bullet"/>
+      <w:lvlText w:val=""/>
+      <w:lvlJc w:val="left"/>
+      <w:pPr>
+        <w:tabs>
+          <w:tab w:val="num" w:pos="4320"/>
+        </w:tabs>
+        <w:ind w:left="4320" w:hanging="360"/>
+      </w:pPr>
+      <w:rPr>
+        <w:rFonts w:ascii="Wingdings" w:hAnsi="Wingdings" w:hint="default"/>
+        <w:sz w:val="20"/>
+      </w:rPr>
+    </w:lvl>
+    <w:lvl w:ilvl="6">
+      <w:start w:val="1"/>
+      <w:numFmt w:val="bullet"/>
+      <w:lvlText w:val=""/>
+      <w:lvlJc w:val="left"/>
+      <w:pPr>
+        <w:tabs>
+          <w:tab w:val="num" w:pos="5040"/>
+        </w:tabs>
+        <w:ind w:left="5040" w:hanging="360"/>
+      </w:pPr>
+      <w:rPr>
+        <w:rFonts w:ascii="Wingdings" w:hAnsi="Wingdings" w:hint="default"/>
+        <w:sz w:val="20"/>
+      </w:rPr>
+    </w:lvl>
+    <w:lvl w:ilvl="7">
+      <w:start w:val="1"/>
+      <w:numFmt w:val="bullet"/>
+      <w:lvlText w:val=""/>
+      <w:lvlJc w:val="left"/>
+      <w:pPr>
+        <w:tabs>
+          <w:tab w:val="num" w:pos="5760"/>
+        </w:tabs>
+        <w:ind w:left="5760" w:hanging="360"/>
+      </w:pPr>
+      <w:rPr>
+        <w:rFonts w:ascii="Wingdings" w:hAnsi="Wingdings" w:hint="default"/>
+        <w:sz w:val="20"/>
+      </w:rPr>
+    </w:lvl>
+    <w:lvl w:ilvl="8">
+      <w:start w:val="1"/>
+      <w:numFmt w:val="bullet"/>
+      <w:lvlText w:val=""/>
+      <w:lvlJc w:val="left"/>
+      <w:pPr>
+        <w:tabs>
+          <w:tab w:val="num" w:pos="6480"/>
+        </w:tabs>
+        <w:ind w:left="6480" w:hanging="360"/>
+      </w:pPr>
+      <w:rPr>
+        <w:rFonts w:ascii="Wingdings" w:hAnsi="Wingdings" w:hint="default"/>
+        <w:sz w:val="20"/>
+      </w:rPr>
+    </w:lvl>
+  </w:abstractNum>
+  <w:abstractNum w:abstractNumId="4" w15:restartNumberingAfterBreak="0">
     <w:nsid w:val="1DCC6049"/>
     <w:multiLevelType w:val="hybridMultilevel"/>
     <w:tmpl w:val="9F306BDE"/>
@@ -31960,7 +32500,7 @@
       </w:rPr>
     </w:lvl>
   </w:abstractNum>
-  <w:abstractNum w:abstractNumId="4" w15:restartNumberingAfterBreak="0">
+  <w:abstractNum w:abstractNumId="5" w15:restartNumberingAfterBreak="0">
     <w:nsid w:val="202B4E12"/>
     <w:multiLevelType w:val="hybridMultilevel"/>
     <w:tmpl w:val="48E61724"/>
@@ -32073,7 +32613,7 @@
       </w:rPr>
     </w:lvl>
   </w:abstractNum>
-  <w:abstractNum w:abstractNumId="5" w15:restartNumberingAfterBreak="0">
+  <w:abstractNum w:abstractNumId="6" w15:restartNumberingAfterBreak="0">
     <w:nsid w:val="22583A90"/>
     <w:multiLevelType w:val="hybridMultilevel"/>
     <w:tmpl w:val="B7420D48"/>
@@ -32159,7 +32699,7 @@
       </w:pPr>
     </w:lvl>
   </w:abstractNum>
-  <w:abstractNum w:abstractNumId="6" w15:restartNumberingAfterBreak="0">
+  <w:abstractNum w:abstractNumId="7" w15:restartNumberingAfterBreak="0">
     <w:nsid w:val="29611CBF"/>
     <w:multiLevelType w:val="hybridMultilevel"/>
     <w:tmpl w:val="B67A1F22"/>
@@ -32245,7 +32785,7 @@
       </w:pPr>
     </w:lvl>
   </w:abstractNum>
-  <w:abstractNum w:abstractNumId="7" w15:restartNumberingAfterBreak="0">
+  <w:abstractNum w:abstractNumId="8" w15:restartNumberingAfterBreak="0">
     <w:nsid w:val="2B9C35B0"/>
     <w:multiLevelType w:val="hybridMultilevel"/>
     <w:tmpl w:val="8D36CF8A"/>
@@ -32358,7 +32898,7 @@
       </w:rPr>
     </w:lvl>
   </w:abstractNum>
-  <w:abstractNum w:abstractNumId="8" w15:restartNumberingAfterBreak="0">
+  <w:abstractNum w:abstractNumId="9" w15:restartNumberingAfterBreak="0">
     <w:nsid w:val="3EE924CC"/>
     <w:multiLevelType w:val="hybridMultilevel"/>
     <w:tmpl w:val="D2522FAE"/>
@@ -32444,7 +32984,7 @@
       </w:pPr>
     </w:lvl>
   </w:abstractNum>
-  <w:abstractNum w:abstractNumId="9" w15:restartNumberingAfterBreak="0">
+  <w:abstractNum w:abstractNumId="10" w15:restartNumberingAfterBreak="0">
     <w:nsid w:val="41190C83"/>
     <w:multiLevelType w:val="hybridMultilevel"/>
     <w:tmpl w:val="1FF091D4"/>
@@ -32533,7 +33073,7 @@
       </w:pPr>
     </w:lvl>
   </w:abstractNum>
-  <w:abstractNum w:abstractNumId="10" w15:restartNumberingAfterBreak="0">
+  <w:abstractNum w:abstractNumId="11" w15:restartNumberingAfterBreak="0">
     <w:nsid w:val="44967EBD"/>
     <w:multiLevelType w:val="hybridMultilevel"/>
     <w:tmpl w:val="F49A4428"/>
@@ -32623,7 +33163,7 @@
       </w:pPr>
     </w:lvl>
   </w:abstractNum>
-  <w:abstractNum w:abstractNumId="11" w15:restartNumberingAfterBreak="0">
+  <w:abstractNum w:abstractNumId="12" w15:restartNumberingAfterBreak="0">
     <w:nsid w:val="4C6C094E"/>
     <w:multiLevelType w:val="hybridMultilevel"/>
     <w:tmpl w:val="573C2C14"/>
@@ -32709,7 +33249,7 @@
       </w:pPr>
     </w:lvl>
   </w:abstractNum>
-  <w:abstractNum w:abstractNumId="12" w15:restartNumberingAfterBreak="0">
+  <w:abstractNum w:abstractNumId="13" w15:restartNumberingAfterBreak="0">
     <w:nsid w:val="4D130BFD"/>
     <w:multiLevelType w:val="multilevel"/>
     <w:tmpl w:val="F18C4252"/>
@@ -32854,7 +33394,7 @@
       </w:rPr>
     </w:lvl>
   </w:abstractNum>
-  <w:abstractNum w:abstractNumId="13" w15:restartNumberingAfterBreak="0">
+  <w:abstractNum w:abstractNumId="14" w15:restartNumberingAfterBreak="0">
     <w:nsid w:val="4DB90777"/>
     <w:multiLevelType w:val="hybridMultilevel"/>
     <w:tmpl w:val="0E065ADA"/>
@@ -32967,7 +33507,7 @@
       </w:rPr>
     </w:lvl>
   </w:abstractNum>
-  <w:abstractNum w:abstractNumId="14" w15:restartNumberingAfterBreak="0">
+  <w:abstractNum w:abstractNumId="15" w15:restartNumberingAfterBreak="0">
     <w:nsid w:val="57FF0930"/>
     <w:multiLevelType w:val="multilevel"/>
     <w:tmpl w:val="3D02FBA2"/>
@@ -33116,7 +33656,7 @@
       </w:rPr>
     </w:lvl>
   </w:abstractNum>
-  <w:abstractNum w:abstractNumId="15" w15:restartNumberingAfterBreak="0">
+  <w:abstractNum w:abstractNumId="16" w15:restartNumberingAfterBreak="0">
     <w:nsid w:val="5CCB24E6"/>
     <w:multiLevelType w:val="hybridMultilevel"/>
     <w:tmpl w:val="E3FCD5E0"/>
@@ -33202,7 +33742,7 @@
       </w:pPr>
     </w:lvl>
   </w:abstractNum>
-  <w:abstractNum w:abstractNumId="16" w15:restartNumberingAfterBreak="0">
+  <w:abstractNum w:abstractNumId="17" w15:restartNumberingAfterBreak="0">
     <w:nsid w:val="65967260"/>
     <w:multiLevelType w:val="hybridMultilevel"/>
     <w:tmpl w:val="553EABF0"/>
@@ -33288,7 +33828,7 @@
       </w:pPr>
     </w:lvl>
   </w:abstractNum>
-  <w:abstractNum w:abstractNumId="17" w15:restartNumberingAfterBreak="0">
+  <w:abstractNum w:abstractNumId="18" w15:restartNumberingAfterBreak="0">
     <w:nsid w:val="79CB467E"/>
     <w:multiLevelType w:val="hybridMultilevel"/>
     <w:tmpl w:val="EE7EE196"/>
@@ -33401,7 +33941,120 @@
       </w:rPr>
     </w:lvl>
   </w:abstractNum>
-  <w:abstractNum w:abstractNumId="18" w15:restartNumberingAfterBreak="0">
+  <w:abstractNum w:abstractNumId="19" w15:restartNumberingAfterBreak="0">
+    <w:nsid w:val="7B9A1B7E"/>
+    <w:multiLevelType w:val="hybridMultilevel"/>
+    <w:tmpl w:val="B3346022"/>
+    <w:lvl w:ilvl="0" w:tplc="10090001">
+      <w:start w:val="1"/>
+      <w:numFmt w:val="bullet"/>
+      <w:lvlText w:val=""/>
+      <w:lvlJc w:val="left"/>
+      <w:pPr>
+        <w:ind w:left="720" w:hanging="360"/>
+      </w:pPr>
+      <w:rPr>
+        <w:rFonts w:ascii="Symbol" w:hAnsi="Symbol" w:hint="default"/>
+      </w:rPr>
+    </w:lvl>
+    <w:lvl w:ilvl="1" w:tplc="10090003">
+      <w:start w:val="1"/>
+      <w:numFmt w:val="bullet"/>
+      <w:lvlText w:val="o"/>
+      <w:lvlJc w:val="left"/>
+      <w:pPr>
+        <w:ind w:left="1440" w:hanging="360"/>
+      </w:pPr>
+      <w:rPr>
+        <w:rFonts w:ascii="Courier New" w:hAnsi="Courier New" w:cs="Courier New" w:hint="default"/>
+      </w:rPr>
+    </w:lvl>
+    <w:lvl w:ilvl="2" w:tplc="10090005">
+      <w:start w:val="1"/>
+      <w:numFmt w:val="bullet"/>
+      <w:lvlText w:val=""/>
+      <w:lvlJc w:val="left"/>
+      <w:pPr>
+        <w:ind w:left="2160" w:hanging="360"/>
+      </w:pPr>
+      <w:rPr>
+        <w:rFonts w:ascii="Wingdings" w:hAnsi="Wingdings" w:hint="default"/>
+      </w:rPr>
+    </w:lvl>
+    <w:lvl w:ilvl="3" w:tplc="10090001">
+      <w:start w:val="1"/>
+      <w:numFmt w:val="bullet"/>
+      <w:lvlText w:val=""/>
+      <w:lvlJc w:val="left"/>
+      <w:pPr>
+        <w:ind w:left="2880" w:hanging="360"/>
+      </w:pPr>
+      <w:rPr>
+        <w:rFonts w:ascii="Symbol" w:hAnsi="Symbol" w:hint="default"/>
+      </w:rPr>
+    </w:lvl>
+    <w:lvl w:ilvl="4" w:tplc="10090003">
+      <w:start w:val="1"/>
+      <w:numFmt w:val="bullet"/>
+      <w:lvlText w:val="o"/>
+      <w:lvlJc w:val="left"/>
+      <w:pPr>
+        <w:ind w:left="3600" w:hanging="360"/>
+      </w:pPr>
+      <w:rPr>
+        <w:rFonts w:ascii="Courier New" w:hAnsi="Courier New" w:cs="Courier New" w:hint="default"/>
+      </w:rPr>
+    </w:lvl>
+    <w:lvl w:ilvl="5" w:tplc="10090005">
+      <w:start w:val="1"/>
+      <w:numFmt w:val="bullet"/>
+      <w:lvlText w:val=""/>
+      <w:lvlJc w:val="left"/>
+      <w:pPr>
+        <w:ind w:left="4320" w:hanging="360"/>
+      </w:pPr>
+      <w:rPr>
+        <w:rFonts w:ascii="Wingdings" w:hAnsi="Wingdings" w:hint="default"/>
+      </w:rPr>
+    </w:lvl>
+    <w:lvl w:ilvl="6" w:tplc="10090001">
+      <w:start w:val="1"/>
+      <w:numFmt w:val="bullet"/>
+      <w:lvlText w:val=""/>
+      <w:lvlJc w:val="left"/>
+      <w:pPr>
+        <w:ind w:left="5040" w:hanging="360"/>
+      </w:pPr>
+      <w:rPr>
+        <w:rFonts w:ascii="Symbol" w:hAnsi="Symbol" w:hint="default"/>
+      </w:rPr>
+    </w:lvl>
+    <w:lvl w:ilvl="7" w:tplc="10090003">
+      <w:start w:val="1"/>
+      <w:numFmt w:val="bullet"/>
+      <w:lvlText w:val="o"/>
+      <w:lvlJc w:val="left"/>
+      <w:pPr>
+        <w:ind w:left="5760" w:hanging="360"/>
+      </w:pPr>
+      <w:rPr>
+        <w:rFonts w:ascii="Courier New" w:hAnsi="Courier New" w:cs="Courier New" w:hint="default"/>
+      </w:rPr>
+    </w:lvl>
+    <w:lvl w:ilvl="8" w:tplc="10090005">
+      <w:start w:val="1"/>
+      <w:numFmt w:val="bullet"/>
+      <w:lvlText w:val=""/>
+      <w:lvlJc w:val="left"/>
+      <w:pPr>
+        <w:ind w:left="6480" w:hanging="360"/>
+      </w:pPr>
+      <w:rPr>
+        <w:rFonts w:ascii="Wingdings" w:hAnsi="Wingdings" w:hint="default"/>
+      </w:rPr>
+    </w:lvl>
+  </w:abstractNum>
+  <w:abstractNum w:abstractNumId="20" w15:restartNumberingAfterBreak="0">
     <w:nsid w:val="7BB056A0"/>
     <w:multiLevelType w:val="hybridMultilevel"/>
     <w:tmpl w:val="05388542"/>
@@ -33490,7 +34143,7 @@
       </w:pPr>
     </w:lvl>
   </w:abstractNum>
-  <w:abstractNum w:abstractNumId="19" w15:restartNumberingAfterBreak="0">
+  <w:abstractNum w:abstractNumId="21" w15:restartNumberingAfterBreak="0">
     <w:nsid w:val="7ED86FAF"/>
     <w:multiLevelType w:val="hybridMultilevel"/>
     <w:tmpl w:val="35FC7780"/>
@@ -33604,67 +34257,91 @@
     </w:lvl>
   </w:abstractNum>
   <w:num w:numId="1" w16cid:durableId="735395336">
-    <w:abstractNumId w:val="7"/>
+    <w:abstractNumId w:val="8"/>
   </w:num>
   <w:num w:numId="2" w16cid:durableId="443577612">
     <w:abstractNumId w:val="1"/>
   </w:num>
   <w:num w:numId="3" w16cid:durableId="1091971653">
+    <w:abstractNumId w:val="20"/>
+  </w:num>
+  <w:num w:numId="4" w16cid:durableId="1093666921">
+    <w:abstractNumId w:val="10"/>
+  </w:num>
+  <w:num w:numId="5" w16cid:durableId="1732342298">
+    <w:abstractNumId w:val="8"/>
+  </w:num>
+  <w:num w:numId="6" w16cid:durableId="917441401">
     <w:abstractNumId w:val="18"/>
   </w:num>
-  <w:num w:numId="4" w16cid:durableId="1093666921">
-    <w:abstractNumId w:val="9"/>
-  </w:num>
-  <w:num w:numId="5" w16cid:durableId="1732342298">
-    <w:abstractNumId w:val="7"/>
-  </w:num>
-  <w:num w:numId="6" w16cid:durableId="917441401">
-    <w:abstractNumId w:val="17"/>
-  </w:num>
   <w:num w:numId="7" w16cid:durableId="2132746877">
-    <w:abstractNumId w:val="10"/>
+    <w:abstractNumId w:val="11"/>
   </w:num>
   <w:num w:numId="8" w16cid:durableId="1749879990">
     <w:abstractNumId w:val="2"/>
   </w:num>
   <w:num w:numId="9" w16cid:durableId="45106256">
-    <w:abstractNumId w:val="3"/>
+    <w:abstractNumId w:val="4"/>
   </w:num>
   <w:num w:numId="10" w16cid:durableId="1616516859">
-    <w:abstractNumId w:val="19"/>
+    <w:abstractNumId w:val="21"/>
   </w:num>
   <w:num w:numId="11" w16cid:durableId="705641018">
+    <w:abstractNumId w:val="17"/>
+  </w:num>
+  <w:num w:numId="12" w16cid:durableId="1731609970">
+    <w:abstractNumId w:val="7"/>
+  </w:num>
+  <w:num w:numId="13" w16cid:durableId="1806775831">
     <w:abstractNumId w:val="16"/>
   </w:num>
-  <w:num w:numId="12" w16cid:durableId="1731609970">
+  <w:num w:numId="14" w16cid:durableId="1390300662">
+    <w:abstractNumId w:val="12"/>
+  </w:num>
+  <w:num w:numId="15" w16cid:durableId="540672112">
+    <w:abstractNumId w:val="9"/>
+  </w:num>
+  <w:num w:numId="16" w16cid:durableId="12150241">
+    <w:abstractNumId w:val="14"/>
+  </w:num>
+  <w:num w:numId="17" w16cid:durableId="1076168055">
     <w:abstractNumId w:val="6"/>
   </w:num>
-  <w:num w:numId="13" w16cid:durableId="1806775831">
+  <w:num w:numId="18" w16cid:durableId="882912599">
+    <w:abstractNumId w:val="13"/>
+  </w:num>
+  <w:num w:numId="19" w16cid:durableId="537283674">
     <w:abstractNumId w:val="15"/>
   </w:num>
-  <w:num w:numId="14" w16cid:durableId="1390300662">
-    <w:abstractNumId w:val="11"/>
-  </w:num>
-  <w:num w:numId="15" w16cid:durableId="540672112">
-    <w:abstractNumId w:val="8"/>
-  </w:num>
-  <w:num w:numId="16" w16cid:durableId="12150241">
-    <w:abstractNumId w:val="13"/>
-  </w:num>
-  <w:num w:numId="17" w16cid:durableId="1076168055">
+  <w:num w:numId="20" w16cid:durableId="749961179">
     <w:abstractNumId w:val="5"/>
-  </w:num>
-  <w:num w:numId="18" w16cid:durableId="882912599">
-    <w:abstractNumId w:val="12"/>
-  </w:num>
-  <w:num w:numId="19" w16cid:durableId="537283674">
-    <w:abstractNumId w:val="14"/>
-  </w:num>
-  <w:num w:numId="20" w16cid:durableId="749961179">
-    <w:abstractNumId w:val="4"/>
   </w:num>
   <w:num w:numId="21" w16cid:durableId="399713312">
     <w:abstractNumId w:val="0"/>
+  </w:num>
+  <w:num w:numId="22" w16cid:durableId="1956404471">
+    <w:abstractNumId w:val="19"/>
+    <w:lvlOverride w:ilvl="0"/>
+    <w:lvlOverride w:ilvl="1"/>
+    <w:lvlOverride w:ilvl="2"/>
+    <w:lvlOverride w:ilvl="3"/>
+    <w:lvlOverride w:ilvl="4"/>
+    <w:lvlOverride w:ilvl="5"/>
+    <w:lvlOverride w:ilvl="6"/>
+    <w:lvlOverride w:ilvl="7"/>
+    <w:lvlOverride w:ilvl="8"/>
+  </w:num>
+  <w:num w:numId="23" w16cid:durableId="1207370629">
+    <w:abstractNumId w:val="3"/>
+    <w:lvlOverride w:ilvl="0"/>
+    <w:lvlOverride w:ilvl="1"/>
+    <w:lvlOverride w:ilvl="2"/>
+    <w:lvlOverride w:ilvl="3"/>
+    <w:lvlOverride w:ilvl="4"/>
+    <w:lvlOverride w:ilvl="5"/>
+    <w:lvlOverride w:ilvl="6"/>
+    <w:lvlOverride w:ilvl="7"/>
+    <w:lvlOverride w:ilvl="8"/>
   </w:num>
 </w:numbering>
 </file>

--- a/template_male.docx
+++ b/template_male.docx
@@ -1,6 +1,6 @@
 
 <file path=word/document.xml><?xml version="1.0" encoding="utf-8"?>
-<w:document xmlns:wpc="http://schemas.microsoft.com/office/word/2010/wordprocessingCanvas" xmlns:cx="http://schemas.microsoft.com/office/drawing/2014/chartex" xmlns:cx1="http://schemas.microsoft.com/office/drawing/2015/9/8/chartex" xmlns:cx2="http://schemas.microsoft.com/office/drawing/2015/10/21/chartex" xmlns:cx3="http://schemas.microsoft.com/office/drawing/2016/5/9/chartex" xmlns:cx4="http://schemas.microsoft.com/office/drawing/2016/5/10/chartex" xmlns:cx5="http://schemas.microsoft.com/office/drawing/2016/5/11/chartex" xmlns:cx6="http://schemas.microsoft.com/office/drawing/2016/5/12/chartex" xmlns:cx7="http://schemas.microsoft.com/office/drawing/2016/5/13/chartex" xmlns:cx8="http://schemas.microsoft.com/office/drawing/2016/5/14/chartex" xmlns:mc="http://schemas.openxmlformats.org/markup-compatibility/2006" xmlns:aink="http://schemas.microsoft.com/office/drawing/2016/ink" xmlns:am3d="http://schemas.microsoft.com/office/drawing/2017/model3d" xmlns:o="urn:schemas-microsoft-com:office:office" xmlns:oel="http://schemas.microsoft.com/office/2019/extlst" xmlns:r="http://schemas.openxmlformats.org/officeDocument/2006/relationships" xmlns:m="http://schemas.openxmlformats.org/officeDocument/2006/math" xmlns:v="urn:schemas-microsoft-com:vml" xmlns:wp14="http://schemas.microsoft.com/office/word/2010/wordprocessingDrawing" xmlns:wp="http://schemas.openxmlformats.org/drawingml/2006/wordprocessingDrawing" xmlns:w10="urn:schemas-microsoft-com:office:word" xmlns:w="http://schemas.openxmlformats.org/wordprocessingml/2006/main" xmlns:w14="http://schemas.microsoft.com/office/word/2010/wordml" xmlns:w15="http://schemas.microsoft.com/office/word/2012/wordml" xmlns:w16cex="http://schemas.microsoft.com/office/word/2018/wordml/cex" xmlns:w16cid="http://schemas.microsoft.com/office/word/2016/wordml/cid" xmlns:w16="http://schemas.microsoft.com/office/word/2018/wordml" xmlns:w16du="http://schemas.microsoft.com/office/word/2023/wordml/word16du" xmlns:w16sdtdh="http://schemas.microsoft.com/office/word/2020/wordml/sdtdatahash" xmlns:w16sdtfl="http://schemas.microsoft.com/office/word/2024/wordml/sdtformatlock" xmlns:w16se="http://schemas.microsoft.com/office/word/2015/wordml/symex" xmlns:wpg="http://schemas.microsoft.com/office/word/2010/wordprocessingGroup" xmlns:wpi="http://schemas.microsoft.com/office/word/2010/wordprocessingInk" xmlns:wne="http://schemas.microsoft.com/office/word/2006/wordml" xmlns:wps="http://schemas.microsoft.com/office/word/2010/wordprocessingShape" mc:Ignorable="w14 w15 w16se w16cid w16 w16cex w16sdtdh w16sdtfl w16du wp14">
+<w:document xmlns:wpc="http://schemas.microsoft.com/office/word/2010/wordprocessingCanvas" xmlns:cx="http://schemas.microsoft.com/office/drawing/2014/chartex" xmlns:cx1="http://schemas.microsoft.com/office/drawing/2015/9/8/chartex" xmlns:cx2="http://schemas.microsoft.com/office/drawing/2015/10/21/chartex" xmlns:cx3="http://schemas.microsoft.com/office/drawing/2016/5/9/chartex" xmlns:cx4="http://schemas.microsoft.com/office/drawing/2016/5/10/chartex" xmlns:cx5="http://schemas.microsoft.com/office/drawing/2016/5/11/chartex" xmlns:cx6="http://schemas.microsoft.com/office/drawing/2016/5/12/chartex" xmlns:cx7="http://schemas.microsoft.com/office/drawing/2016/5/13/chartex" xmlns:cx8="http://schemas.microsoft.com/office/drawing/2016/5/14/chartex" xmlns:mc="http://schemas.openxmlformats.org/markup-compatibility/2006" xmlns:aink="http://schemas.microsoft.com/office/drawing/2016/ink" xmlns:am3d="http://schemas.microsoft.com/office/drawing/2017/model3d" xmlns:o="urn:schemas-microsoft-com:office:office" xmlns:oel="http://schemas.microsoft.com/office/2019/extlst" xmlns:r="http://schemas.openxmlformats.org/officeDocument/2006/relationships" xmlns:m="http://schemas.openxmlformats.org/officeDocument/2006/math" xmlns:v="urn:schemas-microsoft-com:vml" xmlns:wp14="http://schemas.microsoft.com/office/word/2010/wordprocessingDrawing" xmlns:wp="http://schemas.openxmlformats.org/drawingml/2006/wordprocessingDrawing" xmlns:w10="urn:schemas-microsoft-com:office:word" xmlns:w="http://schemas.openxmlformats.org/wordprocessingml/2006/main" xmlns:w14="http://schemas.microsoft.com/office/word/2010/wordml" xmlns:w15="http://schemas.microsoft.com/office/word/2012/wordml" xmlns:w16cei="http://schemas.microsoft.com/office/word/2026/wordml/cei" xmlns:w16cex="http://schemas.microsoft.com/office/word/2018/wordml/cex" xmlns:w16cid="http://schemas.microsoft.com/office/word/2016/wordml/cid" xmlns:w16="http://schemas.microsoft.com/office/word/2018/wordml" xmlns:w16du="http://schemas.microsoft.com/office/word/2023/wordml/word16du" xmlns:w16sdtdh="http://schemas.microsoft.com/office/word/2020/wordml/sdtdatahash" xmlns:w16sdtfl="http://schemas.microsoft.com/office/word/2024/wordml/sdtformatlock" xmlns:w16se="http://schemas.microsoft.com/office/word/2015/wordml/symex" xmlns:wpg="http://schemas.microsoft.com/office/word/2010/wordprocessingGroup" xmlns:wpi="http://schemas.microsoft.com/office/word/2010/wordprocessingInk" xmlns:wne="http://schemas.microsoft.com/office/word/2006/wordml" xmlns:wps="http://schemas.microsoft.com/office/word/2010/wordprocessingShape" mc:Ignorable="w14 w15 w16se w16cid w16 w16cex w16sdtdh w16sdtfl w16du wp14">
   <w:body>
     <w:p>
       <w:pPr>
@@ -11,8 +11,8 @@
         <w:autoSpaceDE w:val="0"/>
         <w:autoSpaceDN w:val="0"/>
         <w:adjustRightInd w:val="0"/>
-        <w:spacing w:after="0" w:line="240" w:lineRule="atLeast"/>
-        <w:jc w:val="center"/>
+        <w:spacing w:after="0" w:line="240" w:lineRule="auto"/>
+        <w:jc w:val="both"/>
         <w:rPr>
           <w:rFonts w:ascii="Arial" w:eastAsia="Times New Roman" w:hAnsi="Arial" w:cs="Arial"/>
           <w:b/>
@@ -31,8 +31,8 @@
         <w:autoSpaceDE w:val="0"/>
         <w:autoSpaceDN w:val="0"/>
         <w:adjustRightInd w:val="0"/>
-        <w:spacing w:after="0" w:line="240" w:lineRule="atLeast"/>
-        <w:jc w:val="center"/>
+        <w:spacing w:after="0" w:line="240" w:lineRule="auto"/>
+        <w:jc w:val="both"/>
         <w:rPr>
           <w:rFonts w:ascii="Arial" w:eastAsia="Times New Roman" w:hAnsi="Arial" w:cs="Arial"/>
           <w:b/>
@@ -51,8 +51,8 @@
         <w:autoSpaceDE w:val="0"/>
         <w:autoSpaceDN w:val="0"/>
         <w:adjustRightInd w:val="0"/>
-        <w:spacing w:after="0" w:line="240" w:lineRule="atLeast"/>
-        <w:jc w:val="center"/>
+        <w:spacing w:after="0" w:line="240" w:lineRule="auto"/>
+        <w:jc w:val="both"/>
         <w:rPr>
           <w:rFonts w:ascii="Arial" w:eastAsia="Times New Roman" w:hAnsi="Arial" w:cs="Arial"/>
           <w:b/>
@@ -121,6 +121,7 @@
               <w:autoSpaceDE w:val="0"/>
               <w:autoSpaceDN w:val="0"/>
               <w:adjustRightInd w:val="0"/>
+              <w:jc w:val="both"/>
               <w:rPr>
                 <w:rFonts w:ascii="Arial" w:eastAsia="Times New Roman" w:hAnsi="Arial" w:cs="Arial"/>
                 <w:b/>
@@ -136,6 +137,7 @@
               <w:autoSpaceDE w:val="0"/>
               <w:autoSpaceDN w:val="0"/>
               <w:adjustRightInd w:val="0"/>
+              <w:jc w:val="both"/>
               <w:rPr>
                 <w:rFonts w:ascii="Arial" w:eastAsia="Times New Roman" w:hAnsi="Arial" w:cs="Arial"/>
                 <w:b/>
@@ -161,6 +163,7 @@
               <w:autoSpaceDE w:val="0"/>
               <w:autoSpaceDN w:val="0"/>
               <w:adjustRightInd w:val="0"/>
+              <w:jc w:val="both"/>
               <w:rPr>
                 <w:rFonts w:ascii="Arial" w:eastAsia="Times New Roman" w:hAnsi="Arial" w:cs="Arial"/>
                 <w:bCs/>
@@ -181,6 +184,7 @@
               <w:autoSpaceDE w:val="0"/>
               <w:autoSpaceDN w:val="0"/>
               <w:adjustRightInd w:val="0"/>
+              <w:jc w:val="both"/>
               <w:rPr>
                 <w:rFonts w:ascii="Arial" w:eastAsia="Calibri" w:hAnsi="Arial" w:cs="Arial"/>
                 <w:b/>
@@ -196,6 +200,7 @@
               <w:autoSpaceDE w:val="0"/>
               <w:autoSpaceDN w:val="0"/>
               <w:adjustRightInd w:val="0"/>
+              <w:jc w:val="both"/>
               <w:rPr>
                 <w:rFonts w:ascii="Arial" w:eastAsia="Calibri" w:hAnsi="Arial" w:cs="Arial"/>
                 <w:b/>
@@ -224,6 +229,7 @@
               <w:autoSpaceDE w:val="0"/>
               <w:autoSpaceDN w:val="0"/>
               <w:adjustRightInd w:val="0"/>
+              <w:jc w:val="both"/>
               <w:rPr>
                 <w:rFonts w:ascii="Arial" w:eastAsia="Times New Roman" w:hAnsi="Arial" w:cs="Arial"/>
                 <w:sz w:val="24"/>
@@ -249,6 +255,7 @@
               <w:autoSpaceDE w:val="0"/>
               <w:autoSpaceDN w:val="0"/>
               <w:adjustRightInd w:val="0"/>
+              <w:jc w:val="both"/>
               <w:rPr>
                 <w:rFonts w:ascii="Arial" w:eastAsia="Times New Roman" w:hAnsi="Arial" w:cs="Arial"/>
                 <w:b/>
@@ -277,6 +284,7 @@
               <w:autoSpaceDE w:val="0"/>
               <w:autoSpaceDN w:val="0"/>
               <w:adjustRightInd w:val="0"/>
+              <w:jc w:val="both"/>
               <w:rPr>
                 <w:rFonts w:ascii="Arial" w:eastAsia="Calibri" w:hAnsi="Arial" w:cs="Arial"/>
                 <w:sz w:val="24"/>
@@ -296,6 +304,7 @@
               <w:autoSpaceDE w:val="0"/>
               <w:autoSpaceDN w:val="0"/>
               <w:adjustRightInd w:val="0"/>
+              <w:jc w:val="both"/>
               <w:rPr>
                 <w:rFonts w:ascii="Arial" w:eastAsia="Times New Roman" w:hAnsi="Arial" w:cs="Arial"/>
                 <w:b/>
@@ -324,6 +333,7 @@
               <w:autoSpaceDE w:val="0"/>
               <w:autoSpaceDN w:val="0"/>
               <w:adjustRightInd w:val="0"/>
+              <w:jc w:val="both"/>
               <w:rPr>
                 <w:rFonts w:ascii="Arial" w:eastAsia="Times New Roman" w:hAnsi="Arial" w:cs="Arial"/>
                 <w:sz w:val="24"/>
@@ -349,6 +359,7 @@
               <w:autoSpaceDE w:val="0"/>
               <w:autoSpaceDN w:val="0"/>
               <w:adjustRightInd w:val="0"/>
+              <w:jc w:val="both"/>
               <w:rPr>
                 <w:rFonts w:ascii="Arial" w:eastAsia="Times New Roman" w:hAnsi="Arial" w:cs="Arial"/>
                 <w:b/>
@@ -374,6 +385,7 @@
               <w:autoSpaceDE w:val="0"/>
               <w:autoSpaceDN w:val="0"/>
               <w:adjustRightInd w:val="0"/>
+              <w:jc w:val="both"/>
               <w:rPr>
                 <w:rFonts w:ascii="Arial" w:eastAsia="Times New Roman" w:hAnsi="Arial" w:cs="Arial"/>
                 <w:sz w:val="24"/>
@@ -401,6 +413,7 @@
               <w:autoSpaceDE w:val="0"/>
               <w:autoSpaceDN w:val="0"/>
               <w:adjustRightInd w:val="0"/>
+              <w:jc w:val="both"/>
               <w:rPr>
                 <w:rFonts w:ascii="Arial" w:eastAsia="Times New Roman" w:hAnsi="Arial" w:cs="Arial"/>
                 <w:b/>
@@ -426,6 +439,7 @@
               <w:autoSpaceDE w:val="0"/>
               <w:autoSpaceDN w:val="0"/>
               <w:adjustRightInd w:val="0"/>
+              <w:jc w:val="both"/>
               <w:rPr>
                 <w:rFonts w:ascii="Arial" w:eastAsia="Calibri" w:hAnsi="Arial" w:cs="Arial"/>
                 <w:sz w:val="24"/>
@@ -480,14 +494,14 @@
         </w:tabs>
         <w:jc w:val="both"/>
         <w:rPr>
-          <w:rFonts w:ascii="Arial" w:hAnsi="Arial" w:cs="Arial"/>
+          <w:rFonts w:asciiTheme="minorBidi" w:hAnsiTheme="minorBidi" w:cstheme="minorBidi"/>
           <w:b/>
           <w:bCs/>
         </w:rPr>
       </w:pPr>
       <w:r>
         <w:rPr>
-          <w:rFonts w:ascii="Arial" w:hAnsi="Arial" w:cs="Arial"/>
+          <w:rFonts w:asciiTheme="minorBidi" w:hAnsiTheme="minorBidi" w:cstheme="minorBidi"/>
           <w:b/>
           <w:bCs/>
         </w:rPr>
@@ -502,7 +516,7 @@
         </w:tabs>
         <w:jc w:val="both"/>
         <w:rPr>
-          <w:rFonts w:ascii="Arial" w:hAnsi="Arial" w:cs="Arial"/>
+          <w:rFonts w:asciiTheme="minorBidi" w:hAnsiTheme="minorBidi" w:cstheme="minorBidi"/>
         </w:rPr>
       </w:pPr>
     </w:p>
@@ -638,6 +652,7 @@
     <w:p>
       <w:pPr>
         <w:pStyle w:val="Default"/>
+        <w:jc w:val="both"/>
         <w:rPr>
           <w:rFonts w:asciiTheme="minorBidi" w:eastAsia="Times New Roman" w:hAnsiTheme="minorBidi" w:cstheme="minorBidi"/>
         </w:rPr>
@@ -652,6 +667,7 @@
     <w:p>
       <w:pPr>
         <w:pStyle w:val="Default"/>
+        <w:jc w:val="both"/>
         <w:rPr>
           <w:rFonts w:asciiTheme="minorBidi" w:eastAsia="Times New Roman" w:hAnsiTheme="minorBidi" w:cstheme="minorBidi"/>
         </w:rPr>
@@ -666,6 +682,7 @@
     <w:p>
       <w:pPr>
         <w:pStyle w:val="Default"/>
+        <w:jc w:val="both"/>
         <w:rPr>
           <w:rFonts w:asciiTheme="minorBidi" w:eastAsia="Times New Roman" w:hAnsiTheme="minorBidi" w:cstheme="minorBidi"/>
         </w:rPr>
@@ -680,6 +697,7 @@
     <w:p>
       <w:pPr>
         <w:pStyle w:val="Default"/>
+        <w:jc w:val="both"/>
         <w:rPr>
           <w:rFonts w:asciiTheme="minorBidi" w:eastAsia="Times New Roman" w:hAnsiTheme="minorBidi" w:cstheme="minorBidi"/>
         </w:rPr>
@@ -707,6 +725,7 @@
     <w:p>
       <w:pPr>
         <w:pStyle w:val="Default"/>
+        <w:jc w:val="both"/>
         <w:rPr>
           <w:rFonts w:asciiTheme="minorBidi" w:eastAsia="Times New Roman" w:hAnsiTheme="minorBidi" w:cstheme="minorBidi"/>
         </w:rPr>
@@ -734,6 +753,7 @@
     <w:p>
       <w:pPr>
         <w:pStyle w:val="Default"/>
+        <w:jc w:val="both"/>
         <w:rPr>
           <w:rFonts w:asciiTheme="minorBidi" w:eastAsia="Times New Roman" w:hAnsiTheme="minorBidi" w:cstheme="minorBidi"/>
         </w:rPr>
@@ -779,20 +799,11 @@
     <w:p>
       <w:pPr>
         <w:pStyle w:val="Default"/>
-        <w:tabs>
-          <w:tab w:val="left" w:pos="2767"/>
-        </w:tabs>
-        <w:jc w:val="both"/>
-        <w:rPr>
-          <w:rFonts w:ascii="Arial" w:hAnsi="Arial" w:cs="Arial"/>
-        </w:rPr>
-      </w:pPr>
-      <w:r>
-        <w:rPr>
-          <w:rFonts w:ascii="Arial" w:hAnsi="Arial" w:cs="Arial"/>
-        </w:rPr>
-        <w:t xml:space="preserve">            </w:t>
-      </w:r>
+        <w:jc w:val="both"/>
+        <w:rPr>
+          <w:rFonts w:asciiTheme="minorBidi" w:eastAsia="Times New Roman" w:hAnsiTheme="minorBidi" w:cstheme="minorBidi"/>
+        </w:rPr>
+      </w:pPr>
       <w:r>
         <w:rPr>
           <w:rFonts w:ascii="Arial" w:hAnsi="Arial" w:cs="Arial"/>
@@ -811,12 +822,6 @@
         </w:rPr>
         <w:tab/>
       </w:r>
-      <w:r>
-        <w:rPr>
-          <w:rFonts w:ascii="Arial" w:hAnsi="Arial" w:cs="Arial"/>
-        </w:rPr>
-        <w:tab/>
-      </w:r>
     </w:p>
     <w:p>
       <w:pPr>
@@ -1044,32 +1049,38 @@
         <w:rPr>
           <w:rFonts w:ascii="Arial" w:hAnsi="Arial" w:cs="Arial"/>
         </w:rPr>
+        <w:t xml:space="preserve">Overall, </w:t>
+      </w:r>
+      <w:r>
+        <w:rPr>
+          <w:rFonts w:ascii="Arial" w:hAnsi="Arial" w:cs="Arial"/>
+        </w:rPr>
+        <w:t>John</w:t>
+      </w:r>
+      <w:r>
+        <w:rPr>
+          <w:rFonts w:ascii="Arial" w:hAnsi="Arial" w:cs="Arial"/>
+        </w:rPr>
+        <w:t xml:space="preserve"> showed fair to good effort during the assessment. </w:t>
+      </w:r>
+      <w:r>
+        <w:rPr>
+          <w:rFonts w:ascii="Arial" w:hAnsi="Arial" w:cs="Arial"/>
+        </w:rPr>
+        <w:t>As such t</w:t>
+      </w:r>
+      <w:r>
+        <w:rPr>
+          <w:rFonts w:ascii="Arial" w:hAnsi="Arial" w:cs="Arial"/>
+        </w:rPr>
+        <w:t xml:space="preserve">his assessment is felt </w:t>
+      </w:r>
+      <w:r>
+        <w:rPr>
+          <w:rFonts w:ascii="Arial" w:hAnsi="Arial" w:cs="Arial"/>
+        </w:rPr>
         <w:lastRenderedPageBreak/>
-        <w:t xml:space="preserve">Overall, </w:t>
-      </w:r>
-      <w:r>
-        <w:rPr>
-          <w:rFonts w:ascii="Arial" w:hAnsi="Arial" w:cs="Arial"/>
-        </w:rPr>
-        <w:t>John</w:t>
-      </w:r>
-      <w:r>
-        <w:rPr>
-          <w:rFonts w:ascii="Arial" w:hAnsi="Arial" w:cs="Arial"/>
-        </w:rPr>
-        <w:t xml:space="preserve"> showed fair to good effort during the assessment. </w:t>
-      </w:r>
-      <w:r>
-        <w:rPr>
-          <w:rFonts w:ascii="Arial" w:hAnsi="Arial" w:cs="Arial"/>
-        </w:rPr>
-        <w:t>As such t</w:t>
-      </w:r>
-      <w:r>
-        <w:rPr>
-          <w:rFonts w:ascii="Arial" w:hAnsi="Arial" w:cs="Arial"/>
-        </w:rPr>
-        <w:t xml:space="preserve">his assessment is felt to be a good estimate of </w:t>
+        <w:t xml:space="preserve">to be a good estimate of </w:t>
       </w:r>
       <w:r>
         <w:rPr>
@@ -1268,7 +1279,7 @@
           <w:i/>
           <w:iCs/>
         </w:rPr>
-        <w:t xml:space="preserve">Composite scores are standard scores each with a mean of 100 and a standard deviation of 15 points.  Scaled scores are provided for some subtests each with a mean of 10 and a standard deviation of 3 points.  Age-based, and where possible Canada specific, normative data was used for all tests.   </w:t>
+        <w:t xml:space="preserve">Composite scores are standard scores each with a mean of 100 and a standard deviation of 15 points.  Scaled scores are provided for some subtests each with a mean of 10 and a standard deviation of 3 points. Age-based, and where possible Canada specific, normative data was used for all tests.   </w:t>
       </w:r>
     </w:p>
     <w:p>
@@ -1425,7 +1436,6 @@
     <w:p>
       <w:pPr>
         <w:spacing w:after="0" w:line="240" w:lineRule="auto"/>
-        <w:ind w:left="-3" w:hanging="10"/>
         <w:jc w:val="both"/>
         <w:rPr>
           <w:rFonts w:ascii="Arial" w:eastAsia="Times New Roman" w:hAnsi="Arial" w:cs="Arial"/>
@@ -1445,7 +1455,6 @@
     <w:p>
       <w:pPr>
         <w:spacing w:after="0" w:line="240" w:lineRule="auto"/>
-        <w:ind w:left="-3" w:hanging="10"/>
         <w:jc w:val="both"/>
         <w:rPr>
           <w:rFonts w:ascii="Arial" w:eastAsia="Times New Roman" w:hAnsi="Arial" w:cs="Arial"/>
@@ -1457,7 +1466,6 @@
     <w:p>
       <w:pPr>
         <w:spacing w:after="0" w:line="240" w:lineRule="auto"/>
-        <w:ind w:left="-3" w:hanging="10"/>
         <w:jc w:val="both"/>
         <w:rPr>
           <w:rFonts w:ascii="Arial" w:hAnsi="Arial" w:cs="Arial"/>
@@ -1705,7 +1713,6 @@
                 <w:szCs w:val="20"/>
                 <w:lang w:val="en-GB"/>
               </w:rPr>
-              <w:lastRenderedPageBreak/>
               <w:t>Verbal Comprehension (VCI)</w:t>
             </w:r>
           </w:p>
@@ -1812,7 +1819,7 @@
                 <w:tab w:val="left" w:pos="4680"/>
                 <w:tab w:val="left" w:pos="5400"/>
               </w:tabs>
-              <w:jc w:val="center"/>
+              <w:jc w:val="both"/>
               <w:rPr>
                 <w:rFonts w:ascii="Arial" w:hAnsi="Arial" w:cs="Arial"/>
                 <w:b/>
@@ -1865,6 +1872,7 @@
                 <w:szCs w:val="20"/>
                 <w:lang w:val="en-GB"/>
               </w:rPr>
+              <w:lastRenderedPageBreak/>
               <w:t>Similarities</w:t>
             </w:r>
           </w:p>
@@ -1968,7 +1976,7 @@
                 <w:tab w:val="left" w:pos="4680"/>
                 <w:tab w:val="left" w:pos="5400"/>
               </w:tabs>
-              <w:jc w:val="center"/>
+              <w:jc w:val="both"/>
               <w:rPr>
                 <w:rFonts w:ascii="Arial" w:hAnsi="Arial" w:cs="Arial"/>
                 <w:b/>
@@ -2124,7 +2132,7 @@
                 <w:tab w:val="left" w:pos="4680"/>
                 <w:tab w:val="left" w:pos="5400"/>
               </w:tabs>
-              <w:jc w:val="center"/>
+              <w:jc w:val="both"/>
               <w:rPr>
                 <w:rFonts w:ascii="Arial" w:hAnsi="Arial" w:cs="Arial"/>
                 <w:b/>
@@ -2268,7 +2276,7 @@
                 <w:tab w:val="left" w:pos="4680"/>
                 <w:tab w:val="left" w:pos="5400"/>
               </w:tabs>
-              <w:jc w:val="center"/>
+              <w:jc w:val="both"/>
               <w:rPr>
                 <w:rFonts w:ascii="Arial" w:hAnsi="Arial" w:cs="Arial"/>
                 <w:sz w:val="20"/>
@@ -2410,7 +2418,7 @@
                 <w:tab w:val="left" w:pos="4680"/>
                 <w:tab w:val="left" w:pos="5400"/>
               </w:tabs>
-              <w:jc w:val="center"/>
+              <w:jc w:val="both"/>
               <w:rPr>
                 <w:rFonts w:ascii="Arial" w:hAnsi="Arial" w:cs="Arial"/>
                 <w:sz w:val="20"/>
@@ -2566,7 +2574,7 @@
                 <w:tab w:val="left" w:pos="4680"/>
                 <w:tab w:val="left" w:pos="5400"/>
               </w:tabs>
-              <w:jc w:val="center"/>
+              <w:jc w:val="both"/>
               <w:rPr>
                 <w:rFonts w:ascii="Arial" w:hAnsi="Arial" w:cs="Arial"/>
                 <w:b/>
@@ -2720,7 +2728,7 @@
                 <w:tab w:val="left" w:pos="4680"/>
                 <w:tab w:val="left" w:pos="5400"/>
               </w:tabs>
-              <w:jc w:val="center"/>
+              <w:jc w:val="both"/>
               <w:rPr>
                 <w:rFonts w:ascii="Arial" w:hAnsi="Arial" w:cs="Arial"/>
                 <w:sz w:val="20"/>
@@ -2864,7 +2872,7 @@
                 <w:tab w:val="left" w:pos="4680"/>
                 <w:tab w:val="left" w:pos="5400"/>
               </w:tabs>
-              <w:jc w:val="center"/>
+              <w:jc w:val="both"/>
               <w:rPr>
                 <w:rFonts w:ascii="Arial" w:hAnsi="Arial" w:cs="Arial"/>
                 <w:sz w:val="20"/>
@@ -3022,7 +3030,7 @@
                 <w:tab w:val="left" w:pos="4680"/>
                 <w:tab w:val="left" w:pos="5400"/>
               </w:tabs>
-              <w:jc w:val="center"/>
+              <w:jc w:val="both"/>
               <w:rPr>
                 <w:rFonts w:ascii="Arial" w:hAnsi="Arial" w:cs="Arial"/>
                 <w:b/>
@@ -3178,7 +3186,7 @@
                 <w:tab w:val="left" w:pos="4680"/>
                 <w:tab w:val="left" w:pos="5400"/>
               </w:tabs>
-              <w:jc w:val="center"/>
+              <w:jc w:val="both"/>
               <w:rPr>
                 <w:rFonts w:ascii="Arial" w:hAnsi="Arial" w:cs="Arial"/>
                 <w:b/>
@@ -3334,7 +3342,7 @@
                 <w:tab w:val="left" w:pos="4680"/>
                 <w:tab w:val="left" w:pos="5400"/>
               </w:tabs>
-              <w:jc w:val="center"/>
+              <w:jc w:val="both"/>
               <w:rPr>
                 <w:rFonts w:ascii="Arial" w:hAnsi="Arial" w:cs="Arial"/>
                 <w:b/>
@@ -3478,7 +3486,7 @@
                 <w:tab w:val="left" w:pos="4680"/>
                 <w:tab w:val="left" w:pos="5400"/>
               </w:tabs>
-              <w:jc w:val="center"/>
+              <w:jc w:val="both"/>
               <w:rPr>
                 <w:rFonts w:ascii="Arial" w:hAnsi="Arial" w:cs="Arial"/>
                 <w:sz w:val="20"/>
@@ -3620,7 +3628,7 @@
                 <w:tab w:val="left" w:pos="4680"/>
                 <w:tab w:val="left" w:pos="5400"/>
               </w:tabs>
-              <w:jc w:val="center"/>
+              <w:jc w:val="both"/>
               <w:rPr>
                 <w:rFonts w:ascii="Arial" w:hAnsi="Arial" w:cs="Arial"/>
                 <w:sz w:val="20"/>
@@ -3778,7 +3786,7 @@
                 <w:tab w:val="left" w:pos="4680"/>
                 <w:tab w:val="left" w:pos="5400"/>
               </w:tabs>
-              <w:jc w:val="center"/>
+              <w:jc w:val="both"/>
               <w:rPr>
                 <w:rFonts w:ascii="Arial" w:hAnsi="Arial" w:cs="Arial"/>
                 <w:b/>
@@ -3934,7 +3942,7 @@
                 <w:tab w:val="left" w:pos="4680"/>
                 <w:tab w:val="left" w:pos="5400"/>
               </w:tabs>
-              <w:jc w:val="center"/>
+              <w:jc w:val="both"/>
               <w:rPr>
                 <w:rFonts w:ascii="Arial" w:hAnsi="Arial" w:cs="Arial"/>
                 <w:b/>
@@ -4090,7 +4098,7 @@
                 <w:tab w:val="left" w:pos="4680"/>
                 <w:tab w:val="left" w:pos="5400"/>
               </w:tabs>
-              <w:jc w:val="center"/>
+              <w:jc w:val="both"/>
               <w:rPr>
                 <w:rFonts w:ascii="Arial" w:hAnsi="Arial" w:cs="Arial"/>
                 <w:b/>
@@ -4314,7 +4322,7 @@
                 <w:tab w:val="left" w:pos="4680"/>
                 <w:tab w:val="left" w:pos="5400"/>
               </w:tabs>
-              <w:jc w:val="center"/>
+              <w:jc w:val="both"/>
               <w:rPr>
                 <w:rFonts w:ascii="Arial" w:hAnsi="Arial" w:cs="Arial"/>
                 <w:sz w:val="20"/>
@@ -4472,7 +4480,7 @@
                 <w:tab w:val="left" w:pos="4680"/>
                 <w:tab w:val="left" w:pos="5400"/>
               </w:tabs>
-              <w:jc w:val="center"/>
+              <w:jc w:val="both"/>
               <w:rPr>
                 <w:rFonts w:ascii="Arial" w:hAnsi="Arial" w:cs="Arial"/>
                 <w:b/>
@@ -5339,7 +5347,6 @@
     <w:p>
       <w:pPr>
         <w:spacing w:after="0" w:line="240" w:lineRule="auto"/>
-        <w:ind w:left="-3" w:hanging="10"/>
         <w:jc w:val="both"/>
         <w:rPr>
           <w:rFonts w:ascii="Arial" w:hAnsi="Arial" w:cs="Arial"/>
@@ -5401,40 +5408,40 @@
           <w:bCs/>
           <w:u w:val="single"/>
         </w:rPr>
+        <w:t>Verbal Comprehension Index (VCI)</w:t>
+      </w:r>
+    </w:p>
+    <w:p>
+      <w:pPr>
+        <w:pStyle w:val="Default"/>
+        <w:tabs>
+          <w:tab w:val="left" w:pos="4536"/>
+        </w:tabs>
+        <w:jc w:val="both"/>
+        <w:rPr>
+          <w:rFonts w:ascii="Arial" w:eastAsia="Times New Roman" w:hAnsi="Arial" w:cs="Arial"/>
+          <w:b/>
+          <w:bCs/>
+          <w:u w:val="single"/>
+        </w:rPr>
+      </w:pPr>
+    </w:p>
+    <w:p>
+      <w:pPr>
+        <w:pStyle w:val="Default"/>
+        <w:tabs>
+          <w:tab w:val="left" w:pos="4536"/>
+        </w:tabs>
+        <w:jc w:val="both"/>
+        <w:rPr>
+          <w:rFonts w:ascii="Arial" w:eastAsia="Times New Roman" w:hAnsi="Arial" w:cs="Arial"/>
+        </w:rPr>
+      </w:pPr>
+      <w:r>
+        <w:rPr>
+          <w:rFonts w:ascii="Arial" w:eastAsia="Times New Roman" w:hAnsi="Arial" w:cs="Arial"/>
+        </w:rPr>
         <w:lastRenderedPageBreak/>
-        <w:t>Verbal Comprehension Index (VCI)</w:t>
-      </w:r>
-    </w:p>
-    <w:p>
-      <w:pPr>
-        <w:pStyle w:val="Default"/>
-        <w:tabs>
-          <w:tab w:val="left" w:pos="4536"/>
-        </w:tabs>
-        <w:jc w:val="both"/>
-        <w:rPr>
-          <w:rFonts w:ascii="Arial" w:eastAsia="Times New Roman" w:hAnsi="Arial" w:cs="Arial"/>
-          <w:b/>
-          <w:bCs/>
-          <w:u w:val="single"/>
-        </w:rPr>
-      </w:pPr>
-    </w:p>
-    <w:p>
-      <w:pPr>
-        <w:pStyle w:val="Default"/>
-        <w:tabs>
-          <w:tab w:val="left" w:pos="4536"/>
-        </w:tabs>
-        <w:jc w:val="both"/>
-        <w:rPr>
-          <w:rFonts w:ascii="Arial" w:eastAsia="Times New Roman" w:hAnsi="Arial" w:cs="Arial"/>
-        </w:rPr>
-      </w:pPr>
-      <w:r>
-        <w:rPr>
-          <w:rFonts w:ascii="Arial" w:eastAsia="Times New Roman" w:hAnsi="Arial" w:cs="Arial"/>
-        </w:rPr>
         <w:t>The VCI provides an estimate of Crystallized Intelligence (Gc). Gc refers to an individual’s knowledge base (or general fund of information) that develops as a result of exposure to language, culture, general life experiences, and formal schooling. This index measures one’s ability to access and apply acquired word knowledge. The application of this knowledge involves verbal concept formation, reasoning, and expression. This index is comprised of four subtests, two of which are primary subtests and two of which are secondary.</w:t>
       </w:r>
     </w:p>
@@ -5867,10 +5874,15 @@
         <w:rPr>
           <w:rFonts w:ascii="Arial" w:eastAsia="Times New Roman" w:hAnsi="Arial" w:cs="Arial"/>
         </w:rPr>
-        <w:t>% of same age peers from the general population. The difference between the VCI and the average of all five primary index scores is not significant and considered uncommon in the general population. Overall, one or more of John’s Verbal Comprehension abilities may facilitate learning, particularly the abilities that are at least average.</w:t>
-      </w:r>
-    </w:p>
-    <w:p/>
+        <w:t>% of same age peers from the general population. The difference between the VCI and the average of all five primary index scores is not significant and considered common in the general population. Overall, one or more of John’s Verbal Comprehension abilities may facilitate learning, particularly the abilities that are at least average.</w:t>
+      </w:r>
+    </w:p>
+    <w:p>
+      <w:pPr>
+        <w:spacing w:after="0" w:line="240" w:lineRule="auto"/>
+        <w:jc w:val="both"/>
+      </w:pPr>
+    </w:p>
     <w:p>
       <w:pPr>
         <w:pStyle w:val="Default"/>
@@ -5922,8 +5934,14 @@
         <w:rPr>
           <w:rFonts w:ascii="Arial" w:eastAsia="Times New Roman" w:hAnsi="Arial" w:cs="Arial"/>
         </w:rPr>
+        <w:t xml:space="preserve">The VSI provides an estimate of Visual Processing (Gv). Gv refers to an individual’s ability to generate visual images and perceive and analyze visual patterns and visual information. The VSI provides an estimate of Visual Processing (Gv). This index measures one’s ability to </w:t>
+      </w:r>
+      <w:r>
+        <w:rPr>
+          <w:rFonts w:ascii="Arial" w:eastAsia="Times New Roman" w:hAnsi="Arial" w:cs="Arial"/>
+        </w:rPr>
         <w:lastRenderedPageBreak/>
-        <w:t>The VSI provides an estimate of Visual Processing (Gv). Gv refers to an individual’s ability to generate visual images and perceive and analyze visual patterns and visual information. The VSI provides an estimate of Visual Processing (Gv). This index measures one’s ability to evaluate visual details and to understand visual spatial relationships to construct geometric designs from a model, which requires visual spatial reasoning, integration and synthesis of part-whole relationships, attentiveness to visual detail, and visual-motor integration. This index is comprised of two subtests, both of which are primary subtests.</w:t>
+        <w:t>evaluate visual details and to understand visual spatial relationships to construct geometric designs from a model, which requires visual spatial reasoning, integration and synthesis of part-whole relationships, attentiveness to visual detail, and visual-motor integration. This index is comprised of two subtests, both of which are primary subtests.</w:t>
       </w:r>
     </w:p>
     <w:p>
@@ -6215,7 +6233,7 @@
         <w:rPr>
           <w:rFonts w:ascii="Arial" w:eastAsia="Times New Roman" w:hAnsi="Arial" w:cs="Arial"/>
         </w:rPr>
-        <w:t xml:space="preserve"> % of same age peers from the general population. The difference between the VSI and the average of all five primary index scores is </w:t>
+        <w:t xml:space="preserve">% of same age peers from the general population. The difference between the VSI and the average of all five primary index scores is </w:t>
       </w:r>
       <w:r>
         <w:rPr>
@@ -6348,20 +6366,20 @@
         <w:rPr>
           <w:rFonts w:ascii="Arial" w:eastAsia="Times New Roman" w:hAnsi="Arial" w:cs="Arial"/>
         </w:rPr>
-        <w:t xml:space="preserve"> is a primary subtest and has an individual view an incomplete matrix or series and selects the response option from five possibilities that completes the matrix or series. It requires the individual to use visual-spatial information to identify the underlying conceptual </w:t>
+        <w:t xml:space="preserve"> is a primary subtest and has an individual view an incomplete matrix or series and selects the response option from five possibilities that completes the matrix or series. It requires the individual to use visual-spatial information to identify the underlying conceptual rule that links all the stimuli and then apply the underlying concept to select the correct response. It measures fluid intelligence, broad visual intelligence, classification and spatial ability, knowledge of part-whole relationships, and simultaneous processing. John scored at the </w:t>
+      </w:r>
+      <w:r>
+        <w:rPr>
+          <w:rFonts w:ascii="Arial" w:eastAsia="Times New Roman" w:hAnsi="Arial" w:cs="Arial"/>
+        </w:rPr>
+        <w:t xml:space="preserve">{{Matrix </w:t>
       </w:r>
       <w:r>
         <w:rPr>
           <w:rFonts w:ascii="Arial" w:eastAsia="Times New Roman" w:hAnsi="Arial" w:cs="Arial"/>
         </w:rPr>
         <w:lastRenderedPageBreak/>
-        <w:t xml:space="preserve">rule that links all the stimuli and then apply the underlying concept to select the correct response. It measures fluid intelligence, broad visual intelligence, classification and spatial ability, knowledge of part-whole relationships, and simultaneous processing. John scored at the </w:t>
-      </w:r>
-      <w:r>
-        <w:rPr>
-          <w:rFonts w:ascii="Arial" w:eastAsia="Times New Roman" w:hAnsi="Arial" w:cs="Arial"/>
-        </w:rPr>
-        <w:t xml:space="preserve">{{Matrix Reasoning Percentile*}} </w:t>
+        <w:t xml:space="preserve">Reasoning Percentile*}} </w:t>
       </w:r>
       <w:r>
         <w:rPr>
@@ -6752,14 +6770,7 @@
         <w:rPr>
           <w:rFonts w:ascii="Arial" w:eastAsia="Times New Roman" w:hAnsi="Arial" w:cs="Arial"/>
         </w:rPr>
-        <w:t xml:space="preserve">The WMI provides an estimate of Short-term Working Memory (Gsm). Gsm refers to the ability to hold information in immediate awareness and then manipulate or transform it in some way within a few seconds. This index measures one’s ability to register, maintain (i.e., the process by which information is kept active in conscious awareness), and manipulate (i.e., the mental resequencing of information based on the application of a specific rule) visual and auditory information in conscious awareness, which requires attention, auditory and visual discrimination, </w:t>
-      </w:r>
-      <w:r>
-        <w:rPr>
-          <w:rFonts w:ascii="Arial" w:eastAsia="Times New Roman" w:hAnsi="Arial" w:cs="Arial"/>
-        </w:rPr>
-        <w:lastRenderedPageBreak/>
-        <w:t>and concentration. This index is comprised of three subtests, two of which are primary subtests and one of which is secondary.</w:t>
+        <w:t>The WMI provides an estimate of Short-term Working Memory (Gsm). Gsm refers to the ability to hold information in immediate awareness and then manipulate or transform it in some way within a few seconds. This index measures one’s ability to register, maintain (i.e., the process by which information is kept active in conscious awareness), and manipulate (i.e., the mental resequencing of information based on the application of a specific rule) visual and auditory information in conscious awareness, which requires attention, auditory and visual discrimination, and concentration. This index is comprised of three subtests, two of which are primary subtests and one of which is secondary.</w:t>
       </w:r>
     </w:p>
     <w:p>
@@ -6793,6 +6804,7 @@
           <w:i/>
           <w:iCs/>
         </w:rPr>
+        <w:lastRenderedPageBreak/>
         <w:t>Digit Span (DS)</w:t>
       </w:r>
       <w:r>
@@ -7205,14 +7217,20 @@
           <w:i/>
           <w:iCs/>
         </w:rPr>
+        <w:t>Coding (CD)</w:t>
+      </w:r>
+      <w:r>
+        <w:rPr>
+          <w:rFonts w:ascii="Arial" w:eastAsia="Times New Roman" w:hAnsi="Arial" w:cs="Arial"/>
+        </w:rPr>
+        <w:t xml:space="preserve"> has an individual work within a time limit and use a key to copy symbols that correspond with simple geometric shapes or numbers. It measures short-term visual memory, procedural and incidental learning ability, psychomotor speed, visual perception, visual-motor </w:t>
+      </w:r>
+      <w:r>
+        <w:rPr>
+          <w:rFonts w:ascii="Arial" w:eastAsia="Times New Roman" w:hAnsi="Arial" w:cs="Arial"/>
+        </w:rPr>
         <w:lastRenderedPageBreak/>
-        <w:t>Coding (CD)</w:t>
-      </w:r>
-      <w:r>
-        <w:rPr>
-          <w:rFonts w:ascii="Arial" w:eastAsia="Times New Roman" w:hAnsi="Arial" w:cs="Arial"/>
-        </w:rPr>
-        <w:t xml:space="preserve"> has an individual work within a time limit and use a key to copy symbols that correspond with simple geometric shapes or numbers. It measures short-term visual memory, procedural and incidental learning ability, psychomotor speed, visual perception, visual-motor coordination, visual scanning ability, cognitive flexibility, attention, concentration, and motivation. John scored at the </w:t>
+        <w:t xml:space="preserve">coordination, visual scanning ability, cognitive flexibility, attention, concentration, and motivation. John scored at the </w:t>
       </w:r>
       <w:r>
         <w:rPr>
@@ -8105,7 +8123,6 @@
                 <w:szCs w:val="20"/>
                 <w:lang w:val="en-GB"/>
               </w:rPr>
-              <w:lastRenderedPageBreak/>
               <w:t>Nonverbal (NVI)</w:t>
             </w:r>
           </w:p>
@@ -8394,6 +8411,7 @@
                 <w:szCs w:val="20"/>
                 <w:lang w:val="en-GB"/>
               </w:rPr>
+              <w:lastRenderedPageBreak/>
               <w:t>Cognitive Proficiency (CPI)</w:t>
             </w:r>
           </w:p>
@@ -8658,7 +8676,7 @@
         <w:rPr>
           <w:rFonts w:ascii="Arial" w:eastAsia="Times New Roman" w:hAnsi="Arial" w:cs="Arial"/>
         </w:rPr>
-        <w:t>John is performing consistently at the</w:t>
+        <w:t>John is performing at the</w:t>
       </w:r>
       <w:r>
         <w:rPr>
@@ -8952,14 +8970,170 @@
         <w:rPr>
           <w:rFonts w:ascii="Arial" w:eastAsia="Times New Roman" w:hAnsi="Arial" w:cs="Arial"/>
         </w:rPr>
-        <w:t xml:space="preserve">{{AWMI </w:t>
-      </w:r>
+        <w:t>{{AWMI Percentile</w:t>
+      </w:r>
+      <w:r>
+        <w:rPr>
+          <w:rFonts w:ascii="Arial" w:eastAsia="Times New Roman" w:hAnsi="Arial" w:cs="Arial"/>
+        </w:rPr>
+        <w:t>*</w:t>
+      </w:r>
+      <w:r>
+        <w:rPr>
+          <w:rFonts w:ascii="Arial" w:eastAsia="Times New Roman" w:hAnsi="Arial" w:cs="Arial"/>
+        </w:rPr>
+        <w:t>}}</w:t>
+      </w:r>
+      <w:r>
+        <w:rPr>
+          <w:rFonts w:ascii="Arial" w:eastAsia="Times New Roman" w:hAnsi="Arial" w:cs="Arial"/>
+        </w:rPr>
+        <w:t xml:space="preserve">  percentile) was not significant. </w:t>
+      </w:r>
+    </w:p>
+    <w:p>
+      <w:pPr>
+        <w:pStyle w:val="Default"/>
+        <w:tabs>
+          <w:tab w:val="left" w:pos="4536"/>
+        </w:tabs>
+        <w:jc w:val="both"/>
+        <w:rPr>
+          <w:rFonts w:ascii="Arial" w:eastAsia="Times New Roman" w:hAnsi="Arial" w:cs="Arial"/>
+        </w:rPr>
+      </w:pPr>
+    </w:p>
+    <w:p>
+      <w:pPr>
+        <w:pStyle w:val="Default"/>
+        <w:tabs>
+          <w:tab w:val="left" w:pos="4536"/>
+        </w:tabs>
+        <w:jc w:val="both"/>
+        <w:rPr>
+          <w:rFonts w:ascii="Arial" w:eastAsia="Times New Roman" w:hAnsi="Arial" w:cs="Arial"/>
+          <w:b/>
+          <w:bCs/>
+          <w:u w:val="single"/>
+        </w:rPr>
+      </w:pPr>
+      <w:r>
+        <w:rPr>
+          <w:rFonts w:ascii="Arial" w:eastAsia="Times New Roman" w:hAnsi="Arial" w:cs="Arial"/>
+          <w:b/>
+          <w:bCs/>
+          <w:u w:val="single"/>
+        </w:rPr>
+        <w:t>Nonverbal Index (NVI)</w:t>
+      </w:r>
+    </w:p>
+    <w:p>
+      <w:pPr>
+        <w:pStyle w:val="Default"/>
+        <w:tabs>
+          <w:tab w:val="left" w:pos="4536"/>
+        </w:tabs>
+        <w:jc w:val="both"/>
+        <w:rPr>
+          <w:rFonts w:ascii="Arial" w:eastAsia="Times New Roman" w:hAnsi="Arial" w:cs="Arial"/>
+        </w:rPr>
+      </w:pPr>
+    </w:p>
+    <w:p>
+      <w:pPr>
+        <w:pStyle w:val="Default"/>
+        <w:tabs>
+          <w:tab w:val="left" w:pos="4536"/>
+        </w:tabs>
+        <w:jc w:val="both"/>
+        <w:rPr>
+          <w:rFonts w:ascii="Arial" w:eastAsia="Times New Roman" w:hAnsi="Arial" w:cs="Arial"/>
+        </w:rPr>
+      </w:pPr>
       <w:r>
         <w:rPr>
           <w:rFonts w:ascii="Arial" w:eastAsia="Times New Roman" w:hAnsi="Arial" w:cs="Arial"/>
         </w:rPr>
         <w:lastRenderedPageBreak/>
-        <w:t>Percentile</w:t>
+        <w:t xml:space="preserve">The NVI is derived from the sum of six subtest scaled scores (BD, MR, CD, FW, VP, &amp; PS) from tasks that do not require any verbal responses and can be interpreted as a measure of general intellectual ability that minimises expressive demands. </w:t>
+      </w:r>
+    </w:p>
+    <w:p>
+      <w:pPr>
+        <w:pStyle w:val="Default"/>
+        <w:tabs>
+          <w:tab w:val="left" w:pos="4536"/>
+        </w:tabs>
+        <w:jc w:val="both"/>
+        <w:rPr>
+          <w:rFonts w:ascii="Arial" w:eastAsia="Times New Roman" w:hAnsi="Arial" w:cs="Arial"/>
+        </w:rPr>
+      </w:pPr>
+    </w:p>
+    <w:p>
+      <w:pPr>
+        <w:pStyle w:val="Default"/>
+        <w:tabs>
+          <w:tab w:val="left" w:pos="4536"/>
+        </w:tabs>
+        <w:jc w:val="both"/>
+        <w:rPr>
+          <w:rFonts w:ascii="Arial" w:eastAsia="Times New Roman" w:hAnsi="Arial" w:cs="Arial"/>
+        </w:rPr>
+      </w:pPr>
+      <w:r>
+        <w:rPr>
+          <w:rFonts w:ascii="Arial" w:eastAsia="Times New Roman" w:hAnsi="Arial" w:cs="Arial"/>
+        </w:rPr>
+        <w:t>The Fluid and Visual Spatial domains assess a single primary cognitive construct: Reasoning with Nonverbal Visual Material. While the NVI should not be conceptualised as a language-free measure, it may be more accurately described as language-reduced as it is derived from subtests that require an individual to understand instructions in English.</w:t>
+      </w:r>
+    </w:p>
+    <w:p>
+      <w:pPr>
+        <w:pStyle w:val="Default"/>
+        <w:tabs>
+          <w:tab w:val="left" w:pos="4536"/>
+        </w:tabs>
+        <w:jc w:val="both"/>
+        <w:rPr>
+          <w:rFonts w:ascii="Arial" w:eastAsia="Times New Roman" w:hAnsi="Arial" w:cs="Arial"/>
+        </w:rPr>
+      </w:pPr>
+    </w:p>
+    <w:p>
+      <w:pPr>
+        <w:pStyle w:val="Default"/>
+        <w:tabs>
+          <w:tab w:val="left" w:pos="4536"/>
+        </w:tabs>
+        <w:jc w:val="both"/>
+        <w:rPr>
+          <w:rFonts w:ascii="Arial" w:eastAsia="Times New Roman" w:hAnsi="Arial" w:cs="Arial"/>
+        </w:rPr>
+      </w:pPr>
+      <w:r>
+        <w:rPr>
+          <w:rFonts w:ascii="Arial" w:eastAsia="Times New Roman" w:hAnsi="Arial" w:cs="Arial"/>
+        </w:rPr>
+        <w:t xml:space="preserve">John scored in the </w:t>
+      </w:r>
+      <w:r>
+        <w:rPr>
+          <w:rFonts w:ascii="Arial" w:eastAsia="Times New Roman" w:hAnsi="Arial" w:cs="Arial"/>
+        </w:rPr>
+        <w:t>{{NVI Classification}}</w:t>
+      </w:r>
+      <w:r>
+        <w:rPr>
+          <w:rFonts w:ascii="Arial" w:eastAsia="Times New Roman" w:hAnsi="Arial" w:cs="Arial"/>
+        </w:rPr>
+        <w:t xml:space="preserve"> range at the </w:t>
+      </w:r>
+      <w:r>
+        <w:rPr>
+          <w:rFonts w:ascii="Arial" w:eastAsia="Times New Roman" w:hAnsi="Arial" w:cs="Arial"/>
+        </w:rPr>
+        <w:t>{{NVI Percentile</w:t>
       </w:r>
       <w:r>
         <w:rPr>
@@ -8977,7 +9151,13 @@
         <w:rPr>
           <w:rFonts w:ascii="Arial" w:eastAsia="Times New Roman" w:hAnsi="Arial" w:cs="Arial"/>
         </w:rPr>
-        <w:t xml:space="preserve">  percentile) was not significant. </w:t>
+        <w:t xml:space="preserve"> </w:t>
+      </w:r>
+      <w:r>
+        <w:rPr>
+          <w:rFonts w:ascii="Arial" w:eastAsia="Times New Roman" w:hAnsi="Arial" w:cs="Arial"/>
+        </w:rPr>
+        <w:t>percentile. While his score was cohesively developed it is not necessarily a good representation of their abilities.</w:t>
       </w:r>
     </w:p>
     <w:p>
@@ -9013,7 +9193,7 @@
           <w:bCs/>
           <w:u w:val="single"/>
         </w:rPr>
-        <w:t>Nonverbal Index (NVI)</w:t>
+        <w:t>General Ability Index (GAI)</w:t>
       </w:r>
     </w:p>
     <w:p>
@@ -9043,7 +9223,7 @@
         <w:rPr>
           <w:rFonts w:ascii="Arial" w:eastAsia="Times New Roman" w:hAnsi="Arial" w:cs="Arial"/>
         </w:rPr>
-        <w:t xml:space="preserve">The NVI is derived from the sum of six subtest scaled scores (BD, MR, CD, FW, VP, &amp; PS) from tasks that do not require any verbal responses and can be interpreted as a measure of general intellectual ability that minimises expressive demands. </w:t>
+        <w:t xml:space="preserve">The GAI is based on the Verbal Comprehension, Visual Spatial, and Fluid Reasoning subtests that contribute to the FSIQ (BD, SI, MR, VC, &amp; FW), it was specifically developed to assist with the identification of relative strengths and weaknesses based on comparisons. </w:t>
       </w:r>
     </w:p>
     <w:p>
@@ -9073,7 +9253,7 @@
         <w:rPr>
           <w:rFonts w:ascii="Arial" w:eastAsia="Times New Roman" w:hAnsi="Arial" w:cs="Arial"/>
         </w:rPr>
-        <w:t>The Fluid and Visual Spatial domains assess a single primary cognitive construct: Reasoning with Nonverbal Visual Material. While the NVI should not be conceptualised as a language-free measure, it may be more accurately described as language-reduced as it is derived from subtests that require an individual to understand instructions in English.</w:t>
+        <w:t xml:space="preserve">Conceptually, the GAI provides an estimate of general intellectual ability that is less reliant on working memory and processing speed relative to the FSIQ, which includes these measures in its overall calculation. The GAI is often considered a better estimate of overall intellectual ability than the FSIQ because it contains only high g-loaded tests, whereas the FSIQ contains high g-loaded tests as well as moderate to low g-loaded tests (e.g., Coding). The most g-loaded tests involve complex cognitive operations (e.g., inductive and deductive reasoning, as well as abstraction) while tests with low g-loadings involve less complex cognitive operations (e.g., sensory discriminations, reaction times to simple stimuli, and rote memory). </w:t>
       </w:r>
     </w:p>
     <w:p>
@@ -9103,25 +9283,19 @@
         <w:rPr>
           <w:rFonts w:ascii="Arial" w:eastAsia="Times New Roman" w:hAnsi="Arial" w:cs="Arial"/>
         </w:rPr>
-        <w:t xml:space="preserve">John scored in the </w:t>
-      </w:r>
-      <w:r>
-        <w:rPr>
-          <w:rFonts w:ascii="Arial" w:eastAsia="Times New Roman" w:hAnsi="Arial" w:cs="Arial"/>
-        </w:rPr>
-        <w:t>{{NVI Classification}}</w:t>
-      </w:r>
-      <w:r>
-        <w:rPr>
-          <w:rFonts w:ascii="Arial" w:eastAsia="Times New Roman" w:hAnsi="Arial" w:cs="Arial"/>
-        </w:rPr>
-        <w:t xml:space="preserve"> range at the </w:t>
-      </w:r>
-      <w:r>
-        <w:rPr>
-          <w:rFonts w:ascii="Arial" w:eastAsia="Times New Roman" w:hAnsi="Arial" w:cs="Arial"/>
-        </w:rPr>
-        <w:t>{{NVI Percentile</w:t>
+        <w:t>John’s GAI was at the</w:t>
+      </w:r>
+      <w:r>
+        <w:rPr>
+          <w:rFonts w:ascii="Arial" w:eastAsia="Times New Roman" w:hAnsi="Arial" w:cs="Arial"/>
+        </w:rPr>
+        <w:t xml:space="preserve"> </w:t>
+      </w:r>
+      <w:r>
+        <w:rPr>
+          <w:rFonts w:ascii="Arial" w:eastAsia="Times New Roman" w:hAnsi="Arial" w:cs="Arial"/>
+        </w:rPr>
+        <w:t>{{GAI Percentile</w:t>
       </w:r>
       <w:r>
         <w:rPr>
@@ -9139,13 +9313,79 @@
         <w:rPr>
           <w:rFonts w:ascii="Arial" w:eastAsia="Times New Roman" w:hAnsi="Arial" w:cs="Arial"/>
         </w:rPr>
+        <w:t xml:space="preserve"> percentile in the </w:t>
+      </w:r>
+      <w:r>
+        <w:rPr>
+          <w:rFonts w:ascii="Arial" w:eastAsia="Times New Roman" w:hAnsi="Arial" w:cs="Arial"/>
+        </w:rPr>
+        <w:t xml:space="preserve">{{GAI </w:t>
+      </w:r>
+      <w:r>
+        <w:rPr>
+          <w:rFonts w:ascii="Arial" w:eastAsia="Times New Roman" w:hAnsi="Arial" w:cs="Arial"/>
+        </w:rPr>
+        <w:t>Classification</w:t>
+      </w:r>
+      <w:r>
+        <w:rPr>
+          <w:rFonts w:ascii="Arial" w:eastAsia="Times New Roman" w:hAnsi="Arial" w:cs="Arial"/>
+        </w:rPr>
+        <w:t>}}</w:t>
+      </w:r>
+      <w:r>
+        <w:rPr>
+          <w:rFonts w:ascii="Arial" w:eastAsia="Times New Roman" w:hAnsi="Arial" w:cs="Arial"/>
+        </w:rPr>
         <w:t xml:space="preserve"> </w:t>
       </w:r>
       <w:r>
         <w:rPr>
           <w:rFonts w:ascii="Arial" w:eastAsia="Times New Roman" w:hAnsi="Arial" w:cs="Arial"/>
         </w:rPr>
-        <w:t>percentile. While his score was cohesively developed it is not necessarily a good representation of their abilities.</w:t>
+        <w:t xml:space="preserve">range. His score was not cohesively developed and may not be the best representation of his skills in this area. The difference between John’s stronger GAI and his uninterpretable FSIQ, which would have been at the </w:t>
+      </w:r>
+      <w:r>
+        <w:rPr>
+          <w:rFonts w:ascii="Arial" w:eastAsia="Times New Roman" w:hAnsi="Arial" w:cs="Arial"/>
+        </w:rPr>
+        <w:t>{{GAI Percentile</w:t>
+      </w:r>
+      <w:r>
+        <w:rPr>
+          <w:rFonts w:ascii="Arial" w:eastAsia="Times New Roman" w:hAnsi="Arial" w:cs="Arial"/>
+        </w:rPr>
+        <w:t>*</w:t>
+      </w:r>
+      <w:r>
+        <w:rPr>
+          <w:rFonts w:ascii="Arial" w:eastAsia="Times New Roman" w:hAnsi="Arial" w:cs="Arial"/>
+        </w:rPr>
+        <w:t>}}</w:t>
+      </w:r>
+      <w:r>
+        <w:rPr>
+          <w:rFonts w:ascii="Arial" w:eastAsia="Times New Roman" w:hAnsi="Arial" w:cs="Arial"/>
+        </w:rPr>
+        <w:t xml:space="preserve"> percentile was </w:t>
+      </w:r>
+      <w:r>
+        <w:rPr>
+          <w:rFonts w:ascii="Arial" w:eastAsia="Times New Roman" w:hAnsi="Arial" w:cs="Arial"/>
+        </w:rPr>
+        <w:t xml:space="preserve">not </w:t>
+      </w:r>
+      <w:r>
+        <w:rPr>
+          <w:rFonts w:ascii="Arial" w:eastAsia="Times New Roman" w:hAnsi="Arial" w:cs="Arial"/>
+        </w:rPr>
+        <w:t>significant</w:t>
+      </w:r>
+      <w:r>
+        <w:rPr>
+          <w:rFonts w:ascii="Arial" w:eastAsia="Times New Roman" w:hAnsi="Arial" w:cs="Arial"/>
+        </w:rPr>
+        <w:t>.</w:t>
       </w:r>
     </w:p>
     <w:p>
@@ -9181,7 +9421,7 @@
           <w:bCs/>
           <w:u w:val="single"/>
         </w:rPr>
-        <w:t>General Ability Index (GAI)</w:t>
+        <w:t>Cognitive Proficiency Index (CPI)</w:t>
       </w:r>
     </w:p>
     <w:p>
@@ -9211,7 +9451,7 @@
         <w:rPr>
           <w:rFonts w:ascii="Arial" w:eastAsia="Times New Roman" w:hAnsi="Arial" w:cs="Arial"/>
         </w:rPr>
-        <w:t xml:space="preserve">The GAI is based on the Verbal Comprehension, Visual Spatial, and Fluid Reasoning subtests that contribute to the FSIQ (BD, SI, MR, VC, &amp; FW), it was specifically developed to assist with the identification of relative strengths and weaknesses based on comparisons. </w:t>
+        <w:t xml:space="preserve">The CPI is based on the subtests that contribute to the WMI and the PSI (DS, CD, PS, &amp; SS). </w:t>
       </w:r>
     </w:p>
     <w:p>
@@ -9241,7 +9481,7 @@
         <w:rPr>
           <w:rFonts w:ascii="Arial" w:eastAsia="Times New Roman" w:hAnsi="Arial" w:cs="Arial"/>
         </w:rPr>
-        <w:t xml:space="preserve">Conceptually, the GAI provides an estimate of general intellectual ability that is less reliant on working memory and processing speed relative to the FSIQ, which includes these measures in its overall calculation. The GAI is often considered a better estimate of overall intellectual ability than the FSIQ because it contains only high g-loaded tests, whereas the FSIQ contains high g-loaded tests as well as moderate to low g-loaded tests (e.g., Coding). The most g-loaded tests involve complex cognitive operations (e.g., inductive and deductive reasoning, as well as abstraction) while tests with low g-loadings involve less complex cognitive operations (e.g., sensory discriminations, reaction times to simple stimuli, and rote memory). </w:t>
+        <w:t>Conceptually, the CPI provides an estimate of the efficiency with which information is processed in the service of learning, problem-solving, and higher-order reasoning. This index looks at proficient processing and how it facilitates fluid reasoning and the acquisition of new material by reducing the cognitive demands of novel or higher order tasks. The CPI provides an estimate of John’s cognitive information processing efficiency. Quick processing speed facilitates information processing before decay from working memory occurs.</w:t>
       </w:r>
     </w:p>
     <w:p>
@@ -9271,7 +9511,32 @@
         <w:rPr>
           <w:rFonts w:ascii="Arial" w:eastAsia="Times New Roman" w:hAnsi="Arial" w:cs="Arial"/>
         </w:rPr>
-        <w:t>John’s GAI was at the</w:t>
+        <w:t xml:space="preserve">This index is most useful in the context of a pairwise difference comparison with the GAI. John’s </w:t>
+      </w:r>
+      <w:r>
+        <w:rPr>
+          <w:rFonts w:ascii="Arial" w:eastAsia="Times New Roman" w:hAnsi="Arial" w:cs="Arial"/>
+        </w:rPr>
+        <w:lastRenderedPageBreak/>
+        <w:t xml:space="preserve">CPI is in the </w:t>
+      </w:r>
+      <w:r>
+        <w:rPr>
+          <w:rFonts w:ascii="Arial" w:eastAsia="Times New Roman" w:hAnsi="Arial" w:cs="Arial"/>
+        </w:rPr>
+        <w:t xml:space="preserve">{{CPI </w:t>
+      </w:r>
+      <w:r>
+        <w:rPr>
+          <w:rFonts w:ascii="Arial" w:eastAsia="Times New Roman" w:hAnsi="Arial" w:cs="Arial"/>
+        </w:rPr>
+        <w:t>Classification</w:t>
+      </w:r>
+      <w:r>
+        <w:rPr>
+          <w:rFonts w:ascii="Arial" w:eastAsia="Times New Roman" w:hAnsi="Arial" w:cs="Arial"/>
+        </w:rPr>
+        <w:t>}}</w:t>
       </w:r>
       <w:r>
         <w:rPr>
@@ -9283,7 +9548,13 @@
         <w:rPr>
           <w:rFonts w:ascii="Arial" w:eastAsia="Times New Roman" w:hAnsi="Arial" w:cs="Arial"/>
         </w:rPr>
-        <w:t>{{GAI Percentile</w:t>
+        <w:t xml:space="preserve">range at the </w:t>
+      </w:r>
+      <w:r>
+        <w:rPr>
+          <w:rFonts w:ascii="Arial" w:eastAsia="Times New Roman" w:hAnsi="Arial" w:cs="Arial"/>
+        </w:rPr>
+        <w:t>{{CPI Percentile</w:t>
       </w:r>
       <w:r>
         <w:rPr>
@@ -9301,19 +9572,55 @@
         <w:rPr>
           <w:rFonts w:ascii="Arial" w:eastAsia="Times New Roman" w:hAnsi="Arial" w:cs="Arial"/>
         </w:rPr>
-        <w:t xml:space="preserve"> percentile in the </w:t>
-      </w:r>
-      <w:r>
-        <w:rPr>
-          <w:rFonts w:ascii="Arial" w:eastAsia="Times New Roman" w:hAnsi="Arial" w:cs="Arial"/>
-        </w:rPr>
-        <w:t xml:space="preserve">{{GAI </w:t>
-      </w:r>
-      <w:r>
-        <w:rPr>
-          <w:rFonts w:ascii="Arial" w:eastAsia="Times New Roman" w:hAnsi="Arial" w:cs="Arial"/>
-        </w:rPr>
-        <w:t>Classification</w:t>
+        <w:t xml:space="preserve"> </w:t>
+      </w:r>
+      <w:r>
+        <w:rPr>
+          <w:rFonts w:ascii="Arial" w:eastAsia="Times New Roman" w:hAnsi="Arial" w:cs="Arial"/>
+        </w:rPr>
+        <w:t xml:space="preserve">percentile. His CPI was cohesively developed. </w:t>
+      </w:r>
+    </w:p>
+    <w:p>
+      <w:pPr>
+        <w:pStyle w:val="Default"/>
+        <w:tabs>
+          <w:tab w:val="left" w:pos="4536"/>
+        </w:tabs>
+        <w:jc w:val="both"/>
+        <w:rPr>
+          <w:rFonts w:ascii="Arial" w:eastAsia="Times New Roman" w:hAnsi="Arial" w:cs="Arial"/>
+        </w:rPr>
+      </w:pPr>
+    </w:p>
+    <w:p>
+      <w:pPr>
+        <w:pStyle w:val="Default"/>
+        <w:tabs>
+          <w:tab w:val="left" w:pos="4536"/>
+        </w:tabs>
+        <w:jc w:val="both"/>
+        <w:rPr>
+          <w:rFonts w:ascii="Arial" w:eastAsia="Times New Roman" w:hAnsi="Arial" w:cs="Arial"/>
+        </w:rPr>
+      </w:pPr>
+      <w:r>
+        <w:rPr>
+          <w:rFonts w:ascii="Arial" w:eastAsia="Times New Roman" w:hAnsi="Arial" w:cs="Arial"/>
+        </w:rPr>
+        <w:t xml:space="preserve">The difference between his </w:t>
+      </w:r>
+      <w:r>
+        <w:rPr>
+          <w:rFonts w:ascii="Arial" w:eastAsia="Times New Roman" w:hAnsi="Arial" w:cs="Arial"/>
+        </w:rPr>
+        <w:t>{{</w:t>
+      </w:r>
+      <w:r>
+        <w:rPr>
+          <w:rFonts w:ascii="Arial" w:eastAsia="Times New Roman" w:hAnsi="Arial" w:cs="Arial"/>
+        </w:rPr>
+        <w:t>GAI Classification</w:t>
       </w:r>
       <w:r>
         <w:rPr>
@@ -9331,13 +9638,25 @@
         <w:rPr>
           <w:rFonts w:ascii="Arial" w:eastAsia="Times New Roman" w:hAnsi="Arial" w:cs="Arial"/>
         </w:rPr>
-        <w:t xml:space="preserve">range. His score was not cohesively developed and may not be the best representation of his skills in this area. The difference between John’s stronger GAI and his uninterpretable FSIQ, which would have been at the </w:t>
-      </w:r>
-      <w:r>
-        <w:rPr>
-          <w:rFonts w:ascii="Arial" w:eastAsia="Times New Roman" w:hAnsi="Arial" w:cs="Arial"/>
-        </w:rPr>
-        <w:t>{{GAI Percentile</w:t>
+        <w:t>GAI (</w:t>
+      </w:r>
+      <w:r>
+        <w:rPr>
+          <w:rFonts w:ascii="Arial" w:eastAsia="Times New Roman" w:hAnsi="Arial" w:cs="Arial"/>
+        </w:rPr>
+        <w:t>{{</w:t>
+      </w:r>
+      <w:r>
+        <w:rPr>
+          <w:rFonts w:ascii="Arial" w:eastAsia="Times New Roman" w:hAnsi="Arial" w:cs="Arial"/>
+        </w:rPr>
+        <w:t>GAI</w:t>
+      </w:r>
+      <w:r>
+        <w:rPr>
+          <w:rFonts w:ascii="Arial" w:eastAsia="Times New Roman" w:hAnsi="Arial" w:cs="Arial"/>
+        </w:rPr>
+        <w:t xml:space="preserve"> Percentile</w:t>
       </w:r>
       <w:r>
         <w:rPr>
@@ -9355,19 +9674,79 @@
         <w:rPr>
           <w:rFonts w:ascii="Arial" w:eastAsia="Times New Roman" w:hAnsi="Arial" w:cs="Arial"/>
         </w:rPr>
-        <w:t xml:space="preserve"> percentile was </w:t>
-      </w:r>
-      <w:r>
-        <w:rPr>
-          <w:rFonts w:ascii="Arial" w:eastAsia="Times New Roman" w:hAnsi="Arial" w:cs="Arial"/>
-        </w:rPr>
-        <w:t xml:space="preserve">not </w:t>
-      </w:r>
-      <w:r>
-        <w:rPr>
-          <w:rFonts w:ascii="Arial" w:eastAsia="Times New Roman" w:hAnsi="Arial" w:cs="Arial"/>
-        </w:rPr>
-        <w:t>significant</w:t>
+        <w:t xml:space="preserve"> </w:t>
+      </w:r>
+      <w:r>
+        <w:rPr>
+          <w:rFonts w:ascii="Arial" w:eastAsia="Times New Roman" w:hAnsi="Arial" w:cs="Arial"/>
+        </w:rPr>
+        <w:t xml:space="preserve">percentile) and his </w:t>
+      </w:r>
+      <w:r>
+        <w:rPr>
+          <w:rFonts w:ascii="Arial" w:eastAsia="Times New Roman" w:hAnsi="Arial" w:cs="Arial"/>
+        </w:rPr>
+        <w:t>{{</w:t>
+      </w:r>
+      <w:r>
+        <w:rPr>
+          <w:rFonts w:ascii="Arial" w:eastAsia="Times New Roman" w:hAnsi="Arial" w:cs="Arial"/>
+        </w:rPr>
+        <w:t>CPI Classification</w:t>
+      </w:r>
+      <w:r>
+        <w:rPr>
+          <w:rFonts w:ascii="Arial" w:eastAsia="Times New Roman" w:hAnsi="Arial" w:cs="Arial"/>
+        </w:rPr>
+        <w:t>}}</w:t>
+      </w:r>
+      <w:r>
+        <w:rPr>
+          <w:rFonts w:ascii="Arial" w:eastAsia="Times New Roman" w:hAnsi="Arial" w:cs="Arial"/>
+        </w:rPr>
+        <w:t xml:space="preserve"> </w:t>
+      </w:r>
+      <w:r>
+        <w:rPr>
+          <w:rFonts w:ascii="Arial" w:eastAsia="Times New Roman" w:hAnsi="Arial" w:cs="Arial"/>
+        </w:rPr>
+        <w:t>CPI (</w:t>
+      </w:r>
+      <w:r>
+        <w:rPr>
+          <w:rFonts w:ascii="Arial" w:eastAsia="Times New Roman" w:hAnsi="Arial" w:cs="Arial"/>
+        </w:rPr>
+        <w:t>{{CPI Percentile</w:t>
+      </w:r>
+      <w:r>
+        <w:rPr>
+          <w:rFonts w:ascii="Arial" w:eastAsia="Times New Roman" w:hAnsi="Arial" w:cs="Arial"/>
+        </w:rPr>
+        <w:t>*</w:t>
+      </w:r>
+      <w:r>
+        <w:rPr>
+          <w:rFonts w:ascii="Arial" w:eastAsia="Times New Roman" w:hAnsi="Arial" w:cs="Arial"/>
+        </w:rPr>
+        <w:t>}}</w:t>
+      </w:r>
+      <w:r>
+        <w:rPr>
+          <w:rFonts w:ascii="Arial" w:eastAsia="Times New Roman" w:hAnsi="Arial" w:cs="Arial"/>
+        </w:rPr>
+        <w:t xml:space="preserve"> percentile) was</w:t>
+      </w:r>
+      <w:r>
+        <w:rPr>
+          <w:rFonts w:ascii="Arial" w:eastAsia="Times New Roman" w:hAnsi="Arial" w:cs="Arial"/>
+        </w:rPr>
+        <w:t xml:space="preserve"> not</w:t>
+      </w:r>
+      <w:r>
+        <w:rPr>
+          <w:rFonts w:ascii="Arial" w:eastAsia="Times New Roman" w:hAnsi="Arial" w:cs="Arial"/>
+        </w:rPr>
+        <w:t xml:space="preserve"> significant</w:t>
       </w:r>
       <w:r>
         <w:rPr>
@@ -9390,381 +9769,7 @@
     </w:p>
     <w:p>
       <w:pPr>
-        <w:pStyle w:val="Default"/>
-        <w:tabs>
-          <w:tab w:val="left" w:pos="4536"/>
-        </w:tabs>
-        <w:jc w:val="both"/>
-        <w:rPr>
-          <w:rFonts w:ascii="Arial" w:eastAsia="Times New Roman" w:hAnsi="Arial" w:cs="Arial"/>
-          <w:b/>
-          <w:bCs/>
-          <w:u w:val="single"/>
-        </w:rPr>
-      </w:pPr>
-      <w:r>
-        <w:rPr>
-          <w:rFonts w:ascii="Arial" w:eastAsia="Times New Roman" w:hAnsi="Arial" w:cs="Arial"/>
-          <w:b/>
-          <w:bCs/>
-          <w:u w:val="single"/>
-        </w:rPr>
-        <w:t>Cognitive Proficiency Index (CPI)</w:t>
-      </w:r>
-    </w:p>
-    <w:p>
-      <w:pPr>
-        <w:pStyle w:val="Default"/>
-        <w:tabs>
-          <w:tab w:val="left" w:pos="4536"/>
-        </w:tabs>
-        <w:jc w:val="both"/>
-        <w:rPr>
-          <w:rFonts w:ascii="Arial" w:eastAsia="Times New Roman" w:hAnsi="Arial" w:cs="Arial"/>
-        </w:rPr>
-      </w:pPr>
-    </w:p>
-    <w:p>
-      <w:pPr>
-        <w:pStyle w:val="Default"/>
-        <w:tabs>
-          <w:tab w:val="left" w:pos="4536"/>
-        </w:tabs>
-        <w:jc w:val="both"/>
-        <w:rPr>
-          <w:rFonts w:ascii="Arial" w:eastAsia="Times New Roman" w:hAnsi="Arial" w:cs="Arial"/>
-        </w:rPr>
-      </w:pPr>
-      <w:r>
-        <w:rPr>
-          <w:rFonts w:ascii="Arial" w:eastAsia="Times New Roman" w:hAnsi="Arial" w:cs="Arial"/>
-        </w:rPr>
-        <w:t xml:space="preserve">The CPI is based on the subtests that contribute to the WMI and the PSI (DS, CD, PS, &amp; SS). </w:t>
-      </w:r>
-    </w:p>
-    <w:p>
-      <w:pPr>
-        <w:pStyle w:val="Default"/>
-        <w:tabs>
-          <w:tab w:val="left" w:pos="4536"/>
-        </w:tabs>
-        <w:jc w:val="both"/>
-        <w:rPr>
-          <w:rFonts w:ascii="Arial" w:eastAsia="Times New Roman" w:hAnsi="Arial" w:cs="Arial"/>
-        </w:rPr>
-      </w:pPr>
-    </w:p>
-    <w:p>
-      <w:pPr>
-        <w:pStyle w:val="Default"/>
-        <w:tabs>
-          <w:tab w:val="left" w:pos="4536"/>
-        </w:tabs>
-        <w:jc w:val="both"/>
-        <w:rPr>
-          <w:rFonts w:ascii="Arial" w:eastAsia="Times New Roman" w:hAnsi="Arial" w:cs="Arial"/>
-        </w:rPr>
-      </w:pPr>
-      <w:r>
-        <w:rPr>
-          <w:rFonts w:ascii="Arial" w:eastAsia="Times New Roman" w:hAnsi="Arial" w:cs="Arial"/>
-        </w:rPr>
-        <w:t xml:space="preserve">Conceptually, the CPI provides an estimate of the efficiency with which information is processed in the service of learning, problem-solving, and higher-order reasoning. This index looks at proficient processing and how it facilitates fluid reasoning and the acquisition of new material by reducing the cognitive demands of novel or higher order tasks. The CPI provides an estimate of </w:t>
-      </w:r>
-      <w:r>
-        <w:rPr>
-          <w:rFonts w:ascii="Arial" w:eastAsia="Times New Roman" w:hAnsi="Arial" w:cs="Arial"/>
-        </w:rPr>
-        <w:lastRenderedPageBreak/>
-        <w:t>John’s cognitive information processing efficiency. Quick processing speed facilitates information processing before decay from working memory occurs.</w:t>
-      </w:r>
-    </w:p>
-    <w:p>
-      <w:pPr>
-        <w:pStyle w:val="Default"/>
-        <w:tabs>
-          <w:tab w:val="left" w:pos="4536"/>
-        </w:tabs>
-        <w:jc w:val="both"/>
-        <w:rPr>
-          <w:rFonts w:ascii="Arial" w:eastAsia="Times New Roman" w:hAnsi="Arial" w:cs="Arial"/>
-        </w:rPr>
-      </w:pPr>
-    </w:p>
-    <w:p>
-      <w:pPr>
-        <w:pStyle w:val="Default"/>
-        <w:tabs>
-          <w:tab w:val="left" w:pos="4536"/>
-        </w:tabs>
-        <w:jc w:val="both"/>
-        <w:rPr>
-          <w:rFonts w:ascii="Arial" w:eastAsia="Times New Roman" w:hAnsi="Arial" w:cs="Arial"/>
-        </w:rPr>
-      </w:pPr>
-      <w:r>
-        <w:rPr>
-          <w:rFonts w:ascii="Arial" w:eastAsia="Times New Roman" w:hAnsi="Arial" w:cs="Arial"/>
-        </w:rPr>
-        <w:t xml:space="preserve">This index is most useful in the context of a pairwise difference comparison with the GAI. John’s CPI is in the </w:t>
-      </w:r>
-      <w:r>
-        <w:rPr>
-          <w:rFonts w:ascii="Arial" w:eastAsia="Times New Roman" w:hAnsi="Arial" w:cs="Arial"/>
-        </w:rPr>
-        <w:t xml:space="preserve">{{CPI </w:t>
-      </w:r>
-      <w:r>
-        <w:rPr>
-          <w:rFonts w:ascii="Arial" w:eastAsia="Times New Roman" w:hAnsi="Arial" w:cs="Arial"/>
-        </w:rPr>
-        <w:t>Classification</w:t>
-      </w:r>
-      <w:r>
-        <w:rPr>
-          <w:rFonts w:ascii="Arial" w:eastAsia="Times New Roman" w:hAnsi="Arial" w:cs="Arial"/>
-        </w:rPr>
-        <w:t>}}</w:t>
-      </w:r>
-      <w:r>
-        <w:rPr>
-          <w:rFonts w:ascii="Arial" w:eastAsia="Times New Roman" w:hAnsi="Arial" w:cs="Arial"/>
-        </w:rPr>
-        <w:t xml:space="preserve"> </w:t>
-      </w:r>
-      <w:r>
-        <w:rPr>
-          <w:rFonts w:ascii="Arial" w:eastAsia="Times New Roman" w:hAnsi="Arial" w:cs="Arial"/>
-        </w:rPr>
-        <w:t xml:space="preserve">range at the </w:t>
-      </w:r>
-      <w:r>
-        <w:rPr>
-          <w:rFonts w:ascii="Arial" w:eastAsia="Times New Roman" w:hAnsi="Arial" w:cs="Arial"/>
-        </w:rPr>
-        <w:t>{{CPI Percentile</w:t>
-      </w:r>
-      <w:r>
-        <w:rPr>
-          <w:rFonts w:ascii="Arial" w:eastAsia="Times New Roman" w:hAnsi="Arial" w:cs="Arial"/>
-        </w:rPr>
-        <w:t>*</w:t>
-      </w:r>
-      <w:r>
-        <w:rPr>
-          <w:rFonts w:ascii="Arial" w:eastAsia="Times New Roman" w:hAnsi="Arial" w:cs="Arial"/>
-        </w:rPr>
-        <w:t>}}</w:t>
-      </w:r>
-      <w:r>
-        <w:rPr>
-          <w:rFonts w:ascii="Arial" w:eastAsia="Times New Roman" w:hAnsi="Arial" w:cs="Arial"/>
-        </w:rPr>
-        <w:t xml:space="preserve"> </w:t>
-      </w:r>
-      <w:r>
-        <w:rPr>
-          <w:rFonts w:ascii="Arial" w:eastAsia="Times New Roman" w:hAnsi="Arial" w:cs="Arial"/>
-        </w:rPr>
-        <w:t xml:space="preserve">percentile. His CPI was cohesively developed. </w:t>
-      </w:r>
-    </w:p>
-    <w:p>
-      <w:pPr>
-        <w:pStyle w:val="Default"/>
-        <w:tabs>
-          <w:tab w:val="left" w:pos="4536"/>
-        </w:tabs>
-        <w:jc w:val="both"/>
-        <w:rPr>
-          <w:rFonts w:ascii="Arial" w:eastAsia="Times New Roman" w:hAnsi="Arial" w:cs="Arial"/>
-        </w:rPr>
-      </w:pPr>
-    </w:p>
-    <w:p>
-      <w:pPr>
-        <w:pStyle w:val="Default"/>
-        <w:tabs>
-          <w:tab w:val="left" w:pos="4536"/>
-        </w:tabs>
-        <w:jc w:val="both"/>
-        <w:rPr>
-          <w:rFonts w:ascii="Arial" w:eastAsia="Times New Roman" w:hAnsi="Arial" w:cs="Arial"/>
-        </w:rPr>
-      </w:pPr>
-      <w:r>
-        <w:rPr>
-          <w:rFonts w:ascii="Arial" w:eastAsia="Times New Roman" w:hAnsi="Arial" w:cs="Arial"/>
-        </w:rPr>
-        <w:t xml:space="preserve">The difference between his </w:t>
-      </w:r>
-      <w:r>
-        <w:rPr>
-          <w:rFonts w:ascii="Arial" w:eastAsia="Times New Roman" w:hAnsi="Arial" w:cs="Arial"/>
-        </w:rPr>
-        <w:t>{{</w:t>
-      </w:r>
-      <w:r>
-        <w:rPr>
-          <w:rFonts w:ascii="Arial" w:eastAsia="Times New Roman" w:hAnsi="Arial" w:cs="Arial"/>
-        </w:rPr>
-        <w:t>GAI Classification</w:t>
-      </w:r>
-      <w:r>
-        <w:rPr>
-          <w:rFonts w:ascii="Arial" w:eastAsia="Times New Roman" w:hAnsi="Arial" w:cs="Arial"/>
-        </w:rPr>
-        <w:t>}}</w:t>
-      </w:r>
-      <w:r>
-        <w:rPr>
-          <w:rFonts w:ascii="Arial" w:eastAsia="Times New Roman" w:hAnsi="Arial" w:cs="Arial"/>
-        </w:rPr>
-        <w:t xml:space="preserve"> </w:t>
-      </w:r>
-      <w:r>
-        <w:rPr>
-          <w:rFonts w:ascii="Arial" w:eastAsia="Times New Roman" w:hAnsi="Arial" w:cs="Arial"/>
-        </w:rPr>
-        <w:t>GAI (</w:t>
-      </w:r>
-      <w:r>
-        <w:rPr>
-          <w:rFonts w:ascii="Arial" w:eastAsia="Times New Roman" w:hAnsi="Arial" w:cs="Arial"/>
-        </w:rPr>
-        <w:t>{{</w:t>
-      </w:r>
-      <w:r>
-        <w:rPr>
-          <w:rFonts w:ascii="Arial" w:eastAsia="Times New Roman" w:hAnsi="Arial" w:cs="Arial"/>
-        </w:rPr>
-        <w:t>GAI</w:t>
-      </w:r>
-      <w:r>
-        <w:rPr>
-          <w:rFonts w:ascii="Arial" w:eastAsia="Times New Roman" w:hAnsi="Arial" w:cs="Arial"/>
-        </w:rPr>
-        <w:t xml:space="preserve"> Percentile</w:t>
-      </w:r>
-      <w:r>
-        <w:rPr>
-          <w:rFonts w:ascii="Arial" w:eastAsia="Times New Roman" w:hAnsi="Arial" w:cs="Arial"/>
-        </w:rPr>
-        <w:t>*</w:t>
-      </w:r>
-      <w:r>
-        <w:rPr>
-          <w:rFonts w:ascii="Arial" w:eastAsia="Times New Roman" w:hAnsi="Arial" w:cs="Arial"/>
-        </w:rPr>
-        <w:t>}}</w:t>
-      </w:r>
-      <w:r>
-        <w:rPr>
-          <w:rFonts w:ascii="Arial" w:eastAsia="Times New Roman" w:hAnsi="Arial" w:cs="Arial"/>
-        </w:rPr>
-        <w:t xml:space="preserve"> </w:t>
-      </w:r>
-      <w:r>
-        <w:rPr>
-          <w:rFonts w:ascii="Arial" w:eastAsia="Times New Roman" w:hAnsi="Arial" w:cs="Arial"/>
-        </w:rPr>
-        <w:t xml:space="preserve">percentile) and his </w:t>
-      </w:r>
-      <w:r>
-        <w:rPr>
-          <w:rFonts w:ascii="Arial" w:eastAsia="Times New Roman" w:hAnsi="Arial" w:cs="Arial"/>
-        </w:rPr>
-        <w:t>{{</w:t>
-      </w:r>
-      <w:r>
-        <w:rPr>
-          <w:rFonts w:ascii="Arial" w:eastAsia="Times New Roman" w:hAnsi="Arial" w:cs="Arial"/>
-        </w:rPr>
-        <w:t>CPI Classification</w:t>
-      </w:r>
-      <w:r>
-        <w:rPr>
-          <w:rFonts w:ascii="Arial" w:eastAsia="Times New Roman" w:hAnsi="Arial" w:cs="Arial"/>
-        </w:rPr>
-        <w:t>}}</w:t>
-      </w:r>
-      <w:r>
-        <w:rPr>
-          <w:rFonts w:ascii="Arial" w:eastAsia="Times New Roman" w:hAnsi="Arial" w:cs="Arial"/>
-        </w:rPr>
-        <w:t xml:space="preserve"> </w:t>
-      </w:r>
-      <w:r>
-        <w:rPr>
-          <w:rFonts w:ascii="Arial" w:eastAsia="Times New Roman" w:hAnsi="Arial" w:cs="Arial"/>
-        </w:rPr>
-        <w:t>CPI (</w:t>
-      </w:r>
-      <w:r>
-        <w:rPr>
-          <w:rFonts w:ascii="Arial" w:eastAsia="Times New Roman" w:hAnsi="Arial" w:cs="Arial"/>
-        </w:rPr>
-        <w:t>{{CPI Percentile</w:t>
-      </w:r>
-      <w:r>
-        <w:rPr>
-          <w:rFonts w:ascii="Arial" w:eastAsia="Times New Roman" w:hAnsi="Arial" w:cs="Arial"/>
-        </w:rPr>
-        <w:t>*</w:t>
-      </w:r>
-      <w:r>
-        <w:rPr>
-          <w:rFonts w:ascii="Arial" w:eastAsia="Times New Roman" w:hAnsi="Arial" w:cs="Arial"/>
-        </w:rPr>
-        <w:t>}}</w:t>
-      </w:r>
-      <w:r>
-        <w:rPr>
-          <w:rFonts w:ascii="Arial" w:eastAsia="Times New Roman" w:hAnsi="Arial" w:cs="Arial"/>
-        </w:rPr>
-        <w:t xml:space="preserve"> </w:t>
-      </w:r>
-      <w:r>
-        <w:rPr>
-          <w:rFonts w:ascii="Arial" w:eastAsia="Times New Roman" w:hAnsi="Arial" w:cs="Arial"/>
-        </w:rPr>
-        <w:t xml:space="preserve"> percentile) was</w:t>
-      </w:r>
-      <w:r>
-        <w:rPr>
-          <w:rFonts w:ascii="Arial" w:eastAsia="Times New Roman" w:hAnsi="Arial" w:cs="Arial"/>
-        </w:rPr>
-        <w:t xml:space="preserve"> not</w:t>
-      </w:r>
-      <w:r>
-        <w:rPr>
-          <w:rFonts w:ascii="Arial" w:eastAsia="Times New Roman" w:hAnsi="Arial" w:cs="Arial"/>
-        </w:rPr>
-        <w:t xml:space="preserve"> significant</w:t>
-      </w:r>
-      <w:r>
-        <w:rPr>
-          <w:rFonts w:ascii="Arial" w:eastAsia="Times New Roman" w:hAnsi="Arial" w:cs="Arial"/>
-        </w:rPr>
-        <w:t>.</w:t>
-      </w:r>
-    </w:p>
-    <w:p>
-      <w:pPr>
-        <w:pStyle w:val="Default"/>
-        <w:tabs>
-          <w:tab w:val="left" w:pos="4536"/>
-        </w:tabs>
-        <w:jc w:val="both"/>
-        <w:rPr>
-          <w:rFonts w:ascii="Arial" w:eastAsia="Times New Roman" w:hAnsi="Arial" w:cs="Arial"/>
-        </w:rPr>
-      </w:pPr>
-    </w:p>
-    <w:p>
-      <w:pPr>
         <w:spacing w:after="0" w:line="240" w:lineRule="auto"/>
-        <w:ind w:left="-3" w:hanging="10"/>
         <w:jc w:val="both"/>
         <w:rPr>
           <w:rFonts w:ascii="Arial" w:eastAsia="Times New Roman" w:hAnsi="Arial" w:cs="Arial"/>
@@ -9819,7 +9824,12 @@
         <w:t>The pattern of intellectual testing indicates that John</w:t>
       </w:r>
     </w:p>
-    <w:p/>
+    <w:p>
+      <w:pPr>
+        <w:spacing w:after="0" w:line="240" w:lineRule="auto"/>
+        <w:jc w:val="both"/>
+      </w:pPr>
+    </w:p>
     <w:p>
       <w:pPr>
         <w:pStyle w:val="Default"/>
@@ -9961,6 +9971,45 @@
           <w:lang w:eastAsia="en-CA"/>
         </w:rPr>
         <w:t>The tables depict a person’s skills relative to peers the same age and provide a profile of strengths and weaknesses. To consider an individual’s needs a comparison is made between their age-based scores and their ability level.</w:t>
+      </w:r>
+    </w:p>
+    <w:p>
+      <w:pPr>
+        <w:spacing w:after="0" w:line="240" w:lineRule="auto"/>
+        <w:jc w:val="both"/>
+        <w:rPr>
+          <w:rFonts w:ascii="Arial" w:eastAsia="Times New Roman" w:hAnsi="Arial" w:cs="Arial"/>
+          <w:sz w:val="24"/>
+          <w:szCs w:val="24"/>
+          <w:lang w:eastAsia="en-CA"/>
+        </w:rPr>
+      </w:pPr>
+    </w:p>
+    <w:p>
+      <w:pPr>
+        <w:spacing w:after="0" w:line="240" w:lineRule="auto"/>
+        <w:jc w:val="both"/>
+        <w:rPr>
+          <w:rFonts w:ascii="Arial" w:eastAsia="Times New Roman" w:hAnsi="Arial" w:cs="Arial"/>
+          <w:b/>
+          <w:bCs/>
+          <w:sz w:val="24"/>
+          <w:szCs w:val="24"/>
+          <w:u w:val="single"/>
+          <w:lang w:eastAsia="en-CA"/>
+        </w:rPr>
+      </w:pPr>
+      <w:r>
+        <w:rPr>
+          <w:rFonts w:ascii="Arial" w:eastAsia="Times New Roman" w:hAnsi="Arial" w:cs="Arial"/>
+          <w:b/>
+          <w:bCs/>
+          <w:sz w:val="24"/>
+          <w:szCs w:val="24"/>
+          <w:u w:val="single"/>
+          <w:lang w:eastAsia="en-CA"/>
+        </w:rPr>
+        <w:t>Reading</w:t>
       </w:r>
     </w:p>
     <w:p>
@@ -10621,9 +10670,21 @@
                 <w:szCs w:val="20"/>
                 <w:lang w:val="en-US"/>
               </w:rPr>
-              <w:t xml:space="preserve">{{Oral Reading </w:t>
-            </w:r>
-            <w:r>
+              <w:t>{{Oral Reading Fluency Percentile}}</w:t>
+            </w:r>
+          </w:p>
+        </w:tc>
+        <w:tc>
+          <w:tcPr>
+            <w:tcW w:w="2325" w:type="dxa"/>
+          </w:tcPr>
+          <w:p>
+            <w:pPr>
+              <w:pStyle w:val="Default"/>
+              <w:tabs>
+                <w:tab w:val="left" w:pos="4536"/>
+              </w:tabs>
+              <w:jc w:val="both"/>
               <w:rPr>
                 <w:rFonts w:ascii="Arial" w:eastAsia="Times New Roman" w:hAnsi="Arial" w:cs="Arial"/>
                 <w:bCs/>
@@ -10631,8 +10692,91 @@
                 <w:szCs w:val="20"/>
                 <w:lang w:val="en-US"/>
               </w:rPr>
+            </w:pPr>
+            <w:r>
+              <w:rPr>
+                <w:rFonts w:ascii="Arial" w:eastAsia="Times New Roman" w:hAnsi="Arial" w:cs="Arial"/>
+                <w:bCs/>
+                <w:sz w:val="20"/>
+                <w:szCs w:val="20"/>
+                <w:lang w:val="en-US"/>
+              </w:rPr>
+              <w:t>{{Oral Reading Fluency Classification}}</w:t>
+            </w:r>
+          </w:p>
+        </w:tc>
+      </w:tr>
+      <w:tr>
+        <w:tc>
+          <w:tcPr>
+            <w:tcW w:w="4957" w:type="dxa"/>
+          </w:tcPr>
+          <w:p>
+            <w:pPr>
+              <w:pStyle w:val="Default"/>
+              <w:tabs>
+                <w:tab w:val="left" w:pos="4536"/>
+              </w:tabs>
+              <w:jc w:val="both"/>
+              <w:rPr>
+                <w:rFonts w:ascii="Arial" w:eastAsia="Times New Roman" w:hAnsi="Arial" w:cs="Arial"/>
+                <w:bCs/>
+                <w:sz w:val="20"/>
+                <w:szCs w:val="20"/>
+                <w:lang w:val="en-US"/>
+              </w:rPr>
+            </w:pPr>
+            <w:r>
+              <w:rPr>
+                <w:rFonts w:ascii="Arial" w:eastAsia="Times New Roman" w:hAnsi="Arial" w:cs="Arial"/>
+                <w:bCs/>
+                <w:sz w:val="20"/>
+                <w:szCs w:val="20"/>
+                <w:lang w:val="en-US"/>
+              </w:rPr>
+              <w:t>Phonemic Proficiency</w:t>
+            </w:r>
+          </w:p>
+        </w:tc>
+        <w:tc>
+          <w:tcPr>
+            <w:tcW w:w="1307" w:type="dxa"/>
+          </w:tcPr>
+          <w:p>
+            <w:pPr>
+              <w:pStyle w:val="Default"/>
+              <w:tabs>
+                <w:tab w:val="left" w:pos="4536"/>
+              </w:tabs>
+              <w:jc w:val="both"/>
+              <w:rPr>
+                <w:rFonts w:ascii="Arial" w:eastAsia="Times New Roman" w:hAnsi="Arial" w:cs="Arial"/>
+                <w:bCs/>
+                <w:sz w:val="20"/>
+                <w:szCs w:val="20"/>
+                <w:lang w:val="en-US"/>
+              </w:rPr>
+            </w:pPr>
+            <w:r>
+              <w:rPr>
+                <w:rFonts w:ascii="Arial" w:eastAsia="Times New Roman" w:hAnsi="Arial" w:cs="Arial"/>
+                <w:bCs/>
+                <w:sz w:val="20"/>
+                <w:szCs w:val="20"/>
+                <w:lang w:val="en-US"/>
+              </w:rPr>
+              <w:t xml:space="preserve">{{Phonemic </w:t>
+            </w:r>
+            <w:r>
+              <w:rPr>
+                <w:rFonts w:ascii="Arial" w:eastAsia="Times New Roman" w:hAnsi="Arial" w:cs="Arial"/>
+                <w:bCs/>
+                <w:sz w:val="20"/>
+                <w:szCs w:val="20"/>
+                <w:lang w:val="en-US"/>
+              </w:rPr>
               <w:lastRenderedPageBreak/>
-              <w:t>Fluency Percentile}}</w:t>
+              <w:t>Proficiency Percentile}}</w:t>
             </w:r>
           </w:p>
         </w:tc>
@@ -10649,7 +10793,7 @@
               <w:jc w:val="both"/>
               <w:rPr>
                 <w:rFonts w:ascii="Arial" w:eastAsia="Times New Roman" w:hAnsi="Arial" w:cs="Arial"/>
-                <w:bCs/>
+                <w:b/>
                 <w:sz w:val="20"/>
                 <w:szCs w:val="20"/>
                 <w:lang w:val="en-US"/>
@@ -10664,7 +10808,7 @@
                 <w:lang w:val="en-US"/>
               </w:rPr>
               <w:lastRenderedPageBreak/>
-              <w:t xml:space="preserve">{{Oral Reading Fluency </w:t>
+              <w:t xml:space="preserve">{{Phonemic Proficiency </w:t>
             </w:r>
             <w:r>
               <w:rPr>
@@ -10703,13 +10847,13 @@
             <w:r>
               <w:rPr>
                 <w:rFonts w:ascii="Arial" w:eastAsia="Times New Roman" w:hAnsi="Arial" w:cs="Arial"/>
-                <w:bCs/>
+                <w:b/>
                 <w:sz w:val="20"/>
                 <w:szCs w:val="20"/>
                 <w:lang w:val="en-US"/>
               </w:rPr>
               <w:lastRenderedPageBreak/>
-              <w:t>Phonemic Proficiency</w:t>
+              <w:t>Reading Composite</w:t>
             </w:r>
           </w:p>
         </w:tc>
@@ -10726,7 +10870,7 @@
               <w:jc w:val="both"/>
               <w:rPr>
                 <w:rFonts w:ascii="Arial" w:eastAsia="Times New Roman" w:hAnsi="Arial" w:cs="Arial"/>
-                <w:bCs/>
+                <w:b/>
                 <w:sz w:val="20"/>
                 <w:szCs w:val="20"/>
                 <w:lang w:val="en-US"/>
@@ -10735,12 +10879,12 @@
             <w:r>
               <w:rPr>
                 <w:rFonts w:ascii="Arial" w:eastAsia="Times New Roman" w:hAnsi="Arial" w:cs="Arial"/>
-                <w:bCs/>
+                <w:b/>
                 <w:sz w:val="20"/>
                 <w:szCs w:val="20"/>
                 <w:lang w:val="en-US"/>
               </w:rPr>
-              <w:t>{{Phonemic Proficiency Percentile}}</w:t>
+              <w:t>{{Reading Percentile}}</w:t>
             </w:r>
           </w:p>
         </w:tc>
@@ -10766,12 +10910,12 @@
             <w:r>
               <w:rPr>
                 <w:rFonts w:ascii="Arial" w:eastAsia="Times New Roman" w:hAnsi="Arial" w:cs="Arial"/>
-                <w:bCs/>
+                <w:b/>
                 <w:sz w:val="20"/>
                 <w:szCs w:val="20"/>
                 <w:lang w:val="en-US"/>
               </w:rPr>
-              <w:t>{{Phonemic Proficiency Classification}}</w:t>
+              <w:t>{{Reading Classification}}</w:t>
             </w:r>
           </w:p>
         </w:tc>
@@ -10804,7 +10948,7 @@
                 <w:szCs w:val="20"/>
                 <w:lang w:val="en-US"/>
               </w:rPr>
-              <w:t>Reading Composite</w:t>
+              <w:t>Basic Reading Composite</w:t>
             </w:r>
           </w:p>
         </w:tc>
@@ -10835,7 +10979,7 @@
                 <w:szCs w:val="20"/>
                 <w:lang w:val="en-US"/>
               </w:rPr>
-              <w:t>{{Reading Percentile}}</w:t>
+              <w:t>{{Basic Reading Percentile}}</w:t>
             </w:r>
           </w:p>
         </w:tc>
@@ -10852,7 +10996,7 @@
               <w:jc w:val="both"/>
               <w:rPr>
                 <w:rFonts w:ascii="Arial" w:eastAsia="Times New Roman" w:hAnsi="Arial" w:cs="Arial"/>
-                <w:b/>
+                <w:bCs/>
                 <w:sz w:val="20"/>
                 <w:szCs w:val="20"/>
                 <w:lang w:val="en-US"/>
@@ -10866,7 +11010,7 @@
                 <w:szCs w:val="20"/>
                 <w:lang w:val="en-US"/>
               </w:rPr>
-              <w:t>{{Reading Classification}}</w:t>
+              <w:t>{{Basic Reading Classification}}</w:t>
             </w:r>
           </w:p>
         </w:tc>
@@ -10885,7 +11029,7 @@
               <w:jc w:val="both"/>
               <w:rPr>
                 <w:rFonts w:ascii="Arial" w:eastAsia="Times New Roman" w:hAnsi="Arial" w:cs="Arial"/>
-                <w:bCs/>
+                <w:b/>
                 <w:sz w:val="20"/>
                 <w:szCs w:val="20"/>
                 <w:lang w:val="en-US"/>
@@ -10899,7 +11043,7 @@
                 <w:szCs w:val="20"/>
                 <w:lang w:val="en-US"/>
               </w:rPr>
-              <w:t>Basic Reading Composite</w:t>
+              <w:t>Decoding Composite</w:t>
             </w:r>
           </w:p>
         </w:tc>
@@ -10930,7 +11074,7 @@
                 <w:szCs w:val="20"/>
                 <w:lang w:val="en-US"/>
               </w:rPr>
-              <w:t>{{Basic Reading Percentile}}</w:t>
+              <w:t>{{Decoding Percentile}}</w:t>
             </w:r>
           </w:p>
         </w:tc>
@@ -10947,7 +11091,7 @@
               <w:jc w:val="both"/>
               <w:rPr>
                 <w:rFonts w:ascii="Arial" w:eastAsia="Times New Roman" w:hAnsi="Arial" w:cs="Arial"/>
-                <w:bCs/>
+                <w:b/>
                 <w:sz w:val="20"/>
                 <w:szCs w:val="20"/>
                 <w:lang w:val="en-US"/>
@@ -10961,7 +11105,7 @@
                 <w:szCs w:val="20"/>
                 <w:lang w:val="en-US"/>
               </w:rPr>
-              <w:t>{{Basic Reading Classification}}</w:t>
+              <w:t>{{Decoding Classification}}</w:t>
             </w:r>
           </w:p>
         </w:tc>
@@ -10994,7 +11138,7 @@
                 <w:szCs w:val="20"/>
                 <w:lang w:val="en-US"/>
               </w:rPr>
-              <w:t>Decoding Composite</w:t>
+              <w:t>Reading Fluency Composite</w:t>
             </w:r>
           </w:p>
         </w:tc>
@@ -11025,7 +11169,7 @@
                 <w:szCs w:val="20"/>
                 <w:lang w:val="en-US"/>
               </w:rPr>
-              <w:t>{{Decoding Percentile}}</w:t>
+              <w:t>{{Reading Fluency Percentile}}</w:t>
             </w:r>
           </w:p>
         </w:tc>
@@ -11056,7 +11200,7 @@
                 <w:szCs w:val="20"/>
                 <w:lang w:val="en-US"/>
               </w:rPr>
-              <w:t>{{Decoding Classification}}</w:t>
+              <w:t>{{Reading Fluency Classification}}</w:t>
             </w:r>
           </w:p>
         </w:tc>
@@ -11089,101 +11233,6 @@
                 <w:szCs w:val="20"/>
                 <w:lang w:val="en-US"/>
               </w:rPr>
-              <w:t>Reading Fluency Composite</w:t>
-            </w:r>
-          </w:p>
-        </w:tc>
-        <w:tc>
-          <w:tcPr>
-            <w:tcW w:w="1307" w:type="dxa"/>
-          </w:tcPr>
-          <w:p>
-            <w:pPr>
-              <w:pStyle w:val="Default"/>
-              <w:tabs>
-                <w:tab w:val="left" w:pos="4536"/>
-              </w:tabs>
-              <w:jc w:val="both"/>
-              <w:rPr>
-                <w:rFonts w:ascii="Arial" w:eastAsia="Times New Roman" w:hAnsi="Arial" w:cs="Arial"/>
-                <w:b/>
-                <w:sz w:val="20"/>
-                <w:szCs w:val="20"/>
-                <w:lang w:val="en-US"/>
-              </w:rPr>
-            </w:pPr>
-            <w:r>
-              <w:rPr>
-                <w:rFonts w:ascii="Arial" w:eastAsia="Times New Roman" w:hAnsi="Arial" w:cs="Arial"/>
-                <w:b/>
-                <w:sz w:val="20"/>
-                <w:szCs w:val="20"/>
-                <w:lang w:val="en-US"/>
-              </w:rPr>
-              <w:t>{{Reading Fluency Percentile}}</w:t>
-            </w:r>
-          </w:p>
-        </w:tc>
-        <w:tc>
-          <w:tcPr>
-            <w:tcW w:w="2325" w:type="dxa"/>
-          </w:tcPr>
-          <w:p>
-            <w:pPr>
-              <w:pStyle w:val="Default"/>
-              <w:tabs>
-                <w:tab w:val="left" w:pos="4536"/>
-              </w:tabs>
-              <w:jc w:val="both"/>
-              <w:rPr>
-                <w:rFonts w:ascii="Arial" w:eastAsia="Times New Roman" w:hAnsi="Arial" w:cs="Arial"/>
-                <w:b/>
-                <w:sz w:val="20"/>
-                <w:szCs w:val="20"/>
-                <w:lang w:val="en-US"/>
-              </w:rPr>
-            </w:pPr>
-            <w:r>
-              <w:rPr>
-                <w:rFonts w:ascii="Arial" w:eastAsia="Times New Roman" w:hAnsi="Arial" w:cs="Arial"/>
-                <w:b/>
-                <w:sz w:val="20"/>
-                <w:szCs w:val="20"/>
-                <w:lang w:val="en-US"/>
-              </w:rPr>
-              <w:t>{{Reading Fluency Classification}}</w:t>
-            </w:r>
-          </w:p>
-        </w:tc>
-      </w:tr>
-      <w:tr>
-        <w:tc>
-          <w:tcPr>
-            <w:tcW w:w="4957" w:type="dxa"/>
-          </w:tcPr>
-          <w:p>
-            <w:pPr>
-              <w:pStyle w:val="Default"/>
-              <w:tabs>
-                <w:tab w:val="left" w:pos="4536"/>
-              </w:tabs>
-              <w:jc w:val="both"/>
-              <w:rPr>
-                <w:rFonts w:ascii="Arial" w:eastAsia="Times New Roman" w:hAnsi="Arial" w:cs="Arial"/>
-                <w:b/>
-                <w:sz w:val="20"/>
-                <w:szCs w:val="20"/>
-                <w:lang w:val="en-US"/>
-              </w:rPr>
-            </w:pPr>
-            <w:r>
-              <w:rPr>
-                <w:rFonts w:ascii="Arial" w:eastAsia="Times New Roman" w:hAnsi="Arial" w:cs="Arial"/>
-                <w:b/>
-                <w:sz w:val="20"/>
-                <w:szCs w:val="20"/>
-                <w:lang w:val="en-US"/>
-              </w:rPr>
               <w:t xml:space="preserve">Dyslexia Index </w:t>
             </w:r>
           </w:p>
@@ -11924,7 +11973,6 @@
           <w:rFonts w:ascii="Arial" w:eastAsia="Times New Roman" w:hAnsi="Arial" w:cs="Arial"/>
           <w:lang w:val="en-US"/>
         </w:rPr>
-        <w:lastRenderedPageBreak/>
         <w:t>Overall, reading skills w</w:t>
       </w:r>
       <w:r>
@@ -11991,6 +12039,7 @@
           <w:u w:val="single"/>
           <w:lang w:val="en-US"/>
         </w:rPr>
+        <w:lastRenderedPageBreak/>
         <w:t>Mathematics</w:t>
       </w:r>
     </w:p>
@@ -13593,7 +13642,7 @@
         </w:tc>
         <w:tc>
           <w:tcPr>
-            <w:tcW w:w="1307" w:type="dxa"/>
+            <w:tcW w:w="1439" w:type="dxa"/>
             <w:shd w:val="clear" w:color="auto" w:fill="E7E6E6" w:themeFill="background2"/>
           </w:tcPr>
           <w:p>
@@ -13684,14 +13733,13 @@
                 <w:szCs w:val="20"/>
                 <w:lang w:val="en-US"/>
               </w:rPr>
-              <w:lastRenderedPageBreak/>
               <w:t>Spelling</w:t>
             </w:r>
           </w:p>
         </w:tc>
         <w:tc>
           <w:tcPr>
-            <w:tcW w:w="1307" w:type="dxa"/>
+            <w:tcW w:w="1439" w:type="dxa"/>
           </w:tcPr>
           <w:p>
             <w:pPr>
@@ -13820,13 +13868,14 @@
                 <w:szCs w:val="20"/>
                 <w:lang w:val="en-US"/>
               </w:rPr>
+              <w:lastRenderedPageBreak/>
               <w:t>Sentence Writing Fluency</w:t>
             </w:r>
           </w:p>
         </w:tc>
         <w:tc>
           <w:tcPr>
-            <w:tcW w:w="1307" w:type="dxa"/>
+            <w:tcW w:w="1439" w:type="dxa"/>
           </w:tcPr>
           <w:p>
             <w:pPr>
@@ -13941,7 +13990,7 @@
               <w:jc w:val="both"/>
               <w:rPr>
                 <w:rFonts w:ascii="Arial" w:eastAsia="Times New Roman" w:hAnsi="Arial" w:cs="Arial"/>
-                <w:b/>
+                <w:bCs/>
                 <w:sz w:val="20"/>
                 <w:szCs w:val="20"/>
                 <w:lang w:val="en-US"/>
@@ -13950,18 +13999,18 @@
             <w:r>
               <w:rPr>
                 <w:rFonts w:ascii="Arial" w:eastAsia="Times New Roman" w:hAnsi="Arial" w:cs="Arial"/>
-                <w:b/>
+                <w:bCs/>
                 <w:sz w:val="20"/>
                 <w:szCs w:val="20"/>
                 <w:lang w:val="en-US"/>
               </w:rPr>
-              <w:t>Sentence Composition</w:t>
-            </w:r>
-          </w:p>
-        </w:tc>
-        <w:tc>
-          <w:tcPr>
-            <w:tcW w:w="1307" w:type="dxa"/>
+              <w:t>Alphabet Writing Fluency</w:t>
+            </w:r>
+          </w:p>
+        </w:tc>
+        <w:tc>
+          <w:tcPr>
+            <w:tcW w:w="1439" w:type="dxa"/>
           </w:tcPr>
           <w:p>
             <w:pPr>
@@ -13972,7 +14021,7 @@
               <w:jc w:val="both"/>
               <w:rPr>
                 <w:rFonts w:ascii="Arial" w:eastAsia="Times New Roman" w:hAnsi="Arial" w:cs="Arial"/>
-                <w:b/>
+                <w:bCs/>
                 <w:sz w:val="20"/>
                 <w:szCs w:val="20"/>
                 <w:lang w:val="en-US"/>
@@ -13981,12 +14030,42 @@
             <w:r>
               <w:rPr>
                 <w:rFonts w:ascii="Arial" w:eastAsia="Times New Roman" w:hAnsi="Arial" w:cs="Arial"/>
-                <w:b/>
+                <w:bCs/>
                 <w:sz w:val="20"/>
                 <w:szCs w:val="20"/>
                 <w:lang w:val="en-US"/>
               </w:rPr>
-              <w:t>{{Sentence Composition Percentile}}</w:t>
+              <w:t>{</w:t>
+            </w:r>
+            <w:r>
+              <w:rPr>
+                <w:rFonts w:ascii="Arial" w:eastAsia="Times New Roman" w:hAnsi="Arial" w:cs="Arial"/>
+                <w:bCs/>
+                <w:sz w:val="20"/>
+                <w:szCs w:val="20"/>
+                <w:lang w:val="en-US"/>
+              </w:rPr>
+              <w:t xml:space="preserve">Alphabet Writing </w:t>
+            </w:r>
+            <w:r>
+              <w:rPr>
+                <w:rFonts w:ascii="Arial" w:eastAsia="Times New Roman" w:hAnsi="Arial" w:cs="Arial"/>
+                <w:bCs/>
+                <w:sz w:val="20"/>
+                <w:szCs w:val="20"/>
+                <w:lang w:val="en-US"/>
+              </w:rPr>
+              <w:t>Fluency</w:t>
+            </w:r>
+            <w:r>
+              <w:rPr>
+                <w:rFonts w:ascii="Arial" w:eastAsia="Times New Roman" w:hAnsi="Arial" w:cs="Arial"/>
+                <w:bCs/>
+                <w:sz w:val="20"/>
+                <w:szCs w:val="20"/>
+                <w:lang w:val="en-US"/>
+              </w:rPr>
+              <w:t xml:space="preserve"> Percentile}}</w:t>
             </w:r>
           </w:p>
         </w:tc>
@@ -14003,7 +14082,7 @@
               <w:jc w:val="both"/>
               <w:rPr>
                 <w:rFonts w:ascii="Arial" w:eastAsia="Times New Roman" w:hAnsi="Arial" w:cs="Arial"/>
-                <w:b/>
+                <w:bCs/>
                 <w:sz w:val="20"/>
                 <w:szCs w:val="20"/>
                 <w:lang w:val="en-US"/>
@@ -14012,12 +14091,52 @@
             <w:r>
               <w:rPr>
                 <w:rFonts w:ascii="Arial" w:eastAsia="Times New Roman" w:hAnsi="Arial" w:cs="Arial"/>
-                <w:b/>
+                <w:bCs/>
                 <w:sz w:val="20"/>
                 <w:szCs w:val="20"/>
                 <w:lang w:val="en-US"/>
               </w:rPr>
-              <w:t>{{Sentence Composition Classification}}</w:t>
+              <w:t>{{</w:t>
+            </w:r>
+            <w:r>
+              <w:rPr>
+                <w:rFonts w:ascii="Arial" w:eastAsia="Times New Roman" w:hAnsi="Arial" w:cs="Arial"/>
+                <w:bCs/>
+                <w:sz w:val="20"/>
+                <w:szCs w:val="20"/>
+                <w:lang w:val="en-US"/>
+              </w:rPr>
+              <w:t xml:space="preserve">Alphabet Writing </w:t>
+            </w:r>
+            <w:r>
+              <w:rPr>
+                <w:rFonts w:ascii="Arial" w:eastAsia="Times New Roman" w:hAnsi="Arial" w:cs="Arial"/>
+                <w:bCs/>
+                <w:sz w:val="20"/>
+                <w:szCs w:val="20"/>
+                <w:lang w:val="en-US"/>
+              </w:rPr>
+              <w:t xml:space="preserve">Fluency </w:t>
+            </w:r>
+            <w:r>
+              <w:rPr>
+                <w:rFonts w:ascii="Arial" w:eastAsia="Times New Roman" w:hAnsi="Arial" w:cs="Arial"/>
+                <w:bCs/>
+                <w:sz w:val="20"/>
+                <w:szCs w:val="20"/>
+                <w:lang w:val="en-US"/>
+              </w:rPr>
+              <w:t>Classification</w:t>
+            </w:r>
+            <w:r>
+              <w:rPr>
+                <w:rFonts w:ascii="Arial" w:eastAsia="Times New Roman" w:hAnsi="Arial" w:cs="Arial"/>
+                <w:bCs/>
+                <w:sz w:val="20"/>
+                <w:szCs w:val="20"/>
+                <w:lang w:val="en-US"/>
+              </w:rPr>
+              <w:t>}}</w:t>
             </w:r>
           </w:p>
         </w:tc>
@@ -14036,7 +14155,7 @@
               <w:jc w:val="both"/>
               <w:rPr>
                 <w:rFonts w:ascii="Arial" w:eastAsia="Times New Roman" w:hAnsi="Arial" w:cs="Arial"/>
-                <w:bCs/>
+                <w:b/>
                 <w:sz w:val="20"/>
                 <w:szCs w:val="20"/>
                 <w:lang w:val="en-US"/>
@@ -14045,17 +14164,18 @@
             <w:r>
               <w:rPr>
                 <w:rFonts w:ascii="Arial" w:eastAsia="Times New Roman" w:hAnsi="Arial" w:cs="Arial"/>
+                <w:b/>
                 <w:sz w:val="20"/>
                 <w:szCs w:val="20"/>
                 <w:lang w:val="en-US"/>
               </w:rPr>
-              <w:t>Sentence Building</w:t>
-            </w:r>
-          </w:p>
-        </w:tc>
-        <w:tc>
-          <w:tcPr>
-            <w:tcW w:w="1307" w:type="dxa"/>
+              <w:t>Sentence Composition</w:t>
+            </w:r>
+          </w:p>
+        </w:tc>
+        <w:tc>
+          <w:tcPr>
+            <w:tcW w:w="1439" w:type="dxa"/>
           </w:tcPr>
           <w:p>
             <w:pPr>
@@ -14066,7 +14186,7 @@
               <w:jc w:val="both"/>
               <w:rPr>
                 <w:rFonts w:ascii="Arial" w:eastAsia="Times New Roman" w:hAnsi="Arial" w:cs="Arial"/>
-                <w:bCs/>
+                <w:b/>
                 <w:sz w:val="20"/>
                 <w:szCs w:val="20"/>
                 <w:lang w:val="en-US"/>
@@ -14075,12 +14195,12 @@
             <w:r>
               <w:rPr>
                 <w:rFonts w:ascii="Arial" w:eastAsia="Times New Roman" w:hAnsi="Arial" w:cs="Arial"/>
-                <w:bCs/>
+                <w:b/>
                 <w:sz w:val="20"/>
                 <w:szCs w:val="20"/>
                 <w:lang w:val="en-US"/>
               </w:rPr>
-              <w:t>{{Sentence Building Percentile}}</w:t>
+              <w:t>{{Sentence Composition Percentile}}</w:t>
             </w:r>
           </w:p>
         </w:tc>
@@ -14097,7 +14217,7 @@
               <w:jc w:val="both"/>
               <w:rPr>
                 <w:rFonts w:ascii="Arial" w:eastAsia="Times New Roman" w:hAnsi="Arial" w:cs="Arial"/>
-                <w:bCs/>
+                <w:b/>
                 <w:sz w:val="20"/>
                 <w:szCs w:val="20"/>
                 <w:lang w:val="en-US"/>
@@ -14106,32 +14226,12 @@
             <w:r>
               <w:rPr>
                 <w:rFonts w:ascii="Arial" w:eastAsia="Times New Roman" w:hAnsi="Arial" w:cs="Arial"/>
-                <w:bCs/>
+                <w:b/>
                 <w:sz w:val="20"/>
                 <w:szCs w:val="20"/>
                 <w:lang w:val="en-US"/>
               </w:rPr>
-              <w:t xml:space="preserve">{{Sentence Building </w:t>
-            </w:r>
-            <w:r>
-              <w:rPr>
-                <w:rFonts w:ascii="Arial" w:eastAsia="Times New Roman" w:hAnsi="Arial" w:cs="Arial"/>
-                <w:bCs/>
-                <w:sz w:val="20"/>
-                <w:szCs w:val="20"/>
-                <w:lang w:val="en-US"/>
-              </w:rPr>
-              <w:t>Classification</w:t>
-            </w:r>
-            <w:r>
-              <w:rPr>
-                <w:rFonts w:ascii="Arial" w:eastAsia="Times New Roman" w:hAnsi="Arial" w:cs="Arial"/>
-                <w:bCs/>
-                <w:sz w:val="20"/>
-                <w:szCs w:val="20"/>
-                <w:lang w:val="en-US"/>
-              </w:rPr>
-              <w:t>}}</w:t>
+              <w:t>{{Sentence Composition Classification}}</w:t>
             </w:r>
           </w:p>
         </w:tc>
@@ -14163,13 +14263,13 @@
                 <w:szCs w:val="20"/>
                 <w:lang w:val="en-US"/>
               </w:rPr>
-              <w:t>Sentence Combining</w:t>
-            </w:r>
-          </w:p>
-        </w:tc>
-        <w:tc>
-          <w:tcPr>
-            <w:tcW w:w="1307" w:type="dxa"/>
+              <w:t>Sentence Building</w:t>
+            </w:r>
+          </w:p>
+        </w:tc>
+        <w:tc>
+          <w:tcPr>
+            <w:tcW w:w="1439" w:type="dxa"/>
           </w:tcPr>
           <w:p>
             <w:pPr>
@@ -14194,7 +14294,7 @@
                 <w:szCs w:val="20"/>
                 <w:lang w:val="en-US"/>
               </w:rPr>
-              <w:t>{{Sentence Combining Percentile}}</w:t>
+              <w:t>{{Sentence Building Percentile}}</w:t>
             </w:r>
           </w:p>
         </w:tc>
@@ -14225,7 +14325,27 @@
                 <w:szCs w:val="20"/>
                 <w:lang w:val="en-US"/>
               </w:rPr>
-              <w:t>{{Sentence Combining Classification}}</w:t>
+              <w:t xml:space="preserve">{{Sentence Building </w:t>
+            </w:r>
+            <w:r>
+              <w:rPr>
+                <w:rFonts w:ascii="Arial" w:eastAsia="Times New Roman" w:hAnsi="Arial" w:cs="Arial"/>
+                <w:bCs/>
+                <w:sz w:val="20"/>
+                <w:szCs w:val="20"/>
+                <w:lang w:val="en-US"/>
+              </w:rPr>
+              <w:t>Classification</w:t>
+            </w:r>
+            <w:r>
+              <w:rPr>
+                <w:rFonts w:ascii="Arial" w:eastAsia="Times New Roman" w:hAnsi="Arial" w:cs="Arial"/>
+                <w:bCs/>
+                <w:sz w:val="20"/>
+                <w:szCs w:val="20"/>
+                <w:lang w:val="en-US"/>
+              </w:rPr>
+              <w:t>}}</w:t>
             </w:r>
           </w:p>
         </w:tc>
@@ -14244,7 +14364,6 @@
               <w:jc w:val="both"/>
               <w:rPr>
                 <w:rFonts w:ascii="Arial" w:eastAsia="Times New Roman" w:hAnsi="Arial" w:cs="Arial"/>
-                <w:b/>
                 <w:bCs/>
                 <w:sz w:val="20"/>
                 <w:szCs w:val="20"/>
@@ -14254,19 +14373,17 @@
             <w:r>
               <w:rPr>
                 <w:rFonts w:ascii="Arial" w:eastAsia="Times New Roman" w:hAnsi="Arial" w:cs="Arial"/>
-                <w:b/>
-                <w:bCs/>
                 <w:sz w:val="20"/>
                 <w:szCs w:val="20"/>
                 <w:lang w:val="en-US"/>
               </w:rPr>
-              <w:t>Essay Composition</w:t>
-            </w:r>
-          </w:p>
-        </w:tc>
-        <w:tc>
-          <w:tcPr>
-            <w:tcW w:w="1307" w:type="dxa"/>
+              <w:t>Sentence Combining</w:t>
+            </w:r>
+          </w:p>
+        </w:tc>
+        <w:tc>
+          <w:tcPr>
+            <w:tcW w:w="1439" w:type="dxa"/>
           </w:tcPr>
           <w:p>
             <w:pPr>
@@ -14277,7 +14394,7 @@
               <w:jc w:val="both"/>
               <w:rPr>
                 <w:rFonts w:ascii="Arial" w:eastAsia="Times New Roman" w:hAnsi="Arial" w:cs="Arial"/>
-                <w:b/>
+                <w:bCs/>
                 <w:sz w:val="20"/>
                 <w:szCs w:val="20"/>
                 <w:lang w:val="en-US"/>
@@ -14286,12 +14403,12 @@
             <w:r>
               <w:rPr>
                 <w:rFonts w:ascii="Arial" w:eastAsia="Times New Roman" w:hAnsi="Arial" w:cs="Arial"/>
-                <w:b/>
+                <w:bCs/>
                 <w:sz w:val="20"/>
                 <w:szCs w:val="20"/>
                 <w:lang w:val="en-US"/>
               </w:rPr>
-              <w:t>{{Essay Composition Percentile}}</w:t>
+              <w:t>{{Sentence Combining Percentile}}</w:t>
             </w:r>
           </w:p>
         </w:tc>
@@ -14308,7 +14425,7 @@
               <w:jc w:val="both"/>
               <w:rPr>
                 <w:rFonts w:ascii="Arial" w:eastAsia="Times New Roman" w:hAnsi="Arial" w:cs="Arial"/>
-                <w:b/>
+                <w:bCs/>
                 <w:sz w:val="20"/>
                 <w:szCs w:val="20"/>
                 <w:lang w:val="en-US"/>
@@ -14317,12 +14434,12 @@
             <w:r>
               <w:rPr>
                 <w:rFonts w:ascii="Arial" w:eastAsia="Times New Roman" w:hAnsi="Arial" w:cs="Arial"/>
-                <w:b/>
+                <w:bCs/>
                 <w:sz w:val="20"/>
                 <w:szCs w:val="20"/>
                 <w:lang w:val="en-US"/>
               </w:rPr>
-              <w:t>{{Essay Composition Classification}}</w:t>
+              <w:t>{{Sentence Combining Classification}}</w:t>
             </w:r>
           </w:p>
         </w:tc>
@@ -14357,13 +14474,110 @@
                 <w:szCs w:val="20"/>
                 <w:lang w:val="en-US"/>
               </w:rPr>
+              <w:t>Essay Composition</w:t>
+            </w:r>
+          </w:p>
+        </w:tc>
+        <w:tc>
+          <w:tcPr>
+            <w:tcW w:w="1439" w:type="dxa"/>
+          </w:tcPr>
+          <w:p>
+            <w:pPr>
+              <w:pStyle w:val="Default"/>
+              <w:tabs>
+                <w:tab w:val="left" w:pos="4536"/>
+              </w:tabs>
+              <w:jc w:val="both"/>
+              <w:rPr>
+                <w:rFonts w:ascii="Arial" w:eastAsia="Times New Roman" w:hAnsi="Arial" w:cs="Arial"/>
+                <w:b/>
+                <w:sz w:val="20"/>
+                <w:szCs w:val="20"/>
+                <w:lang w:val="en-US"/>
+              </w:rPr>
+            </w:pPr>
+            <w:r>
+              <w:rPr>
+                <w:rFonts w:ascii="Arial" w:eastAsia="Times New Roman" w:hAnsi="Arial" w:cs="Arial"/>
+                <w:b/>
+                <w:sz w:val="20"/>
+                <w:szCs w:val="20"/>
+                <w:lang w:val="en-US"/>
+              </w:rPr>
+              <w:t>{{Essay Composition Percentile}}</w:t>
+            </w:r>
+          </w:p>
+        </w:tc>
+        <w:tc>
+          <w:tcPr>
+            <w:tcW w:w="2466" w:type="dxa"/>
+          </w:tcPr>
+          <w:p>
+            <w:pPr>
+              <w:pStyle w:val="Default"/>
+              <w:tabs>
+                <w:tab w:val="left" w:pos="4536"/>
+              </w:tabs>
+              <w:jc w:val="both"/>
+              <w:rPr>
+                <w:rFonts w:ascii="Arial" w:eastAsia="Times New Roman" w:hAnsi="Arial" w:cs="Arial"/>
+                <w:b/>
+                <w:sz w:val="20"/>
+                <w:szCs w:val="20"/>
+                <w:lang w:val="en-US"/>
+              </w:rPr>
+            </w:pPr>
+            <w:r>
+              <w:rPr>
+                <w:rFonts w:ascii="Arial" w:eastAsia="Times New Roman" w:hAnsi="Arial" w:cs="Arial"/>
+                <w:b/>
+                <w:sz w:val="20"/>
+                <w:szCs w:val="20"/>
+                <w:lang w:val="en-US"/>
+              </w:rPr>
+              <w:t>{{Essay Composition Classification}}</w:t>
+            </w:r>
+          </w:p>
+        </w:tc>
+      </w:tr>
+      <w:tr>
+        <w:tc>
+          <w:tcPr>
+            <w:tcW w:w="4957" w:type="dxa"/>
+          </w:tcPr>
+          <w:p>
+            <w:pPr>
+              <w:pStyle w:val="Default"/>
+              <w:tabs>
+                <w:tab w:val="left" w:pos="4536"/>
+              </w:tabs>
+              <w:jc w:val="both"/>
+              <w:rPr>
+                <w:rFonts w:ascii="Arial" w:eastAsia="Times New Roman" w:hAnsi="Arial" w:cs="Arial"/>
+                <w:b/>
+                <w:bCs/>
+                <w:sz w:val="20"/>
+                <w:szCs w:val="20"/>
+                <w:lang w:val="en-US"/>
+              </w:rPr>
+            </w:pPr>
+            <w:r>
+              <w:rPr>
+                <w:rFonts w:ascii="Arial" w:eastAsia="Times New Roman" w:hAnsi="Arial" w:cs="Arial"/>
+                <w:b/>
+                <w:bCs/>
+                <w:sz w:val="20"/>
+                <w:szCs w:val="20"/>
+                <w:lang w:val="en-US"/>
+              </w:rPr>
               <w:t>Written Expression Composite</w:t>
             </w:r>
           </w:p>
         </w:tc>
         <w:tc>
           <w:tcPr>
-            <w:tcW w:w="1307" w:type="dxa"/>
+            <w:tcW w:w="1439" w:type="dxa"/>
           </w:tcPr>
           <w:p>
             <w:pPr>
@@ -14499,133 +14713,117 @@
         <w:rPr>
           <w:rFonts w:ascii="Arial" w:eastAsia="Times New Roman" w:hAnsi="Arial" w:cs="Arial"/>
           <w:bCs/>
-          <w:lang w:val="en-US"/>
-        </w:rPr>
-      </w:pPr>
-      <w:r>
-        <w:rPr>
-          <w:rFonts w:ascii="Arial" w:eastAsia="Times New Roman" w:hAnsi="Arial" w:cs="Arial"/>
+          <w:sz w:val="20"/>
+          <w:szCs w:val="20"/>
+          <w:lang w:val="en-US"/>
+        </w:rPr>
+      </w:pPr>
+      <w:bookmarkStart w:id="3" w:name="_Hlk183666754"/>
+      <w:r>
+        <w:rPr>
+          <w:rFonts w:asciiTheme="minorBidi" w:eastAsia="Times New Roman" w:hAnsiTheme="minorBidi" w:cstheme="minorBidi"/>
           <w:b/>
           <w:i/>
           <w:iCs/>
-          <w:lang w:val="en-US"/>
-        </w:rPr>
-        <w:t>Spelling</w:t>
-      </w:r>
-      <w:r>
-        <w:rPr>
-          <w:rFonts w:ascii="Arial" w:eastAsia="Times New Roman" w:hAnsi="Arial" w:cs="Arial"/>
-          <w:bCs/>
-          <w:lang w:val="en-US"/>
-        </w:rPr>
-        <w:t xml:space="preserve"> measures written spelling of letter sounds and single words. The individual hears each letter sound within the context of a word and each word within the context of a </w:t>
-      </w:r>
-      <w:proofErr w:type="gramStart"/>
-      <w:r>
-        <w:rPr>
-          <w:rFonts w:ascii="Arial" w:eastAsia="Times New Roman" w:hAnsi="Arial" w:cs="Arial"/>
-          <w:bCs/>
-          <w:lang w:val="en-US"/>
-        </w:rPr>
-        <w:t>sentence</w:t>
-      </w:r>
-      <w:proofErr w:type="gramEnd"/>
-      <w:r>
-        <w:rPr>
-          <w:rFonts w:ascii="Arial" w:eastAsia="Times New Roman" w:hAnsi="Arial" w:cs="Arial"/>
-          <w:bCs/>
-          <w:lang w:val="en-US"/>
-        </w:rPr>
-        <w:t xml:space="preserve"> and they then write the target letter sound or word. On the Spelling subtest, John performed in the </w:t>
-      </w:r>
-      <w:r>
-        <w:rPr>
-          <w:rFonts w:ascii="Arial" w:eastAsia="Times New Roman" w:hAnsi="Arial" w:cs="Arial"/>
-          <w:bCs/>
-          <w:lang w:val="en-US"/>
-        </w:rPr>
-        <w:t xml:space="preserve">{{Spelling </w:t>
-      </w:r>
-      <w:r>
-        <w:rPr>
-          <w:rFonts w:ascii="Arial" w:eastAsia="Times New Roman" w:hAnsi="Arial" w:cs="Arial"/>
-          <w:bCs/>
-          <w:lang w:val="en-US"/>
-        </w:rPr>
-        <w:t>Classification</w:t>
-      </w:r>
-      <w:r>
-        <w:rPr>
-          <w:rFonts w:ascii="Arial" w:eastAsia="Times New Roman" w:hAnsi="Arial" w:cs="Arial"/>
-          <w:bCs/>
-          <w:lang w:val="en-US"/>
+        </w:rPr>
+        <w:t xml:space="preserve">Alphabet Writing Fluency </w:t>
+      </w:r>
+      <w:r>
+        <w:rPr>
+          <w:rFonts w:asciiTheme="minorBidi" w:eastAsia="Times New Roman" w:hAnsiTheme="minorBidi" w:cstheme="minorBidi"/>
+          <w:bCs/>
+        </w:rPr>
+        <w:t xml:space="preserve">measures the ability to write letters of the alphabet with a </w:t>
+      </w:r>
+      <w:r>
+        <w:rPr>
+          <w:rFonts w:asciiTheme="minorBidi" w:eastAsia="Times New Roman" w:hAnsiTheme="minorBidi" w:cstheme="minorBidi"/>
+          <w:bCs/>
+        </w:rPr>
+        <w:t>6</w:t>
+      </w:r>
+      <w:r>
+        <w:rPr>
+          <w:rFonts w:asciiTheme="minorBidi" w:eastAsia="Times New Roman" w:hAnsiTheme="minorBidi" w:cstheme="minorBidi"/>
+          <w:bCs/>
+        </w:rPr>
+        <w:t>0-second time limit. J</w:t>
+      </w:r>
+      <w:r>
+        <w:rPr>
+          <w:rFonts w:asciiTheme="minorBidi" w:eastAsia="Times New Roman" w:hAnsiTheme="minorBidi" w:cstheme="minorBidi"/>
+          <w:bCs/>
+        </w:rPr>
+        <w:t>ohn</w:t>
+      </w:r>
+      <w:r>
+        <w:rPr>
+          <w:rFonts w:asciiTheme="minorBidi" w:eastAsia="Times New Roman" w:hAnsiTheme="minorBidi" w:cstheme="minorBidi"/>
+          <w:bCs/>
+        </w:rPr>
+        <w:t xml:space="preserve">’s performance was </w:t>
+      </w:r>
+      <w:r>
+        <w:rPr>
+          <w:rFonts w:ascii="Arial" w:eastAsia="Times New Roman" w:hAnsi="Arial" w:cs="Arial"/>
+          <w:bCs/>
+          <w:lang w:val="en-US"/>
+        </w:rPr>
+        <w:t>{{Alphabet Writing Fluency Classification}}</w:t>
+      </w:r>
+      <w:r>
+        <w:rPr>
+          <w:rFonts w:ascii="Arial" w:eastAsia="Times New Roman" w:hAnsi="Arial" w:cs="Arial"/>
+          <w:bCs/>
+          <w:sz w:val="20"/>
+          <w:szCs w:val="20"/>
+          <w:lang w:val="en-US"/>
+        </w:rPr>
+        <w:t xml:space="preserve"> </w:t>
+      </w:r>
+      <w:r>
+        <w:rPr>
+          <w:rFonts w:asciiTheme="minorBidi" w:eastAsia="Times New Roman" w:hAnsiTheme="minorBidi" w:cstheme="minorBidi"/>
+          <w:bCs/>
+        </w:rPr>
+        <w:t xml:space="preserve">and at the </w:t>
+      </w:r>
+      <w:r>
+        <w:rPr>
+          <w:rFonts w:asciiTheme="minorBidi" w:eastAsia="Times New Roman" w:hAnsiTheme="minorBidi" w:cstheme="minorBidi"/>
+          <w:bCs/>
+        </w:rPr>
+        <w:t>{Alphabet Writing Fluency Percentile</w:t>
+      </w:r>
+      <w:r>
+        <w:rPr>
+          <w:rFonts w:asciiTheme="minorBidi" w:eastAsia="Times New Roman" w:hAnsiTheme="minorBidi" w:cstheme="minorBidi"/>
+          <w:bCs/>
+        </w:rPr>
+        <w:t>*</w:t>
+      </w:r>
+      <w:r>
+        <w:rPr>
+          <w:rFonts w:asciiTheme="minorBidi" w:eastAsia="Times New Roman" w:hAnsiTheme="minorBidi" w:cstheme="minorBidi"/>
+          <w:bCs/>
         </w:rPr>
         <w:t>}}</w:t>
       </w:r>
       <w:r>
         <w:rPr>
-          <w:rFonts w:ascii="Arial" w:eastAsia="Times New Roman" w:hAnsi="Arial" w:cs="Arial"/>
-          <w:bCs/>
-          <w:lang w:val="en-US"/>
-        </w:rPr>
-        <w:t xml:space="preserve"> range at the </w:t>
-      </w:r>
-      <w:r>
-        <w:rPr>
-          <w:rFonts w:ascii="Arial" w:eastAsia="Times New Roman" w:hAnsi="Arial" w:cs="Arial"/>
-          <w:bCs/>
-          <w:lang w:val="en-US"/>
-        </w:rPr>
-        <w:t xml:space="preserve">{{Spelling </w:t>
-      </w:r>
-      <w:proofErr w:type="gramStart"/>
-      <w:r>
-        <w:rPr>
-          <w:rFonts w:ascii="Arial" w:eastAsia="Times New Roman" w:hAnsi="Arial" w:cs="Arial"/>
-          <w:bCs/>
-          <w:lang w:val="en-US"/>
-        </w:rPr>
-        <w:t>Percentile</w:t>
-      </w:r>
-      <w:r>
-        <w:rPr>
-          <w:rFonts w:ascii="Arial" w:eastAsia="Times New Roman" w:hAnsi="Arial" w:cs="Arial"/>
-          <w:bCs/>
-          <w:lang w:val="en-US"/>
-        </w:rPr>
-        <w:t>*</w:t>
-      </w:r>
-      <w:r>
-        <w:rPr>
-          <w:rFonts w:ascii="Arial" w:eastAsia="Times New Roman" w:hAnsi="Arial" w:cs="Arial"/>
-          <w:bCs/>
-          <w:lang w:val="en-US"/>
-        </w:rPr>
-        <w:t>}}</w:t>
-      </w:r>
-      <w:proofErr w:type="gramEnd"/>
-      <w:r>
-        <w:rPr>
-          <w:rFonts w:ascii="Arial" w:eastAsia="Times New Roman" w:hAnsi="Arial" w:cs="Arial"/>
-          <w:bCs/>
-          <w:lang w:val="en-US"/>
-        </w:rPr>
-        <w:t xml:space="preserve"> percentile. </w:t>
-      </w:r>
-    </w:p>
-    <w:p>
-      <w:pPr>
-        <w:pStyle w:val="Default"/>
-        <w:tabs>
-          <w:tab w:val="left" w:pos="4536"/>
-        </w:tabs>
-        <w:jc w:val="both"/>
-        <w:rPr>
-          <w:rFonts w:ascii="Arial" w:eastAsia="Times New Roman" w:hAnsi="Arial" w:cs="Arial"/>
-          <w:bCs/>
-          <w:lang w:val="en-US"/>
-        </w:rPr>
-      </w:pPr>
+          <w:rFonts w:asciiTheme="minorBidi" w:eastAsia="Times New Roman" w:hAnsiTheme="minorBidi" w:cstheme="minorBidi"/>
+          <w:bCs/>
+        </w:rPr>
+        <w:t xml:space="preserve"> </w:t>
+      </w:r>
+      <w:r>
+        <w:rPr>
+          <w:rFonts w:asciiTheme="minorBidi" w:eastAsia="Times New Roman" w:hAnsiTheme="minorBidi" w:cstheme="minorBidi"/>
+          <w:bCs/>
+        </w:rPr>
+        <w:t>percentile.</w:t>
+      </w:r>
+      <w:bookmarkEnd w:id="3"/>
     </w:p>
     <w:p>
       <w:pPr>
@@ -14642,6 +14840,20 @@
           <w:lang w:val="en-US"/>
         </w:rPr>
       </w:pPr>
+    </w:p>
+    <w:p>
+      <w:pPr>
+        <w:pStyle w:val="Default"/>
+        <w:tabs>
+          <w:tab w:val="left" w:pos="4536"/>
+        </w:tabs>
+        <w:jc w:val="both"/>
+        <w:rPr>
+          <w:rFonts w:ascii="Arial" w:eastAsia="Times New Roman" w:hAnsi="Arial" w:cs="Arial"/>
+          <w:bCs/>
+          <w:lang w:val="en-US"/>
+        </w:rPr>
+      </w:pPr>
       <w:r>
         <w:rPr>
           <w:rFonts w:ascii="Arial" w:eastAsia="Times New Roman" w:hAnsi="Arial" w:cs="Arial"/>
@@ -14650,7 +14862,107 @@
           <w:iCs/>
           <w:lang w:val="en-US"/>
         </w:rPr>
-        <w:t>Sentence Writing Fluency</w:t>
+        <w:t>Spelling</w:t>
+      </w:r>
+      <w:r>
+        <w:rPr>
+          <w:rFonts w:ascii="Arial" w:eastAsia="Times New Roman" w:hAnsi="Arial" w:cs="Arial"/>
+          <w:bCs/>
+          <w:lang w:val="en-US"/>
+        </w:rPr>
+        <w:t xml:space="preserve"> measures written spelling of letter sounds and single words. The individual hears each letter sound within the context of a word and each word within the context of a </w:t>
+      </w:r>
+      <w:proofErr w:type="gramStart"/>
+      <w:r>
+        <w:rPr>
+          <w:rFonts w:ascii="Arial" w:eastAsia="Times New Roman" w:hAnsi="Arial" w:cs="Arial"/>
+          <w:bCs/>
+          <w:lang w:val="en-US"/>
+        </w:rPr>
+        <w:t>sentence</w:t>
+      </w:r>
+      <w:proofErr w:type="gramEnd"/>
+      <w:r>
+        <w:rPr>
+          <w:rFonts w:ascii="Arial" w:eastAsia="Times New Roman" w:hAnsi="Arial" w:cs="Arial"/>
+          <w:bCs/>
+          <w:lang w:val="en-US"/>
+        </w:rPr>
+        <w:t xml:space="preserve"> and they then write the target letter sound or word. On the Spelling subtest, John performed in the </w:t>
+      </w:r>
+      <w:r>
+        <w:rPr>
+          <w:rFonts w:ascii="Arial" w:eastAsia="Times New Roman" w:hAnsi="Arial" w:cs="Arial"/>
+          <w:bCs/>
+          <w:lang w:val="en-US"/>
+        </w:rPr>
+        <w:t xml:space="preserve">{{Spelling </w:t>
+      </w:r>
+      <w:r>
+        <w:rPr>
+          <w:rFonts w:ascii="Arial" w:eastAsia="Times New Roman" w:hAnsi="Arial" w:cs="Arial"/>
+          <w:bCs/>
+          <w:lang w:val="en-US"/>
+        </w:rPr>
+        <w:t>Classification</w:t>
+      </w:r>
+      <w:r>
+        <w:rPr>
+          <w:rFonts w:ascii="Arial" w:eastAsia="Times New Roman" w:hAnsi="Arial" w:cs="Arial"/>
+          <w:bCs/>
+          <w:lang w:val="en-US"/>
+        </w:rPr>
+        <w:t>}}</w:t>
+      </w:r>
+      <w:r>
+        <w:rPr>
+          <w:rFonts w:ascii="Arial" w:eastAsia="Times New Roman" w:hAnsi="Arial" w:cs="Arial"/>
+          <w:bCs/>
+          <w:lang w:val="en-US"/>
+        </w:rPr>
+        <w:t xml:space="preserve"> range at the </w:t>
+      </w:r>
+      <w:r>
+        <w:rPr>
+          <w:rFonts w:ascii="Arial" w:eastAsia="Times New Roman" w:hAnsi="Arial" w:cs="Arial"/>
+          <w:bCs/>
+          <w:lang w:val="en-US"/>
+        </w:rPr>
+        <w:t xml:space="preserve">{{Spelling </w:t>
+      </w:r>
+      <w:proofErr w:type="gramStart"/>
+      <w:r>
+        <w:rPr>
+          <w:rFonts w:ascii="Arial" w:eastAsia="Times New Roman" w:hAnsi="Arial" w:cs="Arial"/>
+          <w:bCs/>
+          <w:lang w:val="en-US"/>
+        </w:rPr>
+        <w:t>Percentile</w:t>
+      </w:r>
+      <w:r>
+        <w:rPr>
+          <w:rFonts w:ascii="Arial" w:eastAsia="Times New Roman" w:hAnsi="Arial" w:cs="Arial"/>
+          <w:bCs/>
+          <w:lang w:val="en-US"/>
+        </w:rPr>
+        <w:t>*</w:t>
+      </w:r>
+      <w:r>
+        <w:rPr>
+          <w:rFonts w:ascii="Arial" w:eastAsia="Times New Roman" w:hAnsi="Arial" w:cs="Arial"/>
+          <w:bCs/>
+          <w:lang w:val="en-US"/>
+        </w:rPr>
+        <w:t>}}</w:t>
+      </w:r>
+      <w:proofErr w:type="gramEnd"/>
+      <w:r>
+        <w:rPr>
+          <w:rFonts w:ascii="Arial" w:eastAsia="Times New Roman" w:hAnsi="Arial" w:cs="Arial"/>
+          <w:bCs/>
+          <w:lang w:val="en-US"/>
+        </w:rPr>
+        <w:t xml:space="preserve"> percentile. </w:t>
       </w:r>
     </w:p>
     <w:p>
@@ -14674,13 +14986,6 @@
           <w:tab w:val="left" w:pos="4536"/>
         </w:tabs>
         <w:jc w:val="both"/>
-        <w:rPr>
-          <w:rFonts w:ascii="Arial" w:eastAsia="Times New Roman" w:hAnsi="Arial" w:cs="Arial"/>
-          <w:bCs/>
-          <w:lang w:val="en-US"/>
-        </w:rPr>
-      </w:pPr>
-      <w:r>
         <w:rPr>
           <w:rFonts w:ascii="Arial" w:eastAsia="Times New Roman" w:hAnsi="Arial" w:cs="Arial"/>
           <w:b/>
@@ -14688,236 +14993,6 @@
           <w:iCs/>
           <w:lang w:val="en-US"/>
         </w:rPr>
-        <w:t>Sentence Composition</w:t>
-      </w:r>
-      <w:r>
-        <w:rPr>
-          <w:rFonts w:ascii="Arial" w:eastAsia="Times New Roman" w:hAnsi="Arial" w:cs="Arial"/>
-          <w:bCs/>
-          <w:lang w:val="en-US"/>
-        </w:rPr>
-        <w:t xml:space="preserve"> consists of two components. </w:t>
-      </w:r>
-    </w:p>
-    <w:p>
-      <w:pPr>
-        <w:pStyle w:val="Default"/>
-        <w:tabs>
-          <w:tab w:val="left" w:pos="4536"/>
-        </w:tabs>
-        <w:jc w:val="both"/>
-        <w:rPr>
-          <w:rFonts w:ascii="Arial" w:eastAsia="Times New Roman" w:hAnsi="Arial" w:cs="Arial"/>
-          <w:bCs/>
-          <w:lang w:val="en-US"/>
-        </w:rPr>
-      </w:pPr>
-    </w:p>
-    <w:p>
-      <w:pPr>
-        <w:pStyle w:val="Default"/>
-        <w:tabs>
-          <w:tab w:val="left" w:pos="4536"/>
-        </w:tabs>
-        <w:jc w:val="both"/>
-        <w:rPr>
-          <w:rFonts w:ascii="Arial" w:eastAsia="Times New Roman" w:hAnsi="Arial" w:cs="Arial"/>
-          <w:bCs/>
-          <w:lang w:val="en-US"/>
-        </w:rPr>
-      </w:pPr>
-      <w:r>
-        <w:rPr>
-          <w:rFonts w:ascii="Arial" w:eastAsia="Times New Roman" w:hAnsi="Arial" w:cs="Arial"/>
-          <w:bCs/>
-          <w:u w:val="single"/>
-          <w:lang w:val="en-US"/>
-        </w:rPr>
-        <w:t>Sentence Building</w:t>
-      </w:r>
-      <w:r>
-        <w:rPr>
-          <w:rFonts w:ascii="Arial" w:eastAsia="Times New Roman" w:hAnsi="Arial" w:cs="Arial"/>
-          <w:bCs/>
-          <w:lang w:val="en-US"/>
-        </w:rPr>
-        <w:t xml:space="preserve"> measures sentence formulation skills and written syntactic ability. For each item, the individual is asked to write one sentence that uses a target word with appropriate context. On this task, John</w:t>
-      </w:r>
-    </w:p>
-    <w:p>
-      <w:pPr>
-        <w:pStyle w:val="Default"/>
-        <w:tabs>
-          <w:tab w:val="left" w:pos="4536"/>
-        </w:tabs>
-        <w:jc w:val="both"/>
-        <w:rPr>
-          <w:rFonts w:ascii="Arial" w:eastAsia="Times New Roman" w:hAnsi="Arial" w:cs="Arial"/>
-          <w:bCs/>
-          <w:lang w:val="en-US"/>
-        </w:rPr>
-      </w:pPr>
-    </w:p>
-    <w:p>
-      <w:pPr>
-        <w:pStyle w:val="Default"/>
-        <w:tabs>
-          <w:tab w:val="left" w:pos="4536"/>
-        </w:tabs>
-        <w:jc w:val="both"/>
-        <w:rPr>
-          <w:rFonts w:ascii="Arial" w:eastAsia="Times New Roman" w:hAnsi="Arial" w:cs="Arial"/>
-          <w:bCs/>
-          <w:lang w:val="en-US"/>
-        </w:rPr>
-      </w:pPr>
-      <w:r>
-        <w:rPr>
-          <w:rFonts w:ascii="Arial" w:eastAsia="Times New Roman" w:hAnsi="Arial" w:cs="Arial"/>
-          <w:bCs/>
-          <w:u w:val="single"/>
-          <w:lang w:val="en-US"/>
-        </w:rPr>
-        <w:t>Sentence Combining</w:t>
-      </w:r>
-      <w:r>
-        <w:rPr>
-          <w:rFonts w:ascii="Arial" w:eastAsia="Times New Roman" w:hAnsi="Arial" w:cs="Arial"/>
-          <w:bCs/>
-          <w:lang w:val="en-US"/>
-        </w:rPr>
-        <w:t xml:space="preserve"> measures sentence formulation skills and written syntactic maturity. The individual combines two or three sentences into one sentence that preserves the meaning of the original sentences. On this task, John</w:t>
-      </w:r>
-    </w:p>
-    <w:p>
-      <w:pPr>
-        <w:pStyle w:val="Default"/>
-        <w:tabs>
-          <w:tab w:val="left" w:pos="4536"/>
-        </w:tabs>
-        <w:jc w:val="both"/>
-        <w:rPr>
-          <w:rFonts w:ascii="Arial" w:eastAsia="Times New Roman" w:hAnsi="Arial" w:cs="Arial"/>
-          <w:bCs/>
-          <w:lang w:val="en-US"/>
-        </w:rPr>
-      </w:pPr>
-    </w:p>
-    <w:p>
-      <w:pPr>
-        <w:pStyle w:val="Default"/>
-        <w:tabs>
-          <w:tab w:val="left" w:pos="4536"/>
-        </w:tabs>
-        <w:jc w:val="both"/>
-        <w:rPr>
-          <w:rFonts w:ascii="Arial" w:eastAsia="Times New Roman" w:hAnsi="Arial" w:cs="Arial"/>
-          <w:bCs/>
-          <w:lang w:val="en-US"/>
-        </w:rPr>
-      </w:pPr>
-      <w:r>
-        <w:rPr>
-          <w:rFonts w:ascii="Arial" w:eastAsia="Times New Roman" w:hAnsi="Arial" w:cs="Arial"/>
-          <w:bCs/>
-          <w:lang w:val="en-US"/>
-        </w:rPr>
-        <w:t xml:space="preserve">John’s overall ability to construct sentences under different task demands was in the </w:t>
-      </w:r>
-      <w:r>
-        <w:rPr>
-          <w:rFonts w:ascii="Arial" w:eastAsia="Times New Roman" w:hAnsi="Arial" w:cs="Arial"/>
-          <w:bCs/>
-          <w:lang w:val="en-US"/>
-        </w:rPr>
-        <w:t>{{Sentence Composition Classification}}</w:t>
-      </w:r>
-      <w:r>
-        <w:rPr>
-          <w:rFonts w:ascii="Arial" w:eastAsia="Times New Roman" w:hAnsi="Arial" w:cs="Arial"/>
-          <w:bCs/>
-          <w:lang w:val="en-US"/>
-        </w:rPr>
-        <w:t xml:space="preserve"> </w:t>
-      </w:r>
-      <w:r>
-        <w:rPr>
-          <w:rFonts w:ascii="Arial" w:eastAsia="Times New Roman" w:hAnsi="Arial" w:cs="Arial"/>
-          <w:bCs/>
-          <w:lang w:val="en-US"/>
-        </w:rPr>
-        <w:t xml:space="preserve">range and at the </w:t>
-      </w:r>
-      <w:r>
-        <w:rPr>
-          <w:rFonts w:ascii="Arial" w:eastAsia="Times New Roman" w:hAnsi="Arial" w:cs="Arial"/>
-          <w:bCs/>
-          <w:lang w:val="en-US"/>
-        </w:rPr>
-        <w:t xml:space="preserve">{{Sentence Composition </w:t>
-      </w:r>
-      <w:proofErr w:type="gramStart"/>
-      <w:r>
-        <w:rPr>
-          <w:rFonts w:ascii="Arial" w:eastAsia="Times New Roman" w:hAnsi="Arial" w:cs="Arial"/>
-          <w:bCs/>
-          <w:lang w:val="en-US"/>
-        </w:rPr>
-        <w:t>Percentile*</w:t>
-      </w:r>
-      <w:r>
-        <w:rPr>
-          <w:rFonts w:ascii="Arial" w:eastAsia="Times New Roman" w:hAnsi="Arial" w:cs="Arial"/>
-          <w:bCs/>
-          <w:lang w:val="en-US"/>
-        </w:rPr>
-        <w:t>}}</w:t>
-      </w:r>
-      <w:proofErr w:type="gramEnd"/>
-      <w:r>
-        <w:rPr>
-          <w:rFonts w:ascii="Arial" w:eastAsia="Times New Roman" w:hAnsi="Arial" w:cs="Arial"/>
-          <w:bCs/>
-          <w:vertAlign w:val="superscript"/>
-          <w:lang w:val="en-US"/>
-        </w:rPr>
-        <w:t xml:space="preserve"> </w:t>
-      </w:r>
-      <w:r>
-        <w:rPr>
-          <w:rFonts w:ascii="Arial" w:eastAsia="Times New Roman" w:hAnsi="Arial" w:cs="Arial"/>
-          <w:bCs/>
-          <w:lang w:val="en-US"/>
-        </w:rPr>
-        <w:t xml:space="preserve">percentile. </w:t>
-      </w:r>
-    </w:p>
-    <w:p>
-      <w:pPr>
-        <w:pStyle w:val="Default"/>
-        <w:tabs>
-          <w:tab w:val="left" w:pos="4536"/>
-        </w:tabs>
-        <w:jc w:val="both"/>
-        <w:rPr>
-          <w:rFonts w:ascii="Arial" w:eastAsia="Times New Roman" w:hAnsi="Arial" w:cs="Arial"/>
-          <w:bCs/>
-          <w:lang w:val="en-US"/>
-        </w:rPr>
-      </w:pPr>
-    </w:p>
-    <w:p>
-      <w:pPr>
-        <w:pStyle w:val="Default"/>
-        <w:tabs>
-          <w:tab w:val="left" w:pos="4536"/>
-        </w:tabs>
-        <w:jc w:val="both"/>
-        <w:rPr>
-          <w:rFonts w:ascii="Arial" w:eastAsia="Times New Roman" w:hAnsi="Arial" w:cs="Arial"/>
-          <w:bCs/>
-          <w:lang w:val="en-US"/>
-        </w:rPr>
       </w:pPr>
       <w:r>
         <w:rPr>
@@ -14927,6 +15002,283 @@
           <w:iCs/>
           <w:lang w:val="en-US"/>
         </w:rPr>
+        <w:t>Sentence Writing Fluency</w:t>
+      </w:r>
+    </w:p>
+    <w:p>
+      <w:pPr>
+        <w:pStyle w:val="Default"/>
+        <w:tabs>
+          <w:tab w:val="left" w:pos="4536"/>
+        </w:tabs>
+        <w:jc w:val="both"/>
+        <w:rPr>
+          <w:rFonts w:ascii="Arial" w:eastAsia="Times New Roman" w:hAnsi="Arial" w:cs="Arial"/>
+          <w:bCs/>
+          <w:lang w:val="en-US"/>
+        </w:rPr>
+      </w:pPr>
+    </w:p>
+    <w:p>
+      <w:pPr>
+        <w:pStyle w:val="Default"/>
+        <w:tabs>
+          <w:tab w:val="left" w:pos="4536"/>
+        </w:tabs>
+        <w:jc w:val="both"/>
+        <w:rPr>
+          <w:rFonts w:ascii="Arial" w:eastAsia="Times New Roman" w:hAnsi="Arial" w:cs="Arial"/>
+          <w:bCs/>
+          <w:lang w:val="en-US"/>
+        </w:rPr>
+      </w:pPr>
+      <w:r>
+        <w:rPr>
+          <w:rFonts w:ascii="Arial" w:eastAsia="Times New Roman" w:hAnsi="Arial" w:cs="Arial"/>
+          <w:b/>
+          <w:i/>
+          <w:iCs/>
+          <w:lang w:val="en-US"/>
+        </w:rPr>
+        <w:t>Sentence Composition</w:t>
+      </w:r>
+      <w:r>
+        <w:rPr>
+          <w:rFonts w:ascii="Arial" w:eastAsia="Times New Roman" w:hAnsi="Arial" w:cs="Arial"/>
+          <w:bCs/>
+          <w:lang w:val="en-US"/>
+        </w:rPr>
+        <w:t xml:space="preserve"> consists of two components. </w:t>
+      </w:r>
+    </w:p>
+    <w:p>
+      <w:pPr>
+        <w:pStyle w:val="Default"/>
+        <w:tabs>
+          <w:tab w:val="left" w:pos="4536"/>
+        </w:tabs>
+        <w:jc w:val="both"/>
+        <w:rPr>
+          <w:rFonts w:ascii="Arial" w:eastAsia="Times New Roman" w:hAnsi="Arial" w:cs="Arial"/>
+          <w:bCs/>
+          <w:lang w:val="en-US"/>
+        </w:rPr>
+      </w:pPr>
+    </w:p>
+    <w:p>
+      <w:pPr>
+        <w:pStyle w:val="Default"/>
+        <w:tabs>
+          <w:tab w:val="left" w:pos="4536"/>
+        </w:tabs>
+        <w:jc w:val="both"/>
+        <w:rPr>
+          <w:rFonts w:ascii="Arial" w:eastAsia="Times New Roman" w:hAnsi="Arial" w:cs="Arial"/>
+          <w:bCs/>
+          <w:lang w:val="en-US"/>
+        </w:rPr>
+      </w:pPr>
+      <w:r>
+        <w:rPr>
+          <w:rFonts w:ascii="Arial" w:eastAsia="Times New Roman" w:hAnsi="Arial" w:cs="Arial"/>
+          <w:bCs/>
+          <w:u w:val="single"/>
+          <w:lang w:val="en-US"/>
+        </w:rPr>
+        <w:t>Sentence Building</w:t>
+      </w:r>
+      <w:r>
+        <w:rPr>
+          <w:rFonts w:ascii="Arial" w:eastAsia="Times New Roman" w:hAnsi="Arial" w:cs="Arial"/>
+          <w:bCs/>
+          <w:lang w:val="en-US"/>
+        </w:rPr>
+        <w:t xml:space="preserve"> measures sentence formulation skills and written syntactic ability. For each item, the individual is asked to write one sentence that uses a target word with appropriate context. On this task, John</w:t>
+      </w:r>
+    </w:p>
+    <w:p>
+      <w:pPr>
+        <w:pStyle w:val="Default"/>
+        <w:tabs>
+          <w:tab w:val="left" w:pos="4536"/>
+        </w:tabs>
+        <w:jc w:val="both"/>
+        <w:rPr>
+          <w:rFonts w:ascii="Arial" w:eastAsia="Times New Roman" w:hAnsi="Arial" w:cs="Arial"/>
+          <w:bCs/>
+          <w:lang w:val="en-US"/>
+        </w:rPr>
+      </w:pPr>
+    </w:p>
+    <w:p>
+      <w:pPr>
+        <w:pStyle w:val="Default"/>
+        <w:tabs>
+          <w:tab w:val="left" w:pos="4536"/>
+        </w:tabs>
+        <w:jc w:val="both"/>
+        <w:rPr>
+          <w:rFonts w:ascii="Arial" w:eastAsia="Times New Roman" w:hAnsi="Arial" w:cs="Arial"/>
+          <w:bCs/>
+          <w:lang w:val="en-US"/>
+        </w:rPr>
+      </w:pPr>
+      <w:r>
+        <w:rPr>
+          <w:rFonts w:ascii="Arial" w:eastAsia="Times New Roman" w:hAnsi="Arial" w:cs="Arial"/>
+          <w:bCs/>
+          <w:u w:val="single"/>
+          <w:lang w:val="en-US"/>
+        </w:rPr>
+        <w:t>Sentence Combining</w:t>
+      </w:r>
+      <w:r>
+        <w:rPr>
+          <w:rFonts w:ascii="Arial" w:eastAsia="Times New Roman" w:hAnsi="Arial" w:cs="Arial"/>
+          <w:bCs/>
+          <w:lang w:val="en-US"/>
+        </w:rPr>
+        <w:t xml:space="preserve"> measures sentence formulation skills and written syntactic maturity. The individual combines two or three sentences into one sentence that preserves the meaning of the original sentences. On this task, John</w:t>
+      </w:r>
+    </w:p>
+    <w:p>
+      <w:pPr>
+        <w:pStyle w:val="Default"/>
+        <w:tabs>
+          <w:tab w:val="left" w:pos="4536"/>
+        </w:tabs>
+        <w:jc w:val="both"/>
+        <w:rPr>
+          <w:rFonts w:ascii="Arial" w:eastAsia="Times New Roman" w:hAnsi="Arial" w:cs="Arial"/>
+          <w:bCs/>
+          <w:lang w:val="en-US"/>
+        </w:rPr>
+      </w:pPr>
+    </w:p>
+    <w:p>
+      <w:pPr>
+        <w:pStyle w:val="Default"/>
+        <w:tabs>
+          <w:tab w:val="left" w:pos="4536"/>
+        </w:tabs>
+        <w:jc w:val="both"/>
+        <w:rPr>
+          <w:rFonts w:ascii="Arial" w:eastAsia="Times New Roman" w:hAnsi="Arial" w:cs="Arial"/>
+          <w:bCs/>
+          <w:lang w:val="en-US"/>
+        </w:rPr>
+      </w:pPr>
+      <w:r>
+        <w:rPr>
+          <w:rFonts w:ascii="Arial" w:eastAsia="Times New Roman" w:hAnsi="Arial" w:cs="Arial"/>
+          <w:bCs/>
+          <w:lang w:val="en-US"/>
+        </w:rPr>
+        <w:t xml:space="preserve">John’s overall ability to construct sentences under different task demands was in the </w:t>
+      </w:r>
+      <w:r>
+        <w:rPr>
+          <w:rFonts w:ascii="Arial" w:eastAsia="Times New Roman" w:hAnsi="Arial" w:cs="Arial"/>
+          <w:bCs/>
+          <w:lang w:val="en-US"/>
+        </w:rPr>
+        <w:t>{{Sentence Composition Classification}}</w:t>
+      </w:r>
+      <w:r>
+        <w:rPr>
+          <w:rFonts w:ascii="Arial" w:eastAsia="Times New Roman" w:hAnsi="Arial" w:cs="Arial"/>
+          <w:bCs/>
+          <w:lang w:val="en-US"/>
+        </w:rPr>
+        <w:t xml:space="preserve"> </w:t>
+      </w:r>
+      <w:r>
+        <w:rPr>
+          <w:rFonts w:ascii="Arial" w:eastAsia="Times New Roman" w:hAnsi="Arial" w:cs="Arial"/>
+          <w:bCs/>
+          <w:lang w:val="en-US"/>
+        </w:rPr>
+        <w:t xml:space="preserve">range and at the </w:t>
+      </w:r>
+      <w:r>
+        <w:rPr>
+          <w:rFonts w:ascii="Arial" w:eastAsia="Times New Roman" w:hAnsi="Arial" w:cs="Arial"/>
+          <w:bCs/>
+          <w:lang w:val="en-US"/>
+        </w:rPr>
+        <w:t xml:space="preserve">{{Sentence Composition </w:t>
+      </w:r>
+      <w:proofErr w:type="gramStart"/>
+      <w:r>
+        <w:rPr>
+          <w:rFonts w:ascii="Arial" w:eastAsia="Times New Roman" w:hAnsi="Arial" w:cs="Arial"/>
+          <w:bCs/>
+          <w:lang w:val="en-US"/>
+        </w:rPr>
+        <w:t>Percentile*</w:t>
+      </w:r>
+      <w:r>
+        <w:rPr>
+          <w:rFonts w:ascii="Arial" w:eastAsia="Times New Roman" w:hAnsi="Arial" w:cs="Arial"/>
+          <w:bCs/>
+          <w:lang w:val="en-US"/>
+        </w:rPr>
+        <w:t>}}</w:t>
+      </w:r>
+      <w:proofErr w:type="gramEnd"/>
+      <w:r>
+        <w:rPr>
+          <w:rFonts w:ascii="Arial" w:eastAsia="Times New Roman" w:hAnsi="Arial" w:cs="Arial"/>
+          <w:bCs/>
+          <w:vertAlign w:val="superscript"/>
+          <w:lang w:val="en-US"/>
+        </w:rPr>
+        <w:t xml:space="preserve"> </w:t>
+      </w:r>
+      <w:r>
+        <w:rPr>
+          <w:rFonts w:ascii="Arial" w:eastAsia="Times New Roman" w:hAnsi="Arial" w:cs="Arial"/>
+          <w:bCs/>
+          <w:lang w:val="en-US"/>
+        </w:rPr>
+        <w:t xml:space="preserve">percentile. </w:t>
+      </w:r>
+    </w:p>
+    <w:p>
+      <w:pPr>
+        <w:pStyle w:val="Default"/>
+        <w:tabs>
+          <w:tab w:val="left" w:pos="4536"/>
+        </w:tabs>
+        <w:jc w:val="both"/>
+        <w:rPr>
+          <w:rFonts w:ascii="Arial" w:eastAsia="Times New Roman" w:hAnsi="Arial" w:cs="Arial"/>
+          <w:bCs/>
+          <w:lang w:val="en-US"/>
+        </w:rPr>
+      </w:pPr>
+    </w:p>
+    <w:p>
+      <w:pPr>
+        <w:pStyle w:val="Default"/>
+        <w:tabs>
+          <w:tab w:val="left" w:pos="4536"/>
+        </w:tabs>
+        <w:jc w:val="both"/>
+        <w:rPr>
+          <w:rFonts w:ascii="Arial" w:eastAsia="Times New Roman" w:hAnsi="Arial" w:cs="Arial"/>
+          <w:bCs/>
+          <w:lang w:val="en-US"/>
+        </w:rPr>
+      </w:pPr>
+      <w:r>
+        <w:rPr>
+          <w:rFonts w:ascii="Arial" w:eastAsia="Times New Roman" w:hAnsi="Arial" w:cs="Arial"/>
+          <w:b/>
+          <w:i/>
+          <w:iCs/>
+          <w:lang w:val="en-US"/>
+        </w:rPr>
         <w:t>Essay Composition</w:t>
       </w:r>
       <w:r>
@@ -15051,16 +15403,7 @@
           <w:bCs/>
           <w:lang w:val="en-US"/>
         </w:rPr>
-        <w:t xml:space="preserve">{{Written </w:t>
-      </w:r>
-      <w:r>
-        <w:rPr>
-          <w:rFonts w:ascii="Arial" w:eastAsia="Times New Roman" w:hAnsi="Arial" w:cs="Arial"/>
-          <w:bCs/>
-          <w:lang w:val="en-US"/>
-        </w:rPr>
-        <w:lastRenderedPageBreak/>
-        <w:t xml:space="preserve">Expression </w:t>
+        <w:t xml:space="preserve">{{Written Expression </w:t>
       </w:r>
       <w:proofErr w:type="gramStart"/>
       <w:r>
@@ -16533,6 +16876,43 @@
           <w:rFonts w:ascii="Arial" w:eastAsia="Times New Roman" w:hAnsi="Arial" w:cs="Arial"/>
           <w:lang w:val="en-US"/>
         </w:rPr>
+        <w:t xml:space="preserve"> range at the </w:t>
+      </w:r>
+      <w:r>
+        <w:rPr>
+          <w:rFonts w:ascii="Arial" w:eastAsia="Times New Roman" w:hAnsi="Arial" w:cs="Arial"/>
+          <w:lang w:val="en-US"/>
+        </w:rPr>
+        <w:t xml:space="preserve">{{Expressive Vocabulary </w:t>
+      </w:r>
+      <w:proofErr w:type="gramStart"/>
+      <w:r>
+        <w:rPr>
+          <w:rFonts w:ascii="Arial" w:eastAsia="Times New Roman" w:hAnsi="Arial" w:cs="Arial"/>
+          <w:lang w:val="en-US"/>
+        </w:rPr>
+        <w:t>Percentile</w:t>
+      </w:r>
+      <w:r>
+        <w:rPr>
+          <w:rFonts w:ascii="Arial" w:eastAsia="Times New Roman" w:hAnsi="Arial" w:cs="Arial"/>
+          <w:lang w:val="en-US"/>
+        </w:rPr>
+        <w:t>*</w:t>
+      </w:r>
+      <w:r>
+        <w:rPr>
+          <w:rFonts w:ascii="Arial" w:eastAsia="Times New Roman" w:hAnsi="Arial" w:cs="Arial"/>
+          <w:lang w:val="en-US"/>
+        </w:rPr>
+        <w:t>}}</w:t>
+      </w:r>
+      <w:proofErr w:type="gramEnd"/>
+      <w:r>
+        <w:rPr>
+          <w:rFonts w:ascii="Arial" w:eastAsia="Times New Roman" w:hAnsi="Arial" w:cs="Arial"/>
+          <w:lang w:val="en-US"/>
+        </w:rPr>
         <w:t xml:space="preserve"> </w:t>
       </w:r>
       <w:r>
@@ -16540,15 +16920,55 @@
           <w:rFonts w:ascii="Arial" w:eastAsia="Times New Roman" w:hAnsi="Arial" w:cs="Arial"/>
           <w:lang w:val="en-US"/>
         </w:rPr>
-        <w:lastRenderedPageBreak/>
-        <w:t xml:space="preserve">range at the </w:t>
-      </w:r>
-      <w:r>
-        <w:rPr>
-          <w:rFonts w:ascii="Arial" w:eastAsia="Times New Roman" w:hAnsi="Arial" w:cs="Arial"/>
-          <w:lang w:val="en-US"/>
-        </w:rPr>
-        <w:t xml:space="preserve">{{Expressive Vocabulary </w:t>
+        <w:t xml:space="preserve">percentile. </w:t>
+      </w:r>
+    </w:p>
+    <w:p>
+      <w:pPr>
+        <w:pStyle w:val="Default"/>
+        <w:tabs>
+          <w:tab w:val="left" w:pos="4536"/>
+        </w:tabs>
+        <w:jc w:val="both"/>
+        <w:rPr>
+          <w:rFonts w:ascii="Arial" w:eastAsia="Times New Roman" w:hAnsi="Arial" w:cs="Arial"/>
+          <w:lang w:val="en-US"/>
+        </w:rPr>
+      </w:pPr>
+    </w:p>
+    <w:p>
+      <w:pPr>
+        <w:pStyle w:val="Default"/>
+        <w:tabs>
+          <w:tab w:val="left" w:pos="4536"/>
+        </w:tabs>
+        <w:jc w:val="both"/>
+        <w:rPr>
+          <w:rFonts w:ascii="Arial" w:eastAsia="Times New Roman" w:hAnsi="Arial" w:cs="Arial"/>
+          <w:lang w:val="en-US"/>
+        </w:rPr>
+      </w:pPr>
+      <w:r>
+        <w:rPr>
+          <w:rFonts w:ascii="Arial" w:eastAsia="Times New Roman" w:hAnsi="Arial" w:cs="Arial"/>
+          <w:u w:val="single"/>
+          <w:lang w:val="en-US"/>
+        </w:rPr>
+        <w:t>Oral Word Fluency</w:t>
+      </w:r>
+      <w:r>
+        <w:rPr>
+          <w:rFonts w:ascii="Arial" w:eastAsia="Times New Roman" w:hAnsi="Arial" w:cs="Arial"/>
+          <w:lang w:val="en-US"/>
+        </w:rPr>
+        <w:t xml:space="preserve"> measures the efficiency of word retrieval and flexibility of thought processes. The individual names as many things as possible belonging to a given category (i.e., animals, colors) within 60 seconds. His ability to generate as many names of things (e.g., animals) under timed conditions was </w:t>
+      </w:r>
+      <w:r>
+        <w:rPr>
+          <w:rFonts w:ascii="Arial" w:eastAsia="Times New Roman" w:hAnsi="Arial" w:cs="Arial"/>
+          <w:lang w:val="en-US"/>
+        </w:rPr>
+        <w:t xml:space="preserve">{{Oral Word Fluency </w:t>
       </w:r>
       <w:proofErr w:type="gramStart"/>
       <w:r>
@@ -16556,6 +16976,36 @@
           <w:rFonts w:ascii="Arial" w:eastAsia="Times New Roman" w:hAnsi="Arial" w:cs="Arial"/>
           <w:lang w:val="en-US"/>
         </w:rPr>
+        <w:t>Classification}}</w:t>
+      </w:r>
+      <w:r>
+        <w:rPr>
+          <w:rFonts w:ascii="Arial" w:eastAsia="Times New Roman" w:hAnsi="Arial" w:cs="Arial"/>
+          <w:lang w:val="en-US"/>
+        </w:rPr>
+        <w:t xml:space="preserve"> (</w:t>
+      </w:r>
+      <w:r>
+        <w:rPr>
+          <w:rFonts w:ascii="Arial" w:eastAsia="Times New Roman" w:hAnsi="Arial" w:cs="Arial"/>
+          <w:lang w:val="en-US"/>
+        </w:rPr>
+        <w:t>{{</w:t>
+      </w:r>
+      <w:proofErr w:type="gramEnd"/>
+      <w:r>
+        <w:rPr>
+          <w:rFonts w:ascii="Arial" w:eastAsia="Times New Roman" w:hAnsi="Arial" w:cs="Arial"/>
+          <w:lang w:val="en-US"/>
+        </w:rPr>
+        <w:t xml:space="preserve">Oral Word Fluency </w:t>
+      </w:r>
+      <w:proofErr w:type="gramStart"/>
+      <w:r>
+        <w:rPr>
+          <w:rFonts w:ascii="Arial" w:eastAsia="Times New Roman" w:hAnsi="Arial" w:cs="Arial"/>
+          <w:lang w:val="en-US"/>
+        </w:rPr>
         <w:t>Percentile</w:t>
       </w:r>
       <w:r>
@@ -16585,7 +17035,7 @@
           <w:rFonts w:ascii="Arial" w:eastAsia="Times New Roman" w:hAnsi="Arial" w:cs="Arial"/>
           <w:lang w:val="en-US"/>
         </w:rPr>
-        <w:t xml:space="preserve">percentile. </w:t>
+        <w:t xml:space="preserve">percentile). </w:t>
       </w:r>
     </w:p>
     <w:p>
@@ -16619,21 +17069,49 @@
           <w:u w:val="single"/>
           <w:lang w:val="en-US"/>
         </w:rPr>
-        <w:t>Oral Word Fluency</w:t>
-      </w:r>
-      <w:r>
-        <w:rPr>
-          <w:rFonts w:ascii="Arial" w:eastAsia="Times New Roman" w:hAnsi="Arial" w:cs="Arial"/>
-          <w:lang w:val="en-US"/>
-        </w:rPr>
-        <w:t xml:space="preserve"> measures the efficiency of word retrieval and flexibility of thought processes. The individual names as many things as possible belonging to a given category (i.e., animals, colors) within 60 seconds. His ability to generate as many names of things (e.g., animals) under timed conditions was </w:t>
-      </w:r>
-      <w:r>
-        <w:rPr>
-          <w:rFonts w:ascii="Arial" w:eastAsia="Times New Roman" w:hAnsi="Arial" w:cs="Arial"/>
-          <w:lang w:val="en-US"/>
-        </w:rPr>
-        <w:t xml:space="preserve">{{Oral Word Fluency </w:t>
+        <w:t>Sentence Repetition</w:t>
+      </w:r>
+      <w:r>
+        <w:rPr>
+          <w:rFonts w:ascii="Arial" w:eastAsia="Times New Roman" w:hAnsi="Arial" w:cs="Arial"/>
+          <w:lang w:val="en-US"/>
+        </w:rPr>
+        <w:t xml:space="preserve"> measures oral syntactic knowledge and short-term memory. The individual listens to sentences that increase in length and complexity and repeats each sentence verbatim. His ability to repeat sentences of increasingly longer length back to the examiner immediately after hearing them was in the </w:t>
+      </w:r>
+      <w:r>
+        <w:rPr>
+          <w:rFonts w:ascii="Arial" w:eastAsia="Times New Roman" w:hAnsi="Arial" w:cs="Arial"/>
+          <w:lang w:val="en-US"/>
+        </w:rPr>
+        <w:t xml:space="preserve">{{Sentence Repetition </w:t>
+      </w:r>
+      <w:r>
+        <w:rPr>
+          <w:rFonts w:ascii="Arial" w:eastAsia="Times New Roman" w:hAnsi="Arial" w:cs="Arial"/>
+          <w:lang w:val="en-US"/>
+        </w:rPr>
+        <w:t>Classification</w:t>
+      </w:r>
+      <w:r>
+        <w:rPr>
+          <w:rFonts w:ascii="Arial" w:eastAsia="Times New Roman" w:hAnsi="Arial" w:cs="Arial"/>
+          <w:lang w:val="en-US"/>
+        </w:rPr>
+        <w:t>}}</w:t>
+      </w:r>
+      <w:r>
+        <w:rPr>
+          <w:rFonts w:ascii="Arial" w:eastAsia="Times New Roman" w:hAnsi="Arial" w:cs="Arial"/>
+          <w:lang w:val="en-US"/>
+        </w:rPr>
+        <w:t xml:space="preserve"> range (</w:t>
+      </w:r>
+      <w:r>
+        <w:rPr>
+          <w:rFonts w:ascii="Arial" w:eastAsia="Times New Roman" w:hAnsi="Arial" w:cs="Arial"/>
+          <w:lang w:val="en-US"/>
+        </w:rPr>
+        <w:t xml:space="preserve">{{Sentence Repetition </w:t>
       </w:r>
       <w:proofErr w:type="gramStart"/>
       <w:r>
@@ -16641,21 +17119,21 @@
           <w:rFonts w:ascii="Arial" w:eastAsia="Times New Roman" w:hAnsi="Arial" w:cs="Arial"/>
           <w:lang w:val="en-US"/>
         </w:rPr>
-        <w:t>Classification}}</w:t>
-      </w:r>
-      <w:r>
-        <w:rPr>
-          <w:rFonts w:ascii="Arial" w:eastAsia="Times New Roman" w:hAnsi="Arial" w:cs="Arial"/>
-          <w:lang w:val="en-US"/>
-        </w:rPr>
-        <w:t xml:space="preserve"> (</w:t>
-      </w:r>
-      <w:r>
-        <w:rPr>
-          <w:rFonts w:ascii="Arial" w:eastAsia="Times New Roman" w:hAnsi="Arial" w:cs="Arial"/>
-          <w:lang w:val="en-US"/>
-        </w:rPr>
-        <w:t>{{</w:t>
+        <w:t>Percentile</w:t>
+      </w:r>
+      <w:r>
+        <w:rPr>
+          <w:rFonts w:ascii="Arial" w:eastAsia="Times New Roman" w:hAnsi="Arial" w:cs="Arial"/>
+          <w:lang w:val="en-US"/>
+        </w:rPr>
+        <w:t>*</w:t>
+      </w:r>
+      <w:r>
+        <w:rPr>
+          <w:rFonts w:ascii="Arial" w:eastAsia="Times New Roman" w:hAnsi="Arial" w:cs="Arial"/>
+          <w:lang w:val="en-US"/>
+        </w:rPr>
+        <w:t>}}</w:t>
       </w:r>
       <w:proofErr w:type="gramEnd"/>
       <w:r>
@@ -16663,7 +17141,68 @@
           <w:rFonts w:ascii="Arial" w:eastAsia="Times New Roman" w:hAnsi="Arial" w:cs="Arial"/>
           <w:lang w:val="en-US"/>
         </w:rPr>
-        <w:t xml:space="preserve">Oral Word Fluency </w:t>
+        <w:t xml:space="preserve"> </w:t>
+      </w:r>
+      <w:r>
+        <w:rPr>
+          <w:rFonts w:ascii="Arial" w:eastAsia="Times New Roman" w:hAnsi="Arial" w:cs="Arial"/>
+          <w:lang w:val="en-US"/>
+        </w:rPr>
+        <w:t xml:space="preserve">percentile). </w:t>
+      </w:r>
+    </w:p>
+    <w:p>
+      <w:pPr>
+        <w:pStyle w:val="Default"/>
+        <w:tabs>
+          <w:tab w:val="left" w:pos="4536"/>
+        </w:tabs>
+        <w:jc w:val="both"/>
+        <w:rPr>
+          <w:rFonts w:ascii="Arial" w:eastAsia="Times New Roman" w:hAnsi="Arial" w:cs="Arial"/>
+          <w:lang w:val="en-US"/>
+        </w:rPr>
+      </w:pPr>
+    </w:p>
+    <w:p>
+      <w:pPr>
+        <w:pStyle w:val="Default"/>
+        <w:tabs>
+          <w:tab w:val="left" w:pos="4536"/>
+        </w:tabs>
+        <w:jc w:val="both"/>
+        <w:rPr>
+          <w:rFonts w:ascii="Arial" w:eastAsia="Times New Roman" w:hAnsi="Arial" w:cs="Arial"/>
+          <w:lang w:val="en-US"/>
+        </w:rPr>
+      </w:pPr>
+      <w:r>
+        <w:rPr>
+          <w:rFonts w:ascii="Arial" w:eastAsia="Times New Roman" w:hAnsi="Arial" w:cs="Arial"/>
+          <w:lang w:val="en-US"/>
+        </w:rPr>
+        <w:t xml:space="preserve">Overall, Oral Language was </w:t>
+      </w:r>
+      <w:r>
+        <w:rPr>
+          <w:rFonts w:ascii="Arial" w:eastAsia="Times New Roman" w:hAnsi="Arial" w:cs="Arial"/>
+          <w:lang w:val="en-US"/>
+        </w:rPr>
+        <w:t>{{Oral Language Classification}}</w:t>
+      </w:r>
+      <w:r>
+        <w:rPr>
+          <w:rFonts w:ascii="Arial" w:eastAsia="Times New Roman" w:hAnsi="Arial" w:cs="Arial"/>
+          <w:lang w:val="en-US"/>
+        </w:rPr>
+        <w:t xml:space="preserve"> and at the </w:t>
+      </w:r>
+      <w:r>
+        <w:rPr>
+          <w:rFonts w:ascii="Arial" w:eastAsia="Times New Roman" w:hAnsi="Arial" w:cs="Arial"/>
+          <w:lang w:val="en-US"/>
+        </w:rPr>
+        <w:t xml:space="preserve">{{Oral Language </w:t>
       </w:r>
       <w:proofErr w:type="gramStart"/>
       <w:r>
@@ -16700,7 +17239,7 @@
           <w:rFonts w:ascii="Arial" w:eastAsia="Times New Roman" w:hAnsi="Arial" w:cs="Arial"/>
           <w:lang w:val="en-US"/>
         </w:rPr>
-        <w:t xml:space="preserve">percentile). </w:t>
+        <w:t xml:space="preserve">percentile.  </w:t>
       </w:r>
     </w:p>
     <w:p>
@@ -16712,6 +17251,7 @@
         <w:jc w:val="both"/>
         <w:rPr>
           <w:rFonts w:ascii="Arial" w:eastAsia="Times New Roman" w:hAnsi="Arial" w:cs="Arial"/>
+          <w:b/>
           <w:lang w:val="en-US"/>
         </w:rPr>
       </w:pPr>
@@ -16725,95 +17265,17 @@
         <w:jc w:val="both"/>
         <w:rPr>
           <w:rFonts w:ascii="Arial" w:eastAsia="Times New Roman" w:hAnsi="Arial" w:cs="Arial"/>
-          <w:lang w:val="en-US"/>
-        </w:rPr>
-      </w:pPr>
-      <w:r>
-        <w:rPr>
-          <w:rFonts w:ascii="Arial" w:eastAsia="Times New Roman" w:hAnsi="Arial" w:cs="Arial"/>
-          <w:u w:val="single"/>
-          <w:lang w:val="en-US"/>
-        </w:rPr>
-        <w:t>Sentence Repetition</w:t>
-      </w:r>
-      <w:r>
-        <w:rPr>
-          <w:rFonts w:ascii="Arial" w:eastAsia="Times New Roman" w:hAnsi="Arial" w:cs="Arial"/>
-          <w:lang w:val="en-US"/>
-        </w:rPr>
-        <w:t xml:space="preserve"> measures oral syntactic knowledge and short-term memory. The individual listens to sentences that increase in length and complexity and repeats each sentence verbatim. His ability to repeat sentences of increasingly longer length back to the examiner immediately after hearing them was in the </w:t>
-      </w:r>
-      <w:r>
-        <w:rPr>
-          <w:rFonts w:ascii="Arial" w:eastAsia="Times New Roman" w:hAnsi="Arial" w:cs="Arial"/>
-          <w:lang w:val="en-US"/>
-        </w:rPr>
-        <w:t xml:space="preserve">{{Sentence Repetition </w:t>
-      </w:r>
-      <w:r>
-        <w:rPr>
-          <w:rFonts w:ascii="Arial" w:eastAsia="Times New Roman" w:hAnsi="Arial" w:cs="Arial"/>
-          <w:lang w:val="en-US"/>
-        </w:rPr>
-        <w:t>Classification</w:t>
-      </w:r>
-      <w:r>
-        <w:rPr>
-          <w:rFonts w:ascii="Arial" w:eastAsia="Times New Roman" w:hAnsi="Arial" w:cs="Arial"/>
-          <w:lang w:val="en-US"/>
-        </w:rPr>
-        <w:t>}}</w:t>
-      </w:r>
-      <w:r>
-        <w:rPr>
-          <w:rFonts w:ascii="Arial" w:eastAsia="Times New Roman" w:hAnsi="Arial" w:cs="Arial"/>
-          <w:lang w:val="en-US"/>
-        </w:rPr>
-        <w:t xml:space="preserve"> range (</w:t>
-      </w:r>
-      <w:r>
-        <w:rPr>
-          <w:rFonts w:ascii="Arial" w:eastAsia="Times New Roman" w:hAnsi="Arial" w:cs="Arial"/>
-          <w:lang w:val="en-US"/>
-        </w:rPr>
-        <w:t xml:space="preserve">{{Sentence Repetition </w:t>
-      </w:r>
-      <w:proofErr w:type="gramStart"/>
-      <w:r>
-        <w:rPr>
-          <w:rFonts w:ascii="Arial" w:eastAsia="Times New Roman" w:hAnsi="Arial" w:cs="Arial"/>
-          <w:lang w:val="en-US"/>
-        </w:rPr>
-        <w:t>Percentile</w:t>
-      </w:r>
-      <w:r>
-        <w:rPr>
-          <w:rFonts w:ascii="Arial" w:eastAsia="Times New Roman" w:hAnsi="Arial" w:cs="Arial"/>
-          <w:lang w:val="en-US"/>
-        </w:rPr>
-        <w:t>*</w:t>
-      </w:r>
-      <w:r>
-        <w:rPr>
-          <w:rFonts w:ascii="Arial" w:eastAsia="Times New Roman" w:hAnsi="Arial" w:cs="Arial"/>
-          <w:lang w:val="en-US"/>
-        </w:rPr>
-        <w:t>}}</w:t>
-      </w:r>
-      <w:proofErr w:type="gramEnd"/>
-      <w:r>
-        <w:rPr>
-          <w:rFonts w:ascii="Arial" w:eastAsia="Times New Roman" w:hAnsi="Arial" w:cs="Arial"/>
-          <w:lang w:val="en-US"/>
-        </w:rPr>
-        <w:t xml:space="preserve"> </w:t>
-      </w:r>
-      <w:r>
-        <w:rPr>
-          <w:rFonts w:ascii="Arial" w:eastAsia="Times New Roman" w:hAnsi="Arial" w:cs="Arial"/>
-          <w:lang w:val="en-US"/>
-        </w:rPr>
-        <w:t xml:space="preserve">percentile). </w:t>
+          <w:b/>
+          <w:lang w:val="en-US"/>
+        </w:rPr>
+      </w:pPr>
+      <w:r>
+        <w:rPr>
+          <w:rFonts w:ascii="Arial" w:eastAsia="Times New Roman" w:hAnsi="Arial" w:cs="Arial"/>
+          <w:b/>
+          <w:lang w:val="en-US"/>
+        </w:rPr>
+        <w:t>Summary of Academic Functioning</w:t>
       </w:r>
     </w:p>
     <w:p>
@@ -16825,97 +17287,6 @@
         <w:jc w:val="both"/>
         <w:rPr>
           <w:rFonts w:ascii="Arial" w:eastAsia="Times New Roman" w:hAnsi="Arial" w:cs="Arial"/>
-          <w:lang w:val="en-US"/>
-        </w:rPr>
-      </w:pPr>
-    </w:p>
-    <w:p>
-      <w:pPr>
-        <w:pStyle w:val="Default"/>
-        <w:tabs>
-          <w:tab w:val="left" w:pos="4536"/>
-        </w:tabs>
-        <w:jc w:val="both"/>
-        <w:rPr>
-          <w:rFonts w:ascii="Arial" w:eastAsia="Times New Roman" w:hAnsi="Arial" w:cs="Arial"/>
-          <w:lang w:val="en-US"/>
-        </w:rPr>
-      </w:pPr>
-      <w:r>
-        <w:rPr>
-          <w:rFonts w:ascii="Arial" w:eastAsia="Times New Roman" w:hAnsi="Arial" w:cs="Arial"/>
-          <w:lang w:val="en-US"/>
-        </w:rPr>
-        <w:t xml:space="preserve">Overall, Oral Language was </w:t>
-      </w:r>
-      <w:r>
-        <w:rPr>
-          <w:rFonts w:ascii="Arial" w:eastAsia="Times New Roman" w:hAnsi="Arial" w:cs="Arial"/>
-          <w:lang w:val="en-US"/>
-        </w:rPr>
-        <w:t>{{Oral Language Classification}}</w:t>
-      </w:r>
-      <w:r>
-        <w:rPr>
-          <w:rFonts w:ascii="Arial" w:eastAsia="Times New Roman" w:hAnsi="Arial" w:cs="Arial"/>
-          <w:lang w:val="en-US"/>
-        </w:rPr>
-        <w:t xml:space="preserve"> and at the </w:t>
-      </w:r>
-      <w:r>
-        <w:rPr>
-          <w:rFonts w:ascii="Arial" w:eastAsia="Times New Roman" w:hAnsi="Arial" w:cs="Arial"/>
-          <w:lang w:val="en-US"/>
-        </w:rPr>
-        <w:t xml:space="preserve">{{Oral Language </w:t>
-      </w:r>
-      <w:proofErr w:type="gramStart"/>
-      <w:r>
-        <w:rPr>
-          <w:rFonts w:ascii="Arial" w:eastAsia="Times New Roman" w:hAnsi="Arial" w:cs="Arial"/>
-          <w:lang w:val="en-US"/>
-        </w:rPr>
-        <w:t>Percentile</w:t>
-      </w:r>
-      <w:r>
-        <w:rPr>
-          <w:rFonts w:ascii="Arial" w:eastAsia="Times New Roman" w:hAnsi="Arial" w:cs="Arial"/>
-          <w:lang w:val="en-US"/>
-        </w:rPr>
-        <w:t>*</w:t>
-      </w:r>
-      <w:r>
-        <w:rPr>
-          <w:rFonts w:ascii="Arial" w:eastAsia="Times New Roman" w:hAnsi="Arial" w:cs="Arial"/>
-          <w:lang w:val="en-US"/>
-        </w:rPr>
-        <w:t>}}</w:t>
-      </w:r>
-      <w:proofErr w:type="gramEnd"/>
-      <w:r>
-        <w:rPr>
-          <w:rFonts w:ascii="Arial" w:eastAsia="Times New Roman" w:hAnsi="Arial" w:cs="Arial"/>
-          <w:lang w:val="en-US"/>
-        </w:rPr>
-        <w:t xml:space="preserve"> </w:t>
-      </w:r>
-      <w:r>
-        <w:rPr>
-          <w:rFonts w:ascii="Arial" w:eastAsia="Times New Roman" w:hAnsi="Arial" w:cs="Arial"/>
-          <w:lang w:val="en-US"/>
-        </w:rPr>
-        <w:t xml:space="preserve">percentile.  </w:t>
-      </w:r>
-    </w:p>
-    <w:p>
-      <w:pPr>
-        <w:pStyle w:val="Default"/>
-        <w:tabs>
-          <w:tab w:val="left" w:pos="4536"/>
-        </w:tabs>
-        <w:jc w:val="both"/>
-        <w:rPr>
-          <w:rFonts w:ascii="Arial" w:eastAsia="Times New Roman" w:hAnsi="Arial" w:cs="Arial"/>
           <w:b/>
           <w:lang w:val="en-US"/>
         </w:rPr>
@@ -16923,43 +17294,10 @@
     </w:p>
     <w:p>
       <w:pPr>
-        <w:pStyle w:val="Default"/>
-        <w:tabs>
-          <w:tab w:val="left" w:pos="4536"/>
-        </w:tabs>
-        <w:jc w:val="both"/>
-        <w:rPr>
-          <w:rFonts w:ascii="Arial" w:eastAsia="Times New Roman" w:hAnsi="Arial" w:cs="Arial"/>
-          <w:b/>
-          <w:lang w:val="en-US"/>
-        </w:rPr>
-      </w:pPr>
-      <w:r>
-        <w:rPr>
-          <w:rFonts w:ascii="Arial" w:eastAsia="Times New Roman" w:hAnsi="Arial" w:cs="Arial"/>
-          <w:b/>
-          <w:lang w:val="en-US"/>
-        </w:rPr>
-        <w:t>Summary of Academic Functioning</w:t>
-      </w:r>
-    </w:p>
-    <w:p>
-      <w:pPr>
-        <w:pStyle w:val="Default"/>
-        <w:tabs>
-          <w:tab w:val="left" w:pos="4536"/>
-        </w:tabs>
-        <w:jc w:val="both"/>
-        <w:rPr>
-          <w:rFonts w:ascii="Arial" w:eastAsia="Times New Roman" w:hAnsi="Arial" w:cs="Arial"/>
-          <w:b/>
-          <w:lang w:val="en-US"/>
-        </w:rPr>
-      </w:pPr>
-    </w:p>
-    <w:p>
-      <w:pPr>
-        <w:rPr>
+        <w:spacing w:after="0" w:line="240" w:lineRule="auto"/>
+        <w:jc w:val="both"/>
+        <w:rPr>
+          <w:rFonts w:ascii="Arial" w:eastAsia="Times New Roman" w:hAnsi="Arial" w:cs="Arial"/>
           <w:sz w:val="24"/>
           <w:szCs w:val="24"/>
           <w:lang w:val="en-US"/>
@@ -16997,6 +17335,17 @@
     </w:p>
     <w:p>
       <w:pPr>
+        <w:spacing w:after="0" w:line="240" w:lineRule="auto"/>
+        <w:jc w:val="both"/>
+        <w:rPr>
+          <w:sz w:val="24"/>
+          <w:szCs w:val="24"/>
+          <w:lang w:val="en-US"/>
+        </w:rPr>
+      </w:pPr>
+    </w:p>
+    <w:p>
+      <w:pPr>
         <w:pStyle w:val="Default"/>
         <w:tabs>
           <w:tab w:val="left" w:pos="4536"/>
@@ -17234,7 +17583,17 @@
           <w:highlight w:val="yellow"/>
           <w:lang w:val="en-US"/>
         </w:rPr>
-        <w:t>The differences between scores was significant and individual subtests should be used when evaluating scores</w:t>
+        <w:t xml:space="preserve">The differences between scores was significant and individual subtests should be used </w:t>
+      </w:r>
+      <w:r>
+        <w:rPr>
+          <w:rFonts w:ascii="Arial" w:eastAsia="Times New Roman" w:hAnsi="Arial" w:cs="Arial"/>
+          <w:bCs/>
+          <w:highlight w:val="yellow"/>
+          <w:lang w:val="en-US"/>
+        </w:rPr>
+        <w:lastRenderedPageBreak/>
+        <w:t>when evaluating scores</w:t>
       </w:r>
       <w:r>
         <w:rPr>
@@ -17592,7 +17951,6 @@
                 <w:szCs w:val="20"/>
                 <w:lang w:val="en-GB"/>
               </w:rPr>
-              <w:lastRenderedPageBreak/>
               <w:t>Verbal Memory Index</w:t>
             </w:r>
           </w:p>
@@ -17743,7 +18101,7 @@
                 <w:tab w:val="left" w:pos="4680"/>
                 <w:tab w:val="left" w:pos="5400"/>
               </w:tabs>
-              <w:jc w:val="center"/>
+              <w:jc w:val="both"/>
               <w:rPr>
                 <w:rFonts w:ascii="Arial" w:hAnsi="Arial" w:cs="Arial"/>
                 <w:b/>
@@ -17887,7 +18245,7 @@
                 <w:tab w:val="left" w:pos="4680"/>
                 <w:tab w:val="left" w:pos="5400"/>
               </w:tabs>
-              <w:jc w:val="center"/>
+              <w:jc w:val="both"/>
               <w:rPr>
                 <w:rFonts w:ascii="Arial" w:hAnsi="Arial" w:cs="Arial"/>
                 <w:sz w:val="20"/>
@@ -18029,7 +18387,7 @@
                 <w:tab w:val="left" w:pos="4680"/>
                 <w:tab w:val="left" w:pos="5400"/>
               </w:tabs>
-              <w:jc w:val="center"/>
+              <w:jc w:val="both"/>
               <w:rPr>
                 <w:rFonts w:ascii="Arial" w:hAnsi="Arial" w:cs="Arial"/>
                 <w:sz w:val="20"/>
@@ -18171,7 +18529,7 @@
                 <w:tab w:val="left" w:pos="4680"/>
                 <w:tab w:val="left" w:pos="5400"/>
               </w:tabs>
-              <w:jc w:val="center"/>
+              <w:jc w:val="both"/>
               <w:rPr>
                 <w:rFonts w:ascii="Arial" w:hAnsi="Arial" w:cs="Arial"/>
                 <w:sz w:val="20"/>
@@ -18317,7 +18675,7 @@
                 <w:tab w:val="left" w:pos="4680"/>
                 <w:tab w:val="left" w:pos="5400"/>
               </w:tabs>
-              <w:jc w:val="center"/>
+              <w:jc w:val="both"/>
               <w:rPr>
                 <w:rFonts w:ascii="Arial" w:hAnsi="Arial" w:cs="Arial"/>
                 <w:sz w:val="20"/>
@@ -18475,7 +18833,7 @@
                 <w:tab w:val="left" w:pos="4680"/>
                 <w:tab w:val="left" w:pos="5400"/>
               </w:tabs>
-              <w:jc w:val="center"/>
+              <w:jc w:val="both"/>
               <w:rPr>
                 <w:rFonts w:ascii="Arial" w:hAnsi="Arial" w:cs="Arial"/>
                 <w:b/>
@@ -18619,7 +18977,7 @@
                 <w:tab w:val="left" w:pos="4680"/>
                 <w:tab w:val="left" w:pos="5400"/>
               </w:tabs>
-              <w:jc w:val="center"/>
+              <w:jc w:val="both"/>
               <w:rPr>
                 <w:rFonts w:ascii="Arial" w:hAnsi="Arial" w:cs="Arial"/>
                 <w:sz w:val="20"/>
@@ -18761,7 +19119,7 @@
                 <w:tab w:val="left" w:pos="4680"/>
                 <w:tab w:val="left" w:pos="5400"/>
               </w:tabs>
-              <w:jc w:val="center"/>
+              <w:jc w:val="both"/>
               <w:rPr>
                 <w:rFonts w:ascii="Arial" w:hAnsi="Arial" w:cs="Arial"/>
                 <w:sz w:val="20"/>
@@ -18903,7 +19261,7 @@
                 <w:tab w:val="left" w:pos="4680"/>
                 <w:tab w:val="left" w:pos="5400"/>
               </w:tabs>
-              <w:jc w:val="center"/>
+              <w:jc w:val="both"/>
               <w:rPr>
                 <w:rFonts w:ascii="Arial" w:hAnsi="Arial" w:cs="Arial"/>
                 <w:sz w:val="20"/>
@@ -19045,7 +19403,7 @@
                 <w:tab w:val="left" w:pos="4680"/>
                 <w:tab w:val="left" w:pos="5400"/>
               </w:tabs>
-              <w:jc w:val="center"/>
+              <w:jc w:val="both"/>
               <w:rPr>
                 <w:rFonts w:ascii="Arial" w:hAnsi="Arial" w:cs="Arial"/>
                 <w:sz w:val="20"/>
@@ -19203,7 +19561,7 @@
                 <w:tab w:val="left" w:pos="4680"/>
                 <w:tab w:val="left" w:pos="5400"/>
               </w:tabs>
-              <w:jc w:val="center"/>
+              <w:jc w:val="both"/>
               <w:rPr>
                 <w:rFonts w:ascii="Arial" w:hAnsi="Arial" w:cs="Arial"/>
                 <w:b/>
@@ -19347,7 +19705,7 @@
                 <w:tab w:val="left" w:pos="4680"/>
                 <w:tab w:val="left" w:pos="5400"/>
               </w:tabs>
-              <w:jc w:val="center"/>
+              <w:jc w:val="both"/>
               <w:rPr>
                 <w:rFonts w:ascii="Arial" w:hAnsi="Arial" w:cs="Arial"/>
                 <w:sz w:val="20"/>
@@ -19489,7 +19847,7 @@
                 <w:tab w:val="left" w:pos="4680"/>
                 <w:tab w:val="left" w:pos="5400"/>
               </w:tabs>
-              <w:jc w:val="center"/>
+              <w:jc w:val="both"/>
               <w:rPr>
                 <w:rFonts w:ascii="Arial" w:hAnsi="Arial" w:cs="Arial"/>
                 <w:sz w:val="20"/>
@@ -19631,7 +19989,7 @@
                 <w:tab w:val="left" w:pos="4680"/>
                 <w:tab w:val="left" w:pos="5400"/>
               </w:tabs>
-              <w:jc w:val="center"/>
+              <w:jc w:val="both"/>
               <w:rPr>
                 <w:rFonts w:ascii="Arial" w:hAnsi="Arial" w:cs="Arial"/>
                 <w:sz w:val="20"/>
@@ -19777,7 +20135,7 @@
                 <w:tab w:val="left" w:pos="4680"/>
                 <w:tab w:val="left" w:pos="5400"/>
               </w:tabs>
-              <w:jc w:val="center"/>
+              <w:jc w:val="both"/>
               <w:rPr>
                 <w:rFonts w:ascii="Arial" w:hAnsi="Arial" w:cs="Arial"/>
                 <w:sz w:val="20"/>
@@ -19935,7 +20293,7 @@
                 <w:tab w:val="left" w:pos="4680"/>
                 <w:tab w:val="left" w:pos="5400"/>
               </w:tabs>
-              <w:jc w:val="center"/>
+              <w:jc w:val="both"/>
               <w:rPr>
                 <w:rFonts w:ascii="Arial" w:hAnsi="Arial" w:cs="Arial"/>
                 <w:b/>
@@ -19984,6 +20342,7 @@
                 <w:szCs w:val="20"/>
                 <w:lang w:val="en-GB"/>
               </w:rPr>
+              <w:lastRenderedPageBreak/>
               <w:t>Lists Delayed</w:t>
             </w:r>
           </w:p>
@@ -20079,7 +20438,7 @@
                 <w:tab w:val="left" w:pos="4680"/>
                 <w:tab w:val="left" w:pos="5400"/>
               </w:tabs>
-              <w:jc w:val="center"/>
+              <w:jc w:val="both"/>
               <w:rPr>
                 <w:rFonts w:ascii="Arial" w:hAnsi="Arial" w:cs="Arial"/>
                 <w:sz w:val="20"/>
@@ -20225,7 +20584,7 @@
                 <w:tab w:val="left" w:pos="4680"/>
                 <w:tab w:val="left" w:pos="5400"/>
               </w:tabs>
-              <w:jc w:val="center"/>
+              <w:jc w:val="both"/>
               <w:rPr>
                 <w:rFonts w:ascii="Arial" w:hAnsi="Arial" w:cs="Arial"/>
                 <w:sz w:val="20"/>
@@ -20273,7 +20632,6 @@
                 <w:szCs w:val="20"/>
                 <w:lang w:val="en-GB"/>
               </w:rPr>
-              <w:lastRenderedPageBreak/>
               <w:t>Instructions Delayed</w:t>
             </w:r>
           </w:p>
@@ -20372,7 +20730,7 @@
                 <w:tab w:val="left" w:pos="4680"/>
                 <w:tab w:val="left" w:pos="5400"/>
               </w:tabs>
-              <w:jc w:val="center"/>
+              <w:jc w:val="both"/>
               <w:rPr>
                 <w:rFonts w:ascii="Arial" w:hAnsi="Arial" w:cs="Arial"/>
                 <w:sz w:val="20"/>
@@ -20514,7 +20872,7 @@
                 <w:tab w:val="left" w:pos="4680"/>
                 <w:tab w:val="left" w:pos="5400"/>
               </w:tabs>
-              <w:jc w:val="center"/>
+              <w:jc w:val="both"/>
               <w:rPr>
                 <w:rFonts w:ascii="Arial" w:hAnsi="Arial" w:cs="Arial"/>
                 <w:sz w:val="20"/>
@@ -20672,7 +21030,7 @@
                 <w:tab w:val="left" w:pos="4680"/>
                 <w:tab w:val="left" w:pos="5400"/>
               </w:tabs>
-              <w:jc w:val="center"/>
+              <w:jc w:val="both"/>
               <w:rPr>
                 <w:rFonts w:ascii="Arial" w:hAnsi="Arial" w:cs="Arial"/>
                 <w:b/>
@@ -20831,7 +21189,7 @@
                 <w:tab w:val="left" w:pos="4680"/>
                 <w:tab w:val="left" w:pos="5400"/>
               </w:tabs>
-              <w:jc w:val="center"/>
+              <w:jc w:val="both"/>
               <w:rPr>
                 <w:rFonts w:ascii="Arial" w:hAnsi="Arial" w:cs="Arial"/>
                 <w:sz w:val="20"/>
@@ -20973,7 +21331,7 @@
                 <w:tab w:val="left" w:pos="4680"/>
                 <w:tab w:val="left" w:pos="5400"/>
               </w:tabs>
-              <w:jc w:val="center"/>
+              <w:jc w:val="both"/>
               <w:rPr>
                 <w:rFonts w:ascii="Arial" w:hAnsi="Arial" w:cs="Arial"/>
                 <w:sz w:val="20"/>
@@ -21128,7 +21486,7 @@
                 <w:tab w:val="left" w:pos="4680"/>
                 <w:tab w:val="left" w:pos="5400"/>
               </w:tabs>
-              <w:jc w:val="center"/>
+              <w:jc w:val="both"/>
               <w:rPr>
                 <w:rFonts w:ascii="Arial" w:hAnsi="Arial" w:cs="Arial"/>
                 <w:b/>
@@ -21285,7 +21643,7 @@
                 <w:tab w:val="left" w:pos="4680"/>
                 <w:tab w:val="left" w:pos="5400"/>
               </w:tabs>
-              <w:jc w:val="center"/>
+              <w:jc w:val="both"/>
               <w:rPr>
                 <w:rFonts w:ascii="Arial" w:hAnsi="Arial" w:cs="Arial"/>
                 <w:b/>
@@ -21337,7 +21695,7 @@
           <w:lang w:val="en-US"/>
         </w:rPr>
       </w:pPr>
-      <w:bookmarkStart w:id="3" w:name="_Hlk128684967"/>
+      <w:bookmarkStart w:id="4" w:name="_Hlk128684967"/>
       <w:r>
         <w:rPr>
           <w:rFonts w:ascii="Arial" w:eastAsia="Times New Roman" w:hAnsi="Arial" w:cs="Arial"/>
@@ -22113,6 +22471,7 @@
           <w:bCs/>
           <w:lang w:val="en-US"/>
         </w:rPr>
+        <w:lastRenderedPageBreak/>
         <w:t>Classification</w:t>
       </w:r>
       <w:r>
@@ -22346,17 +22705,7 @@
           <w:highlight w:val="yellow"/>
           <w:lang w:val="en-US"/>
         </w:rPr>
-        <w:t xml:space="preserve">relatively </w:t>
-      </w:r>
-      <w:r>
-        <w:rPr>
-          <w:rFonts w:ascii="Arial" w:eastAsia="Times New Roman" w:hAnsi="Arial" w:cs="Arial"/>
-          <w:bCs/>
-          <w:highlight w:val="yellow"/>
-          <w:lang w:val="en-US"/>
-        </w:rPr>
-        <w:lastRenderedPageBreak/>
-        <w:t>similar to</w:t>
+        <w:t>relatively similar to</w:t>
       </w:r>
       <w:r>
         <w:rPr>
@@ -22824,7 +23173,7 @@
         </w:rPr>
         <w:t xml:space="preserve">, John’s memory profile based on the ChAMP suggests </w:t>
       </w:r>
-      <w:bookmarkEnd w:id="3"/>
+      <w:bookmarkEnd w:id="4"/>
       <w:r>
         <w:rPr>
           <w:rFonts w:ascii="Arial" w:eastAsia="Times New Roman" w:hAnsi="Arial" w:cs="Arial"/>
@@ -23008,7 +23357,14 @@
         <w:rPr>
           <w:rFonts w:ascii="Arial" w:hAnsi="Arial" w:cs="Arial"/>
         </w:rPr>
-        <w:t xml:space="preserve"> task is best defined as interpreting visual stimuli, the intermediate step between simple visual sensation and cognition. As such, VP is visual acuity or sensation. Normal human child development up to age three focuses on “wholes” with little attention to detail. Around age 4 to 5 the focus shifts to “parts” and to “details” by age six. By age nine there is usually more integration of well-differentiated parts into wholes. These are ‘rough foci’ of attention.</w:t>
+        <w:t xml:space="preserve"> task is best defined as interpreting visual stimuli, the intermediate step between simple visual sensation and cognition. As such, VP is visual acuity or sensation. Normal human child development up to age three focuses on “wholes” with little attention to detail. Around age 4 to 5 the focus shifts to “parts” and to “details” by age six. By </w:t>
+      </w:r>
+      <w:r>
+        <w:rPr>
+          <w:rFonts w:ascii="Arial" w:hAnsi="Arial" w:cs="Arial"/>
+        </w:rPr>
+        <w:lastRenderedPageBreak/>
+        <w:t>age nine there is usually more integration of well-differentiated parts into wholes. These are ‘rough foci’ of attention.</w:t>
       </w:r>
     </w:p>
     <w:p>
@@ -23054,14 +23410,7 @@
         <w:rPr>
           <w:rFonts w:ascii="Arial" w:hAnsi="Arial" w:cs="Arial"/>
         </w:rPr>
-        <w:t xml:space="preserve"> task is best defined as a developmental task that involves motor manipulation that progresses developmentally from generalised to more </w:t>
-      </w:r>
-      <w:r>
-        <w:rPr>
-          <w:rFonts w:ascii="Arial" w:hAnsi="Arial" w:cs="Arial"/>
-        </w:rPr>
-        <w:lastRenderedPageBreak/>
-        <w:t>specific. While visual perception cannot be completely eliminated from this task, the visual-perceptual demands are greatly reduced.</w:t>
+        <w:t xml:space="preserve"> task is best defined as a developmental task that involves motor manipulation that progresses developmentally from generalised to more specific. While visual perception cannot be completely eliminated from this task, the visual-perceptual demands are greatly reduced.</w:t>
       </w:r>
     </w:p>
     <w:p>
@@ -24292,14 +24641,7 @@
         <w:rPr>
           <w:rFonts w:ascii="Arial" w:hAnsi="Arial" w:cs="Arial"/>
         </w:rPr>
-        <w:t xml:space="preserve">The Conners CPT 3 performs a validity check based on the number of hits and omission errors committed, as well as a self-diagnostic check of the accuracy of the timing of each administration. If there is an insufficient number of hits to compute scores, and/or if the omission error rate exceeds 25%, these issues will be noted. Also, the program will issue a warning </w:t>
-      </w:r>
-      <w:r>
-        <w:rPr>
-          <w:rFonts w:ascii="Arial" w:hAnsi="Arial" w:cs="Arial"/>
-        </w:rPr>
-        <w:lastRenderedPageBreak/>
-        <w:t xml:space="preserve">message noting that the administration was invalid if a timing issue is detected. There was no indication of any validity issues; </w:t>
+        <w:t xml:space="preserve">The Conners CPT 3 performs a validity check based on the number of hits and omission errors committed, as well as a self-diagnostic check of the accuracy of the timing of each administration. If there is an insufficient number of hits to compute scores, and/or if the omission error rate exceeds 25%, these issues will be noted. Also, the program will issue a warning message noting that the administration was invalid if a timing issue is detected. There was no indication of any validity issues; </w:t>
       </w:r>
       <w:r>
         <w:rPr>
@@ -24601,6 +24943,7 @@
                 <w:tab w:val="left" w:pos="4536"/>
               </w:tabs>
               <w:spacing w:after="0"/>
+              <w:jc w:val="both"/>
               <w:rPr>
                 <w:rFonts w:ascii="Arial" w:hAnsi="Arial" w:cs="Arial"/>
                 <w:b/>
@@ -24637,6 +24980,7 @@
                 <w:tab w:val="left" w:pos="4536"/>
               </w:tabs>
               <w:spacing w:after="0"/>
+              <w:jc w:val="both"/>
               <w:rPr>
                 <w:rFonts w:ascii="Arial" w:hAnsi="Arial" w:cs="Arial"/>
                 <w:b/>
@@ -24670,6 +25014,7 @@
                 <w:tab w:val="left" w:pos="4536"/>
               </w:tabs>
               <w:spacing w:after="0"/>
+              <w:jc w:val="both"/>
               <w:rPr>
                 <w:rFonts w:ascii="Arial" w:hAnsi="Arial" w:cs="Arial"/>
                 <w:b/>
@@ -24703,6 +25048,7 @@
                 <w:tab w:val="left" w:pos="4536"/>
               </w:tabs>
               <w:spacing w:after="0"/>
+              <w:jc w:val="both"/>
               <w:rPr>
                 <w:rFonts w:ascii="Arial" w:hAnsi="Arial" w:cs="Arial"/>
                 <w:b/>
@@ -24736,6 +25082,7 @@
                 <w:tab w:val="left" w:pos="4536"/>
               </w:tabs>
               <w:spacing w:after="0"/>
+              <w:jc w:val="both"/>
               <w:rPr>
                 <w:rFonts w:ascii="Arial" w:hAnsi="Arial" w:cs="Arial"/>
                 <w:b/>
@@ -24779,6 +25126,7 @@
                 <w:tab w:val="left" w:pos="4536"/>
               </w:tabs>
               <w:spacing w:after="0"/>
+              <w:jc w:val="both"/>
               <w:rPr>
                 <w:rFonts w:ascii="Arial" w:hAnsi="Arial" w:cs="Arial"/>
                 <w:b/>
@@ -24812,6 +25160,7 @@
                 <w:tab w:val="left" w:pos="4536"/>
               </w:tabs>
               <w:spacing w:after="0"/>
+              <w:jc w:val="both"/>
               <w:rPr>
                 <w:rFonts w:ascii="Arial" w:hAnsi="Arial" w:cs="Arial"/>
                 <w:b/>
@@ -24849,6 +25198,7 @@
                 <w:tab w:val="left" w:pos="4536"/>
               </w:tabs>
               <w:spacing w:after="0"/>
+              <w:jc w:val="both"/>
               <w:rPr>
                 <w:rFonts w:ascii="Arial" w:hAnsi="Arial" w:cs="Arial"/>
                 <w:sz w:val="20"/>
@@ -24880,6 +25230,7 @@
                 <w:tab w:val="left" w:pos="4536"/>
               </w:tabs>
               <w:spacing w:after="0"/>
+              <w:jc w:val="both"/>
               <w:rPr>
                 <w:rFonts w:ascii="Arial" w:hAnsi="Arial" w:cs="Arial"/>
                 <w:sz w:val="20"/>
@@ -24908,6 +25259,7 @@
                 <w:tab w:val="left" w:pos="4536"/>
               </w:tabs>
               <w:spacing w:after="0"/>
+              <w:jc w:val="both"/>
               <w:rPr>
                 <w:rFonts w:ascii="Arial" w:hAnsi="Arial" w:cs="Arial"/>
                 <w:sz w:val="20"/>
@@ -24936,6 +25288,7 @@
                 <w:tab w:val="left" w:pos="4536"/>
               </w:tabs>
               <w:spacing w:after="0"/>
+              <w:jc w:val="both"/>
               <w:rPr>
                 <w:rFonts w:ascii="Arial" w:hAnsi="Arial" w:cs="Arial"/>
                 <w:sz w:val="20"/>
@@ -24964,6 +25317,7 @@
                 <w:tab w:val="left" w:pos="4536"/>
               </w:tabs>
               <w:spacing w:after="0"/>
+              <w:jc w:val="both"/>
               <w:rPr>
                 <w:rFonts w:ascii="Arial" w:hAnsi="Arial" w:cs="Arial"/>
                 <w:sz w:val="20"/>
@@ -24992,6 +25346,7 @@
                 <w:tab w:val="left" w:pos="4536"/>
               </w:tabs>
               <w:spacing w:after="0"/>
+              <w:jc w:val="both"/>
               <w:rPr>
                 <w:rFonts w:ascii="Arial" w:hAnsi="Arial" w:cs="Arial"/>
                 <w:sz w:val="20"/>
@@ -25020,6 +25375,7 @@
                 <w:tab w:val="left" w:pos="4536"/>
               </w:tabs>
               <w:spacing w:after="0"/>
+              <w:jc w:val="both"/>
               <w:rPr>
                 <w:rFonts w:ascii="Arial" w:hAnsi="Arial" w:cs="Arial"/>
                 <w:sz w:val="20"/>
@@ -25053,6 +25409,7 @@
                 <w:tab w:val="left" w:pos="4536"/>
               </w:tabs>
               <w:spacing w:after="0"/>
+              <w:jc w:val="both"/>
               <w:rPr>
                 <w:rFonts w:ascii="Arial" w:hAnsi="Arial" w:cs="Arial"/>
                 <w:sz w:val="20"/>
@@ -25084,6 +25441,7 @@
                 <w:tab w:val="left" w:pos="4536"/>
               </w:tabs>
               <w:spacing w:after="0"/>
+              <w:jc w:val="both"/>
               <w:rPr>
                 <w:rFonts w:ascii="Arial" w:hAnsi="Arial" w:cs="Arial"/>
                 <w:sz w:val="20"/>
@@ -25138,6 +25496,7 @@
                 <w:tab w:val="left" w:pos="4536"/>
               </w:tabs>
               <w:spacing w:after="0"/>
+              <w:jc w:val="both"/>
               <w:rPr>
                 <w:rFonts w:ascii="Arial" w:hAnsi="Arial" w:cs="Arial"/>
                 <w:sz w:val="20"/>
@@ -25192,6 +25551,7 @@
                 <w:tab w:val="left" w:pos="4536"/>
               </w:tabs>
               <w:spacing w:after="0"/>
+              <w:jc w:val="both"/>
               <w:rPr>
                 <w:rFonts w:ascii="Arial" w:hAnsi="Arial" w:cs="Arial"/>
                 <w:sz w:val="20"/>
@@ -25246,6 +25606,7 @@
                 <w:tab w:val="left" w:pos="4536"/>
               </w:tabs>
               <w:spacing w:after="0"/>
+              <w:jc w:val="both"/>
               <w:rPr>
                 <w:rFonts w:ascii="Arial" w:hAnsi="Arial" w:cs="Arial"/>
                 <w:sz w:val="20"/>
@@ -25308,6 +25669,7 @@
                 <w:tab w:val="left" w:pos="4536"/>
               </w:tabs>
               <w:spacing w:after="0"/>
+              <w:jc w:val="both"/>
               <w:rPr>
                 <w:rFonts w:ascii="Arial" w:hAnsi="Arial" w:cs="Arial"/>
                 <w:sz w:val="20"/>
@@ -25370,6 +25732,7 @@
                 <w:tab w:val="left" w:pos="4536"/>
               </w:tabs>
               <w:spacing w:after="0"/>
+              <w:jc w:val="both"/>
               <w:rPr>
                 <w:rFonts w:ascii="Arial" w:hAnsi="Arial" w:cs="Arial"/>
                 <w:sz w:val="20"/>
@@ -25437,6 +25800,7 @@
                 <w:tab w:val="left" w:pos="4536"/>
               </w:tabs>
               <w:spacing w:after="0"/>
+              <w:jc w:val="both"/>
               <w:rPr>
                 <w:rFonts w:ascii="Arial" w:hAnsi="Arial" w:cs="Arial"/>
                 <w:sz w:val="20"/>
@@ -25468,6 +25832,7 @@
                 <w:tab w:val="left" w:pos="4536"/>
               </w:tabs>
               <w:spacing w:after="0"/>
+              <w:jc w:val="both"/>
               <w:rPr>
                 <w:rFonts w:ascii="Arial" w:hAnsi="Arial" w:cs="Arial"/>
                 <w:sz w:val="20"/>
@@ -25512,6 +25877,7 @@
                 <w:tab w:val="left" w:pos="4536"/>
               </w:tabs>
               <w:spacing w:after="0"/>
+              <w:jc w:val="both"/>
               <w:rPr>
                 <w:rFonts w:ascii="Arial" w:hAnsi="Arial" w:cs="Arial"/>
                 <w:sz w:val="20"/>
@@ -25540,7 +25906,16 @@
                 <w:sz w:val="20"/>
                 <w:szCs w:val="20"/>
               </w:rPr>
-              <w:t xml:space="preserve">  Classification}}</w:t>
+              <w:t xml:space="preserve">  </w:t>
+            </w:r>
+            <w:r>
+              <w:rPr>
+                <w:rFonts w:ascii="Arial" w:hAnsi="Arial" w:cs="Arial"/>
+                <w:sz w:val="20"/>
+                <w:szCs w:val="20"/>
+              </w:rPr>
+              <w:lastRenderedPageBreak/>
+              <w:t>Classification}}</w:t>
             </w:r>
           </w:p>
         </w:tc>
@@ -25556,18 +25931,20 @@
                 <w:tab w:val="left" w:pos="4536"/>
               </w:tabs>
               <w:spacing w:after="0"/>
-              <w:rPr>
-                <w:rFonts w:ascii="Arial" w:hAnsi="Arial" w:cs="Arial"/>
-                <w:sz w:val="20"/>
-                <w:szCs w:val="20"/>
-              </w:rPr>
-            </w:pPr>
-            <w:r>
-              <w:rPr>
-                <w:rFonts w:ascii="Arial" w:hAnsi="Arial" w:cs="Arial"/>
-                <w:sz w:val="20"/>
-                <w:szCs w:val="20"/>
-              </w:rPr>
+              <w:jc w:val="both"/>
+              <w:rPr>
+                <w:rFonts w:ascii="Arial" w:hAnsi="Arial" w:cs="Arial"/>
+                <w:sz w:val="20"/>
+                <w:szCs w:val="20"/>
+              </w:rPr>
+            </w:pPr>
+            <w:r>
+              <w:rPr>
+                <w:rFonts w:ascii="Arial" w:hAnsi="Arial" w:cs="Arial"/>
+                <w:sz w:val="20"/>
+                <w:szCs w:val="20"/>
+              </w:rPr>
+              <w:lastRenderedPageBreak/>
               <w:t xml:space="preserve">{{CEFI </w:t>
             </w:r>
             <w:r>
@@ -25600,6 +25977,7 @@
                 <w:tab w:val="left" w:pos="4536"/>
               </w:tabs>
               <w:spacing w:after="0"/>
+              <w:jc w:val="both"/>
               <w:rPr>
                 <w:rFonts w:ascii="Arial" w:hAnsi="Arial" w:cs="Arial"/>
                 <w:sz w:val="20"/>
@@ -25636,6 +26014,7 @@
                 <w:sz w:val="20"/>
                 <w:szCs w:val="20"/>
               </w:rPr>
+              <w:lastRenderedPageBreak/>
               <w:t>Flexibility</w:t>
             </w:r>
             <w:r>
@@ -25660,18 +26039,20 @@
                 <w:tab w:val="left" w:pos="4536"/>
               </w:tabs>
               <w:spacing w:after="0"/>
-              <w:rPr>
-                <w:rFonts w:ascii="Arial" w:hAnsi="Arial" w:cs="Arial"/>
-                <w:sz w:val="20"/>
-                <w:szCs w:val="20"/>
-              </w:rPr>
-            </w:pPr>
-            <w:r>
-              <w:rPr>
-                <w:rFonts w:ascii="Arial" w:hAnsi="Arial" w:cs="Arial"/>
-                <w:sz w:val="20"/>
-                <w:szCs w:val="20"/>
-              </w:rPr>
+              <w:jc w:val="both"/>
+              <w:rPr>
+                <w:rFonts w:ascii="Arial" w:hAnsi="Arial" w:cs="Arial"/>
+                <w:sz w:val="20"/>
+                <w:szCs w:val="20"/>
+              </w:rPr>
+            </w:pPr>
+            <w:r>
+              <w:rPr>
+                <w:rFonts w:ascii="Arial" w:hAnsi="Arial" w:cs="Arial"/>
+                <w:sz w:val="20"/>
+                <w:szCs w:val="20"/>
+              </w:rPr>
+              <w:lastRenderedPageBreak/>
               <w:t xml:space="preserve">{{CEFI </w:t>
             </w:r>
             <w:r>
@@ -25704,7 +26085,16 @@
                 <w:sz w:val="20"/>
                 <w:szCs w:val="20"/>
               </w:rPr>
-              <w:t xml:space="preserve">  Classification}}</w:t>
+              <w:t xml:space="preserve">  </w:t>
+            </w:r>
+            <w:r>
+              <w:rPr>
+                <w:rFonts w:ascii="Arial" w:hAnsi="Arial" w:cs="Arial"/>
+                <w:sz w:val="20"/>
+                <w:szCs w:val="20"/>
+              </w:rPr>
+              <w:lastRenderedPageBreak/>
+              <w:t>Classification}}</w:t>
             </w:r>
           </w:p>
         </w:tc>
@@ -25720,18 +26110,20 @@
                 <w:tab w:val="left" w:pos="4536"/>
               </w:tabs>
               <w:spacing w:after="0"/>
-              <w:rPr>
-                <w:rFonts w:ascii="Arial" w:hAnsi="Arial" w:cs="Arial"/>
-                <w:sz w:val="20"/>
-                <w:szCs w:val="20"/>
-              </w:rPr>
-            </w:pPr>
-            <w:r>
-              <w:rPr>
-                <w:rFonts w:ascii="Arial" w:hAnsi="Arial" w:cs="Arial"/>
-                <w:sz w:val="20"/>
-                <w:szCs w:val="20"/>
-              </w:rPr>
+              <w:jc w:val="both"/>
+              <w:rPr>
+                <w:rFonts w:ascii="Arial" w:hAnsi="Arial" w:cs="Arial"/>
+                <w:sz w:val="20"/>
+                <w:szCs w:val="20"/>
+              </w:rPr>
+            </w:pPr>
+            <w:r>
+              <w:rPr>
+                <w:rFonts w:ascii="Arial" w:hAnsi="Arial" w:cs="Arial"/>
+                <w:sz w:val="20"/>
+                <w:szCs w:val="20"/>
+              </w:rPr>
+              <w:lastRenderedPageBreak/>
               <w:t xml:space="preserve">{{CEFI  Teacher </w:t>
             </w:r>
             <w:r>
@@ -25740,7 +26132,16 @@
                 <w:sz w:val="20"/>
                 <w:szCs w:val="20"/>
               </w:rPr>
-              <w:t xml:space="preserve"> Flexibility</w:t>
+              <w:t xml:space="preserve"> </w:t>
+            </w:r>
+            <w:r>
+              <w:rPr>
+                <w:rFonts w:ascii="Arial" w:hAnsi="Arial" w:cs="Arial"/>
+                <w:sz w:val="20"/>
+                <w:szCs w:val="20"/>
+              </w:rPr>
+              <w:lastRenderedPageBreak/>
+              <w:t>Flexibility</w:t>
             </w:r>
             <w:r>
               <w:rPr>
@@ -25769,6 +26170,7 @@
                 <w:tab w:val="left" w:pos="4536"/>
               </w:tabs>
               <w:spacing w:after="0"/>
+              <w:jc w:val="both"/>
               <w:rPr>
                 <w:rFonts w:ascii="Arial" w:hAnsi="Arial" w:cs="Arial"/>
                 <w:sz w:val="20"/>
@@ -25800,6 +26202,7 @@
                 <w:tab w:val="left" w:pos="4536"/>
               </w:tabs>
               <w:spacing w:after="0"/>
+              <w:jc w:val="both"/>
               <w:rPr>
                 <w:rFonts w:ascii="Arial" w:hAnsi="Arial" w:cs="Arial"/>
                 <w:sz w:val="20"/>
@@ -25854,6 +26257,7 @@
                 <w:tab w:val="left" w:pos="4536"/>
               </w:tabs>
               <w:spacing w:after="0"/>
+              <w:jc w:val="both"/>
               <w:rPr>
                 <w:rFonts w:ascii="Arial" w:hAnsi="Arial" w:cs="Arial"/>
                 <w:sz w:val="20"/>
@@ -25892,16 +26296,7 @@
                 <w:sz w:val="20"/>
                 <w:szCs w:val="20"/>
               </w:rPr>
-              <w:t xml:space="preserve">  </w:t>
-            </w:r>
-            <w:r>
-              <w:rPr>
-                <w:rFonts w:ascii="Arial" w:hAnsi="Arial" w:cs="Arial"/>
-                <w:sz w:val="20"/>
-                <w:szCs w:val="20"/>
-              </w:rPr>
-              <w:lastRenderedPageBreak/>
-              <w:t>Classification}}</w:t>
+              <w:t xml:space="preserve">  Classification}}</w:t>
             </w:r>
           </w:p>
         </w:tc>
@@ -25917,19 +26312,19 @@
                 <w:tab w:val="left" w:pos="4536"/>
               </w:tabs>
               <w:spacing w:after="0"/>
-              <w:rPr>
-                <w:rFonts w:ascii="Arial" w:hAnsi="Arial" w:cs="Arial"/>
-                <w:sz w:val="20"/>
-                <w:szCs w:val="20"/>
-              </w:rPr>
-            </w:pPr>
-            <w:r>
-              <w:rPr>
-                <w:rFonts w:ascii="Arial" w:hAnsi="Arial" w:cs="Arial"/>
-                <w:sz w:val="20"/>
-                <w:szCs w:val="20"/>
-              </w:rPr>
-              <w:lastRenderedPageBreak/>
+              <w:jc w:val="both"/>
+              <w:rPr>
+                <w:rFonts w:ascii="Arial" w:hAnsi="Arial" w:cs="Arial"/>
+                <w:sz w:val="20"/>
+                <w:szCs w:val="20"/>
+              </w:rPr>
+            </w:pPr>
+            <w:r>
+              <w:rPr>
+                <w:rFonts w:ascii="Arial" w:hAnsi="Arial" w:cs="Arial"/>
+                <w:sz w:val="20"/>
+                <w:szCs w:val="20"/>
+              </w:rPr>
               <w:t xml:space="preserve">{{CEFI </w:t>
             </w:r>
             <w:r>
@@ -25972,6 +26367,7 @@
                 <w:tab w:val="left" w:pos="4536"/>
               </w:tabs>
               <w:spacing w:after="0"/>
+              <w:jc w:val="both"/>
               <w:rPr>
                 <w:rFonts w:ascii="Arial" w:hAnsi="Arial" w:cs="Arial"/>
                 <w:sz w:val="20"/>
@@ -26009,16 +26405,7 @@
                 <w:sz w:val="20"/>
                 <w:szCs w:val="20"/>
               </w:rPr>
-              <w:t>InhibitoryCon</w:t>
-            </w:r>
-            <w:r>
-              <w:rPr>
-                <w:rFonts w:ascii="Arial" w:hAnsi="Arial" w:cs="Arial"/>
-                <w:sz w:val="20"/>
-                <w:szCs w:val="20"/>
-              </w:rPr>
-              <w:lastRenderedPageBreak/>
-              <w:t>trol</w:t>
+              <w:t>InhibitoryControl</w:t>
             </w:r>
             <w:proofErr w:type="spellEnd"/>
             <w:r>
@@ -26043,19 +26430,19 @@
                 <w:tab w:val="left" w:pos="4536"/>
               </w:tabs>
               <w:spacing w:after="0"/>
-              <w:rPr>
-                <w:rFonts w:ascii="Arial" w:hAnsi="Arial" w:cs="Arial"/>
-                <w:sz w:val="20"/>
-                <w:szCs w:val="20"/>
-              </w:rPr>
-            </w:pPr>
-            <w:r>
-              <w:rPr>
-                <w:rFonts w:ascii="Arial" w:hAnsi="Arial" w:cs="Arial"/>
-                <w:sz w:val="20"/>
-                <w:szCs w:val="20"/>
-              </w:rPr>
-              <w:lastRenderedPageBreak/>
+              <w:jc w:val="both"/>
+              <w:rPr>
+                <w:rFonts w:ascii="Arial" w:hAnsi="Arial" w:cs="Arial"/>
+                <w:sz w:val="20"/>
+                <w:szCs w:val="20"/>
+              </w:rPr>
+            </w:pPr>
+            <w:r>
+              <w:rPr>
+                <w:rFonts w:ascii="Arial" w:hAnsi="Arial" w:cs="Arial"/>
+                <w:sz w:val="20"/>
+                <w:szCs w:val="20"/>
+              </w:rPr>
               <w:t xml:space="preserve">{{CEFI </w:t>
             </w:r>
             <w:r>
@@ -26090,16 +26477,7 @@
                 <w:sz w:val="20"/>
                 <w:szCs w:val="20"/>
               </w:rPr>
-              <w:t xml:space="preserve">  </w:t>
-            </w:r>
-            <w:r>
-              <w:rPr>
-                <w:rFonts w:ascii="Arial" w:hAnsi="Arial" w:cs="Arial"/>
-                <w:sz w:val="20"/>
-                <w:szCs w:val="20"/>
-              </w:rPr>
-              <w:lastRenderedPageBreak/>
-              <w:t>Classification}}</w:t>
+              <w:t xml:space="preserve">  Classification}}</w:t>
             </w:r>
           </w:p>
         </w:tc>
@@ -26115,19 +26493,19 @@
                 <w:tab w:val="left" w:pos="4536"/>
               </w:tabs>
               <w:spacing w:after="0"/>
-              <w:rPr>
-                <w:rFonts w:ascii="Arial" w:hAnsi="Arial" w:cs="Arial"/>
-                <w:sz w:val="20"/>
-                <w:szCs w:val="20"/>
-              </w:rPr>
-            </w:pPr>
-            <w:r>
-              <w:rPr>
-                <w:rFonts w:ascii="Arial" w:hAnsi="Arial" w:cs="Arial"/>
-                <w:sz w:val="20"/>
-                <w:szCs w:val="20"/>
-              </w:rPr>
-              <w:lastRenderedPageBreak/>
+              <w:jc w:val="both"/>
+              <w:rPr>
+                <w:rFonts w:ascii="Arial" w:hAnsi="Arial" w:cs="Arial"/>
+                <w:sz w:val="20"/>
+                <w:szCs w:val="20"/>
+              </w:rPr>
+            </w:pPr>
+            <w:r>
+              <w:rPr>
+                <w:rFonts w:ascii="Arial" w:hAnsi="Arial" w:cs="Arial"/>
+                <w:sz w:val="20"/>
+                <w:szCs w:val="20"/>
+              </w:rPr>
               <w:t xml:space="preserve">{{CEFI  Teacher </w:t>
             </w:r>
             <w:r>
@@ -26175,6 +26553,7 @@
                 <w:tab w:val="left" w:pos="4536"/>
               </w:tabs>
               <w:spacing w:after="0"/>
+              <w:jc w:val="both"/>
               <w:rPr>
                 <w:rFonts w:ascii="Arial" w:hAnsi="Arial" w:cs="Arial"/>
                 <w:sz w:val="20"/>
@@ -26206,6 +26585,7 @@
                 <w:tab w:val="left" w:pos="4536"/>
               </w:tabs>
               <w:spacing w:after="0"/>
+              <w:jc w:val="both"/>
               <w:rPr>
                 <w:rFonts w:ascii="Arial" w:hAnsi="Arial" w:cs="Arial"/>
                 <w:sz w:val="20"/>
@@ -26250,6 +26630,7 @@
                 <w:tab w:val="left" w:pos="4536"/>
               </w:tabs>
               <w:spacing w:after="0"/>
+              <w:jc w:val="both"/>
               <w:rPr>
                 <w:rFonts w:ascii="Arial" w:hAnsi="Arial" w:cs="Arial"/>
                 <w:sz w:val="20"/>
@@ -26294,6 +26675,7 @@
                 <w:tab w:val="left" w:pos="4536"/>
               </w:tabs>
               <w:spacing w:after="0"/>
+              <w:jc w:val="both"/>
               <w:rPr>
                 <w:rFonts w:ascii="Arial" w:hAnsi="Arial" w:cs="Arial"/>
                 <w:sz w:val="20"/>
@@ -26338,6 +26720,7 @@
                 <w:tab w:val="left" w:pos="4536"/>
               </w:tabs>
               <w:spacing w:after="0"/>
+              <w:jc w:val="both"/>
               <w:rPr>
                 <w:rFonts w:ascii="Arial" w:hAnsi="Arial" w:cs="Arial"/>
                 <w:sz w:val="20"/>
@@ -26398,6 +26781,7 @@
                 <w:tab w:val="left" w:pos="4536"/>
               </w:tabs>
               <w:spacing w:after="0"/>
+              <w:jc w:val="both"/>
               <w:rPr>
                 <w:rFonts w:ascii="Arial" w:hAnsi="Arial" w:cs="Arial"/>
                 <w:sz w:val="20"/>
@@ -26458,6 +26842,7 @@
                 <w:tab w:val="left" w:pos="4536"/>
               </w:tabs>
               <w:spacing w:after="0"/>
+              <w:jc w:val="both"/>
               <w:rPr>
                 <w:rFonts w:ascii="Arial" w:hAnsi="Arial" w:cs="Arial"/>
                 <w:sz w:val="20"/>
@@ -26523,6 +26908,7 @@
                 <w:tab w:val="left" w:pos="4536"/>
               </w:tabs>
               <w:spacing w:after="0"/>
+              <w:jc w:val="both"/>
               <w:rPr>
                 <w:rFonts w:ascii="Arial" w:hAnsi="Arial" w:cs="Arial"/>
                 <w:sz w:val="20"/>
@@ -26554,6 +26940,7 @@
                 <w:tab w:val="left" w:pos="4536"/>
               </w:tabs>
               <w:spacing w:after="0"/>
+              <w:jc w:val="both"/>
               <w:rPr>
                 <w:rFonts w:ascii="Arial" w:hAnsi="Arial" w:cs="Arial"/>
                 <w:sz w:val="20"/>
@@ -26614,6 +27001,7 @@
                 <w:tab w:val="left" w:pos="4536"/>
               </w:tabs>
               <w:spacing w:after="0"/>
+              <w:jc w:val="both"/>
               <w:rPr>
                 <w:rFonts w:ascii="Arial" w:hAnsi="Arial" w:cs="Arial"/>
                 <w:sz w:val="20"/>
@@ -26674,6 +27062,7 @@
                 <w:tab w:val="left" w:pos="4536"/>
               </w:tabs>
               <w:spacing w:after="0"/>
+              <w:jc w:val="both"/>
               <w:rPr>
                 <w:rFonts w:ascii="Arial" w:hAnsi="Arial" w:cs="Arial"/>
                 <w:sz w:val="20"/>
@@ -26734,6 +27123,7 @@
                 <w:tab w:val="left" w:pos="4536"/>
               </w:tabs>
               <w:spacing w:after="0"/>
+              <w:jc w:val="both"/>
               <w:rPr>
                 <w:rFonts w:ascii="Arial" w:hAnsi="Arial" w:cs="Arial"/>
                 <w:sz w:val="20"/>
@@ -26810,6 +27200,7 @@
                 <w:tab w:val="left" w:pos="4536"/>
               </w:tabs>
               <w:spacing w:after="0"/>
+              <w:jc w:val="both"/>
               <w:rPr>
                 <w:rFonts w:ascii="Arial" w:hAnsi="Arial" w:cs="Arial"/>
                 <w:sz w:val="20"/>
@@ -26886,6 +27277,7 @@
                 <w:tab w:val="left" w:pos="4536"/>
               </w:tabs>
               <w:spacing w:after="0"/>
+              <w:jc w:val="both"/>
               <w:rPr>
                 <w:rFonts w:ascii="Arial" w:hAnsi="Arial" w:cs="Arial"/>
                 <w:sz w:val="20"/>
@@ -26967,6 +27359,7 @@
                 <w:tab w:val="left" w:pos="4536"/>
               </w:tabs>
               <w:spacing w:after="0"/>
+              <w:jc w:val="both"/>
               <w:rPr>
                 <w:rFonts w:ascii="Arial" w:hAnsi="Arial" w:cs="Arial"/>
                 <w:sz w:val="20"/>
@@ -26998,6 +27391,7 @@
                 <w:tab w:val="left" w:pos="4536"/>
               </w:tabs>
               <w:spacing w:after="0"/>
+              <w:jc w:val="both"/>
               <w:rPr>
                 <w:rFonts w:ascii="Arial" w:hAnsi="Arial" w:cs="Arial"/>
                 <w:sz w:val="20"/>
@@ -27042,6 +27436,7 @@
                 <w:tab w:val="left" w:pos="4536"/>
               </w:tabs>
               <w:spacing w:after="0"/>
+              <w:jc w:val="both"/>
               <w:rPr>
                 <w:rFonts w:ascii="Arial" w:hAnsi="Arial" w:cs="Arial"/>
                 <w:sz w:val="20"/>
@@ -27086,6 +27481,7 @@
                 <w:tab w:val="left" w:pos="4536"/>
               </w:tabs>
               <w:spacing w:after="0"/>
+              <w:jc w:val="both"/>
               <w:rPr>
                 <w:rFonts w:ascii="Arial" w:hAnsi="Arial" w:cs="Arial"/>
                 <w:sz w:val="20"/>
@@ -27130,6 +27526,7 @@
                 <w:tab w:val="left" w:pos="4536"/>
               </w:tabs>
               <w:spacing w:after="0"/>
+              <w:jc w:val="both"/>
               <w:rPr>
                 <w:rFonts w:ascii="Arial" w:hAnsi="Arial" w:cs="Arial"/>
                 <w:sz w:val="20"/>
@@ -27190,6 +27587,7 @@
                 <w:tab w:val="left" w:pos="4536"/>
               </w:tabs>
               <w:spacing w:after="0"/>
+              <w:jc w:val="both"/>
               <w:rPr>
                 <w:rFonts w:ascii="Arial" w:hAnsi="Arial" w:cs="Arial"/>
                 <w:sz w:val="20"/>
@@ -27250,6 +27648,7 @@
                 <w:tab w:val="left" w:pos="4536"/>
               </w:tabs>
               <w:spacing w:after="0"/>
+              <w:jc w:val="both"/>
               <w:rPr>
                 <w:rFonts w:ascii="Arial" w:hAnsi="Arial" w:cs="Arial"/>
                 <w:sz w:val="20"/>
@@ -27315,6 +27714,7 @@
                 <w:tab w:val="left" w:pos="4536"/>
               </w:tabs>
               <w:spacing w:after="0"/>
+              <w:jc w:val="both"/>
               <w:rPr>
                 <w:rFonts w:ascii="Arial" w:hAnsi="Arial" w:cs="Arial"/>
                 <w:sz w:val="20"/>
@@ -27346,6 +27746,7 @@
                 <w:tab w:val="left" w:pos="4536"/>
               </w:tabs>
               <w:spacing w:after="0"/>
+              <w:jc w:val="both"/>
               <w:rPr>
                 <w:rFonts w:ascii="Arial" w:hAnsi="Arial" w:cs="Arial"/>
                 <w:sz w:val="20"/>
@@ -27390,6 +27791,7 @@
                 <w:tab w:val="left" w:pos="4536"/>
               </w:tabs>
               <w:spacing w:after="0"/>
+              <w:jc w:val="both"/>
               <w:rPr>
                 <w:rFonts w:ascii="Arial" w:hAnsi="Arial" w:cs="Arial"/>
                 <w:sz w:val="20"/>
@@ -27434,6 +27836,7 @@
                 <w:tab w:val="left" w:pos="4536"/>
               </w:tabs>
               <w:spacing w:after="0"/>
+              <w:jc w:val="both"/>
               <w:rPr>
                 <w:rFonts w:ascii="Arial" w:hAnsi="Arial" w:cs="Arial"/>
                 <w:sz w:val="20"/>
@@ -27478,6 +27881,7 @@
                 <w:tab w:val="left" w:pos="4536"/>
               </w:tabs>
               <w:spacing w:after="0"/>
+              <w:jc w:val="both"/>
               <w:rPr>
                 <w:rFonts w:ascii="Arial" w:hAnsi="Arial" w:cs="Arial"/>
                 <w:sz w:val="20"/>
@@ -27538,6 +27942,7 @@
                 <w:tab w:val="left" w:pos="4536"/>
               </w:tabs>
               <w:spacing w:after="0"/>
+              <w:jc w:val="both"/>
               <w:rPr>
                 <w:rFonts w:ascii="Arial" w:hAnsi="Arial" w:cs="Arial"/>
                 <w:sz w:val="20"/>
@@ -27598,6 +28003,7 @@
                 <w:tab w:val="left" w:pos="4536"/>
               </w:tabs>
               <w:spacing w:after="0"/>
+              <w:jc w:val="both"/>
               <w:rPr>
                 <w:rFonts w:ascii="Arial" w:hAnsi="Arial" w:cs="Arial"/>
                 <w:sz w:val="20"/>
@@ -27663,6 +28069,7 @@
                 <w:tab w:val="left" w:pos="4536"/>
               </w:tabs>
               <w:spacing w:after="0"/>
+              <w:jc w:val="both"/>
               <w:rPr>
                 <w:rFonts w:ascii="Arial" w:hAnsi="Arial" w:cs="Arial"/>
                 <w:sz w:val="20"/>
@@ -27694,6 +28101,7 @@
                 <w:tab w:val="left" w:pos="4536"/>
               </w:tabs>
               <w:spacing w:after="0"/>
+              <w:jc w:val="both"/>
               <w:rPr>
                 <w:rFonts w:ascii="Arial" w:hAnsi="Arial" w:cs="Arial"/>
                 <w:sz w:val="20"/>
@@ -27748,6 +28156,7 @@
                 <w:tab w:val="left" w:pos="4536"/>
               </w:tabs>
               <w:spacing w:after="0"/>
+              <w:jc w:val="both"/>
               <w:rPr>
                 <w:rFonts w:ascii="Arial" w:hAnsi="Arial" w:cs="Arial"/>
                 <w:sz w:val="20"/>
@@ -27802,6 +28211,7 @@
                 <w:tab w:val="left" w:pos="4536"/>
               </w:tabs>
               <w:spacing w:after="0"/>
+              <w:jc w:val="both"/>
               <w:rPr>
                 <w:rFonts w:ascii="Arial" w:hAnsi="Arial" w:cs="Arial"/>
                 <w:sz w:val="20"/>
@@ -27856,6 +28266,7 @@
                 <w:tab w:val="left" w:pos="4536"/>
               </w:tabs>
               <w:spacing w:after="0"/>
+              <w:jc w:val="both"/>
               <w:rPr>
                 <w:rFonts w:ascii="Arial" w:hAnsi="Arial" w:cs="Arial"/>
                 <w:sz w:val="20"/>
@@ -27918,6 +28329,7 @@
                 <w:tab w:val="left" w:pos="4536"/>
               </w:tabs>
               <w:spacing w:after="0"/>
+              <w:jc w:val="both"/>
               <w:rPr>
                 <w:rFonts w:ascii="Arial" w:hAnsi="Arial" w:cs="Arial"/>
                 <w:sz w:val="20"/>
@@ -27980,6 +28392,7 @@
                 <w:tab w:val="left" w:pos="4536"/>
               </w:tabs>
               <w:spacing w:after="0"/>
+              <w:jc w:val="both"/>
               <w:rPr>
                 <w:rFonts w:ascii="Arial" w:hAnsi="Arial" w:cs="Arial"/>
                 <w:sz w:val="20"/>
@@ -28047,6 +28460,7 @@
                 <w:tab w:val="left" w:pos="4536"/>
               </w:tabs>
               <w:spacing w:after="0"/>
+              <w:jc w:val="both"/>
               <w:rPr>
                 <w:rFonts w:ascii="Arial" w:hAnsi="Arial" w:cs="Arial"/>
                 <w:b/>
@@ -28082,6 +28496,7 @@
                 <w:tab w:val="left" w:pos="4536"/>
               </w:tabs>
               <w:spacing w:after="0"/>
+              <w:jc w:val="both"/>
               <w:rPr>
                 <w:rFonts w:ascii="Arial" w:hAnsi="Arial" w:cs="Arial"/>
                 <w:b/>
@@ -28114,6 +28529,7 @@
                 <w:tab w:val="left" w:pos="4536"/>
               </w:tabs>
               <w:spacing w:after="0"/>
+              <w:jc w:val="both"/>
               <w:rPr>
                 <w:rFonts w:ascii="Arial" w:hAnsi="Arial" w:cs="Arial"/>
                 <w:b/>
@@ -28146,6 +28562,7 @@
                 <w:tab w:val="left" w:pos="4536"/>
               </w:tabs>
               <w:spacing w:after="0"/>
+              <w:jc w:val="both"/>
               <w:rPr>
                 <w:rFonts w:ascii="Arial" w:hAnsi="Arial" w:cs="Arial"/>
                 <w:b/>
@@ -28178,6 +28595,7 @@
                 <w:tab w:val="left" w:pos="4536"/>
               </w:tabs>
               <w:spacing w:after="0"/>
+              <w:jc w:val="both"/>
               <w:rPr>
                 <w:rFonts w:ascii="Arial" w:hAnsi="Arial" w:cs="Arial"/>
                 <w:b/>
@@ -28210,6 +28628,7 @@
                 <w:tab w:val="left" w:pos="4536"/>
               </w:tabs>
               <w:spacing w:after="0"/>
+              <w:jc w:val="both"/>
               <w:rPr>
                 <w:rFonts w:ascii="Arial" w:hAnsi="Arial" w:cs="Arial"/>
                 <w:b/>
@@ -28242,6 +28661,7 @@
                 <w:tab w:val="left" w:pos="4536"/>
               </w:tabs>
               <w:spacing w:after="0"/>
+              <w:jc w:val="both"/>
               <w:rPr>
                 <w:rFonts w:ascii="Arial" w:hAnsi="Arial" w:cs="Arial"/>
                 <w:b/>
@@ -28572,6 +28992,7 @@
           <w:b/>
           <w:bCs/>
         </w:rPr>
+        <w:lastRenderedPageBreak/>
         <w:t xml:space="preserve">Planning </w:t>
       </w:r>
     </w:p>
@@ -28709,7 +29130,6 @@
           <w:b/>
           <w:bCs/>
         </w:rPr>
-        <w:lastRenderedPageBreak/>
         <w:t>Self-Monitoring</w:t>
       </w:r>
       <w:r>
@@ -28884,7 +29304,7 @@
         <w:rPr>
           <w:rFonts w:ascii="Arial" w:eastAsia="Times New Roman" w:hAnsi="Arial" w:cs="Arial"/>
         </w:rPr>
-        <w:t xml:space="preserve">.  </w:t>
+        <w:t xml:space="preserve">. </w:t>
       </w:r>
       <w:r>
         <w:rPr>
@@ -28951,38 +29371,6 @@
           <w:rFonts w:ascii="Arial" w:hAnsi="Arial" w:cs="Arial"/>
         </w:rPr>
         <w:t xml:space="preserve"> compare to other youth, and which scales and subscales are elevated. </w:t>
-      </w:r>
-    </w:p>
-    <w:p>
-      <w:pPr>
-        <w:pStyle w:val="Textbody"/>
-        <w:spacing w:after="0"/>
-        <w:jc w:val="both"/>
-        <w:rPr>
-          <w:rFonts w:ascii="Arial" w:hAnsi="Arial" w:cs="Arial"/>
-        </w:rPr>
-      </w:pPr>
-    </w:p>
-    <w:p>
-      <w:pPr>
-        <w:pStyle w:val="Textbody"/>
-        <w:spacing w:after="0"/>
-        <w:jc w:val="both"/>
-        <w:rPr>
-          <w:rFonts w:ascii="Arial" w:hAnsi="Arial" w:cs="Arial"/>
-        </w:rPr>
-      </w:pPr>
-      <w:r>
-        <w:rPr>
-          <w:rFonts w:ascii="Arial" w:hAnsi="Arial" w:cs="Arial"/>
-        </w:rPr>
-        <w:t>The</w:t>
-      </w:r>
-      <w:r>
-        <w:rPr>
-          <w:rFonts w:ascii="Arial" w:hAnsi="Arial" w:cs="Arial"/>
-        </w:rPr>
-        <w:t xml:space="preserve"> computerized report is an interpretive aid and should not be provided to parents or used as the sole criterion for clinical diagnosis or intervention. Administrators are cautioned against drawing unsupported interpretations. Combining information from this report with information gathered from other psychometric measures, interviews, observations, and review of available records will give the assessor or service provider a more comprehensive view of the youth than might be obtained from any one source. This report is based on an algorithm that produces the most common interpretations for the scores that have been obtained. Administrators should review the parent’s responses to specific items to ensure that these interpretations apply to the youth being described.</w:t>
       </w:r>
     </w:p>
     <w:p>
@@ -29632,6 +30020,7 @@
       <w:pPr>
         <w:spacing w:after="0" w:line="240" w:lineRule="auto"/>
         <w:contextualSpacing/>
+        <w:jc w:val="both"/>
         <w:rPr>
           <w:rFonts w:ascii="Arial" w:hAnsi="Arial" w:cs="Arial"/>
           <w:sz w:val="24"/>
@@ -29717,6 +30106,7 @@
       <w:pPr>
         <w:spacing w:after="0" w:line="240" w:lineRule="auto"/>
         <w:contextualSpacing/>
+        <w:jc w:val="both"/>
         <w:rPr>
           <w:rFonts w:ascii="Arial" w:hAnsi="Arial" w:cs="Arial"/>
           <w:sz w:val="24"/>
@@ -29728,6 +30118,7 @@
       <w:pPr>
         <w:spacing w:after="0" w:line="240" w:lineRule="auto"/>
         <w:contextualSpacing/>
+        <w:jc w:val="both"/>
         <w:rPr>
           <w:rFonts w:ascii="Arial" w:hAnsi="Arial" w:cs="Arial"/>
           <w:sz w:val="24"/>
@@ -29846,6 +30237,7 @@
       <w:pPr>
         <w:spacing w:after="0" w:line="240" w:lineRule="auto"/>
         <w:contextualSpacing/>
+        <w:jc w:val="both"/>
         <w:rPr>
           <w:rFonts w:ascii="Arial" w:hAnsi="Arial" w:cs="Arial"/>
           <w:sz w:val="24"/>
@@ -29857,6 +30249,7 @@
       <w:pPr>
         <w:spacing w:after="0" w:line="240" w:lineRule="auto"/>
         <w:contextualSpacing/>
+        <w:jc w:val="both"/>
         <w:rPr>
           <w:rFonts w:ascii="Arial" w:hAnsi="Arial" w:cs="Arial"/>
           <w:sz w:val="24"/>
@@ -30080,6 +30473,7 @@
     </w:p>
     <w:p>
       <w:pPr>
+        <w:spacing w:after="0" w:line="240" w:lineRule="auto"/>
         <w:jc w:val="both"/>
         <w:rPr>
           <w:rFonts w:ascii="Arial" w:hAnsi="Arial" w:cs="Arial"/>
@@ -30146,7 +30540,8 @@
     </w:p>
     <w:p>
       <w:pPr>
-        <w:spacing w:line="240" w:lineRule="auto"/>
+        <w:spacing w:after="0" w:line="240" w:lineRule="auto"/>
+        <w:jc w:val="both"/>
         <w:rPr>
           <w:rFonts w:ascii="Arial" w:hAnsi="Arial" w:cs="Arial"/>
           <w:sz w:val="24"/>
@@ -30159,12 +30554,32 @@
           <w:sz w:val="24"/>
           <w:szCs w:val="24"/>
         </w:rPr>
-        <w:t>K. Drover, Registered C. Psych.                                                                                           Board Certified Psychologist in Autonomous Practice</w:t>
-      </w:r>
-    </w:p>
-    <w:p>
-      <w:pPr>
-        <w:spacing w:line="240" w:lineRule="auto"/>
+        <w:t xml:space="preserve">K. Drover, Registered C. Psych.                                                                                           </w:t>
+      </w:r>
+    </w:p>
+    <w:p>
+      <w:pPr>
+        <w:spacing w:after="0" w:line="240" w:lineRule="auto"/>
+        <w:jc w:val="both"/>
+        <w:rPr>
+          <w:rFonts w:ascii="Arial" w:hAnsi="Arial" w:cs="Arial"/>
+          <w:sz w:val="24"/>
+          <w:szCs w:val="24"/>
+        </w:rPr>
+      </w:pPr>
+      <w:r>
+        <w:rPr>
+          <w:rFonts w:ascii="Arial" w:hAnsi="Arial" w:cs="Arial"/>
+          <w:sz w:val="24"/>
+          <w:szCs w:val="24"/>
+        </w:rPr>
+        <w:t>Board Certified Psychologist in Autonomous Practice</w:t>
+      </w:r>
+    </w:p>
+    <w:p>
+      <w:pPr>
+        <w:spacing w:after="0" w:line="240" w:lineRule="auto"/>
+        <w:jc w:val="both"/>
         <w:rPr>
           <w:rFonts w:ascii="Arial" w:hAnsi="Arial" w:cs="Arial"/>
           <w:sz w:val="24"/>
@@ -30254,6 +30669,7 @@
           <w:tab w:val="left" w:pos="4536"/>
         </w:tabs>
         <w:spacing w:after="0"/>
+        <w:jc w:val="both"/>
         <w:rPr>
           <w:rFonts w:ascii="Arial" w:hAnsi="Arial" w:cs="Arial"/>
           <w:b/>
@@ -30268,15 +30684,16 @@
           <w:tab w:val="left" w:pos="4536"/>
         </w:tabs>
         <w:spacing w:after="0"/>
-        <w:rPr>
-          <w:rFonts w:ascii="Arial" w:hAnsi="Arial" w:cs="Arial"/>
-        </w:rPr>
-      </w:pPr>
-      <w:r>
-        <w:rPr>
-          <w:rFonts w:ascii="Arial" w:hAnsi="Arial" w:cs="Arial"/>
-        </w:rPr>
-        <w:t xml:space="preserve">Hisham Sawan, B.Sc. (Psychology &amp; Neuroscience)                                              Psychometrist </w:t>
+        <w:jc w:val="both"/>
+        <w:rPr>
+          <w:rFonts w:ascii="Arial" w:hAnsi="Arial" w:cs="Arial"/>
+        </w:rPr>
+      </w:pPr>
+      <w:r>
+        <w:rPr>
+          <w:rFonts w:ascii="Arial" w:hAnsi="Arial" w:cs="Arial"/>
+        </w:rPr>
+        <w:t xml:space="preserve">Hisham Sawan, B.Sc. (Psychology &amp; Neuroscience)                                              </w:t>
       </w:r>
     </w:p>
     <w:p>
@@ -30286,10 +30703,17 @@
           <w:tab w:val="left" w:pos="4536"/>
         </w:tabs>
         <w:spacing w:after="0"/>
-        <w:rPr>
-          <w:rFonts w:ascii="Arial" w:hAnsi="Arial" w:cs="Arial"/>
-        </w:rPr>
-      </w:pPr>
+        <w:jc w:val="both"/>
+        <w:rPr>
+          <w:rFonts w:ascii="Arial" w:hAnsi="Arial" w:cs="Arial"/>
+        </w:rPr>
+      </w:pPr>
+      <w:r>
+        <w:rPr>
+          <w:rFonts w:ascii="Arial" w:hAnsi="Arial" w:cs="Arial"/>
+        </w:rPr>
+        <w:t xml:space="preserve">Psychometrist </w:t>
+      </w:r>
     </w:p>
     <w:p>
       <w:pPr>
@@ -30298,6 +30722,7 @@
           <w:tab w:val="left" w:pos="4536"/>
         </w:tabs>
         <w:spacing w:after="0"/>
+        <w:jc w:val="both"/>
         <w:rPr>
           <w:rFonts w:ascii="Arial" w:hAnsi="Arial" w:cs="Arial"/>
         </w:rPr>
@@ -30310,6 +30735,7 @@
           <w:tab w:val="left" w:pos="4536"/>
         </w:tabs>
         <w:spacing w:after="0"/>
+        <w:jc w:val="both"/>
         <w:rPr>
           <w:rFonts w:ascii="Arial" w:hAnsi="Arial" w:cs="Arial"/>
         </w:rPr>
@@ -30322,6 +30748,7 @@
           <w:tab w:val="left" w:pos="4536"/>
         </w:tabs>
         <w:spacing w:after="0"/>
+        <w:jc w:val="both"/>
         <w:rPr>
           <w:rFonts w:ascii="Arial" w:hAnsi="Arial" w:cs="Arial"/>
         </w:rPr>
@@ -30333,6 +30760,20 @@
         <w:tabs>
           <w:tab w:val="left" w:pos="4536"/>
         </w:tabs>
+        <w:spacing w:after="0"/>
+        <w:jc w:val="both"/>
+        <w:rPr>
+          <w:rFonts w:ascii="Arial" w:hAnsi="Arial" w:cs="Arial"/>
+        </w:rPr>
+      </w:pPr>
+    </w:p>
+    <w:p>
+      <w:pPr>
+        <w:pStyle w:val="Textbody"/>
+        <w:tabs>
+          <w:tab w:val="left" w:pos="4536"/>
+        </w:tabs>
+        <w:spacing w:after="0"/>
         <w:jc w:val="center"/>
         <w:rPr>
           <w:rFonts w:ascii="Arial" w:hAnsi="Arial" w:cs="Arial"/>
@@ -30357,32 +30798,29 @@
         <w:tabs>
           <w:tab w:val="left" w:pos="4536"/>
         </w:tabs>
-        <w:jc w:val="both"/>
-        <w:rPr>
-          <w:rFonts w:ascii="Arial" w:hAnsi="Arial" w:cs="Arial"/>
+        <w:spacing w:after="0"/>
+        <w:jc w:val="center"/>
+        <w:rPr>
+          <w:rFonts w:ascii="Arial" w:hAnsi="Arial" w:cs="Arial"/>
+          <w:b/>
+          <w:bCs/>
           <w:color w:val="000000" w:themeColor="text1"/>
         </w:rPr>
       </w:pPr>
-      <w:r>
+    </w:p>
+    <w:p>
+      <w:pPr>
+        <w:pStyle w:val="Textbody"/>
+        <w:tabs>
+          <w:tab w:val="left" w:pos="4536"/>
+        </w:tabs>
+        <w:spacing w:after="0"/>
+        <w:jc w:val="both"/>
         <w:rPr>
           <w:rFonts w:ascii="Arial" w:hAnsi="Arial" w:cs="Arial"/>
           <w:color w:val="000000" w:themeColor="text1"/>
           <w:shd w:val="clear" w:color="auto" w:fill="FFFFFF"/>
         </w:rPr>
-        <w:t>American Psychiatric Association. (2013). Diagnostic and statistical manual of mental disorders (5th ed.)</w:t>
-      </w:r>
-    </w:p>
-    <w:p>
-      <w:pPr>
-        <w:pStyle w:val="Textbody"/>
-        <w:tabs>
-          <w:tab w:val="left" w:pos="4536"/>
-        </w:tabs>
-        <w:jc w:val="both"/>
-        <w:rPr>
-          <w:rFonts w:ascii="Arial" w:hAnsi="Arial" w:cs="Arial"/>
-          <w:color w:val="000000" w:themeColor="text1"/>
-        </w:rPr>
       </w:pPr>
       <w:r>
         <w:rPr>
@@ -30390,6 +30828,42 @@
           <w:color w:val="000000" w:themeColor="text1"/>
           <w:shd w:val="clear" w:color="auto" w:fill="FFFFFF"/>
         </w:rPr>
+        <w:t>American Psychiatric Association. (2013). Diagnostic and statistical manual of mental disorders (5th ed.)</w:t>
+      </w:r>
+    </w:p>
+    <w:p>
+      <w:pPr>
+        <w:pStyle w:val="Textbody"/>
+        <w:tabs>
+          <w:tab w:val="left" w:pos="4536"/>
+        </w:tabs>
+        <w:spacing w:after="0"/>
+        <w:jc w:val="both"/>
+        <w:rPr>
+          <w:rFonts w:ascii="Arial" w:hAnsi="Arial" w:cs="Arial"/>
+          <w:color w:val="000000" w:themeColor="text1"/>
+        </w:rPr>
+      </w:pPr>
+    </w:p>
+    <w:p>
+      <w:pPr>
+        <w:pStyle w:val="Textbody"/>
+        <w:tabs>
+          <w:tab w:val="left" w:pos="4536"/>
+        </w:tabs>
+        <w:spacing w:after="0"/>
+        <w:jc w:val="both"/>
+        <w:rPr>
+          <w:rFonts w:ascii="Arial" w:hAnsi="Arial" w:cs="Arial"/>
+          <w:color w:val="000000" w:themeColor="text1"/>
+        </w:rPr>
+      </w:pPr>
+      <w:r>
+        <w:rPr>
+          <w:rFonts w:ascii="Arial" w:hAnsi="Arial" w:cs="Arial"/>
+          <w:color w:val="000000" w:themeColor="text1"/>
+          <w:shd w:val="clear" w:color="auto" w:fill="FFFFFF"/>
+        </w:rPr>
         <w:t>Flanagan, D.P., and Alfonso, V.C. (2017) Essentials of WISC-V Assessment. John Wiley &amp; Sons, Hoboken</w:t>
       </w:r>
     </w:p>
@@ -30400,6 +30874,7 @@
           <w:tab w:val="left" w:pos="4536"/>
         </w:tabs>
         <w:spacing w:after="0"/>
+        <w:jc w:val="both"/>
         <w:rPr>
           <w:rFonts w:ascii="Arial" w:hAnsi="Arial" w:cs="Arial"/>
         </w:rPr>
@@ -30412,6 +30887,7 @@
           <w:tab w:val="left" w:pos="4536"/>
         </w:tabs>
         <w:spacing w:after="0"/>
+        <w:jc w:val="both"/>
         <w:rPr>
           <w:rFonts w:ascii="Arial" w:hAnsi="Arial" w:cs="Arial"/>
         </w:rPr>
@@ -30424,6 +30900,7 @@
           <w:tab w:val="left" w:pos="4536"/>
         </w:tabs>
         <w:spacing w:after="0"/>
+        <w:jc w:val="both"/>
         <w:rPr>
           <w:rFonts w:ascii="Arial" w:hAnsi="Arial" w:cs="Arial"/>
         </w:rPr>
@@ -30436,6 +30913,7 @@
           <w:tab w:val="left" w:pos="4536"/>
         </w:tabs>
         <w:spacing w:after="0"/>
+        <w:jc w:val="both"/>
         <w:rPr>
           <w:rFonts w:ascii="Arial" w:hAnsi="Arial" w:cs="Arial"/>
         </w:rPr>
@@ -30448,6 +30926,7 @@
           <w:tab w:val="left" w:pos="4536"/>
         </w:tabs>
         <w:spacing w:after="0"/>
+        <w:jc w:val="both"/>
         <w:rPr>
           <w:rFonts w:ascii="Arial" w:hAnsi="Arial" w:cs="Arial"/>
         </w:rPr>
@@ -30460,6 +30939,7 @@
           <w:tab w:val="left" w:pos="4536"/>
         </w:tabs>
         <w:spacing w:after="0"/>
+        <w:jc w:val="both"/>
         <w:rPr>
           <w:rFonts w:ascii="Arial" w:hAnsi="Arial" w:cs="Arial"/>
         </w:rPr>
@@ -30472,6 +30952,7 @@
           <w:tab w:val="left" w:pos="4536"/>
         </w:tabs>
         <w:spacing w:after="0"/>
+        <w:jc w:val="both"/>
         <w:rPr>
           <w:rFonts w:ascii="Arial" w:hAnsi="Arial" w:cs="Arial"/>
         </w:rPr>
@@ -30484,6 +30965,7 @@
           <w:tab w:val="left" w:pos="4536"/>
         </w:tabs>
         <w:spacing w:after="0"/>
+        <w:jc w:val="both"/>
         <w:rPr>
           <w:rFonts w:ascii="Arial" w:hAnsi="Arial" w:cs="Arial"/>
         </w:rPr>
@@ -30496,6 +30978,7 @@
           <w:tab w:val="left" w:pos="4536"/>
         </w:tabs>
         <w:spacing w:after="0"/>
+        <w:jc w:val="both"/>
         <w:rPr>
           <w:rFonts w:ascii="Arial" w:hAnsi="Arial" w:cs="Arial"/>
         </w:rPr>
@@ -30508,6 +30991,7 @@
           <w:tab w:val="left" w:pos="4536"/>
         </w:tabs>
         <w:spacing w:after="0"/>
+        <w:jc w:val="both"/>
         <w:rPr>
           <w:rFonts w:ascii="Arial" w:hAnsi="Arial" w:cs="Arial"/>
         </w:rPr>
@@ -30520,6 +31004,7 @@
           <w:tab w:val="left" w:pos="4536"/>
         </w:tabs>
         <w:spacing w:after="0"/>
+        <w:jc w:val="both"/>
         <w:rPr>
           <w:rFonts w:ascii="Arial" w:hAnsi="Arial" w:cs="Arial"/>
         </w:rPr>
@@ -30532,6 +31017,7 @@
           <w:tab w:val="left" w:pos="4536"/>
         </w:tabs>
         <w:spacing w:after="0"/>
+        <w:jc w:val="both"/>
         <w:rPr>
           <w:rFonts w:ascii="Arial" w:hAnsi="Arial" w:cs="Arial"/>
         </w:rPr>
@@ -30544,6 +31030,7 @@
           <w:tab w:val="left" w:pos="4536"/>
         </w:tabs>
         <w:spacing w:after="0"/>
+        <w:jc w:val="both"/>
         <w:rPr>
           <w:rFonts w:ascii="Arial" w:hAnsi="Arial" w:cs="Arial"/>
         </w:rPr>
@@ -30556,6 +31043,7 @@
           <w:tab w:val="left" w:pos="4536"/>
         </w:tabs>
         <w:spacing w:after="0"/>
+        <w:jc w:val="both"/>
         <w:rPr>
           <w:rFonts w:ascii="Arial" w:hAnsi="Arial" w:cs="Arial"/>
         </w:rPr>
@@ -30568,6 +31056,7 @@
           <w:tab w:val="left" w:pos="4536"/>
         </w:tabs>
         <w:spacing w:after="0"/>
+        <w:jc w:val="both"/>
         <w:rPr>
           <w:rFonts w:ascii="Arial" w:hAnsi="Arial" w:cs="Arial"/>
         </w:rPr>
@@ -30580,6 +31069,7 @@
           <w:tab w:val="left" w:pos="4536"/>
         </w:tabs>
         <w:spacing w:after="0"/>
+        <w:jc w:val="both"/>
         <w:rPr>
           <w:rFonts w:ascii="Arial" w:hAnsi="Arial" w:cs="Arial"/>
         </w:rPr>
@@ -30592,6 +31082,7 @@
           <w:tab w:val="left" w:pos="4536"/>
         </w:tabs>
         <w:spacing w:after="0"/>
+        <w:jc w:val="both"/>
         <w:rPr>
           <w:rFonts w:ascii="Arial" w:hAnsi="Arial" w:cs="Arial"/>
         </w:rPr>
@@ -30604,6 +31095,7 @@
           <w:tab w:val="left" w:pos="4536"/>
         </w:tabs>
         <w:spacing w:after="0"/>
+        <w:jc w:val="both"/>
         <w:rPr>
           <w:rFonts w:ascii="Arial" w:hAnsi="Arial" w:cs="Arial"/>
         </w:rPr>
@@ -30616,6 +31108,7 @@
           <w:tab w:val="left" w:pos="4536"/>
         </w:tabs>
         <w:spacing w:after="0"/>
+        <w:jc w:val="both"/>
         <w:rPr>
           <w:rFonts w:ascii="Arial" w:hAnsi="Arial" w:cs="Arial"/>
         </w:rPr>
@@ -30628,6 +31121,7 @@
           <w:tab w:val="left" w:pos="4536"/>
         </w:tabs>
         <w:spacing w:after="0"/>
+        <w:jc w:val="both"/>
         <w:rPr>
           <w:rFonts w:ascii="Arial" w:hAnsi="Arial" w:cs="Arial"/>
         </w:rPr>
@@ -30640,6 +31134,7 @@
           <w:tab w:val="left" w:pos="4536"/>
         </w:tabs>
         <w:spacing w:after="0"/>
+        <w:jc w:val="both"/>
         <w:rPr>
           <w:rFonts w:ascii="Arial" w:hAnsi="Arial" w:cs="Arial"/>
         </w:rPr>
@@ -30652,6 +31147,7 @@
           <w:tab w:val="left" w:pos="4536"/>
         </w:tabs>
         <w:spacing w:after="0"/>
+        <w:jc w:val="both"/>
         <w:rPr>
           <w:rFonts w:ascii="Arial" w:hAnsi="Arial" w:cs="Arial"/>
         </w:rPr>
@@ -30664,6 +31160,7 @@
           <w:tab w:val="left" w:pos="4536"/>
         </w:tabs>
         <w:spacing w:after="0"/>
+        <w:jc w:val="both"/>
         <w:rPr>
           <w:rFonts w:ascii="Arial" w:hAnsi="Arial" w:cs="Arial"/>
         </w:rPr>
@@ -30676,6 +31173,7 @@
           <w:tab w:val="left" w:pos="4536"/>
         </w:tabs>
         <w:spacing w:after="0"/>
+        <w:jc w:val="both"/>
         <w:rPr>
           <w:rFonts w:ascii="Arial" w:hAnsi="Arial" w:cs="Arial"/>
         </w:rPr>
@@ -30688,6 +31186,7 @@
           <w:tab w:val="left" w:pos="4536"/>
         </w:tabs>
         <w:spacing w:after="0"/>
+        <w:jc w:val="both"/>
         <w:rPr>
           <w:rFonts w:ascii="Arial" w:hAnsi="Arial" w:cs="Arial"/>
         </w:rPr>
@@ -30700,6 +31199,7 @@
           <w:tab w:val="left" w:pos="4536"/>
         </w:tabs>
         <w:spacing w:after="0"/>
+        <w:jc w:val="both"/>
         <w:rPr>
           <w:rFonts w:ascii="Arial" w:hAnsi="Arial" w:cs="Arial"/>
         </w:rPr>
@@ -30712,6 +31212,7 @@
           <w:tab w:val="left" w:pos="4536"/>
         </w:tabs>
         <w:spacing w:after="0"/>
+        <w:jc w:val="both"/>
         <w:rPr>
           <w:rFonts w:ascii="Arial" w:hAnsi="Arial" w:cs="Arial"/>
         </w:rPr>
@@ -30724,6 +31225,7 @@
           <w:tab w:val="left" w:pos="4536"/>
         </w:tabs>
         <w:spacing w:after="0"/>
+        <w:jc w:val="both"/>
         <w:rPr>
           <w:rFonts w:ascii="Arial" w:hAnsi="Arial" w:cs="Arial"/>
         </w:rPr>
@@ -30736,6 +31238,7 @@
           <w:tab w:val="left" w:pos="4536"/>
         </w:tabs>
         <w:spacing w:after="0"/>
+        <w:jc w:val="both"/>
         <w:rPr>
           <w:rFonts w:ascii="Arial" w:hAnsi="Arial" w:cs="Arial"/>
         </w:rPr>
@@ -30748,6 +31251,7 @@
           <w:tab w:val="left" w:pos="4536"/>
         </w:tabs>
         <w:spacing w:after="0"/>
+        <w:jc w:val="both"/>
         <w:rPr>
           <w:rFonts w:ascii="Arial" w:hAnsi="Arial" w:cs="Arial"/>
         </w:rPr>
@@ -30760,6 +31264,7 @@
           <w:tab w:val="left" w:pos="4536"/>
         </w:tabs>
         <w:spacing w:after="0"/>
+        <w:jc w:val="both"/>
         <w:rPr>
           <w:rFonts w:ascii="Arial" w:hAnsi="Arial" w:cs="Arial"/>
         </w:rPr>
@@ -30772,6 +31277,7 @@
           <w:tab w:val="left" w:pos="4536"/>
         </w:tabs>
         <w:spacing w:after="0"/>
+        <w:jc w:val="both"/>
         <w:rPr>
           <w:rFonts w:ascii="Arial" w:hAnsi="Arial" w:cs="Arial"/>
         </w:rPr>
@@ -30784,6 +31290,7 @@
           <w:tab w:val="left" w:pos="4536"/>
         </w:tabs>
         <w:spacing w:after="0"/>
+        <w:jc w:val="both"/>
         <w:rPr>
           <w:rFonts w:ascii="Arial" w:hAnsi="Arial" w:cs="Arial"/>
         </w:rPr>
@@ -30796,6 +31303,7 @@
           <w:tab w:val="left" w:pos="4536"/>
         </w:tabs>
         <w:spacing w:after="0"/>
+        <w:jc w:val="both"/>
         <w:rPr>
           <w:rFonts w:ascii="Arial" w:hAnsi="Arial" w:cs="Arial"/>
         </w:rPr>
@@ -30808,6 +31316,7 @@
           <w:tab w:val="left" w:pos="4536"/>
         </w:tabs>
         <w:spacing w:after="0"/>
+        <w:jc w:val="both"/>
         <w:rPr>
           <w:rFonts w:ascii="Arial" w:hAnsi="Arial" w:cs="Arial"/>
         </w:rPr>
@@ -30820,6 +31329,7 @@
           <w:tab w:val="left" w:pos="4536"/>
         </w:tabs>
         <w:spacing w:after="0"/>
+        <w:jc w:val="both"/>
         <w:rPr>
           <w:rFonts w:ascii="Arial" w:hAnsi="Arial" w:cs="Arial"/>
         </w:rPr>
@@ -30832,6 +31342,7 @@
           <w:tab w:val="left" w:pos="4536"/>
         </w:tabs>
         <w:spacing w:after="0"/>
+        <w:jc w:val="both"/>
         <w:rPr>
           <w:rFonts w:ascii="Arial" w:hAnsi="Arial" w:cs="Arial"/>
         </w:rPr>
@@ -30844,6 +31355,7 @@
           <w:tab w:val="left" w:pos="4536"/>
         </w:tabs>
         <w:spacing w:after="0"/>
+        <w:jc w:val="both"/>
         <w:rPr>
           <w:rFonts w:ascii="Arial" w:hAnsi="Arial" w:cs="Arial"/>
         </w:rPr>
@@ -30855,7 +31367,7 @@
         <w:tabs>
           <w:tab w:val="left" w:pos="4536"/>
         </w:tabs>
-        <w:jc w:val="center"/>
+        <w:jc w:val="both"/>
         <w:rPr>
           <w:rFonts w:ascii="Arial" w:eastAsia="Times New Roman" w:hAnsi="Arial" w:cs="Arial"/>
           <w:b/>
@@ -30879,7 +31391,7 @@
         <w:tabs>
           <w:tab w:val="left" w:pos="4536"/>
         </w:tabs>
-        <w:jc w:val="center"/>
+        <w:jc w:val="both"/>
         <w:rPr>
           <w:rFonts w:ascii="Arial" w:eastAsia="Times New Roman" w:hAnsi="Arial" w:cs="Arial"/>
           <w:b/>
@@ -31012,7 +31524,7 @@
         <w:tabs>
           <w:tab w:val="left" w:pos="4536"/>
         </w:tabs>
-        <w:jc w:val="center"/>
+        <w:jc w:val="both"/>
         <w:rPr>
           <w:rFonts w:ascii="Arial" w:eastAsia="Times New Roman" w:hAnsi="Arial" w:cs="Arial"/>
           <w:b/>
@@ -31027,7 +31539,7 @@
         <w:tabs>
           <w:tab w:val="left" w:pos="4536"/>
         </w:tabs>
-        <w:jc w:val="center"/>
+        <w:jc w:val="both"/>
         <w:rPr>
           <w:rFonts w:ascii="Arial" w:eastAsia="Times New Roman" w:hAnsi="Arial" w:cs="Arial"/>
           <w:b/>
@@ -31042,7 +31554,7 @@
         <w:tabs>
           <w:tab w:val="left" w:pos="4536"/>
         </w:tabs>
-        <w:jc w:val="center"/>
+        <w:jc w:val="both"/>
         <w:rPr>
           <w:rFonts w:ascii="Arial" w:eastAsia="Times New Roman" w:hAnsi="Arial" w:cs="Arial"/>
           <w:b/>
@@ -31057,7 +31569,7 @@
         <w:tabs>
           <w:tab w:val="left" w:pos="4536"/>
         </w:tabs>
-        <w:jc w:val="center"/>
+        <w:jc w:val="both"/>
         <w:rPr>
           <w:rFonts w:ascii="Arial" w:eastAsia="Times New Roman" w:hAnsi="Arial" w:cs="Arial"/>
           <w:b/>
@@ -31072,7 +31584,7 @@
         <w:tabs>
           <w:tab w:val="left" w:pos="4536"/>
         </w:tabs>
-        <w:jc w:val="center"/>
+        <w:jc w:val="both"/>
         <w:rPr>
           <w:rFonts w:ascii="Arial" w:eastAsia="Times New Roman" w:hAnsi="Arial" w:cs="Arial"/>
           <w:b/>
@@ -31087,6 +31599,7 @@
         <w:tabs>
           <w:tab w:val="left" w:pos="4536"/>
         </w:tabs>
+        <w:jc w:val="both"/>
         <w:rPr>
           <w:rFonts w:ascii="Arial" w:eastAsia="Times New Roman" w:hAnsi="Arial" w:cs="Arial"/>
           <w:b/>
@@ -31101,6 +31614,7 @@
         <w:tabs>
           <w:tab w:val="left" w:pos="4536"/>
         </w:tabs>
+        <w:jc w:val="both"/>
         <w:rPr>
           <w:rFonts w:ascii="Arial" w:eastAsia="Times New Roman" w:hAnsi="Arial" w:cs="Arial"/>
           <w:b/>
@@ -31114,6 +31628,7 @@
         <w:tabs>
           <w:tab w:val="left" w:pos="4536"/>
         </w:tabs>
+        <w:jc w:val="both"/>
         <w:rPr>
           <w:rFonts w:ascii="Arial" w:eastAsia="Times New Roman" w:hAnsi="Arial" w:cs="Arial"/>
           <w:b/>
@@ -31127,6 +31642,7 @@
         <w:tabs>
           <w:tab w:val="left" w:pos="4536"/>
         </w:tabs>
+        <w:jc w:val="both"/>
         <w:rPr>
           <w:rFonts w:ascii="Arial" w:eastAsia="Times New Roman" w:hAnsi="Arial" w:cs="Arial"/>
           <w:b/>
@@ -31140,6 +31656,7 @@
         <w:tabs>
           <w:tab w:val="left" w:pos="4536"/>
         </w:tabs>
+        <w:jc w:val="both"/>
         <w:rPr>
           <w:rFonts w:ascii="Arial" w:eastAsia="Times New Roman" w:hAnsi="Arial" w:cs="Arial"/>
           <w:b/>
@@ -31153,6 +31670,7 @@
         <w:tabs>
           <w:tab w:val="left" w:pos="4536"/>
         </w:tabs>
+        <w:jc w:val="both"/>
         <w:rPr>
           <w:rFonts w:ascii="Arial" w:eastAsia="Times New Roman" w:hAnsi="Arial" w:cs="Arial"/>
           <w:b/>
@@ -31166,6 +31684,7 @@
         <w:tabs>
           <w:tab w:val="left" w:pos="4536"/>
         </w:tabs>
+        <w:jc w:val="both"/>
         <w:rPr>
           <w:rFonts w:ascii="Arial" w:eastAsia="Times New Roman" w:hAnsi="Arial" w:cs="Arial"/>
           <w:b/>
@@ -31179,6 +31698,7 @@
         <w:tabs>
           <w:tab w:val="left" w:pos="4536"/>
         </w:tabs>
+        <w:jc w:val="both"/>
         <w:rPr>
           <w:rFonts w:ascii="Arial" w:eastAsia="Times New Roman" w:hAnsi="Arial" w:cs="Arial"/>
           <w:b/>
@@ -31192,6 +31712,7 @@
         <w:tabs>
           <w:tab w:val="left" w:pos="4536"/>
         </w:tabs>
+        <w:jc w:val="both"/>
         <w:rPr>
           <w:rFonts w:ascii="Arial" w:eastAsia="Times New Roman" w:hAnsi="Arial" w:cs="Arial"/>
           <w:b/>
@@ -31205,7 +31726,7 @@
         <w:tabs>
           <w:tab w:val="left" w:pos="4536"/>
         </w:tabs>
-        <w:jc w:val="center"/>
+        <w:jc w:val="both"/>
         <w:rPr>
           <w:rFonts w:ascii="Arial" w:eastAsia="Times New Roman" w:hAnsi="Arial" w:cs="Arial"/>
           <w:b/>
@@ -31225,6 +31746,8 @@
     </w:p>
     <w:p>
       <w:pPr>
+        <w:spacing w:after="0" w:line="240" w:lineRule="auto"/>
+        <w:jc w:val="both"/>
         <w:rPr>
           <w:rFonts w:ascii="Arial" w:hAnsi="Arial" w:cs="Arial"/>
           <w:b/>
@@ -31348,7 +31871,6 @@
     <w:p>
       <w:pPr>
         <w:spacing w:after="0" w:line="240" w:lineRule="auto"/>
-        <w:ind w:left="567"/>
         <w:jc w:val="both"/>
         <w:rPr>
           <w:rFonts w:ascii="Arial" w:hAnsi="Arial" w:cs="Arial"/>
@@ -31404,7 +31926,7 @@
 </file>
 
 <file path=word/endnotes.xml><?xml version="1.0" encoding="utf-8"?>
-<w:endnotes xmlns:wpc="http://schemas.microsoft.com/office/word/2010/wordprocessingCanvas" xmlns:cx="http://schemas.microsoft.com/office/drawing/2014/chartex" xmlns:cx1="http://schemas.microsoft.com/office/drawing/2015/9/8/chartex" xmlns:cx2="http://schemas.microsoft.com/office/drawing/2015/10/21/chartex" xmlns:cx3="http://schemas.microsoft.com/office/drawing/2016/5/9/chartex" xmlns:cx4="http://schemas.microsoft.com/office/drawing/2016/5/10/chartex" xmlns:cx5="http://schemas.microsoft.com/office/drawing/2016/5/11/chartex" xmlns:cx6="http://schemas.microsoft.com/office/drawing/2016/5/12/chartex" xmlns:cx7="http://schemas.microsoft.com/office/drawing/2016/5/13/chartex" xmlns:cx8="http://schemas.microsoft.com/office/drawing/2016/5/14/chartex" xmlns:mc="http://schemas.openxmlformats.org/markup-compatibility/2006" xmlns:aink="http://schemas.microsoft.com/office/drawing/2016/ink" xmlns:am3d="http://schemas.microsoft.com/office/drawing/2017/model3d" xmlns:o="urn:schemas-microsoft-com:office:office" xmlns:oel="http://schemas.microsoft.com/office/2019/extlst" xmlns:r="http://schemas.openxmlformats.org/officeDocument/2006/relationships" xmlns:m="http://schemas.openxmlformats.org/officeDocument/2006/math" xmlns:v="urn:schemas-microsoft-com:vml" xmlns:wp14="http://schemas.microsoft.com/office/word/2010/wordprocessingDrawing" xmlns:wp="http://schemas.openxmlformats.org/drawingml/2006/wordprocessingDrawing" xmlns:w10="urn:schemas-microsoft-com:office:word" xmlns:w="http://schemas.openxmlformats.org/wordprocessingml/2006/main" xmlns:w14="http://schemas.microsoft.com/office/word/2010/wordml" xmlns:w15="http://schemas.microsoft.com/office/word/2012/wordml" xmlns:w16cex="http://schemas.microsoft.com/office/word/2018/wordml/cex" xmlns:w16cid="http://schemas.microsoft.com/office/word/2016/wordml/cid" xmlns:w16="http://schemas.microsoft.com/office/word/2018/wordml" xmlns:w16du="http://schemas.microsoft.com/office/word/2023/wordml/word16du" xmlns:w16sdtdh="http://schemas.microsoft.com/office/word/2020/wordml/sdtdatahash" xmlns:w16sdtfl="http://schemas.microsoft.com/office/word/2024/wordml/sdtformatlock" xmlns:w16se="http://schemas.microsoft.com/office/word/2015/wordml/symex" xmlns:wpg="http://schemas.microsoft.com/office/word/2010/wordprocessingGroup" xmlns:wpi="http://schemas.microsoft.com/office/word/2010/wordprocessingInk" xmlns:wne="http://schemas.microsoft.com/office/word/2006/wordml" xmlns:wps="http://schemas.microsoft.com/office/word/2010/wordprocessingShape" mc:Ignorable="w14 w15 w16se w16cid w16 w16cex w16sdtdh w16sdtfl w16du wp14">
+<w:endnotes xmlns:wpc="http://schemas.microsoft.com/office/word/2010/wordprocessingCanvas" xmlns:cx="http://schemas.microsoft.com/office/drawing/2014/chartex" xmlns:cx1="http://schemas.microsoft.com/office/drawing/2015/9/8/chartex" xmlns:cx2="http://schemas.microsoft.com/office/drawing/2015/10/21/chartex" xmlns:cx3="http://schemas.microsoft.com/office/drawing/2016/5/9/chartex" xmlns:cx4="http://schemas.microsoft.com/office/drawing/2016/5/10/chartex" xmlns:cx5="http://schemas.microsoft.com/office/drawing/2016/5/11/chartex" xmlns:cx6="http://schemas.microsoft.com/office/drawing/2016/5/12/chartex" xmlns:cx7="http://schemas.microsoft.com/office/drawing/2016/5/13/chartex" xmlns:cx8="http://schemas.microsoft.com/office/drawing/2016/5/14/chartex" xmlns:mc="http://schemas.openxmlformats.org/markup-compatibility/2006" xmlns:aink="http://schemas.microsoft.com/office/drawing/2016/ink" xmlns:am3d="http://schemas.microsoft.com/office/drawing/2017/model3d" xmlns:o="urn:schemas-microsoft-com:office:office" xmlns:oel="http://schemas.microsoft.com/office/2019/extlst" xmlns:r="http://schemas.openxmlformats.org/officeDocument/2006/relationships" xmlns:m="http://schemas.openxmlformats.org/officeDocument/2006/math" xmlns:v="urn:schemas-microsoft-com:vml" xmlns:wp14="http://schemas.microsoft.com/office/word/2010/wordprocessingDrawing" xmlns:wp="http://schemas.openxmlformats.org/drawingml/2006/wordprocessingDrawing" xmlns:w10="urn:schemas-microsoft-com:office:word" xmlns:w="http://schemas.openxmlformats.org/wordprocessingml/2006/main" xmlns:w14="http://schemas.microsoft.com/office/word/2010/wordml" xmlns:w15="http://schemas.microsoft.com/office/word/2012/wordml" xmlns:w16cei="http://schemas.microsoft.com/office/word/2026/wordml/cei" xmlns:w16cex="http://schemas.microsoft.com/office/word/2018/wordml/cex" xmlns:w16cid="http://schemas.microsoft.com/office/word/2016/wordml/cid" xmlns:w16="http://schemas.microsoft.com/office/word/2018/wordml" xmlns:w16du="http://schemas.microsoft.com/office/word/2023/wordml/word16du" xmlns:w16sdtdh="http://schemas.microsoft.com/office/word/2020/wordml/sdtdatahash" xmlns:w16sdtfl="http://schemas.microsoft.com/office/word/2024/wordml/sdtformatlock" xmlns:w16se="http://schemas.microsoft.com/office/word/2015/wordml/symex" xmlns:wpg="http://schemas.microsoft.com/office/word/2010/wordprocessingGroup" xmlns:wpi="http://schemas.microsoft.com/office/word/2010/wordprocessingInk" xmlns:wne="http://schemas.microsoft.com/office/word/2006/wordml" xmlns:wps="http://schemas.microsoft.com/office/word/2010/wordprocessingShape" mc:Ignorable="w14 w15 w16se w16cid w16 w16cex w16sdtdh w16sdtfl w16du wp14">
   <w:endnote w:type="separator" w:id="-1">
     <w:p>
       <w:pPr>
@@ -31429,7 +31951,7 @@
 </file>
 
 <file path=word/footer1.xml><?xml version="1.0" encoding="utf-8"?>
-<w:ftr xmlns:wpc="http://schemas.microsoft.com/office/word/2010/wordprocessingCanvas" xmlns:cx="http://schemas.microsoft.com/office/drawing/2014/chartex" xmlns:cx1="http://schemas.microsoft.com/office/drawing/2015/9/8/chartex" xmlns:cx2="http://schemas.microsoft.com/office/drawing/2015/10/21/chartex" xmlns:cx3="http://schemas.microsoft.com/office/drawing/2016/5/9/chartex" xmlns:cx4="http://schemas.microsoft.com/office/drawing/2016/5/10/chartex" xmlns:cx5="http://schemas.microsoft.com/office/drawing/2016/5/11/chartex" xmlns:cx6="http://schemas.microsoft.com/office/drawing/2016/5/12/chartex" xmlns:cx7="http://schemas.microsoft.com/office/drawing/2016/5/13/chartex" xmlns:cx8="http://schemas.microsoft.com/office/drawing/2016/5/14/chartex" xmlns:mc="http://schemas.openxmlformats.org/markup-compatibility/2006" xmlns:aink="http://schemas.microsoft.com/office/drawing/2016/ink" xmlns:am3d="http://schemas.microsoft.com/office/drawing/2017/model3d" xmlns:o="urn:schemas-microsoft-com:office:office" xmlns:oel="http://schemas.microsoft.com/office/2019/extlst" xmlns:r="http://schemas.openxmlformats.org/officeDocument/2006/relationships" xmlns:m="http://schemas.openxmlformats.org/officeDocument/2006/math" xmlns:v="urn:schemas-microsoft-com:vml" xmlns:wp14="http://schemas.microsoft.com/office/word/2010/wordprocessingDrawing" xmlns:wp="http://schemas.openxmlformats.org/drawingml/2006/wordprocessingDrawing" xmlns:w10="urn:schemas-microsoft-com:office:word" xmlns:w="http://schemas.openxmlformats.org/wordprocessingml/2006/main" xmlns:w14="http://schemas.microsoft.com/office/word/2010/wordml" xmlns:w15="http://schemas.microsoft.com/office/word/2012/wordml" xmlns:w16cex="http://schemas.microsoft.com/office/word/2018/wordml/cex" xmlns:w16cid="http://schemas.microsoft.com/office/word/2016/wordml/cid" xmlns:w16="http://schemas.microsoft.com/office/word/2018/wordml" xmlns:w16du="http://schemas.microsoft.com/office/word/2023/wordml/word16du" xmlns:w16sdtdh="http://schemas.microsoft.com/office/word/2020/wordml/sdtdatahash" xmlns:w16sdtfl="http://schemas.microsoft.com/office/word/2024/wordml/sdtformatlock" xmlns:w16se="http://schemas.microsoft.com/office/word/2015/wordml/symex" xmlns:wpg="http://schemas.microsoft.com/office/word/2010/wordprocessingGroup" xmlns:wpi="http://schemas.microsoft.com/office/word/2010/wordprocessingInk" xmlns:wne="http://schemas.microsoft.com/office/word/2006/wordml" xmlns:wps="http://schemas.microsoft.com/office/word/2010/wordprocessingShape" mc:Ignorable="w14 w15 w16se w16cid w16 w16cex w16sdtdh w16sdtfl w16du wp14">
+<w:ftr xmlns:wpc="http://schemas.microsoft.com/office/word/2010/wordprocessingCanvas" xmlns:cx="http://schemas.microsoft.com/office/drawing/2014/chartex" xmlns:cx1="http://schemas.microsoft.com/office/drawing/2015/9/8/chartex" xmlns:cx2="http://schemas.microsoft.com/office/drawing/2015/10/21/chartex" xmlns:cx3="http://schemas.microsoft.com/office/drawing/2016/5/9/chartex" xmlns:cx4="http://schemas.microsoft.com/office/drawing/2016/5/10/chartex" xmlns:cx5="http://schemas.microsoft.com/office/drawing/2016/5/11/chartex" xmlns:cx6="http://schemas.microsoft.com/office/drawing/2016/5/12/chartex" xmlns:cx7="http://schemas.microsoft.com/office/drawing/2016/5/13/chartex" xmlns:cx8="http://schemas.microsoft.com/office/drawing/2016/5/14/chartex" xmlns:mc="http://schemas.openxmlformats.org/markup-compatibility/2006" xmlns:aink="http://schemas.microsoft.com/office/drawing/2016/ink" xmlns:am3d="http://schemas.microsoft.com/office/drawing/2017/model3d" xmlns:o="urn:schemas-microsoft-com:office:office" xmlns:oel="http://schemas.microsoft.com/office/2019/extlst" xmlns:r="http://schemas.openxmlformats.org/officeDocument/2006/relationships" xmlns:m="http://schemas.openxmlformats.org/officeDocument/2006/math" xmlns:v="urn:schemas-microsoft-com:vml" xmlns:wp14="http://schemas.microsoft.com/office/word/2010/wordprocessingDrawing" xmlns:wp="http://schemas.openxmlformats.org/drawingml/2006/wordprocessingDrawing" xmlns:w10="urn:schemas-microsoft-com:office:word" xmlns:w="http://schemas.openxmlformats.org/wordprocessingml/2006/main" xmlns:w14="http://schemas.microsoft.com/office/word/2010/wordml" xmlns:w15="http://schemas.microsoft.com/office/word/2012/wordml" xmlns:w16cei="http://schemas.microsoft.com/office/word/2026/wordml/cei" xmlns:w16cex="http://schemas.microsoft.com/office/word/2018/wordml/cex" xmlns:w16cid="http://schemas.microsoft.com/office/word/2016/wordml/cid" xmlns:w16="http://schemas.microsoft.com/office/word/2018/wordml" xmlns:w16du="http://schemas.microsoft.com/office/word/2023/wordml/word16du" xmlns:w16sdtdh="http://schemas.microsoft.com/office/word/2020/wordml/sdtdatahash" xmlns:w16sdtfl="http://schemas.microsoft.com/office/word/2024/wordml/sdtformatlock" xmlns:w16se="http://schemas.microsoft.com/office/word/2015/wordml/symex" xmlns:wpg="http://schemas.microsoft.com/office/word/2010/wordprocessingGroup" xmlns:wpi="http://schemas.microsoft.com/office/word/2010/wordprocessingInk" xmlns:wne="http://schemas.microsoft.com/office/word/2006/wordml" xmlns:wps="http://schemas.microsoft.com/office/word/2010/wordprocessingShape" mc:Ignorable="w14 w15 w16se w16cid w16 w16cex w16sdtdh w16sdtfl w16du wp14">
   <w:sdt>
     <w:sdtPr>
       <w:id w:val="-1733840782"/>
@@ -31585,7 +32107,7 @@
 </file>
 
 <file path=word/footnotes.xml><?xml version="1.0" encoding="utf-8"?>
-<w:footnotes xmlns:wpc="http://schemas.microsoft.com/office/word/2010/wordprocessingCanvas" xmlns:cx="http://schemas.microsoft.com/office/drawing/2014/chartex" xmlns:cx1="http://schemas.microsoft.com/office/drawing/2015/9/8/chartex" xmlns:cx2="http://schemas.microsoft.com/office/drawing/2015/10/21/chartex" xmlns:cx3="http://schemas.microsoft.com/office/drawing/2016/5/9/chartex" xmlns:cx4="http://schemas.microsoft.com/office/drawing/2016/5/10/chartex" xmlns:cx5="http://schemas.microsoft.com/office/drawing/2016/5/11/chartex" xmlns:cx6="http://schemas.microsoft.com/office/drawing/2016/5/12/chartex" xmlns:cx7="http://schemas.microsoft.com/office/drawing/2016/5/13/chartex" xmlns:cx8="http://schemas.microsoft.com/office/drawing/2016/5/14/chartex" xmlns:mc="http://schemas.openxmlformats.org/markup-compatibility/2006" xmlns:aink="http://schemas.microsoft.com/office/drawing/2016/ink" xmlns:am3d="http://schemas.microsoft.com/office/drawing/2017/model3d" xmlns:o="urn:schemas-microsoft-com:office:office" xmlns:oel="http://schemas.microsoft.com/office/2019/extlst" xmlns:r="http://schemas.openxmlformats.org/officeDocument/2006/relationships" xmlns:m="http://schemas.openxmlformats.org/officeDocument/2006/math" xmlns:v="urn:schemas-microsoft-com:vml" xmlns:wp14="http://schemas.microsoft.com/office/word/2010/wordprocessingDrawing" xmlns:wp="http://schemas.openxmlformats.org/drawingml/2006/wordprocessingDrawing" xmlns:w10="urn:schemas-microsoft-com:office:word" xmlns:w="http://schemas.openxmlformats.org/wordprocessingml/2006/main" xmlns:w14="http://schemas.microsoft.com/office/word/2010/wordml" xmlns:w15="http://schemas.microsoft.com/office/word/2012/wordml" xmlns:w16cex="http://schemas.microsoft.com/office/word/2018/wordml/cex" xmlns:w16cid="http://schemas.microsoft.com/office/word/2016/wordml/cid" xmlns:w16="http://schemas.microsoft.com/office/word/2018/wordml" xmlns:w16du="http://schemas.microsoft.com/office/word/2023/wordml/word16du" xmlns:w16sdtdh="http://schemas.microsoft.com/office/word/2020/wordml/sdtdatahash" xmlns:w16sdtfl="http://schemas.microsoft.com/office/word/2024/wordml/sdtformatlock" xmlns:w16se="http://schemas.microsoft.com/office/word/2015/wordml/symex" xmlns:wpg="http://schemas.microsoft.com/office/word/2010/wordprocessingGroup" xmlns:wpi="http://schemas.microsoft.com/office/word/2010/wordprocessingInk" xmlns:wne="http://schemas.microsoft.com/office/word/2006/wordml" xmlns:wps="http://schemas.microsoft.com/office/word/2010/wordprocessingShape" mc:Ignorable="w14 w15 w16se w16cid w16 w16cex w16sdtdh w16sdtfl w16du wp14">
+<w:footnotes xmlns:wpc="http://schemas.microsoft.com/office/word/2010/wordprocessingCanvas" xmlns:cx="http://schemas.microsoft.com/office/drawing/2014/chartex" xmlns:cx1="http://schemas.microsoft.com/office/drawing/2015/9/8/chartex" xmlns:cx2="http://schemas.microsoft.com/office/drawing/2015/10/21/chartex" xmlns:cx3="http://schemas.microsoft.com/office/drawing/2016/5/9/chartex" xmlns:cx4="http://schemas.microsoft.com/office/drawing/2016/5/10/chartex" xmlns:cx5="http://schemas.microsoft.com/office/drawing/2016/5/11/chartex" xmlns:cx6="http://schemas.microsoft.com/office/drawing/2016/5/12/chartex" xmlns:cx7="http://schemas.microsoft.com/office/drawing/2016/5/13/chartex" xmlns:cx8="http://schemas.microsoft.com/office/drawing/2016/5/14/chartex" xmlns:mc="http://schemas.openxmlformats.org/markup-compatibility/2006" xmlns:aink="http://schemas.microsoft.com/office/drawing/2016/ink" xmlns:am3d="http://schemas.microsoft.com/office/drawing/2017/model3d" xmlns:o="urn:schemas-microsoft-com:office:office" xmlns:oel="http://schemas.microsoft.com/office/2019/extlst" xmlns:r="http://schemas.openxmlformats.org/officeDocument/2006/relationships" xmlns:m="http://schemas.openxmlformats.org/officeDocument/2006/math" xmlns:v="urn:schemas-microsoft-com:vml" xmlns:wp14="http://schemas.microsoft.com/office/word/2010/wordprocessingDrawing" xmlns:wp="http://schemas.openxmlformats.org/drawingml/2006/wordprocessingDrawing" xmlns:w10="urn:schemas-microsoft-com:office:word" xmlns:w="http://schemas.openxmlformats.org/wordprocessingml/2006/main" xmlns:w14="http://schemas.microsoft.com/office/word/2010/wordml" xmlns:w15="http://schemas.microsoft.com/office/word/2012/wordml" xmlns:w16cei="http://schemas.microsoft.com/office/word/2026/wordml/cei" xmlns:w16cex="http://schemas.microsoft.com/office/word/2018/wordml/cex" xmlns:w16cid="http://schemas.microsoft.com/office/word/2016/wordml/cid" xmlns:w16="http://schemas.microsoft.com/office/word/2018/wordml" xmlns:w16du="http://schemas.microsoft.com/office/word/2023/wordml/word16du" xmlns:w16sdtdh="http://schemas.microsoft.com/office/word/2020/wordml/sdtdatahash" xmlns:w16sdtfl="http://schemas.microsoft.com/office/word/2024/wordml/sdtformatlock" xmlns:w16se="http://schemas.microsoft.com/office/word/2015/wordml/symex" xmlns:wpg="http://schemas.microsoft.com/office/word/2010/wordprocessingGroup" xmlns:wpi="http://schemas.microsoft.com/office/word/2010/wordprocessingInk" xmlns:wne="http://schemas.microsoft.com/office/word/2006/wordml" xmlns:wps="http://schemas.microsoft.com/office/word/2010/wordprocessingShape" mc:Ignorable="w14 w15 w16se w16cid w16 w16cex w16sdtdh w16sdtfl w16du wp14">
   <w:footnote w:type="separator" w:id="-1">
     <w:p>
       <w:pPr>
@@ -31610,7 +32132,7 @@
 </file>
 
 <file path=word/header1.xml><?xml version="1.0" encoding="utf-8"?>
-<w:hdr xmlns:wpc="http://schemas.microsoft.com/office/word/2010/wordprocessingCanvas" xmlns:cx="http://schemas.microsoft.com/office/drawing/2014/chartex" xmlns:cx1="http://schemas.microsoft.com/office/drawing/2015/9/8/chartex" xmlns:cx2="http://schemas.microsoft.com/office/drawing/2015/10/21/chartex" xmlns:cx3="http://schemas.microsoft.com/office/drawing/2016/5/9/chartex" xmlns:cx4="http://schemas.microsoft.com/office/drawing/2016/5/10/chartex" xmlns:cx5="http://schemas.microsoft.com/office/drawing/2016/5/11/chartex" xmlns:cx6="http://schemas.microsoft.com/office/drawing/2016/5/12/chartex" xmlns:cx7="http://schemas.microsoft.com/office/drawing/2016/5/13/chartex" xmlns:cx8="http://schemas.microsoft.com/office/drawing/2016/5/14/chartex" xmlns:mc="http://schemas.openxmlformats.org/markup-compatibility/2006" xmlns:aink="http://schemas.microsoft.com/office/drawing/2016/ink" xmlns:am3d="http://schemas.microsoft.com/office/drawing/2017/model3d" xmlns:o="urn:schemas-microsoft-com:office:office" xmlns:oel="http://schemas.microsoft.com/office/2019/extlst" xmlns:r="http://schemas.openxmlformats.org/officeDocument/2006/relationships" xmlns:m="http://schemas.openxmlformats.org/officeDocument/2006/math" xmlns:v="urn:schemas-microsoft-com:vml" xmlns:wp14="http://schemas.microsoft.com/office/word/2010/wordprocessingDrawing" xmlns:wp="http://schemas.openxmlformats.org/drawingml/2006/wordprocessingDrawing" xmlns:w10="urn:schemas-microsoft-com:office:word" xmlns:w="http://schemas.openxmlformats.org/wordprocessingml/2006/main" xmlns:w14="http://schemas.microsoft.com/office/word/2010/wordml" xmlns:w15="http://schemas.microsoft.com/office/word/2012/wordml" xmlns:w16cex="http://schemas.microsoft.com/office/word/2018/wordml/cex" xmlns:w16cid="http://schemas.microsoft.com/office/word/2016/wordml/cid" xmlns:w16="http://schemas.microsoft.com/office/word/2018/wordml" xmlns:w16du="http://schemas.microsoft.com/office/word/2023/wordml/word16du" xmlns:w16sdtdh="http://schemas.microsoft.com/office/word/2020/wordml/sdtdatahash" xmlns:w16sdtfl="http://schemas.microsoft.com/office/word/2024/wordml/sdtformatlock" xmlns:w16se="http://schemas.microsoft.com/office/word/2015/wordml/symex" xmlns:wpg="http://schemas.microsoft.com/office/word/2010/wordprocessingGroup" xmlns:wpi="http://schemas.microsoft.com/office/word/2010/wordprocessingInk" xmlns:wne="http://schemas.microsoft.com/office/word/2006/wordml" xmlns:wps="http://schemas.microsoft.com/office/word/2010/wordprocessingShape" mc:Ignorable="w14 w15 w16se w16cid w16 w16cex w16sdtdh w16sdtfl w16du wp14">
+<w:hdr xmlns:wpc="http://schemas.microsoft.com/office/word/2010/wordprocessingCanvas" xmlns:cx="http://schemas.microsoft.com/office/drawing/2014/chartex" xmlns:cx1="http://schemas.microsoft.com/office/drawing/2015/9/8/chartex" xmlns:cx2="http://schemas.microsoft.com/office/drawing/2015/10/21/chartex" xmlns:cx3="http://schemas.microsoft.com/office/drawing/2016/5/9/chartex" xmlns:cx4="http://schemas.microsoft.com/office/drawing/2016/5/10/chartex" xmlns:cx5="http://schemas.microsoft.com/office/drawing/2016/5/11/chartex" xmlns:cx6="http://schemas.microsoft.com/office/drawing/2016/5/12/chartex" xmlns:cx7="http://schemas.microsoft.com/office/drawing/2016/5/13/chartex" xmlns:cx8="http://schemas.microsoft.com/office/drawing/2016/5/14/chartex" xmlns:mc="http://schemas.openxmlformats.org/markup-compatibility/2006" xmlns:aink="http://schemas.microsoft.com/office/drawing/2016/ink" xmlns:am3d="http://schemas.microsoft.com/office/drawing/2017/model3d" xmlns:o="urn:schemas-microsoft-com:office:office" xmlns:oel="http://schemas.microsoft.com/office/2019/extlst" xmlns:r="http://schemas.openxmlformats.org/officeDocument/2006/relationships" xmlns:m="http://schemas.openxmlformats.org/officeDocument/2006/math" xmlns:v="urn:schemas-microsoft-com:vml" xmlns:wp14="http://schemas.microsoft.com/office/word/2010/wordprocessingDrawing" xmlns:wp="http://schemas.openxmlformats.org/drawingml/2006/wordprocessingDrawing" xmlns:w10="urn:schemas-microsoft-com:office:word" xmlns:w="http://schemas.openxmlformats.org/wordprocessingml/2006/main" xmlns:w14="http://schemas.microsoft.com/office/word/2010/wordml" xmlns:w15="http://schemas.microsoft.com/office/word/2012/wordml" xmlns:w16cei="http://schemas.microsoft.com/office/word/2026/wordml/cei" xmlns:w16cex="http://schemas.microsoft.com/office/word/2018/wordml/cex" xmlns:w16cid="http://schemas.microsoft.com/office/word/2016/wordml/cid" xmlns:w16="http://schemas.microsoft.com/office/word/2018/wordml" xmlns:w16du="http://schemas.microsoft.com/office/word/2023/wordml/word16du" xmlns:w16sdtdh="http://schemas.microsoft.com/office/word/2020/wordml/sdtdatahash" xmlns:w16sdtfl="http://schemas.microsoft.com/office/word/2024/wordml/sdtformatlock" xmlns:w16se="http://schemas.microsoft.com/office/word/2015/wordml/symex" xmlns:wpg="http://schemas.microsoft.com/office/word/2010/wordprocessingGroup" xmlns:wpi="http://schemas.microsoft.com/office/word/2010/wordprocessingInk" xmlns:wne="http://schemas.microsoft.com/office/word/2006/wordml" xmlns:wps="http://schemas.microsoft.com/office/word/2010/wordprocessingShape" mc:Ignorable="w14 w15 w16se w16cid w16 w16cex w16sdtdh w16sdtfl w16du wp14">
   <w:p>
     <w:pPr>
       <w:pStyle w:val="Header"/>
@@ -31790,14 +32312,14 @@
 </file>
 
 <file path=word/header2.xml><?xml version="1.0" encoding="utf-8"?>
-<w:hdr xmlns:wpc="http://schemas.microsoft.com/office/word/2010/wordprocessingCanvas" xmlns:cx="http://schemas.microsoft.com/office/drawing/2014/chartex" xmlns:cx1="http://schemas.microsoft.com/office/drawing/2015/9/8/chartex" xmlns:cx2="http://schemas.microsoft.com/office/drawing/2015/10/21/chartex" xmlns:cx3="http://schemas.microsoft.com/office/drawing/2016/5/9/chartex" xmlns:cx4="http://schemas.microsoft.com/office/drawing/2016/5/10/chartex" xmlns:cx5="http://schemas.microsoft.com/office/drawing/2016/5/11/chartex" xmlns:cx6="http://schemas.microsoft.com/office/drawing/2016/5/12/chartex" xmlns:cx7="http://schemas.microsoft.com/office/drawing/2016/5/13/chartex" xmlns:cx8="http://schemas.microsoft.com/office/drawing/2016/5/14/chartex" xmlns:mc="http://schemas.openxmlformats.org/markup-compatibility/2006" xmlns:aink="http://schemas.microsoft.com/office/drawing/2016/ink" xmlns:am3d="http://schemas.microsoft.com/office/drawing/2017/model3d" xmlns:o="urn:schemas-microsoft-com:office:office" xmlns:oel="http://schemas.microsoft.com/office/2019/extlst" xmlns:r="http://schemas.openxmlformats.org/officeDocument/2006/relationships" xmlns:m="http://schemas.openxmlformats.org/officeDocument/2006/math" xmlns:v="urn:schemas-microsoft-com:vml" xmlns:wp14="http://schemas.microsoft.com/office/word/2010/wordprocessingDrawing" xmlns:wp="http://schemas.openxmlformats.org/drawingml/2006/wordprocessingDrawing" xmlns:w10="urn:schemas-microsoft-com:office:word" xmlns:w="http://schemas.openxmlformats.org/wordprocessingml/2006/main" xmlns:w14="http://schemas.microsoft.com/office/word/2010/wordml" xmlns:w15="http://schemas.microsoft.com/office/word/2012/wordml" xmlns:w16cex="http://schemas.microsoft.com/office/word/2018/wordml/cex" xmlns:w16cid="http://schemas.microsoft.com/office/word/2016/wordml/cid" xmlns:w16="http://schemas.microsoft.com/office/word/2018/wordml" xmlns:w16du="http://schemas.microsoft.com/office/word/2023/wordml/word16du" xmlns:w16sdtdh="http://schemas.microsoft.com/office/word/2020/wordml/sdtdatahash" xmlns:w16sdtfl="http://schemas.microsoft.com/office/word/2024/wordml/sdtformatlock" xmlns:w16se="http://schemas.microsoft.com/office/word/2015/wordml/symex" xmlns:wpg="http://schemas.microsoft.com/office/word/2010/wordprocessingGroup" xmlns:wpi="http://schemas.microsoft.com/office/word/2010/wordprocessingInk" xmlns:wne="http://schemas.microsoft.com/office/word/2006/wordml" xmlns:wps="http://schemas.microsoft.com/office/word/2010/wordprocessingShape" mc:Ignorable="w14 w15 w16se w16cid w16 w16cex w16sdtdh w16sdtfl w16du wp14">
+<w:hdr xmlns:wpc="http://schemas.microsoft.com/office/word/2010/wordprocessingCanvas" xmlns:cx="http://schemas.microsoft.com/office/drawing/2014/chartex" xmlns:cx1="http://schemas.microsoft.com/office/drawing/2015/9/8/chartex" xmlns:cx2="http://schemas.microsoft.com/office/drawing/2015/10/21/chartex" xmlns:cx3="http://schemas.microsoft.com/office/drawing/2016/5/9/chartex" xmlns:cx4="http://schemas.microsoft.com/office/drawing/2016/5/10/chartex" xmlns:cx5="http://schemas.microsoft.com/office/drawing/2016/5/11/chartex" xmlns:cx6="http://schemas.microsoft.com/office/drawing/2016/5/12/chartex" xmlns:cx7="http://schemas.microsoft.com/office/drawing/2016/5/13/chartex" xmlns:cx8="http://schemas.microsoft.com/office/drawing/2016/5/14/chartex" xmlns:mc="http://schemas.openxmlformats.org/markup-compatibility/2006" xmlns:aink="http://schemas.microsoft.com/office/drawing/2016/ink" xmlns:am3d="http://schemas.microsoft.com/office/drawing/2017/model3d" xmlns:o="urn:schemas-microsoft-com:office:office" xmlns:oel="http://schemas.microsoft.com/office/2019/extlst" xmlns:r="http://schemas.openxmlformats.org/officeDocument/2006/relationships" xmlns:m="http://schemas.openxmlformats.org/officeDocument/2006/math" xmlns:v="urn:schemas-microsoft-com:vml" xmlns:wp14="http://schemas.microsoft.com/office/word/2010/wordprocessingDrawing" xmlns:wp="http://schemas.openxmlformats.org/drawingml/2006/wordprocessingDrawing" xmlns:w10="urn:schemas-microsoft-com:office:word" xmlns:w="http://schemas.openxmlformats.org/wordprocessingml/2006/main" xmlns:w14="http://schemas.microsoft.com/office/word/2010/wordml" xmlns:w15="http://schemas.microsoft.com/office/word/2012/wordml" xmlns:w16cei="http://schemas.microsoft.com/office/word/2026/wordml/cei" xmlns:w16cex="http://schemas.microsoft.com/office/word/2018/wordml/cex" xmlns:w16cid="http://schemas.microsoft.com/office/word/2016/wordml/cid" xmlns:w16="http://schemas.microsoft.com/office/word/2018/wordml" xmlns:w16du="http://schemas.microsoft.com/office/word/2023/wordml/word16du" xmlns:w16sdtdh="http://schemas.microsoft.com/office/word/2020/wordml/sdtdatahash" xmlns:w16sdtfl="http://schemas.microsoft.com/office/word/2024/wordml/sdtformatlock" xmlns:w16se="http://schemas.microsoft.com/office/word/2015/wordml/symex" xmlns:wpg="http://schemas.microsoft.com/office/word/2010/wordprocessingGroup" xmlns:wpi="http://schemas.microsoft.com/office/word/2010/wordprocessingInk" xmlns:wne="http://schemas.microsoft.com/office/word/2006/wordml" xmlns:wps="http://schemas.microsoft.com/office/word/2010/wordprocessingShape" mc:Ignorable="w14 w15 w16se w16cid w16 w16cex w16sdtdh w16sdtfl w16du wp14">
   <w:p>
     <w:pPr>
       <w:pStyle w:val="Header"/>
       <w:jc w:val="center"/>
     </w:pPr>
-    <w:bookmarkStart w:id="4" w:name="_Hlk65602024"/>
-    <w:bookmarkStart w:id="5" w:name="_Hlk65602025"/>
+    <w:bookmarkStart w:id="5" w:name="_Hlk65602024"/>
+    <w:bookmarkStart w:id="6" w:name="_Hlk65602025"/>
     <w:r>
       <w:rPr>
         <w:noProof/>
@@ -31915,14 +32437,14 @@
       </w:rPr>
       <w:t>4685</w:t>
     </w:r>
-    <w:bookmarkEnd w:id="4"/>
     <w:bookmarkEnd w:id="5"/>
+    <w:bookmarkEnd w:id="6"/>
   </w:p>
 </w:hdr>
 </file>
 
 <file path=word/numbering.xml><?xml version="1.0" encoding="utf-8"?>
-<w:numbering xmlns:wpc="http://schemas.microsoft.com/office/word/2010/wordprocessingCanvas" xmlns:cx="http://schemas.microsoft.com/office/drawing/2014/chartex" xmlns:cx1="http://schemas.microsoft.com/office/drawing/2015/9/8/chartex" xmlns:cx2="http://schemas.microsoft.com/office/drawing/2015/10/21/chartex" xmlns:cx3="http://schemas.microsoft.com/office/drawing/2016/5/9/chartex" xmlns:cx4="http://schemas.microsoft.com/office/drawing/2016/5/10/chartex" xmlns:cx5="http://schemas.microsoft.com/office/drawing/2016/5/11/chartex" xmlns:cx6="http://schemas.microsoft.com/office/drawing/2016/5/12/chartex" xmlns:cx7="http://schemas.microsoft.com/office/drawing/2016/5/13/chartex" xmlns:cx8="http://schemas.microsoft.com/office/drawing/2016/5/14/chartex" xmlns:mc="http://schemas.openxmlformats.org/markup-compatibility/2006" xmlns:aink="http://schemas.microsoft.com/office/drawing/2016/ink" xmlns:am3d="http://schemas.microsoft.com/office/drawing/2017/model3d" xmlns:o="urn:schemas-microsoft-com:office:office" xmlns:oel="http://schemas.microsoft.com/office/2019/extlst" xmlns:r="http://schemas.openxmlformats.org/officeDocument/2006/relationships" xmlns:m="http://schemas.openxmlformats.org/officeDocument/2006/math" xmlns:v="urn:schemas-microsoft-com:vml" xmlns:wp14="http://schemas.microsoft.com/office/word/2010/wordprocessingDrawing" xmlns:wp="http://schemas.openxmlformats.org/drawingml/2006/wordprocessingDrawing" xmlns:w10="urn:schemas-microsoft-com:office:word" xmlns:w="http://schemas.openxmlformats.org/wordprocessingml/2006/main" xmlns:w14="http://schemas.microsoft.com/office/word/2010/wordml" xmlns:w15="http://schemas.microsoft.com/office/word/2012/wordml" xmlns:w16cex="http://schemas.microsoft.com/office/word/2018/wordml/cex" xmlns:w16cid="http://schemas.microsoft.com/office/word/2016/wordml/cid" xmlns:w16="http://schemas.microsoft.com/office/word/2018/wordml" xmlns:w16du="http://schemas.microsoft.com/office/word/2023/wordml/word16du" xmlns:w16sdtdh="http://schemas.microsoft.com/office/word/2020/wordml/sdtdatahash" xmlns:w16sdtfl="http://schemas.microsoft.com/office/word/2024/wordml/sdtformatlock" xmlns:w16se="http://schemas.microsoft.com/office/word/2015/wordml/symex" xmlns:wpg="http://schemas.microsoft.com/office/word/2010/wordprocessingGroup" xmlns:wpi="http://schemas.microsoft.com/office/word/2010/wordprocessingInk" xmlns:wne="http://schemas.microsoft.com/office/word/2006/wordml" xmlns:wps="http://schemas.microsoft.com/office/word/2010/wordprocessingShape" mc:Ignorable="w14 w15 w16se w16cid w16 w16cex w16sdtdh w16sdtfl w16du wp14">
+<w:numbering xmlns:wpc="http://schemas.microsoft.com/office/word/2010/wordprocessingCanvas" xmlns:cx="http://schemas.microsoft.com/office/drawing/2014/chartex" xmlns:cx1="http://schemas.microsoft.com/office/drawing/2015/9/8/chartex" xmlns:cx2="http://schemas.microsoft.com/office/drawing/2015/10/21/chartex" xmlns:cx3="http://schemas.microsoft.com/office/drawing/2016/5/9/chartex" xmlns:cx4="http://schemas.microsoft.com/office/drawing/2016/5/10/chartex" xmlns:cx5="http://schemas.microsoft.com/office/drawing/2016/5/11/chartex" xmlns:cx6="http://schemas.microsoft.com/office/drawing/2016/5/12/chartex" xmlns:cx7="http://schemas.microsoft.com/office/drawing/2016/5/13/chartex" xmlns:cx8="http://schemas.microsoft.com/office/drawing/2016/5/14/chartex" xmlns:mc="http://schemas.openxmlformats.org/markup-compatibility/2006" xmlns:aink="http://schemas.microsoft.com/office/drawing/2016/ink" xmlns:am3d="http://schemas.microsoft.com/office/drawing/2017/model3d" xmlns:o="urn:schemas-microsoft-com:office:office" xmlns:oel="http://schemas.microsoft.com/office/2019/extlst" xmlns:r="http://schemas.openxmlformats.org/officeDocument/2006/relationships" xmlns:m="http://schemas.openxmlformats.org/officeDocument/2006/math" xmlns:v="urn:schemas-microsoft-com:vml" xmlns:wp14="http://schemas.microsoft.com/office/word/2010/wordprocessingDrawing" xmlns:wp="http://schemas.openxmlformats.org/drawingml/2006/wordprocessingDrawing" xmlns:w10="urn:schemas-microsoft-com:office:word" xmlns:w="http://schemas.openxmlformats.org/wordprocessingml/2006/main" xmlns:w14="http://schemas.microsoft.com/office/word/2010/wordml" xmlns:w15="http://schemas.microsoft.com/office/word/2012/wordml" xmlns:w16cei="http://schemas.microsoft.com/office/word/2026/wordml/cei" xmlns:w16cex="http://schemas.microsoft.com/office/word/2018/wordml/cex" xmlns:w16cid="http://schemas.microsoft.com/office/word/2016/wordml/cid" xmlns:w16="http://schemas.microsoft.com/office/word/2018/wordml" xmlns:w16du="http://schemas.microsoft.com/office/word/2023/wordml/word16du" xmlns:w16sdtdh="http://schemas.microsoft.com/office/word/2020/wordml/sdtdatahash" xmlns:w16sdtfl="http://schemas.microsoft.com/office/word/2024/wordml/sdtformatlock" xmlns:w16se="http://schemas.microsoft.com/office/word/2015/wordml/symex" xmlns:wpg="http://schemas.microsoft.com/office/word/2010/wordprocessingGroup" xmlns:wpi="http://schemas.microsoft.com/office/word/2010/wordprocessingInk" xmlns:wne="http://schemas.microsoft.com/office/word/2006/wordml" xmlns:wps="http://schemas.microsoft.com/office/word/2010/wordprocessingShape" mc:Ignorable="w14 w15 w16se w16cid w16 w16cex w16sdtdh w16sdtfl w16du wp14">
   <w:abstractNum w:abstractNumId="0" w15:restartNumberingAfterBreak="0">
     <w:nsid w:val="006F41FB"/>
     <w:multiLevelType w:val="multilevel"/>
@@ -34321,27 +34843,9 @@
   </w:num>
   <w:num w:numId="22" w16cid:durableId="1956404471">
     <w:abstractNumId w:val="19"/>
-    <w:lvlOverride w:ilvl="0"/>
-    <w:lvlOverride w:ilvl="1"/>
-    <w:lvlOverride w:ilvl="2"/>
-    <w:lvlOverride w:ilvl="3"/>
-    <w:lvlOverride w:ilvl="4"/>
-    <w:lvlOverride w:ilvl="5"/>
-    <w:lvlOverride w:ilvl="6"/>
-    <w:lvlOverride w:ilvl="7"/>
-    <w:lvlOverride w:ilvl="8"/>
   </w:num>
   <w:num w:numId="23" w16cid:durableId="1207370629">
     <w:abstractNumId w:val="3"/>
-    <w:lvlOverride w:ilvl="0"/>
-    <w:lvlOverride w:ilvl="1"/>
-    <w:lvlOverride w:ilvl="2"/>
-    <w:lvlOverride w:ilvl="3"/>
-    <w:lvlOverride w:ilvl="4"/>
-    <w:lvlOverride w:ilvl="5"/>
-    <w:lvlOverride w:ilvl="6"/>
-    <w:lvlOverride w:ilvl="7"/>
-    <w:lvlOverride w:ilvl="8"/>
   </w:num>
 </w:numbering>
 </file>
